--- a/swh/docx/001.content.docx
+++ b/swh/docx/001.content.docx
@@ -3748,7 +3748,7 @@
         <w:rPr>
           <w:lang w:val="sw_KE" w:bidi="sw_KE"/>
         </w:rPr>
-        <w:t>) kwa sababu ni kali sana. Ya kwanza kati ya hizi inahusisha mapigo isiyo ya kawaida ya nzige (</w:t>
+        <w:t>) kwa sababu ni kali sana. Tarumbeta ya kwanza inaleta pigo la nzige wanaouma kama nge (9:1–11). Tarumbeta ya pili inaleta jeshi kubwa linalopanda farasi wenye vichwa kama vya simba na mikia kama ya nyoka (mistari 13–19). Mapigo hizi mbili zinaweza kuonekana vyema kama makundi ya kishetani (rej. mistari</w:t>
       </w:r>
       <w:hyperlink r:id="rId92">
         <w:r>
@@ -3759,14 +3759,60 @@
             <w:color w:val="0000EE"/>
             <w:u w:val="single"/>
           </w:rPr>
-          <w:t>9:1–11</w:t>
-        </w:r>
-      </w:hyperlink>
-      <w:r>
-        <w:rPr>
-          <w:lang w:val="sw_KE" w:bidi="sw_KE"/>
-        </w:rPr>
-        <w:t xml:space="preserve">) na ya pili ni mapigo ya viumbe kama nge (mistari </w:t>
+          <w:t>1, 11</w:t>
+        </w:r>
+      </w:hyperlink>
+      <w:r>
+        <w:rPr>
+          <w:lang w:val="sw_KE" w:bidi="sw_KE"/>
+        </w:rPr>
+        <w:t>).</w:t>
+      </w:r>
+    </w:p>
+    <w:p>
+      <w:pPr/>
+      <w:r>
+        <w:rPr>
+          <w:lang w:val="sw_KE" w:bidi="sw_KE"/>
+        </w:rPr>
+      </w:r>
+      <w:r>
+        <w:rPr>
+          <w:lang w:val="sw_KE" w:bidi="sw_KE"/>
+        </w:rPr>
+        <w:t>Sehemu ya Pili: Kitabu Kidogo na Mashahidi Wawili (</w:t>
+      </w:r>
+      <w:hyperlink r:id="rId85">
+        <w:r>
+          <w:rPr>
+            <w:lang w:val="sw_KE" w:bidi="sw_KE"/>
+          </w:rPr>
+          <w:rPr>
+            <w:color w:val="0000EE"/>
+            <w:u w:val="single"/>
+          </w:rPr>
+          <w:t>10:1–11:14</w:t>
+        </w:r>
+      </w:hyperlink>
+      <w:r>
+        <w:rPr>
+          <w:lang w:val="sw_KE" w:bidi="sw_KE"/>
+        </w:rPr>
+        <w:t>)</w:t>
+      </w:r>
+    </w:p>
+    <w:p>
+      <w:pPr/>
+      <w:r>
+        <w:rPr>
+          <w:lang w:val="sw_KE" w:bidi="sw_KE"/>
+        </w:rPr>
+      </w:r>
+      <w:r>
+        <w:rPr>
+          <w:lang w:val="sw_KE" w:bidi="sw_KE"/>
+        </w:rPr>
+        <w:t xml:space="preserve">Hoja kuu ya sura ya </w:t>
       </w:r>
       <w:hyperlink r:id="rId93">
         <w:r>
@@ -3777,14 +3823,14 @@
             <w:color w:val="0000EE"/>
             <w:u w:val="single"/>
           </w:rPr>
-          <w:t>13–19</w:t>
-        </w:r>
-      </w:hyperlink>
-      <w:r>
-        <w:rPr>
-          <w:lang w:val="sw_KE" w:bidi="sw_KE"/>
-        </w:rPr>
-        <w:t>). Mapigo hizi mbili zinaweza kuonekana vyema kama makundi ya kishetani (rej. mistari</w:t>
+          <w:t>10</w:t>
+        </w:r>
+      </w:hyperlink>
+      <w:r>
+        <w:rPr>
+          <w:lang w:val="sw_KE" w:bidi="sw_KE"/>
+        </w:rPr>
+        <w:t xml:space="preserve"> inaonekana kuwa ni uthibitisho wa wito wa kinabii wa Yohane, kama aya ya </w:t>
       </w:r>
       <w:hyperlink r:id="rId94">
         <w:r>
@@ -3795,7 +3841,190 @@
             <w:color w:val="0000EE"/>
             <w:u w:val="single"/>
           </w:rPr>
-          <w:t>1, 11</w:t>
+          <w:t>11</w:t>
+        </w:r>
+      </w:hyperlink>
+      <w:r>
+        <w:rPr>
+          <w:lang w:val="sw_KE" w:bidi="sw_KE"/>
+        </w:rPr>
+        <w:t xml:space="preserve"> inavyoonyesha: “Lazima utoe unabii tena kuhusu watu wengi, mataifa, lugha na wafalme” (Toleo Jipya la Kimataifa ). Hasa zaidi, yaliyomo kwenye kitabu kidogo yanaweza kujumuisha sura za </w:t>
+      </w:r>
+      <w:hyperlink r:id="rId19">
+        <w:r>
+          <w:rPr>
+            <w:lang w:val="sw_KE" w:bidi="sw_KE"/>
+          </w:rPr>
+          <w:rPr>
+            <w:color w:val="0000EE"/>
+            <w:u w:val="single"/>
+          </w:rPr>
+          <w:t>11</w:t>
+        </w:r>
+      </w:hyperlink>
+      <w:r>
+        <w:rPr>
+          <w:lang w:val="sw_KE" w:bidi="sw_KE"/>
+        </w:rPr>
+        <w:t xml:space="preserve">, </w:t>
+      </w:r>
+      <w:hyperlink r:id="rId95">
+        <w:r>
+          <w:rPr>
+            <w:lang w:val="sw_KE" w:bidi="sw_KE"/>
+          </w:rPr>
+          <w:rPr>
+            <w:color w:val="0000EE"/>
+            <w:u w:val="single"/>
+          </w:rPr>
+          <w:t>12</w:t>
+        </w:r>
+      </w:hyperlink>
+      <w:r>
+        <w:rPr>
+          <w:lang w:val="sw_KE" w:bidi="sw_KE"/>
+        </w:rPr>
+        <w:t xml:space="preserve">, na </w:t>
+      </w:r>
+      <w:hyperlink r:id="rId18">
+        <w:r>
+          <w:rPr>
+            <w:lang w:val="sw_KE" w:bidi="sw_KE"/>
+          </w:rPr>
+          <w:rPr>
+            <w:color w:val="0000EE"/>
+            <w:u w:val="single"/>
+          </w:rPr>
+          <w:t>13</w:t>
+        </w:r>
+      </w:hyperlink>
+      <w:r>
+        <w:rPr>
+          <w:lang w:val="sw_KE" w:bidi="sw_KE"/>
+        </w:rPr>
+        <w:t>.</w:t>
+      </w:r>
+    </w:p>
+    <w:p>
+      <w:pPr/>
+      <w:r>
+        <w:rPr>
+          <w:lang w:val="sw_KE" w:bidi="sw_KE"/>
+        </w:rPr>
+      </w:r>
+      <w:r>
+        <w:rPr>
+          <w:lang w:val="sw_KE" w:bidi="sw_KE"/>
+        </w:rPr>
+        <w:t>Sura ya</w:t>
+      </w:r>
+      <w:hyperlink r:id="rId19">
+        <w:r>
+          <w:rPr>
+            <w:lang w:val="sw_KE" w:bidi="sw_KE"/>
+          </w:rPr>
+          <w:rPr>
+            <w:color w:val="0000EE"/>
+            <w:u w:val="single"/>
+          </w:rPr>
+          <w:t>11</w:t>
+        </w:r>
+      </w:hyperlink>
+      <w:r>
+        <w:rPr>
+          <w:lang w:val="sw_KE" w:bidi="sw_KE"/>
+        </w:rPr>
+        <w:t xml:space="preserve"> ni ngumu sana. Inajumuisha rejeleo la kupima hekalu, madhabahu, na wanaoabudu, pamoja na kukanyagwa kwa Mji Mtakatifu kwa miezi 42 (</w:t>
+      </w:r>
+      <w:hyperlink r:id="rId96">
+        <w:r>
+          <w:rPr>
+            <w:lang w:val="sw_KE" w:bidi="sw_KE"/>
+          </w:rPr>
+          <w:rPr>
+            <w:color w:val="0000EE"/>
+            <w:u w:val="single"/>
+          </w:rPr>
+          <w:t>11:1–2</w:t>
+        </w:r>
+      </w:hyperlink>
+      <w:r>
+        <w:rPr>
+          <w:lang w:val="sw_KE" w:bidi="sw_KE"/>
+        </w:rPr>
+        <w:t xml:space="preserve">), pamoja na maelezo ya mashahidi-nabii wawili ambao wanauawa na kufufuliwa (mistari ya </w:t>
+      </w:r>
+      <w:hyperlink r:id="rId97">
+        <w:r>
+          <w:rPr>
+            <w:lang w:val="sw_KE" w:bidi="sw_KE"/>
+          </w:rPr>
+          <w:rPr>
+            <w:color w:val="0000EE"/>
+            <w:u w:val="single"/>
+          </w:rPr>
+          <w:t>3–13</w:t>
+        </w:r>
+      </w:hyperlink>
+      <w:r>
+        <w:rPr>
+          <w:lang w:val="sw_KE" w:bidi="sw_KE"/>
+        </w:rPr>
+        <w:t>). Maoni yanatofautiana sana hapa; wengine wanaona maono haya kama yanavyoonyesha taifa la Kiyahudi lililorejeshwa, na manabii halisi Mose na Eliya kufufuliwa. Wengine wanaona hekalu kama kanisa la kweli likilindwa na Mungu wakati wa dhiki na mashahidi wawili wakilisha kanisa lote la waaminifu chini ya mateso.</w:t>
+      </w:r>
+    </w:p>
+    <w:p>
+      <w:pPr>
+        <w:pStyle w:val="Heading4"/>
+      </w:pPr>
+      <w:r>
+        <w:rPr>
+          <w:lang w:val="sw_KE" w:bidi="sw_KE"/>
+        </w:rPr>
+        <w:t>Tarumbeta ya Saba (</w:t>
+      </w:r>
+      <w:hyperlink r:id="rId98">
+        <w:r>
+          <w:rPr>
+            <w:lang w:val="sw_KE" w:bidi="sw_KE"/>
+          </w:rPr>
+          <w:rPr>
+            <w:color w:val="0000EE"/>
+            <w:u w:val="single"/>
+          </w:rPr>
+          <w:t>11:15–14:20</w:t>
+        </w:r>
+      </w:hyperlink>
+      <w:r>
+        <w:rPr>
+          <w:lang w:val="sw_KE" w:bidi="sw_KE"/>
+        </w:rPr>
+        <w:t>)</w:t>
+      </w:r>
+    </w:p>
+    <w:p>
+      <w:pPr/>
+      <w:r>
+        <w:rPr>
+          <w:lang w:val="sw_KE" w:bidi="sw_KE"/>
+        </w:rPr>
+      </w:r>
+      <w:r>
+        <w:rPr>
+          <w:lang w:val="sw_KE" w:bidi="sw_KE"/>
+        </w:rPr>
+        <w:t>Tarumbeta ya saba inalia, na mbinguni sauti kubwa zinatangaza ushindi wa mwisho wa Mungu na Kristo juu ya dunia. Mada ni ufalme wa Mungu na Kristo—ufalme wa pande mbili, wa milele katika muda wake. Taswira inaonyesha uhamisho wa ufalme wa dunia ambao hapo awali ulitawaliwa na mamlaka ya unyakuzi wa madaraka, sasa umechukuliwa na mkono wa Mmiliki na Mfalme wake wa kweli. Tangazo la utawala wa Mfalme linafanywa hapa, lakini kuvunjwa kwa mwisho kwa nguvu za maadui juu ya dunia hakutokei hadi kurudi kwa Kristo (</w:t>
+      </w:r>
+      <w:hyperlink r:id="rId99">
+        <w:r>
+          <w:rPr>
+            <w:lang w:val="sw_KE" w:bidi="sw_KE"/>
+          </w:rPr>
+          <w:rPr>
+            <w:color w:val="0000EE"/>
+            <w:u w:val="single"/>
+          </w:rPr>
+          <w:t>19:11–21</w:t>
         </w:r>
       </w:hyperlink>
       <w:r>
@@ -3816,18 +4045,18 @@
         <w:rPr>
           <w:lang w:val="sw_KE" w:bidi="sw_KE"/>
         </w:rPr>
-        <w:t>Sehemu ya Pili: Kitabu Kidogo na Mashahidi Wawili (</w:t>
-      </w:r>
-      <w:hyperlink r:id="rId85">
-        <w:r>
-          <w:rPr>
-            <w:lang w:val="sw_KE" w:bidi="sw_KE"/>
-          </w:rPr>
-          <w:rPr>
-            <w:color w:val="0000EE"/>
-            <w:u w:val="single"/>
-          </w:rPr>
-          <w:t>10:1–11:14</w:t>
+        <w:t>Mwanamke na Joka (</w:t>
+      </w:r>
+      <w:hyperlink r:id="rId100">
+        <w:r>
+          <w:rPr>
+            <w:lang w:val="sw_KE" w:bidi="sw_KE"/>
+          </w:rPr>
+          <w:rPr>
+            <w:color w:val="0000EE"/>
+            <w:u w:val="single"/>
+          </w:rPr>
+          <w:t>12:1–17</w:t>
         </w:r>
       </w:hyperlink>
       <w:r>
@@ -3848,7 +4077,225 @@
         <w:rPr>
           <w:lang w:val="sw_KE" w:bidi="sw_KE"/>
         </w:rPr>
-        <w:t xml:space="preserve">Hoja kuu ya sura ya </w:t>
+        <w:t xml:space="preserve">Kwenye sura hii, kuna wahusika wakuu watatu: mwanamke, mtoto, na joka. Pia kuna matukio matatu: kuzaliwa kwa mtoto (mistari ya </w:t>
+      </w:r>
+      <w:hyperlink r:id="rId101">
+        <w:r>
+          <w:rPr>
+            <w:lang w:val="sw_KE" w:bidi="sw_KE"/>
+          </w:rPr>
+          <w:rPr>
+            <w:color w:val="0000EE"/>
+            <w:u w:val="single"/>
+          </w:rPr>
+          <w:t>1–6</w:t>
+        </w:r>
+      </w:hyperlink>
+      <w:r>
+        <w:rPr>
+          <w:lang w:val="sw_KE" w:bidi="sw_KE"/>
+        </w:rPr>
+        <w:t xml:space="preserve">), kufukuzwa kwa joka (mistari ya </w:t>
+      </w:r>
+      <w:hyperlink r:id="rId102">
+        <w:r>
+          <w:rPr>
+            <w:lang w:val="sw_KE" w:bidi="sw_KE"/>
+          </w:rPr>
+          <w:rPr>
+            <w:color w:val="0000EE"/>
+            <w:u w:val="single"/>
+          </w:rPr>
+          <w:t>7–12</w:t>
+        </w:r>
+      </w:hyperlink>
+      <w:r>
+        <w:rPr>
+          <w:lang w:val="sw_KE" w:bidi="sw_KE"/>
+        </w:rPr>
+        <w:t>), na shambulio la joka dhidi ya mwanamke na watoto wake (mistari ya</w:t>
+      </w:r>
+      <w:hyperlink r:id="rId103">
+        <w:r>
+          <w:rPr>
+            <w:lang w:val="sw_KE" w:bidi="sw_KE"/>
+          </w:rPr>
+          <w:rPr>
+            <w:color w:val="0000EE"/>
+            <w:u w:val="single"/>
+          </w:rPr>
+          <w:t>13–17</w:t>
+        </w:r>
+      </w:hyperlink>
+      <w:r>
+        <w:rPr>
+          <w:lang w:val="sw_KE" w:bidi="sw_KE"/>
+        </w:rPr>
+        <w:t>).</w:t>
+      </w:r>
+    </w:p>
+    <w:p>
+      <w:pPr/>
+      <w:r>
+        <w:rPr>
+          <w:lang w:val="sw_KE" w:bidi="sw_KE"/>
+        </w:rPr>
+      </w:r>
+      <w:r>
+        <w:rPr>
+          <w:lang w:val="sw_KE" w:bidi="sw_KE"/>
+        </w:rPr>
+        <w:t>Kwa kuwa muktadha unaoonyesha kwamba mwanamke anayeshambuliwa anawakilisha chombo endelevu kutoka kuzaliwa kwa Kristo hadi angalau siku za Yohana au baadaye, utambulisho wake katika mawazo ya mwandishi lazima uwe Jamii ya Wakristo.</w:t>
+      </w:r>
+    </w:p>
+    <w:p>
+      <w:pPr/>
+      <w:r>
+        <w:rPr>
+          <w:lang w:val="sw_KE" w:bidi="sw_KE"/>
+        </w:rPr>
+      </w:r>
+      <w:r>
+        <w:rPr>
+          <w:lang w:val="sw_KE" w:bidi="sw_KE"/>
+        </w:rPr>
+        <w:t xml:space="preserve">Mwanamke yuko katika uchungu wa kujifungua (mstari wa </w:t>
+      </w:r>
+      <w:hyperlink r:id="rId104">
+        <w:r>
+          <w:rPr>
+            <w:lang w:val="sw_KE" w:bidi="sw_KE"/>
+          </w:rPr>
+          <w:rPr>
+            <w:color w:val="0000EE"/>
+            <w:u w:val="single"/>
+          </w:rPr>
+          <w:t>2</w:t>
+        </w:r>
+      </w:hyperlink>
+      <w:r>
+        <w:rPr>
+          <w:lang w:val="sw_KE" w:bidi="sw_KE"/>
+        </w:rPr>
+        <w:t>). Mkazo ni juu ya maumivu na mateso yake, kimwili na kiroho. Maana ya mateso yake ni kwamba Jamii ya Wakristo waaminifu imekuwa ikiteseka kama utangulizi wa kuja kwa Masihi mwenyewe na ya enzi mpya (</w:t>
+      </w:r>
+      <w:hyperlink r:id="rId105">
+        <w:r>
+          <w:rPr>
+            <w:lang w:val="sw_KE" w:bidi="sw_KE"/>
+          </w:rPr>
+          <w:rPr>
+            <w:color w:val="0000EE"/>
+            <w:u w:val="single"/>
+          </w:rPr>
+          <w:t>Is 26:17</w:t>
+        </w:r>
+      </w:hyperlink>
+      <w:r>
+        <w:rPr>
+          <w:lang w:val="sw_KE" w:bidi="sw_KE"/>
+        </w:rPr>
+        <w:t xml:space="preserve">; </w:t>
+      </w:r>
+      <w:hyperlink r:id="rId106">
+        <w:r>
+          <w:rPr>
+            <w:lang w:val="sw_KE" w:bidi="sw_KE"/>
+          </w:rPr>
+          <w:rPr>
+            <w:color w:val="0000EE"/>
+            <w:u w:val="single"/>
+          </w:rPr>
+          <w:t>66:7–8</w:t>
+        </w:r>
+      </w:hyperlink>
+      <w:r>
+        <w:rPr>
+          <w:lang w:val="sw_KE" w:bidi="sw_KE"/>
+        </w:rPr>
+        <w:t xml:space="preserve">; </w:t>
+      </w:r>
+      <w:hyperlink r:id="rId107">
+        <w:r>
+          <w:rPr>
+            <w:lang w:val="sw_KE" w:bidi="sw_KE"/>
+          </w:rPr>
+          <w:rPr>
+            <w:color w:val="0000EE"/>
+            <w:u w:val="single"/>
+          </w:rPr>
+          <w:t>Mi 4:10</w:t>
+        </w:r>
+      </w:hyperlink>
+      <w:r>
+        <w:rPr>
+          <w:lang w:val="sw_KE" w:bidi="sw_KE"/>
+        </w:rPr>
+        <w:t xml:space="preserve">; </w:t>
+      </w:r>
+      <w:hyperlink r:id="rId108">
+        <w:r>
+          <w:rPr>
+            <w:lang w:val="sw_KE" w:bidi="sw_KE"/>
+          </w:rPr>
+          <w:rPr>
+            <w:color w:val="0000EE"/>
+            <w:u w:val="single"/>
+          </w:rPr>
+          <w:t>5:3</w:t>
+        </w:r>
+      </w:hyperlink>
+      <w:r>
+        <w:rPr>
+          <w:lang w:val="sw_KE" w:bidi="sw_KE"/>
+        </w:rPr>
+        <w:t>).</w:t>
+      </w:r>
+    </w:p>
+    <w:p>
+      <w:pPr/>
+      <w:r>
+        <w:rPr>
+          <w:lang w:val="sw_KE" w:bidi="sw_KE"/>
+        </w:rPr>
+      </w:r>
+      <w:r>
+        <w:rPr>
+          <w:lang w:val="sw_KE" w:bidi="sw_KE"/>
+        </w:rPr>
+        <w:t>Wanyama Wawili (</w:t>
+      </w:r>
+      <w:hyperlink r:id="rId18">
+        <w:r>
+          <w:rPr>
+            <w:lang w:val="sw_KE" w:bidi="sw_KE"/>
+          </w:rPr>
+          <w:rPr>
+            <w:color w:val="0000EE"/>
+            <w:u w:val="single"/>
+          </w:rPr>
+          <w:t>13:1–18</w:t>
+        </w:r>
+      </w:hyperlink>
+      <w:r>
+        <w:rPr>
+          <w:lang w:val="sw_KE" w:bidi="sw_KE"/>
+        </w:rPr>
+        <w:t>)</w:t>
+      </w:r>
+    </w:p>
+    <w:p>
+      <w:pPr/>
+      <w:r>
+        <w:rPr>
+          <w:lang w:val="sw_KE" w:bidi="sw_KE"/>
+        </w:rPr>
+      </w:r>
+      <w:r>
+        <w:rPr>
+          <w:lang w:val="sw_KE" w:bidi="sw_KE"/>
+        </w:rPr>
+        <w:t xml:space="preserve">Kutoka kwa mienendo ya ndani ya mapambano (sura ya </w:t>
       </w:r>
       <w:hyperlink r:id="rId95">
         <w:r>
@@ -3859,60 +4306,6 @@
             <w:color w:val="0000EE"/>
             <w:u w:val="single"/>
           </w:rPr>
-          <w:t>10</w:t>
-        </w:r>
-      </w:hyperlink>
-      <w:r>
-        <w:rPr>
-          <w:lang w:val="sw_KE" w:bidi="sw_KE"/>
-        </w:rPr>
-        <w:t xml:space="preserve"> inaonekana kuwa ni uthibitisho wa wito wa kinabii wa Yohane, kama aya ya </w:t>
-      </w:r>
-      <w:hyperlink r:id="rId96">
-        <w:r>
-          <w:rPr>
-            <w:lang w:val="sw_KE" w:bidi="sw_KE"/>
-          </w:rPr>
-          <w:rPr>
-            <w:color w:val="0000EE"/>
-            <w:u w:val="single"/>
-          </w:rPr>
-          <w:t>11</w:t>
-        </w:r>
-      </w:hyperlink>
-      <w:r>
-        <w:rPr>
-          <w:lang w:val="sw_KE" w:bidi="sw_KE"/>
-        </w:rPr>
-        <w:t xml:space="preserve"> inavyoonyesha: “Lazima utoe unabii tena kuhusu watu wengi, mataifa, lugha na wafalme” (Toleo Jipya la Kimataifa ). Hasa zaidi, yaliyomo kwenye kitabu kidogo yanaweza kujumuisha sura za </w:t>
-      </w:r>
-      <w:hyperlink r:id="rId19">
-        <w:r>
-          <w:rPr>
-            <w:lang w:val="sw_KE" w:bidi="sw_KE"/>
-          </w:rPr>
-          <w:rPr>
-            <w:color w:val="0000EE"/>
-            <w:u w:val="single"/>
-          </w:rPr>
-          <w:t>11</w:t>
-        </w:r>
-      </w:hyperlink>
-      <w:r>
-        <w:rPr>
-          <w:lang w:val="sw_KE" w:bidi="sw_KE"/>
-        </w:rPr>
-        <w:t xml:space="preserve">, </w:t>
-      </w:r>
-      <w:hyperlink r:id="rId97">
-        <w:r>
-          <w:rPr>
-            <w:lang w:val="sw_KE" w:bidi="sw_KE"/>
-          </w:rPr>
-          <w:rPr>
-            <w:color w:val="0000EE"/>
-            <w:u w:val="single"/>
-          </w:rPr>
           <w:t>12</w:t>
         </w:r>
       </w:hyperlink>
@@ -3920,7 +4313,7 @@
         <w:rPr>
           <w:lang w:val="sw_KE" w:bidi="sw_KE"/>
         </w:rPr>
-        <w:t xml:space="preserve">, na </w:t>
+        <w:t>), sura ya</w:t>
       </w:r>
       <w:hyperlink r:id="rId18">
         <w:r>
@@ -3938,78 +4331,1726 @@
         <w:rPr>
           <w:lang w:val="sw_KE" w:bidi="sw_KE"/>
         </w:rPr>
+        <w:t xml:space="preserve"> inaangazia vyombo halisi vya kidunia vya shambulio hili dhidi ya watu wa Mungu—yaani, wanyama wawili waliotiwa nguvu na joka. Shughuli za wanyama hawa wawili zinaunda njia ambayo joka hutekeleza majaribio yake ya mwisho ya kufanya vita dhidi ya uzao wa mwanamke (</w:t>
+      </w:r>
+      <w:hyperlink r:id="rId109">
+        <w:r>
+          <w:rPr>
+            <w:lang w:val="sw_KE" w:bidi="sw_KE"/>
+          </w:rPr>
+          <w:rPr>
+            <w:color w:val="0000EE"/>
+            <w:u w:val="single"/>
+          </w:rPr>
+          <w:t>12:17</w:t>
+        </w:r>
+      </w:hyperlink>
+      <w:r>
+        <w:rPr>
+          <w:lang w:val="sw_KE" w:bidi="sw_KE"/>
+        </w:rPr>
+        <w:t>).</w:t>
+      </w:r>
+    </w:p>
+    <w:p>
+      <w:pPr/>
+      <w:r>
+        <w:rPr>
+          <w:lang w:val="sw_KE" w:bidi="sw_KE"/>
+        </w:rPr>
+      </w:r>
+      <w:r>
+        <w:rPr>
+          <w:lang w:val="sw_KE" w:bidi="sw_KE"/>
+        </w:rPr>
+        <w:t xml:space="preserve">Joka na mnyama wa kwanza wanaingia katika njama ya kuushawishi ulimwengu wote kumwabudu mnyama. Wanapanga njama na kumwita kiumbe wa tatu kuwasaidia—mnyama kutoka duniani, ambaye lazima afanane vya kutosha na Mwanakondoo ili kuwavutia hata wafuasi wa Yesu. Kadiri vita vinavyoendelea, udanganyifu wa joka unazidi kuwa wa hila zaidi. Hivyo, wasomaji wanahimizwa kutambua vigezo vitakavyowawezesha kutofautisha mnyama anayefanana na mwanakondoo na Mwanakondoo mwenyewe (Linganisha. </w:t>
+      </w:r>
+      <w:hyperlink r:id="rId110">
+        <w:r>
+          <w:rPr>
+            <w:lang w:val="sw_KE" w:bidi="sw_KE"/>
+          </w:rPr>
+          <w:rPr>
+            <w:color w:val="0000EE"/>
+            <w:u w:val="single"/>
+          </w:rPr>
+          <w:t>13:11</w:t>
+        </w:r>
+      </w:hyperlink>
+      <w:r>
+        <w:rPr>
+          <w:lang w:val="sw_KE" w:bidi="sw_KE"/>
+        </w:rPr>
+        <w:t xml:space="preserve"> na </w:t>
+      </w:r>
+      <w:hyperlink r:id="rId111">
+        <w:r>
+          <w:rPr>
+            <w:lang w:val="sw_KE" w:bidi="sw_KE"/>
+          </w:rPr>
+          <w:rPr>
+            <w:color w:val="0000EE"/>
+            <w:u w:val="single"/>
+          </w:rPr>
+          <w:t>14:1</w:t>
+        </w:r>
+      </w:hyperlink>
+      <w:r>
+        <w:rPr>
+          <w:lang w:val="sw_KE" w:bidi="sw_KE"/>
+        </w:rPr>
+        <w:t>).</w:t>
+      </w:r>
+    </w:p>
+    <w:p>
+      <w:pPr/>
+      <w:r>
+        <w:rPr>
+          <w:lang w:val="sw_KE" w:bidi="sw_KE"/>
+        </w:rPr>
+      </w:r>
+      <w:r>
+        <w:rPr>
+          <w:lang w:val="sw_KE" w:bidi="sw_KE"/>
+        </w:rPr>
+        <w:t>Mavuno ya Dunia (</w:t>
+      </w:r>
+      <w:hyperlink r:id="rId112">
+        <w:r>
+          <w:rPr>
+            <w:lang w:val="sw_KE" w:bidi="sw_KE"/>
+          </w:rPr>
+          <w:rPr>
+            <w:color w:val="0000EE"/>
+            <w:u w:val="single"/>
+          </w:rPr>
+          <w:t>14:1–20</w:t>
+        </w:r>
+      </w:hyperlink>
+      <w:r>
+        <w:rPr>
+          <w:lang w:val="sw_KE" w:bidi="sw_KE"/>
+        </w:rPr>
+        <w:t>)</w:t>
+      </w:r>
+    </w:p>
+    <w:p>
+      <w:pPr/>
+      <w:r>
+        <w:rPr>
+          <w:lang w:val="sw_KE" w:bidi="sw_KE"/>
+        </w:rPr>
+      </w:r>
+      <w:r>
+        <w:rPr>
+          <w:lang w:val="sw_KE" w:bidi="sw_KE"/>
+        </w:rPr>
+        <w:t xml:space="preserve">Sura mbili zilizopita zimewaandaa Wakristo kwa ukweli kwamba, kadiri mwisho unavyokaribia, watasumbuliwa na kutolewa dhabihu kama kondoo. Sehemu hii inaonyesha kwamba dhabihu yao siyo bure. Katika sura ya </w:t>
+      </w:r>
+      <w:hyperlink r:id="rId77">
+        <w:r>
+          <w:rPr>
+            <w:lang w:val="sw_KE" w:bidi="sw_KE"/>
+          </w:rPr>
+          <w:rPr>
+            <w:color w:val="0000EE"/>
+            <w:u w:val="single"/>
+          </w:rPr>
+          <w:t>7</w:t>
+        </w:r>
+      </w:hyperlink>
+      <w:r>
+        <w:rPr>
+          <w:lang w:val="sw_KE" w:bidi="sw_KE"/>
+        </w:rPr>
+        <w:t>, wale 144,000 walitiwa muhuri tu; hapa, hata hivyo, wanaonekana kama tayari wamekombolewa. Wakati mafuriko yamepita, Mlima Sayuni unaonekana juu ya maji; Mwanakondoo yuko kwenye kiti cha enzi cha utukufu, akizungukwa na nyimbo za ushindi za watu wake; uwepo wa neema ya Mungu unajaza ulimwengu.</w:t>
+      </w:r>
+    </w:p>
+    <w:p>
+      <w:pPr/>
+      <w:r>
+        <w:rPr>
+          <w:lang w:val="sw_KE" w:bidi="sw_KE"/>
+        </w:rPr>
+      </w:r>
+      <w:r>
+        <w:rPr>
+          <w:lang w:val="sw_KE" w:bidi="sw_KE"/>
+        </w:rPr>
+        <w:t xml:space="preserve">Sura ya </w:t>
+      </w:r>
+      <w:hyperlink r:id="rId112">
+        <w:r>
+          <w:rPr>
+            <w:lang w:val="sw_KE" w:bidi="sw_KE"/>
+          </w:rPr>
+          <w:rPr>
+            <w:color w:val="0000EE"/>
+            <w:u w:val="single"/>
+          </w:rPr>
+          <w:t>14</w:t>
+        </w:r>
+      </w:hyperlink>
+      <w:r>
+        <w:rPr>
+          <w:lang w:val="sw_KE" w:bidi="sw_KE"/>
+        </w:rPr>
+        <w:t xml:space="preserve"> inatoa majibu mafupi kwa maswali mawili muhimu: Nini hutokea kwa wale wanaokataa kupokea alama ya mnyama na kuuawa (Mistari ya </w:t>
+      </w:r>
+      <w:hyperlink r:id="rId113">
+        <w:r>
+          <w:rPr>
+            <w:lang w:val="sw_KE" w:bidi="sw_KE"/>
+          </w:rPr>
+          <w:rPr>
+            <w:color w:val="0000EE"/>
+            <w:u w:val="single"/>
+          </w:rPr>
+          <w:t>1–5</w:t>
+        </w:r>
+      </w:hyperlink>
+      <w:r>
+        <w:rPr>
+          <w:lang w:val="sw_KE" w:bidi="sw_KE"/>
+        </w:rPr>
+        <w:t xml:space="preserve">)? Nini hutokea kwa mnyama na watumishi wake (mistari ya </w:t>
+      </w:r>
+      <w:hyperlink r:id="rId114">
+        <w:r>
+          <w:rPr>
+            <w:lang w:val="sw_KE" w:bidi="sw_KE"/>
+          </w:rPr>
+          <w:rPr>
+            <w:color w:val="0000EE"/>
+            <w:u w:val="single"/>
+          </w:rPr>
+          <w:t>6–20</w:t>
+        </w:r>
+      </w:hyperlink>
+      <w:r>
+        <w:rPr>
+          <w:lang w:val="sw_KE" w:bidi="sw_KE"/>
+        </w:rPr>
+        <w:t>)?</w:t>
+      </w:r>
+    </w:p>
+    <w:p>
+      <w:pPr>
+        <w:pStyle w:val="Heading4"/>
+      </w:pPr>
+      <w:r>
+        <w:rPr>
+          <w:lang w:val="sw_KE" w:bidi="sw_KE"/>
+        </w:rPr>
+        <w:t>Vitasa Saba (</w:t>
+      </w:r>
+      <w:hyperlink r:id="rId115">
+        <w:r>
+          <w:rPr>
+            <w:lang w:val="sw_KE" w:bidi="sw_KE"/>
+          </w:rPr>
+          <w:rPr>
+            <w:color w:val="0000EE"/>
+            <w:u w:val="single"/>
+          </w:rPr>
+          <w:t>15:1–19:10</w:t>
+        </w:r>
+      </w:hyperlink>
+      <w:r>
+        <w:rPr>
+          <w:lang w:val="sw_KE" w:bidi="sw_KE"/>
+        </w:rPr>
+        <w:t>)</w:t>
+      </w:r>
+    </w:p>
+    <w:p>
+      <w:pPr/>
+      <w:r>
+        <w:rPr>
+          <w:lang w:val="sw_KE" w:bidi="sw_KE"/>
+        </w:rPr>
+      </w:r>
+      <w:r>
+        <w:rPr>
+          <w:lang w:val="sw_KE" w:bidi="sw_KE"/>
+        </w:rPr>
+        <w:t xml:space="preserve">Mfululizo wa hukumu za vitasa unajumuisha "ole wa tatu," ulio tangazwa katika </w:t>
+      </w:r>
+      <w:hyperlink r:id="rId91">
+        <w:r>
+          <w:rPr>
+            <w:lang w:val="sw_KE" w:bidi="sw_KE"/>
+          </w:rPr>
+          <w:rPr>
+            <w:color w:val="0000EE"/>
+            <w:u w:val="single"/>
+          </w:rPr>
+          <w:t>11:14</w:t>
+        </w:r>
+      </w:hyperlink>
+      <w:r>
+        <w:rPr>
+          <w:lang w:val="sw_KE" w:bidi="sw_KE"/>
+        </w:rPr>
+        <w:t xml:space="preserve"> kama "unakuja hivi karibuni" (tazama maoni juu ya </w:t>
+      </w:r>
+      <w:hyperlink r:id="rId91">
+        <w:r>
+          <w:rPr>
+            <w:lang w:val="sw_KE" w:bidi="sw_KE"/>
+          </w:rPr>
+          <w:rPr>
+            <w:color w:val="0000EE"/>
+            <w:u w:val="single"/>
+          </w:rPr>
+          <w:t>11:14</w:t>
+        </w:r>
+      </w:hyperlink>
+      <w:r>
+        <w:rPr>
+          <w:lang w:val="sw_KE" w:bidi="sw_KE"/>
+        </w:rPr>
+        <w:t>). Mapigo haya ya mwisho yanatokea "mara baada ya dhiki za siku hizo" zilizotajwa na Yesu katika mahubiri ya Mlima wa Mizeituni na yanaweza kuwa utimilifu wa maneno yake ya kiapokaliptiko: "Jua litatiwa giza, na mwezi hautatoa mwanga wake; nyota zitaanguka kutoka angani, na miili ya mbinguni itatikisika" (</w:t>
+      </w:r>
+      <w:hyperlink r:id="rId116">
+        <w:r>
+          <w:rPr>
+            <w:lang w:val="sw_KE" w:bidi="sw_KE"/>
+          </w:rPr>
+          <w:rPr>
+            <w:color w:val="0000EE"/>
+            <w:u w:val="single"/>
+          </w:rPr>
+          <w:t>Mt 24:29</w:t>
+        </w:r>
+      </w:hyperlink>
+      <w:r>
+        <w:rPr>
+          <w:lang w:val="sw_KE" w:bidi="sw_KE"/>
+        </w:rPr>
+        <w:t>, Toleo Jipya La Kimataifa).</w:t>
+      </w:r>
+    </w:p>
+    <w:p>
+      <w:pPr/>
+      <w:r>
+        <w:rPr>
+          <w:lang w:val="sw_KE" w:bidi="sw_KE"/>
+        </w:rPr>
+      </w:r>
+      <w:r>
+        <w:rPr>
+          <w:lang w:val="sw_KE" w:bidi="sw_KE"/>
+        </w:rPr>
+        <w:t>Maandalizi: Malaika Saba wenye Mapigo Saba ya Mwisho (</w:t>
+      </w:r>
+      <w:hyperlink r:id="rId117">
+        <w:r>
+          <w:rPr>
+            <w:lang w:val="sw_KE" w:bidi="sw_KE"/>
+          </w:rPr>
+          <w:rPr>
+            <w:color w:val="0000EE"/>
+            <w:u w:val="single"/>
+          </w:rPr>
+          <w:t>15:1–8</w:t>
+        </w:r>
+      </w:hyperlink>
+      <w:r>
+        <w:rPr>
+          <w:lang w:val="sw_KE" w:bidi="sw_KE"/>
+        </w:rPr>
+        <w:t>)</w:t>
+      </w:r>
+    </w:p>
+    <w:p>
+      <w:pPr/>
+      <w:r>
+        <w:rPr>
+          <w:lang w:val="sw_KE" w:bidi="sw_KE"/>
+        </w:rPr>
+      </w:r>
+      <w:r>
+        <w:rPr>
+          <w:lang w:val="sw_KE" w:bidi="sw_KE"/>
+        </w:rPr>
+        <w:t xml:space="preserve">Sura ya </w:t>
+      </w:r>
+      <w:hyperlink r:id="rId117">
+        <w:r>
+          <w:rPr>
+            <w:lang w:val="sw_KE" w:bidi="sw_KE"/>
+          </w:rPr>
+          <w:rPr>
+            <w:color w:val="0000EE"/>
+            <w:u w:val="single"/>
+          </w:rPr>
+          <w:t>15</w:t>
+        </w:r>
+      </w:hyperlink>
+      <w:r>
+        <w:rPr>
+          <w:lang w:val="sw_KE" w:bidi="sw_KE"/>
+        </w:rPr>
+        <w:t xml:space="preserve"> inahusiana na simulizi ya Agano la Kale ya Kutoka na inaashiria sana desturi ya liturujia ya sinagogi la kale. Sura hii ina maono mawili makuu: la kwanza linaonyesha washindi ambao wameibuka wakiwa wameshinda kutoka kwenye jaribu kuu (mistari ya </w:t>
+      </w:r>
+      <w:hyperlink r:id="rId118">
+        <w:r>
+          <w:rPr>
+            <w:lang w:val="sw_KE" w:bidi="sw_KE"/>
+          </w:rPr>
+          <w:rPr>
+            <w:color w:val="0000EE"/>
+            <w:u w:val="single"/>
+          </w:rPr>
+          <w:t>2–4</w:t>
+        </w:r>
+      </w:hyperlink>
+      <w:r>
+        <w:rPr>
+          <w:lang w:val="sw_KE" w:bidi="sw_KE"/>
+        </w:rPr>
+        <w:t xml:space="preserve">); la pili linahusiana na kutoka kwa hekalu la mbinguni kwa malaika saba waliovaa mavazi meupe na ya dhahabu ambao wanashikilia vitasa saba ya mapigo ya mwisho (mistari ya </w:t>
+      </w:r>
+      <w:hyperlink r:id="rId119">
+        <w:r>
+          <w:rPr>
+            <w:lang w:val="sw_KE" w:bidi="sw_KE"/>
+          </w:rPr>
+          <w:rPr>
+            <w:color w:val="0000EE"/>
+            <w:u w:val="single"/>
+          </w:rPr>
+          <w:t>5–8</w:t>
+        </w:r>
+      </w:hyperlink>
+      <w:r>
+        <w:rPr>
+          <w:lang w:val="sw_KE" w:bidi="sw_KE"/>
+        </w:rPr>
+        <w:t>).</w:t>
+      </w:r>
+    </w:p>
+    <w:p>
+      <w:pPr/>
+      <w:r>
+        <w:rPr>
+          <w:lang w:val="sw_KE" w:bidi="sw_KE"/>
+        </w:rPr>
+      </w:r>
+      <w:r>
+        <w:rPr>
+          <w:lang w:val="sw_KE" w:bidi="sw_KE"/>
+        </w:rPr>
+        <w:t>Kumwagwa kwa Hukumu za Vitasa (</w:t>
+      </w:r>
+      <w:hyperlink r:id="rId88">
+        <w:r>
+          <w:rPr>
+            <w:lang w:val="sw_KE" w:bidi="sw_KE"/>
+          </w:rPr>
+          <w:rPr>
+            <w:color w:val="0000EE"/>
+            <w:u w:val="single"/>
+          </w:rPr>
+          <w:t>16:1–21</w:t>
+        </w:r>
+      </w:hyperlink>
+      <w:r>
+        <w:rPr>
+          <w:lang w:val="sw_KE" w:bidi="sw_KE"/>
+        </w:rPr>
+        <w:t>)</w:t>
+      </w:r>
+    </w:p>
+    <w:p>
+      <w:pPr/>
+      <w:r>
+        <w:rPr>
+          <w:lang w:val="sw_KE" w:bidi="sw_KE"/>
+        </w:rPr>
+      </w:r>
+      <w:r>
+        <w:rPr>
+          <w:lang w:val="sw_KE" w:bidi="sw_KE"/>
+        </w:rPr>
+        <w:t xml:space="preserve">Haya hutokea kwa haraka mfululizo na kutulia kwa muda mfupi tu kwa mazungumzo kati ya malaika wa tatu na madhabahu, yakisisitiza haki ya adhabu za Mungu (mistari ya </w:t>
+      </w:r>
+      <w:hyperlink r:id="rId120">
+        <w:r>
+          <w:rPr>
+            <w:lang w:val="sw_KE" w:bidi="sw_KE"/>
+          </w:rPr>
+          <w:rPr>
+            <w:color w:val="0000EE"/>
+            <w:u w:val="single"/>
+          </w:rPr>
+          <w:t>5–7</w:t>
+        </w:r>
+      </w:hyperlink>
+      <w:r>
+        <w:rPr>
+          <w:lang w:val="sw_KE" w:bidi="sw_KE"/>
+        </w:rPr>
+        <w:t>). Mfululizo huu wa haraka huenda unatokana na hamu ya Yohane ya kutoa mtazamo wa unabii wa vitasa sita za kwanza na kuharakisha hadi ya saba, ambapo hukumu ya kuvutia zaidi juu ya Babuloni inatokea, ambayo mwandishi atatoa maelezo ya kina. Mapigo matatu ya mwisho yana athari za kijamii na kiroho na yanabadilika kutoka kwa asili hadi kwa ubinadamu.</w:t>
+      </w:r>
+    </w:p>
+    <w:p>
+      <w:pPr/>
+      <w:r>
+        <w:rPr>
+          <w:lang w:val="sw_KE" w:bidi="sw_KE"/>
+        </w:rPr>
+      </w:r>
+      <w:r>
+        <w:rPr>
+          <w:lang w:val="sw_KE" w:bidi="sw_KE"/>
+        </w:rPr>
+        <w:t>Kahaba na Mnyama (</w:t>
+      </w:r>
+      <w:hyperlink r:id="rId29">
+        <w:r>
+          <w:rPr>
+            <w:lang w:val="sw_KE" w:bidi="sw_KE"/>
+          </w:rPr>
+          <w:rPr>
+            <w:color w:val="0000EE"/>
+            <w:u w:val="single"/>
+          </w:rPr>
+          <w:t>17:1–18</w:t>
+        </w:r>
+      </w:hyperlink>
+      <w:r>
+        <w:rPr>
+          <w:lang w:val="sw_KE" w:bidi="sw_KE"/>
+        </w:rPr>
+        <w:t>)</w:t>
+      </w:r>
+    </w:p>
+    <w:p>
+      <w:pPr/>
+      <w:r>
+        <w:rPr>
+          <w:lang w:val="sw_KE" w:bidi="sw_KE"/>
+        </w:rPr>
+      </w:r>
+      <w:r>
+        <w:rPr>
+          <w:lang w:val="sw_KE" w:bidi="sw_KE"/>
+        </w:rPr>
+        <w:t xml:space="preserve">Kwa wafasiri wengi wa kisasa, Babuloni inawakilisha mji wa Rumi. Mnyama anasimama kwa ajili ya Ufalme wa Kirumi kwa ujumla, ikijumuisha majimbo na watu wake. Hata hivyo, haitoshi tu kuhusisha Babuloni na Rumi. Kwa jambo hilo, Babuloni haiwezi kujikita tu katika udhihirisho wowote wa kihistoria, uliopita au ujao; ina usawa nyingi (rej. </w:t>
+      </w:r>
+      <w:hyperlink r:id="rId121">
+        <w:r>
+          <w:rPr>
+            <w:lang w:val="sw_KE" w:bidi="sw_KE"/>
+          </w:rPr>
+          <w:rPr>
+            <w:color w:val="0000EE"/>
+            <w:u w:val="single"/>
+          </w:rPr>
+          <w:t>11:8</w:t>
+        </w:r>
+      </w:hyperlink>
+      <w:r>
+        <w:rPr>
+          <w:lang w:val="sw_KE" w:bidi="sw_KE"/>
+        </w:rPr>
+        <w:t>). Babuloni inapatikana popote pale kuna udanganyifu wa kishetani. Babuloni inaeleweka vyema hapa kama kielelezo cha juu cha upinzani wa kidunia uliokita mizizi dhidi ya Mungu. Babuloni ni hali halisi ya kuzidi historia inayojumuisha falme za ibada ya sanamu tofauti kama vile Sodoma, Misri, Babuloni, Tiro, Ninawi, na Rumi. Babuloni ni ishara ya eskatolojia ya udanganyifu na nguvu za kishetani; ni fumbo la kiungu ambalo kamwe haliwezi kulinganishwa tu na taasisi za kidunia zenye mamlaka. Babuloni inawakilisha desturi zote za dunia mbali na Mungu, wakati mfumo wa kiungu unawakilishwa na Yerusalemu Mpya. Rumi ni dhihirisho moja tu la mfumo mzima.</w:t>
+      </w:r>
+    </w:p>
+    <w:p>
+      <w:pPr/>
+      <w:r>
+        <w:rPr>
+          <w:lang w:val="sw_KE" w:bidi="sw_KE"/>
+        </w:rPr>
+      </w:r>
+      <w:r>
+        <w:rPr>
+          <w:lang w:val="sw_KE" w:bidi="sw_KE"/>
+        </w:rPr>
+        <w:t>Anguko la Babuloni Mkuu (</w:t>
+      </w:r>
+      <w:hyperlink r:id="rId122">
+        <w:r>
+          <w:rPr>
+            <w:lang w:val="sw_KE" w:bidi="sw_KE"/>
+          </w:rPr>
+          <w:rPr>
+            <w:color w:val="0000EE"/>
+            <w:u w:val="single"/>
+          </w:rPr>
+          <w:t>18:1–24</w:t>
+        </w:r>
+      </w:hyperlink>
+      <w:r>
+        <w:rPr>
+          <w:lang w:val="sw_KE" w:bidi="sw_KE"/>
+        </w:rPr>
+        <w:t>)</w:t>
+      </w:r>
+    </w:p>
+    <w:p>
+      <w:pPr/>
+      <w:r>
+        <w:rPr>
+          <w:lang w:val="sw_KE" w:bidi="sw_KE"/>
+        </w:rPr>
+      </w:r>
+      <w:r>
+        <w:rPr>
+          <w:lang w:val="sw_KE" w:bidi="sw_KE"/>
+        </w:rPr>
+        <w:t xml:space="preserve">Sura ya </w:t>
+      </w:r>
+      <w:hyperlink r:id="rId122">
+        <w:r>
+          <w:rPr>
+            <w:lang w:val="sw_KE" w:bidi="sw_KE"/>
+          </w:rPr>
+          <w:rPr>
+            <w:color w:val="0000EE"/>
+            <w:u w:val="single"/>
+          </w:rPr>
+          <w:t>18</w:t>
+        </w:r>
+      </w:hyperlink>
+      <w:r>
+        <w:rPr>
+          <w:lang w:val="sw_KE" w:bidi="sw_KE"/>
+        </w:rPr>
+        <w:t xml:space="preserve"> ina maelezo ya hukumu iliyotangazwa hapo awali juu ya Kahaba (</w:t>
+      </w:r>
+      <w:hyperlink r:id="rId123">
+        <w:r>
+          <w:rPr>
+            <w:lang w:val="sw_KE" w:bidi="sw_KE"/>
+          </w:rPr>
+          <w:rPr>
+            <w:color w:val="0000EE"/>
+            <w:u w:val="single"/>
+          </w:rPr>
+          <w:t>17:1</w:t>
+        </w:r>
+      </w:hyperlink>
+      <w:r>
+        <w:rPr>
+          <w:lang w:val="sw_KE" w:bidi="sw_KE"/>
+        </w:rPr>
+        <w:t>). Kupitia taswira ya uharibifu wa jiji kubwa la kibiashara, Yohana anaelezea kuanguka kwa mwisho kwa Kahaba mkuu, Babuloni.</w:t>
+      </w:r>
+    </w:p>
+    <w:p>
+      <w:pPr/>
+      <w:r>
+        <w:rPr>
+          <w:lang w:val="sw_KE" w:bidi="sw_KE"/>
+        </w:rPr>
+      </w:r>
+      <w:r>
+        <w:rPr>
+          <w:lang w:val="sw_KE" w:bidi="sw_KE"/>
+        </w:rPr>
+        <w:t>Shukrani kwa ajili ya Uharibiwa kwa Babuloni (</w:t>
+      </w:r>
+      <w:hyperlink r:id="rId124">
+        <w:r>
+          <w:rPr>
+            <w:lang w:val="sw_KE" w:bidi="sw_KE"/>
+          </w:rPr>
+          <w:rPr>
+            <w:color w:val="0000EE"/>
+            <w:u w:val="single"/>
+          </w:rPr>
+          <w:t>19:1–5</w:t>
+        </w:r>
+      </w:hyperlink>
+      <w:r>
+        <w:rPr>
+          <w:lang w:val="sw_KE" w:bidi="sw_KE"/>
+        </w:rPr>
+        <w:t>)</w:t>
+      </w:r>
+    </w:p>
+    <w:p>
+      <w:pPr/>
+      <w:r>
+        <w:rPr>
+          <w:lang w:val="sw_KE" w:bidi="sw_KE"/>
+        </w:rPr>
+      </w:r>
+      <w:r>
+        <w:rPr>
+          <w:lang w:val="sw_KE" w:bidi="sw_KE"/>
+        </w:rPr>
+        <w:t>Tofauti kabisa na maombolezo ya washirika wa Babuloni, kwaya za mbinguni zilibubujika kwa liturujia kubwa ya sherehe kwa Mungu.</w:t>
+      </w:r>
+    </w:p>
+    <w:p>
+      <w:pPr/>
+      <w:r>
+        <w:rPr>
+          <w:lang w:val="sw_KE" w:bidi="sw_KE"/>
+        </w:rPr>
+      </w:r>
+      <w:r>
+        <w:rPr>
+          <w:lang w:val="sw_KE" w:bidi="sw_KE"/>
+        </w:rPr>
+        <w:t>Ndoa ya Mwanakondoo (</w:t>
+      </w:r>
+      <w:hyperlink r:id="rId125">
+        <w:r>
+          <w:rPr>
+            <w:lang w:val="sw_KE" w:bidi="sw_KE"/>
+          </w:rPr>
+          <w:rPr>
+            <w:color w:val="0000EE"/>
+            <w:u w:val="single"/>
+          </w:rPr>
+          <w:t>19:6–10</w:t>
+        </w:r>
+      </w:hyperlink>
+      <w:r>
+        <w:rPr>
+          <w:lang w:val="sw_KE" w:bidi="sw_KE"/>
+        </w:rPr>
+        <w:t>)</w:t>
+      </w:r>
+    </w:p>
+    <w:p>
+      <w:pPr/>
+      <w:r>
+        <w:rPr>
+          <w:lang w:val="sw_KE" w:bidi="sw_KE"/>
+        </w:rPr>
+      </w:r>
+      <w:r>
+        <w:rPr>
+          <w:lang w:val="sw_KE" w:bidi="sw_KE"/>
+        </w:rPr>
+        <w:t xml:space="preserve">Hatimaye, mzunguko wa sifa unakamilika na sauti zinazotetemesha za umati mwingine mkubwa (mistari wa </w:t>
+      </w:r>
+      <w:hyperlink r:id="rId126">
+        <w:r>
+          <w:rPr>
+            <w:lang w:val="sw_KE" w:bidi="sw_KE"/>
+          </w:rPr>
+          <w:rPr>
+            <w:color w:val="0000EE"/>
+            <w:u w:val="single"/>
+          </w:rPr>
+          <w:t>6</w:t>
+        </w:r>
+      </w:hyperlink>
+      <w:r>
+        <w:rPr>
+          <w:lang w:val="sw_KE" w:bidi="sw_KE"/>
+        </w:rPr>
+        <w:t xml:space="preserve">): umati uliokombolewa (rej. </w:t>
+      </w:r>
+      <w:hyperlink r:id="rId127">
+        <w:r>
+          <w:rPr>
+            <w:lang w:val="sw_KE" w:bidi="sw_KE"/>
+          </w:rPr>
+          <w:rPr>
+            <w:color w:val="0000EE"/>
+            <w:u w:val="single"/>
+          </w:rPr>
+          <w:t>7:9</w:t>
+        </w:r>
+      </w:hyperlink>
+      <w:r>
+        <w:rPr>
+          <w:lang w:val="sw_KE" w:bidi="sw_KE"/>
+        </w:rPr>
+        <w:t>). Wanatamka Hallel ya mwisho kwa maneno yanayokumbusha Zaburi kuu za kifalme (</w:t>
+      </w:r>
+      <w:hyperlink r:id="rId128">
+        <w:r>
+          <w:rPr>
+            <w:lang w:val="sw_KE" w:bidi="sw_KE"/>
+          </w:rPr>
+          <w:rPr>
+            <w:color w:val="0000EE"/>
+            <w:u w:val="single"/>
+          </w:rPr>
+          <w:t>Zab 93:1</w:t>
+        </w:r>
+      </w:hyperlink>
+      <w:r>
+        <w:rPr>
+          <w:lang w:val="sw_KE" w:bidi="sw_KE"/>
+        </w:rPr>
+        <w:t xml:space="preserve">; </w:t>
+      </w:r>
+      <w:hyperlink r:id="rId129">
+        <w:r>
+          <w:rPr>
+            <w:lang w:val="sw_KE" w:bidi="sw_KE"/>
+          </w:rPr>
+          <w:rPr>
+            <w:color w:val="0000EE"/>
+            <w:u w:val="single"/>
+          </w:rPr>
+          <w:t>97:1</w:t>
+        </w:r>
+      </w:hyperlink>
+      <w:r>
+        <w:rPr>
+          <w:lang w:val="sw_KE" w:bidi="sw_KE"/>
+        </w:rPr>
+        <w:t xml:space="preserve">; </w:t>
+      </w:r>
+      <w:hyperlink r:id="rId130">
+        <w:r>
+          <w:rPr>
+            <w:lang w:val="sw_KE" w:bidi="sw_KE"/>
+          </w:rPr>
+          <w:rPr>
+            <w:color w:val="0000EE"/>
+            <w:u w:val="single"/>
+          </w:rPr>
+          <w:t>99:1</w:t>
+        </w:r>
+      </w:hyperlink>
+      <w:r>
+        <w:rPr>
+          <w:lang w:val="sw_KE" w:bidi="sw_KE"/>
+        </w:rPr>
+        <w:t>).</w:t>
+      </w:r>
+    </w:p>
+    <w:p>
+      <w:pPr>
+        <w:pStyle w:val="Heading4"/>
+      </w:pPr>
+      <w:r>
+        <w:rPr>
+          <w:lang w:val="sw_KE" w:bidi="sw_KE"/>
+        </w:rPr>
+        <w:t>Maono ya Kurudi kwa Kristo na Utimilifu wa Enzi (</w:t>
+      </w:r>
+      <w:hyperlink r:id="rId39">
+        <w:r>
+          <w:rPr>
+            <w:lang w:val="sw_KE" w:bidi="sw_KE"/>
+          </w:rPr>
+          <w:rPr>
+            <w:color w:val="0000EE"/>
+            <w:u w:val="single"/>
+          </w:rPr>
+          <w:t>19:11–20:15</w:t>
+        </w:r>
+      </w:hyperlink>
+      <w:r>
+        <w:rPr>
+          <w:lang w:val="sw_KE" w:bidi="sw_KE"/>
+        </w:rPr>
+        <w:t>)</w:t>
+      </w:r>
+    </w:p>
+    <w:p>
+      <w:pPr/>
+      <w:r>
+        <w:rPr>
+          <w:lang w:val="sw_KE" w:bidi="sw_KE"/>
+        </w:rPr>
+      </w:r>
+      <w:r>
+        <w:rPr>
+          <w:lang w:val="sw_KE" w:bidi="sw_KE"/>
+        </w:rPr>
+        <w:t>Vitu vya Kwanza na vya Pili vya Mwisho: Mpanda Farasi Mweupe na Uharibifu wa Mnyama (</w:t>
+      </w:r>
+      <w:hyperlink r:id="rId99">
+        <w:r>
+          <w:rPr>
+            <w:lang w:val="sw_KE" w:bidi="sw_KE"/>
+          </w:rPr>
+          <w:rPr>
+            <w:color w:val="0000EE"/>
+            <w:u w:val="single"/>
+          </w:rPr>
+          <w:t>19:11–21</w:t>
+        </w:r>
+      </w:hyperlink>
+      <w:r>
+        <w:rPr>
+          <w:lang w:val="sw_KE" w:bidi="sw_KE"/>
+        </w:rPr>
+        <w:t>)</w:t>
+      </w:r>
+    </w:p>
+    <w:p>
+      <w:pPr/>
+      <w:r>
+        <w:rPr>
+          <w:lang w:val="sw_KE" w:bidi="sw_KE"/>
+        </w:rPr>
+      </w:r>
+      <w:r>
+        <w:rPr>
+          <w:lang w:val="sw_KE" w:bidi="sw_KE"/>
+        </w:rPr>
+        <w:t xml:space="preserve">Maono haya, yanayoonyesha kurudi kwa Kristo na kuangamizwa kwa mwisho kwa yule mnyama, yanaweza kuonekana kama kilele cha sehemu iliyotangulia (Mistari ya </w:t>
+      </w:r>
+      <w:hyperlink r:id="rId131">
+        <w:r>
+          <w:rPr>
+            <w:lang w:val="sw_KE" w:bidi="sw_KE"/>
+          </w:rPr>
+          <w:rPr>
+            <w:color w:val="0000EE"/>
+            <w:u w:val="single"/>
+          </w:rPr>
+          <w:t>1–10</w:t>
+        </w:r>
+      </w:hyperlink>
+      <w:r>
+        <w:rPr>
+          <w:lang w:val="sw_KE" w:bidi="sw_KE"/>
+        </w:rPr>
+        <w:t>) au kama ya kwanza katika mfululizo wa mambo saba ya mwisho—yaani, kurudi kwa Kristo; kushindwa kwa mnyama; kufungwa kwa Shetani; Millenia; kuachiliwa na mwisho wa Shetani; hukumu ya mwisho; na mbingu mpya, nchi mpya, na Yerusalemu mpya.</w:t>
+      </w:r>
+    </w:p>
+    <w:p>
+      <w:pPr/>
+      <w:r>
+        <w:rPr>
+          <w:lang w:val="sw_KE" w:bidi="sw_KE"/>
+        </w:rPr>
+      </w:r>
+      <w:r>
+        <w:rPr>
+          <w:lang w:val="sw_KE" w:bidi="sw_KE"/>
+        </w:rPr>
+        <w:t xml:space="preserve">Ingawa Shetani alipata pigo la kifo msalabani (rej. </w:t>
+      </w:r>
+      <w:hyperlink r:id="rId132">
+        <w:r>
+          <w:rPr>
+            <w:lang w:val="sw_KE" w:bidi="sw_KE"/>
+          </w:rPr>
+          <w:rPr>
+            <w:color w:val="0000EE"/>
+            <w:u w:val="single"/>
+          </w:rPr>
+          <w:t>Yoh 12:31</w:t>
+        </w:r>
+      </w:hyperlink>
+      <w:r>
+        <w:rPr>
+          <w:lang w:val="sw_KE" w:bidi="sw_KE"/>
+        </w:rPr>
+        <w:t xml:space="preserve">; </w:t>
+      </w:r>
+      <w:hyperlink r:id="rId133">
+        <w:r>
+          <w:rPr>
+            <w:lang w:val="sw_KE" w:bidi="sw_KE"/>
+          </w:rPr>
+          <w:rPr>
+            <w:color w:val="0000EE"/>
+            <w:u w:val="single"/>
+          </w:rPr>
+          <w:t>16:11</w:t>
+        </w:r>
+      </w:hyperlink>
+      <w:r>
+        <w:rPr>
+          <w:lang w:val="sw_KE" w:bidi="sw_KE"/>
+        </w:rPr>
+        <w:t xml:space="preserve">), bado anaendelea kueneza uovu na udanganyifu katika enzi hii ya sasa (rej. </w:t>
+      </w:r>
+      <w:hyperlink r:id="rId134">
+        <w:r>
+          <w:rPr>
+            <w:lang w:val="sw_KE" w:bidi="sw_KE"/>
+          </w:rPr>
+          <w:rPr>
+            <w:color w:val="0000EE"/>
+            <w:u w:val="single"/>
+          </w:rPr>
+          <w:t>Efe 2:2</w:t>
+        </w:r>
+      </w:hyperlink>
+      <w:r>
+        <w:rPr>
+          <w:lang w:val="sw_KE" w:bidi="sw_KE"/>
+        </w:rPr>
+        <w:t xml:space="preserve">; </w:t>
+      </w:r>
+      <w:hyperlink r:id="rId135">
+        <w:r>
+          <w:rPr>
+            <w:lang w:val="sw_KE" w:bidi="sw_KE"/>
+          </w:rPr>
+          <w:rPr>
+            <w:color w:val="0000EE"/>
+            <w:u w:val="single"/>
+          </w:rPr>
+          <w:t>1 Thes 3:5</w:t>
+        </w:r>
+      </w:hyperlink>
+      <w:r>
+        <w:rPr>
+          <w:lang w:val="sw_KE" w:bidi="sw_KE"/>
+        </w:rPr>
+        <w:t xml:space="preserve">; </w:t>
+      </w:r>
+      <w:hyperlink r:id="rId136">
+        <w:r>
+          <w:rPr>
+            <w:lang w:val="sw_KE" w:bidi="sw_KE"/>
+          </w:rPr>
+          <w:rPr>
+            <w:color w:val="0000EE"/>
+            <w:u w:val="single"/>
+          </w:rPr>
+          <w:t>1 Pet 5:8–9</w:t>
+        </w:r>
+      </w:hyperlink>
+      <w:r>
+        <w:rPr>
+          <w:lang w:val="sw_KE" w:bidi="sw_KE"/>
+        </w:rPr>
+        <w:t xml:space="preserve">; </w:t>
+      </w:r>
+      <w:hyperlink r:id="rId137">
+        <w:r>
+          <w:rPr>
+            <w:lang w:val="sw_KE" w:bidi="sw_KE"/>
+          </w:rPr>
+          <w:rPr>
+            <w:color w:val="0000EE"/>
+            <w:u w:val="single"/>
+          </w:rPr>
+          <w:t>Ufu 2:10</w:t>
+        </w:r>
+      </w:hyperlink>
+      <w:r>
+        <w:rPr>
+          <w:lang w:val="sw_KE" w:bidi="sw_KE"/>
+        </w:rPr>
+        <w:t>). Hata hivyo, yeye ni mtawala aliyeondolewa ambaye sasa yuko chini ya mamlaka kuu ya Kristo. Shetani ameruhusiwa kuendelea na uovu wake kwa muda mfupi hadi makusudi ya Mungu yatimie. Katika tukio hili la kuangushwa kwa mnyama, wafalme wake, na majeshi yao, Yohane anatufunulia maangamizi ya mwisho na ya haraka ya nguvu hizi za uovu na Mfalme wa wafalme na Bwana wa mabwana. Wamekutana na Bwana wao katika pambano hili la mwisho na la kweli kabisa (</w:t>
+      </w:r>
+      <w:hyperlink r:id="rId138">
+        <w:r>
+          <w:rPr>
+            <w:lang w:val="sw_KE" w:bidi="sw_KE"/>
+          </w:rPr>
+          <w:rPr>
+            <w:color w:val="0000EE"/>
+            <w:u w:val="single"/>
+          </w:rPr>
+          <w:t>Ufu 19:17–21</w:t>
+        </w:r>
+      </w:hyperlink>
+      <w:r>
+        <w:rPr>
+          <w:lang w:val="sw_KE" w:bidi="sw_KE"/>
+        </w:rPr>
+        <w:t>).</w:t>
+      </w:r>
+    </w:p>
+    <w:p>
+      <w:pPr/>
+      <w:r>
+        <w:rPr>
+          <w:lang w:val="sw_KE" w:bidi="sw_KE"/>
+        </w:rPr>
+      </w:r>
+      <w:r>
+        <w:rPr>
+          <w:lang w:val="sw_KE" w:bidi="sw_KE"/>
+        </w:rPr>
+        <w:t>Jambo la Tatu na la Nne la Mwisho: Kufungwa kwa Shetani na Kipindi cha Miaka Elfu (</w:t>
+      </w:r>
+      <w:hyperlink r:id="rId139">
+        <w:r>
+          <w:rPr>
+            <w:lang w:val="sw_KE" w:bidi="sw_KE"/>
+          </w:rPr>
+          <w:rPr>
+            <w:color w:val="0000EE"/>
+            <w:u w:val="single"/>
+          </w:rPr>
+          <w:t>20:1–6</w:t>
+        </w:r>
+      </w:hyperlink>
+      <w:r>
+        <w:rPr>
+          <w:lang w:val="sw_KE" w:bidi="sw_KE"/>
+        </w:rPr>
+        <w:t>)</w:t>
+      </w:r>
+    </w:p>
+    <w:p>
+      <w:pPr/>
+      <w:r>
+        <w:rPr>
+          <w:lang w:val="sw_KE" w:bidi="sw_KE"/>
+        </w:rPr>
+      </w:r>
+      <w:r>
+        <w:rPr>
+          <w:lang w:val="sw_KE" w:bidi="sw_KE"/>
+        </w:rPr>
+        <w:t>Millenia imeitwa moja ya maswali yenye utata na ya kuvutia zaidi katika eskatolojia. Tatizo kuu ni kama rejeleo la Millenia (miaka elfu moja) linaashiria utawala wa kihistoria wa amani duniani ambao utaonekana mwishoni mwa enzi hii ya sasa, au kama kifungu chote ni ishara ya uzoefu wa sasa wa Wakristo au ukweli fulani wa baadaye usio wa kihistoria. Mtazamo wa kwanza unaitwa premillenia (yaani, kuja kwa Pili kwa Kristo kunatangulia Millenia), na wa pili ni Uamillenia (yaani, hakuna Millenia halisi).</w:t>
+      </w:r>
+    </w:p>
+    <w:p>
+      <w:pPr/>
+      <w:r>
+        <w:rPr>
+          <w:lang w:val="sw_KE" w:bidi="sw_KE"/>
+        </w:rPr>
+      </w:r>
+      <w:r>
+        <w:rPr>
+          <w:lang w:val="sw_KE" w:bidi="sw_KE"/>
+        </w:rPr>
+        <w:t xml:space="preserve">Kufungwa kwa Shetani kunasitisha shughuli zake za udanganyifu duniani (mistari ya </w:t>
+      </w:r>
+      <w:hyperlink r:id="rId140">
+        <w:r>
+          <w:rPr>
+            <w:lang w:val="sw_KE" w:bidi="sw_KE"/>
+          </w:rPr>
+          <w:rPr>
+            <w:color w:val="0000EE"/>
+            <w:u w:val="single"/>
+          </w:rPr>
+          <w:t>1–3</w:t>
+        </w:r>
+      </w:hyperlink>
+      <w:r>
+        <w:rPr>
+          <w:lang w:val="sw_KE" w:bidi="sw_KE"/>
+        </w:rPr>
+        <w:t xml:space="preserve">), wakati ambapo watakatifu waliouawa wanafufuliwa na kutawala pamoja na Kristo (mistari ya </w:t>
+      </w:r>
+      <w:hyperlink r:id="rId141">
+        <w:r>
+          <w:rPr>
+            <w:lang w:val="sw_KE" w:bidi="sw_KE"/>
+          </w:rPr>
+          <w:rPr>
+            <w:color w:val="0000EE"/>
+            <w:u w:val="single"/>
+          </w:rPr>
+          <w:t>4–6</w:t>
+        </w:r>
+      </w:hyperlink>
+      <w:r>
+        <w:rPr>
+          <w:lang w:val="sw_KE" w:bidi="sw_KE"/>
+        </w:rPr>
+        <w:t>).</w:t>
+      </w:r>
+    </w:p>
+    <w:p>
+      <w:pPr/>
+      <w:r>
+        <w:rPr>
+          <w:lang w:val="sw_KE" w:bidi="sw_KE"/>
+        </w:rPr>
+      </w:r>
+      <w:r>
+        <w:rPr>
+          <w:lang w:val="sw_KE" w:bidi="sw_KE"/>
+        </w:rPr>
+        <w:t>Jambo la Tano la Mwisho: Kuachiliwa na Mwisho wa Shetani (</w:t>
+      </w:r>
+      <w:hyperlink r:id="rId142">
+        <w:r>
+          <w:rPr>
+            <w:lang w:val="sw_KE" w:bidi="sw_KE"/>
+          </w:rPr>
+          <w:rPr>
+            <w:color w:val="0000EE"/>
+            <w:u w:val="single"/>
+          </w:rPr>
+          <w:t>20:7–10</w:t>
+        </w:r>
+      </w:hyperlink>
+      <w:r>
+        <w:rPr>
+          <w:lang w:val="sw_KE" w:bidi="sw_KE"/>
+        </w:rPr>
+        <w:t>)</w:t>
+      </w:r>
+    </w:p>
+    <w:p>
+      <w:pPr/>
+      <w:r>
+        <w:rPr>
+          <w:lang w:val="sw_KE" w:bidi="sw_KE"/>
+        </w:rPr>
+      </w:r>
+      <w:r>
+        <w:rPr>
+          <w:lang w:val="sw_KE" w:bidi="sw_KE"/>
+        </w:rPr>
+        <w:t xml:space="preserve">Katika </w:t>
+      </w:r>
+      <w:hyperlink r:id="rId143">
+        <w:r>
+          <w:rPr>
+            <w:lang w:val="sw_KE" w:bidi="sw_KE"/>
+          </w:rPr>
+          <w:rPr>
+            <w:color w:val="0000EE"/>
+            <w:u w:val="single"/>
+          </w:rPr>
+          <w:t>Ezekieli 38–39</w:t>
+        </w:r>
+      </w:hyperlink>
+      <w:r>
+        <w:rPr>
+          <w:lang w:val="sw_KE" w:bidi="sw_KE"/>
+        </w:rPr>
+        <w:t>, "Gogu" inamrejelea kiongozi wa jeshi la wavamizi wa kipagani kutoka Kaskazini, hasa makundi ya Waskiti kutoka nchi ya mbali ya Magogu. Hata hivyo, katika Ufunuo, majina haya ni mfano wa maadui wa mwisho wa Kristo waliodanganywa na Shetani kushambulia jamii ya watakatifu.</w:t>
+      </w:r>
+    </w:p>
+    <w:p>
+      <w:pPr/>
+      <w:r>
+        <w:rPr>
+          <w:lang w:val="sw_KE" w:bidi="sw_KE"/>
+        </w:rPr>
+      </w:r>
+      <w:r>
+        <w:rPr>
+          <w:lang w:val="sw_KE" w:bidi="sw_KE"/>
+        </w:rPr>
+        <w:t>Jambo la Sita la Mwisho: Hukumu ya Kiti cha Enzi Cheupe Kikuu (</w:t>
+      </w:r>
+      <w:hyperlink r:id="rId144">
+        <w:r>
+          <w:rPr>
+            <w:lang w:val="sw_KE" w:bidi="sw_KE"/>
+          </w:rPr>
+          <w:rPr>
+            <w:color w:val="0000EE"/>
+            <w:u w:val="single"/>
+          </w:rPr>
+          <w:t>20:11–15</w:t>
+        </w:r>
+      </w:hyperlink>
+      <w:r>
+        <w:rPr>
+          <w:lang w:val="sw_KE" w:bidi="sw_KE"/>
+        </w:rPr>
+        <w:t>)</w:t>
+      </w:r>
+    </w:p>
+    <w:p>
+      <w:pPr/>
+      <w:r>
+        <w:rPr>
+          <w:lang w:val="sw_KE" w:bidi="sw_KE"/>
+        </w:rPr>
+      </w:r>
+      <w:r>
+        <w:rPr>
+          <w:lang w:val="sw_KE" w:bidi="sw_KE"/>
+        </w:rPr>
+        <w:t>Lugha ya taswira za kishairi inanasa hali inayofifia ya kila kitu ambacho ni cha dunia (</w:t>
+      </w:r>
+      <w:hyperlink r:id="rId145">
+        <w:r>
+          <w:rPr>
+            <w:lang w:val="sw_KE" w:bidi="sw_KE"/>
+          </w:rPr>
+          <w:rPr>
+            <w:color w:val="0000EE"/>
+            <w:u w:val="single"/>
+          </w:rPr>
+          <w:t>1 Yoh 2:15–17</w:t>
+        </w:r>
+      </w:hyperlink>
+      <w:r>
+        <w:rPr>
+          <w:lang w:val="sw_KE" w:bidi="sw_KE"/>
+        </w:rPr>
+        <w:t>). Ukweli pekee sasa ni kwamba Mungu ameketi kwenye kiti cha enzi cha hukumu, na mbele yake kila mmoja lazima aonekane (</w:t>
+      </w:r>
+      <w:hyperlink r:id="rId146">
+        <w:r>
+          <w:rPr>
+            <w:lang w:val="sw_KE" w:bidi="sw_KE"/>
+          </w:rPr>
+          <w:rPr>
+            <w:color w:val="0000EE"/>
+            <w:u w:val="single"/>
+          </w:rPr>
+          <w:t>Waeb 9:27</w:t>
+        </w:r>
+      </w:hyperlink>
+      <w:r>
+        <w:rPr>
+          <w:lang w:val="sw_KE" w:bidi="sw_KE"/>
+        </w:rPr>
+        <w:t>). Hukumu yake ni takatifu na yenye haki (inaonyeshwa kwa njia ya mfano na kiti cha enzi cheupe). Maono haya yanatangaza kwamba ingawa inaweza kuonekana kuwa mwelekeo wa historia ya dunia ulikwenda kinyume na mapenzi yake matakatifu, hakuna siku au saa moja katika vituko vya dunia ambavyo vimewahi kupunguza ukuu wa Mungu usio na mipaka.</w:t>
+      </w:r>
+    </w:p>
+    <w:p>
+      <w:pPr/>
+      <w:r>
+        <w:rPr>
+          <w:lang w:val="sw_KE" w:bidi="sw_KE"/>
+        </w:rPr>
+      </w:r>
+      <w:r>
+        <w:rPr>
+          <w:lang w:val="sw_KE" w:bidi="sw_KE"/>
+        </w:rPr>
+        <w:t>Kitu cha Saba cha Mwisho: Mbingu Mpya, Nchi Mpya, na Yerusalemu Mpya (</w:t>
+      </w:r>
+      <w:hyperlink r:id="rId147">
+        <w:r>
+          <w:rPr>
+            <w:lang w:val="sw_KE" w:bidi="sw_KE"/>
+          </w:rPr>
+          <w:rPr>
+            <w:color w:val="0000EE"/>
+            <w:u w:val="single"/>
+          </w:rPr>
+          <w:t>21:1–22:5</w:t>
+        </w:r>
+      </w:hyperlink>
+      <w:r>
+        <w:rPr>
+          <w:lang w:val="sw_KE" w:bidi="sw_KE"/>
+        </w:rPr>
+        <w:t>)</w:t>
+      </w:r>
+    </w:p>
+    <w:p>
+      <w:pPr/>
+      <w:r>
+        <w:rPr>
+          <w:lang w:val="sw_KE" w:bidi="sw_KE"/>
+        </w:rPr>
+      </w:r>
+      <w:r>
+        <w:rPr>
+          <w:lang w:val="sw_KE" w:bidi="sw_KE"/>
+        </w:rPr>
+        <w:t>Yohana hapa anafichua teolojia katika jiwe, dhahabu safi kama kioo, na rangi. Picha za kiasili zimejaa. Kanisa linaitwa bibi arusi (</w:t>
+      </w:r>
+      <w:hyperlink r:id="rId148">
+        <w:r>
+          <w:rPr>
+            <w:lang w:val="sw_KE" w:bidi="sw_KE"/>
+          </w:rPr>
+          <w:rPr>
+            <w:color w:val="0000EE"/>
+            <w:u w:val="single"/>
+          </w:rPr>
+          <w:t>21:2</w:t>
+        </w:r>
+      </w:hyperlink>
+      <w:r>
+        <w:rPr>
+          <w:lang w:val="sw_KE" w:bidi="sw_KE"/>
+        </w:rPr>
+        <w:t xml:space="preserve">). Mungu anawapa wenye kiu “chemchemi za maji ya uzima bila malipo!” (mstari wa </w:t>
+      </w:r>
+      <w:hyperlink r:id="rId149">
+        <w:r>
+          <w:rPr>
+            <w:lang w:val="sw_KE" w:bidi="sw_KE"/>
+          </w:rPr>
+          <w:rPr>
+            <w:color w:val="0000EE"/>
+            <w:u w:val="single"/>
+          </w:rPr>
+          <w:t>6</w:t>
+        </w:r>
+      </w:hyperlink>
+      <w:r>
+        <w:rPr>
+          <w:lang w:val="sw_KE" w:bidi="sw_KE"/>
+        </w:rPr>
+        <w:t xml:space="preserve">). Ukamilifu unaonyeshwa katika namba 12 na vizidisho vyake (mistari ya </w:t>
+      </w:r>
+      <w:hyperlink r:id="rId150">
+        <w:r>
+          <w:rPr>
+            <w:lang w:val="sw_KE" w:bidi="sw_KE"/>
+          </w:rPr>
+          <w:rPr>
+            <w:color w:val="0000EE"/>
+            <w:u w:val="single"/>
+          </w:rPr>
+          <w:t>12–14, 16–17, 21</w:t>
+        </w:r>
+      </w:hyperlink>
+      <w:r>
+        <w:rPr>
+          <w:lang w:val="sw_KE" w:bidi="sw_KE"/>
+        </w:rPr>
+        <w:t xml:space="preserve">), na ukamilifu katika umbo la mji lenye umbo la mchemraba (mistari wa </w:t>
+      </w:r>
+      <w:hyperlink r:id="rId151">
+        <w:r>
+          <w:rPr>
+            <w:lang w:val="sw_KE" w:bidi="sw_KE"/>
+          </w:rPr>
+          <w:rPr>
+            <w:color w:val="0000EE"/>
+            <w:u w:val="single"/>
+          </w:rPr>
+          <w:t>16</w:t>
+        </w:r>
+      </w:hyperlink>
+      <w:r>
+        <w:rPr>
+          <w:lang w:val="sw_KE" w:bidi="sw_KE"/>
+        </w:rPr>
+        <w:t>). Vito vya rangi vimejaa, pamoja na marejeleo ya mwanga na utukufu wa Mungu (</w:t>
+      </w:r>
+      <w:hyperlink r:id="rId152">
+        <w:r>
+          <w:rPr>
+            <w:lang w:val="sw_KE" w:bidi="sw_KE"/>
+          </w:rPr>
+          <w:rPr>
+            <w:color w:val="0000EE"/>
+            <w:u w:val="single"/>
+          </w:rPr>
+          <w:t>21:11, 18–21, 23–25</w:t>
+        </w:r>
+      </w:hyperlink>
+      <w:r>
+        <w:rPr>
+          <w:lang w:val="sw_KE" w:bidi="sw_KE"/>
+        </w:rPr>
+        <w:t xml:space="preserve">; </w:t>
+      </w:r>
+      <w:hyperlink r:id="rId153">
+        <w:r>
+          <w:rPr>
+            <w:lang w:val="sw_KE" w:bidi="sw_KE"/>
+          </w:rPr>
+          <w:rPr>
+            <w:color w:val="0000EE"/>
+            <w:u w:val="single"/>
+          </w:rPr>
+          <w:t>22:5</w:t>
+        </w:r>
+      </w:hyperlink>
+      <w:r>
+        <w:rPr>
+          <w:lang w:val="sw_KE" w:bidi="sw_KE"/>
+        </w:rPr>
+        <w:t>). Kuna “Mto wa maji ya uzima” (</w:t>
+      </w:r>
+      <w:hyperlink r:id="rId154">
+        <w:r>
+          <w:rPr>
+            <w:lang w:val="sw_KE" w:bidi="sw_KE"/>
+          </w:rPr>
+          <w:rPr>
+            <w:color w:val="0000EE"/>
+            <w:u w:val="single"/>
+          </w:rPr>
+          <w:t>22:1</w:t>
+        </w:r>
+      </w:hyperlink>
+      <w:r>
+        <w:rPr>
+          <w:lang w:val="sw_KE" w:bidi="sw_KE"/>
+        </w:rPr>
+        <w:t xml:space="preserve">) na “Mti wa Uzima” (mstari wa </w:t>
+      </w:r>
+      <w:hyperlink r:id="rId155">
+        <w:r>
+          <w:rPr>
+            <w:lang w:val="sw_KE" w:bidi="sw_KE"/>
+          </w:rPr>
+          <w:rPr>
+            <w:color w:val="0000EE"/>
+            <w:u w:val="single"/>
+          </w:rPr>
+          <w:t>2</w:t>
+        </w:r>
+      </w:hyperlink>
+      <w:r>
+        <w:rPr>
+          <w:lang w:val="sw_KE" w:bidi="sw_KE"/>
+        </w:rPr>
+        <w:t>). “Bahari” imeondolewa (</w:t>
+      </w:r>
+      <w:hyperlink r:id="rId156">
+        <w:r>
+          <w:rPr>
+            <w:lang w:val="sw_KE" w:bidi="sw_KE"/>
+          </w:rPr>
+          <w:rPr>
+            <w:color w:val="0000EE"/>
+            <w:u w:val="single"/>
+          </w:rPr>
+          <w:t>21:1</w:t>
+        </w:r>
+      </w:hyperlink>
+      <w:r>
+        <w:rPr>
+          <w:lang w:val="sw_KE" w:bidi="sw_KE"/>
+        </w:rPr>
+        <w:t>).</w:t>
+      </w:r>
+    </w:p>
+    <w:p>
+      <w:pPr/>
+      <w:r>
+        <w:rPr>
+          <w:lang w:val="sw_KE" w:bidi="sw_KE"/>
+        </w:rPr>
+      </w:r>
+      <w:r>
+        <w:rPr>
+          <w:lang w:val="sw_KE" w:bidi="sw_KE"/>
+        </w:rPr>
+        <w:t xml:space="preserve">Marejeleo ya Agano la Kale yanapatikana kwa wingi. Picha nyingi za Yohane katika sura hii zinaakisi </w:t>
+      </w:r>
+      <w:hyperlink r:id="rId157">
+        <w:r>
+          <w:rPr>
+            <w:lang w:val="sw_KE" w:bidi="sw_KE"/>
+          </w:rPr>
+          <w:rPr>
+            <w:color w:val="0000EE"/>
+            <w:u w:val="single"/>
+          </w:rPr>
+          <w:t>Isaya 60</w:t>
+        </w:r>
+      </w:hyperlink>
+      <w:r>
+        <w:rPr>
+          <w:lang w:val="sw_KE" w:bidi="sw_KE"/>
+        </w:rPr>
+        <w:t xml:space="preserve"> na </w:t>
+      </w:r>
+      <w:hyperlink r:id="rId158">
+        <w:r>
+          <w:rPr>
+            <w:lang w:val="sw_KE" w:bidi="sw_KE"/>
+          </w:rPr>
+          <w:rPr>
+            <w:color w:val="0000EE"/>
+            <w:u w:val="single"/>
+          </w:rPr>
+          <w:t>65</w:t>
+        </w:r>
+      </w:hyperlink>
+      <w:r>
+        <w:rPr>
+          <w:lang w:val="sw_KE" w:bidi="sw_KE"/>
+        </w:rPr>
+        <w:t xml:space="preserve"> na </w:t>
+      </w:r>
+      <w:hyperlink r:id="rId159">
+        <w:r>
+          <w:rPr>
+            <w:lang w:val="sw_KE" w:bidi="sw_KE"/>
+          </w:rPr>
+          <w:rPr>
+            <w:color w:val="0000EE"/>
+            <w:u w:val="single"/>
+          </w:rPr>
+          <w:t>Ezekieli 40–48</w:t>
+        </w:r>
+      </w:hyperlink>
+      <w:r>
+        <w:rPr>
+          <w:lang w:val="sw_KE" w:bidi="sw_KE"/>
+        </w:rPr>
+        <w:t xml:space="preserve">. Yohane anachanganya maono ya Isaya ya Yerusalemu mpya pamoja na maono ya Ezekieli ya hekalu jipya. Ahadi nyingi za Agano la Kale zinazoungana katika mawazo ya Yohane zinaonekana kuashiria kwamba aliona Yerusalemu mpya kama utimilifu wa nyuzi zote hizi za unabii. Pia kuna marejeleo ya </w:t>
+      </w:r>
+      <w:hyperlink r:id="rId160">
+        <w:r>
+          <w:rPr>
+            <w:lang w:val="sw_KE" w:bidi="sw_KE"/>
+          </w:rPr>
+          <w:rPr>
+            <w:color w:val="0000EE"/>
+            <w:u w:val="single"/>
+          </w:rPr>
+          <w:t>Mwanzo 1–3</w:t>
+        </w:r>
+      </w:hyperlink>
+      <w:r>
+        <w:rPr>
+          <w:lang w:val="sw_KE" w:bidi="sw_KE"/>
+        </w:rPr>
+        <w:t>: kutokuwepo kwa kifo na mateso, makao ya Mungu na watu wake kama ilivyokuwa Edeni, Mti wa Uzima, kuondolewa kwa laana. Uumbaji unarejeshwa kwenye hali yake ya awali.</w:t>
+      </w:r>
+    </w:p>
+    <w:p>
+      <w:pPr/>
+      <w:r>
+        <w:rPr>
+          <w:lang w:val="sw_KE" w:bidi="sw_KE"/>
+        </w:rPr>
+      </w:r>
+      <w:r>
+        <w:rPr>
+          <w:lang w:val="sw_KE" w:bidi="sw_KE"/>
+        </w:rPr>
+        <w:t>Uhusiano wa maono haya na ahadi kwa washindi katika barua kwa makanisa saba (</w:t>
+      </w:r>
+      <w:hyperlink r:id="rId33">
+        <w:r>
+          <w:rPr>
+            <w:lang w:val="sw_KE" w:bidi="sw_KE"/>
+          </w:rPr>
+          <w:rPr>
+            <w:color w:val="0000EE"/>
+            <w:u w:val="single"/>
+          </w:rPr>
+          <w:t>Ufu 2–3</w:t>
+        </w:r>
+      </w:hyperlink>
+      <w:r>
+        <w:rPr>
+          <w:lang w:val="sw_KE" w:bidi="sw_KE"/>
+        </w:rPr>
+        <w:t>) ni muhimu. Kwa mfano, washindi huko Efeso walipewa haki ya kula kutoka kwa Mti wa Uzima (</w:t>
+      </w:r>
+      <w:hyperlink r:id="rId161">
+        <w:r>
+          <w:rPr>
+            <w:lang w:val="sw_KE" w:bidi="sw_KE"/>
+          </w:rPr>
+          <w:rPr>
+            <w:color w:val="0000EE"/>
+            <w:u w:val="single"/>
+          </w:rPr>
+          <w:t>2:7</w:t>
+        </w:r>
+      </w:hyperlink>
+      <w:r>
+        <w:rPr>
+          <w:lang w:val="sw_KE" w:bidi="sw_KE"/>
+        </w:rPr>
+        <w:t xml:space="preserve">; ling. </w:t>
+      </w:r>
+      <w:hyperlink r:id="rId155">
+        <w:r>
+          <w:rPr>
+            <w:lang w:val="sw_KE" w:bidi="sw_KE"/>
+          </w:rPr>
+          <w:rPr>
+            <w:color w:val="0000EE"/>
+            <w:u w:val="single"/>
+          </w:rPr>
+          <w:t>22:2</w:t>
+        </w:r>
+      </w:hyperlink>
+      <w:r>
+        <w:rPr>
+          <w:lang w:val="sw_KE" w:bidi="sw_KE"/>
+        </w:rPr>
+        <w:t>); huko Thiatira, walipewa haki ya kutawala mataifa (</w:t>
+      </w:r>
+      <w:hyperlink r:id="rId162">
+        <w:r>
+          <w:rPr>
+            <w:lang w:val="sw_KE" w:bidi="sw_KE"/>
+          </w:rPr>
+          <w:rPr>
+            <w:color w:val="0000EE"/>
+            <w:u w:val="single"/>
+          </w:rPr>
+          <w:t>2:26</w:t>
+        </w:r>
+      </w:hyperlink>
+      <w:r>
+        <w:rPr>
+          <w:lang w:val="sw_KE" w:bidi="sw_KE"/>
+        </w:rPr>
+        <w:t xml:space="preserve">; ling. </w:t>
+      </w:r>
+      <w:hyperlink r:id="rId153">
+        <w:r>
+          <w:rPr>
+            <w:lang w:val="sw_KE" w:bidi="sw_KE"/>
+          </w:rPr>
+          <w:rPr>
+            <w:color w:val="0000EE"/>
+            <w:u w:val="single"/>
+          </w:rPr>
+          <w:t>22:5</w:t>
+        </w:r>
+      </w:hyperlink>
+      <w:r>
+        <w:rPr>
+          <w:lang w:val="sw_KE" w:bidi="sw_KE"/>
+        </w:rPr>
+        <w:t>); huko Filadelfia, walipewa jina la mji wa Mungu, Yerusalemu mpya (</w:t>
+      </w:r>
+      <w:hyperlink r:id="rId163">
+        <w:r>
+          <w:rPr>
+            <w:lang w:val="sw_KE" w:bidi="sw_KE"/>
+          </w:rPr>
+          <w:rPr>
+            <w:color w:val="0000EE"/>
+            <w:u w:val="single"/>
+          </w:rPr>
+          <w:t>3:12</w:t>
+        </w:r>
+      </w:hyperlink>
+      <w:r>
+        <w:rPr>
+          <w:lang w:val="sw_KE" w:bidi="sw_KE"/>
+        </w:rPr>
+        <w:t xml:space="preserve">; ling. </w:t>
+      </w:r>
+      <w:hyperlink r:id="rId164">
+        <w:r>
+          <w:rPr>
+            <w:lang w:val="sw_KE" w:bidi="sw_KE"/>
+          </w:rPr>
+          <w:rPr>
+            <w:color w:val="0000EE"/>
+            <w:u w:val="single"/>
+          </w:rPr>
+          <w:t>21:2, 9–27</w:t>
+        </w:r>
+      </w:hyperlink>
+      <w:r>
+        <w:rPr>
+          <w:lang w:val="sw_KE" w:bidi="sw_KE"/>
+        </w:rPr>
+        <w:t xml:space="preserve">). Kwa namna fulani, kipande kutoka kila sehemu kuu ya apolikapsi kinaonekana katika sura za </w:t>
+      </w:r>
+      <w:hyperlink r:id="rId40">
+        <w:r>
+          <w:rPr>
+            <w:lang w:val="sw_KE" w:bidi="sw_KE"/>
+          </w:rPr>
+          <w:rPr>
+            <w:color w:val="0000EE"/>
+            <w:u w:val="single"/>
+          </w:rPr>
+          <w:t>21–22</w:t>
+        </w:r>
+      </w:hyperlink>
+      <w:r>
+        <w:rPr>
+          <w:lang w:val="sw_KE" w:bidi="sw_KE"/>
+        </w:rPr>
         <w:t>.</w:t>
       </w:r>
     </w:p>
     <w:p>
-      <w:pPr/>
-      <w:r>
-        <w:rPr>
-          <w:lang w:val="sw_KE" w:bidi="sw_KE"/>
-        </w:rPr>
-      </w:r>
-      <w:r>
-        <w:rPr>
-          <w:lang w:val="sw_KE" w:bidi="sw_KE"/>
-        </w:rPr>
-        <w:t>Sura ya</w:t>
-      </w:r>
-      <w:hyperlink r:id="rId19">
-        <w:r>
-          <w:rPr>
-            <w:lang w:val="sw_KE" w:bidi="sw_KE"/>
-          </w:rPr>
-          <w:rPr>
-            <w:color w:val="0000EE"/>
-            <w:u w:val="single"/>
-          </w:rPr>
-          <w:t>11</w:t>
-        </w:r>
-      </w:hyperlink>
-      <w:r>
-        <w:rPr>
-          <w:lang w:val="sw_KE" w:bidi="sw_KE"/>
-        </w:rPr>
-        <w:t xml:space="preserve"> ni ngumu sana. Inajumuisha rejeleo la kupima hekalu, madhabahu, na wanaoabudu, pamoja na kukanyagwa kwa Mji Mtakatifu kwa miezi 42 (</w:t>
-      </w:r>
-      <w:hyperlink r:id="rId98">
-        <w:r>
-          <w:rPr>
-            <w:lang w:val="sw_KE" w:bidi="sw_KE"/>
-          </w:rPr>
-          <w:rPr>
-            <w:color w:val="0000EE"/>
-            <w:u w:val="single"/>
-          </w:rPr>
-          <w:t>11:1–2</w:t>
-        </w:r>
-      </w:hyperlink>
-      <w:r>
-        <w:rPr>
-          <w:lang w:val="sw_KE" w:bidi="sw_KE"/>
-        </w:rPr>
-        <w:t xml:space="preserve">), pamoja na maelezo ya mashahidi-nabii wawili ambao wanauawa na kufufuliwa (mistari ya </w:t>
-      </w:r>
-      <w:hyperlink r:id="rId99">
-        <w:r>
-          <w:rPr>
-            <w:lang w:val="sw_KE" w:bidi="sw_KE"/>
-          </w:rPr>
-          <w:rPr>
-            <w:color w:val="0000EE"/>
-            <w:u w:val="single"/>
-          </w:rPr>
-          <w:t>3–13</w:t>
-        </w:r>
-      </w:hyperlink>
-      <w:r>
-        <w:rPr>
-          <w:lang w:val="sw_KE" w:bidi="sw_KE"/>
-        </w:rPr>
-        <w:t>). Maoni yanatofautiana sana hapa; wengine wanaona maono haya kama yanavyoonyesha taifa la Kiyahudi lililorejeshwa, na manabii halisi Mose na Eliya kufufuliwa. Wengine wanaona hekalu kama kanisa la kweli likilindwa na Mungu wakati wa dhiki na mashahidi wawili wakilisha kanisa lote la waaminifu chini ya mateso.</w:t>
-      </w:r>
-    </w:p>
-    <w:p>
       <w:pPr>
         <w:pStyle w:val="Heading4"/>
       </w:pPr>
@@ -4017,18 +6058,18 @@
         <w:rPr>
           <w:lang w:val="sw_KE" w:bidi="sw_KE"/>
         </w:rPr>
-        <w:t>Tarumbeta ya Saba (</w:t>
-      </w:r>
-      <w:hyperlink r:id="rId100">
-        <w:r>
-          <w:rPr>
-            <w:lang w:val="sw_KE" w:bidi="sw_KE"/>
-          </w:rPr>
-          <w:rPr>
-            <w:color w:val="0000EE"/>
-            <w:u w:val="single"/>
-          </w:rPr>
-          <w:t>11:15–14:20</w:t>
+        <w:t>Hitimisho la Yohane (</w:t>
+      </w:r>
+      <w:hyperlink r:id="rId165">
+        <w:r>
+          <w:rPr>
+            <w:lang w:val="sw_KE" w:bidi="sw_KE"/>
+          </w:rPr>
+          <w:rPr>
+            <w:color w:val="0000EE"/>
+            <w:u w:val="single"/>
+          </w:rPr>
+          <w:t>22:6–21</w:t>
         </w:r>
       </w:hyperlink>
       <w:r>
@@ -4049,18 +6090,36 @@
         <w:rPr>
           <w:lang w:val="sw_KE" w:bidi="sw_KE"/>
         </w:rPr>
-        <w:t>Tarumbeta ya saba inalia, na mbinguni sauti kubwa zinatangaza ushindi wa mwisho wa Mungu na Kristo juu ya dunia. Mada ni ufalme wa Mungu na Kristo—ufalme wa pande mbili, wa milele katika muda wake. Taswira inaonyesha uhamisho wa ufalme wa dunia ambao hapo awali ulitawaliwa na mamlaka ya unyakuzi wa madaraka, sasa umechukuliwa na mkono wa Mmiliki na Mfalme wake wa kweli. Tangazo la utawala wa Mfalme linafanywa hapa, lakini kuvunjwa kwa mwisho kwa nguvu za maadui juu ya dunia hakutokei hadi kurudi kwa Kristo (</w:t>
-      </w:r>
-      <w:hyperlink r:id="rId101">
-        <w:r>
-          <w:rPr>
-            <w:lang w:val="sw_KE" w:bidi="sw_KE"/>
-          </w:rPr>
-          <w:rPr>
-            <w:color w:val="0000EE"/>
-            <w:u w:val="single"/>
-          </w:rPr>
-          <w:t>19:11–21</w:t>
+        <w:t>Kwa ustadi wa hali ya juu, maneno ya utangulizi (</w:t>
+      </w:r>
+      <w:hyperlink r:id="rId41">
+        <w:r>
+          <w:rPr>
+            <w:lang w:val="sw_KE" w:bidi="sw_KE"/>
+          </w:rPr>
+          <w:rPr>
+            <w:color w:val="0000EE"/>
+            <w:u w:val="single"/>
+          </w:rPr>
+          <w:t>1:1–8</w:t>
+        </w:r>
+      </w:hyperlink>
+      <w:r>
+        <w:rPr>
+          <w:lang w:val="sw_KE" w:bidi="sw_KE"/>
+        </w:rPr>
+        <w:t>) yanarudiwa katika hitimisho: kitabu kinahitimishwa na sauti za malaika, Yesu, Roho, bibi arusi, na hatimaye Yohana: “Amina. Njoo, Bwana Yesu” (</w:t>
+      </w:r>
+      <w:hyperlink r:id="rId166">
+        <w:r>
+          <w:rPr>
+            <w:lang w:val="sw_KE" w:bidi="sw_KE"/>
+          </w:rPr>
+          <w:rPr>
+            <w:color w:val="0000EE"/>
+            <w:u w:val="single"/>
+          </w:rPr>
+          <w:t>22:20</w:t>
         </w:r>
       </w:hyperlink>
       <w:r>
@@ -4079,88 +6138,187 @@
       </w:r>
       <w:r>
         <w:rPr>
-          <w:lang w:val="sw_KE" w:bidi="sw_KE"/>
-        </w:rPr>
-        <w:t>Mwanamke na Joka (</w:t>
-      </w:r>
-      <w:hyperlink r:id="rId102">
-        <w:r>
-          <w:rPr>
-            <w:lang w:val="sw_KE" w:bidi="sw_KE"/>
-          </w:rPr>
-          <w:rPr>
-            <w:color w:val="0000EE"/>
-            <w:u w:val="single"/>
-          </w:rPr>
-          <w:t>12:1–17</w:t>
-        </w:r>
-      </w:hyperlink>
-      <w:r>
-        <w:rPr>
-          <w:lang w:val="sw_KE" w:bidi="sw_KE"/>
-        </w:rPr>
-        <w:t>)</w:t>
-      </w:r>
-    </w:p>
-    <w:p>
-      <w:pPr/>
-      <w:r>
-        <w:rPr>
-          <w:lang w:val="sw_KE" w:bidi="sw_KE"/>
-        </w:rPr>
-      </w:r>
-      <w:r>
-        <w:rPr>
-          <w:lang w:val="sw_KE" w:bidi="sw_KE"/>
-        </w:rPr>
-        <w:t xml:space="preserve">Kwenye sura hii, kuna wahusika wakuu watatu: mwanamke, mtoto, na joka. Pia kuna matukio matatu: kuzaliwa kwa mtoto (mistari ya </w:t>
-      </w:r>
-      <w:hyperlink r:id="rId103">
-        <w:r>
-          <w:rPr>
-            <w:lang w:val="sw_KE" w:bidi="sw_KE"/>
-          </w:rPr>
-          <w:rPr>
-            <w:color w:val="0000EE"/>
-            <w:u w:val="single"/>
-          </w:rPr>
-          <w:t>1–6</w:t>
-        </w:r>
-      </w:hyperlink>
-      <w:r>
-        <w:rPr>
-          <w:lang w:val="sw_KE" w:bidi="sw_KE"/>
-        </w:rPr>
-        <w:t xml:space="preserve">), kufukuzwa kwa joka (mistari ya </w:t>
-      </w:r>
-      <w:hyperlink r:id="rId104">
-        <w:r>
-          <w:rPr>
-            <w:lang w:val="sw_KE" w:bidi="sw_KE"/>
-          </w:rPr>
-          <w:rPr>
-            <w:color w:val="0000EE"/>
-            <w:u w:val="single"/>
-          </w:rPr>
-          <w:t>7–12</w:t>
-        </w:r>
-      </w:hyperlink>
-      <w:r>
-        <w:rPr>
-          <w:lang w:val="sw_KE" w:bidi="sw_KE"/>
-        </w:rPr>
-        <w:t>), na shambulio la joka dhidi ya mwanamke na watoto wake (mistari ya</w:t>
-      </w:r>
-      <w:hyperlink r:id="rId105">
-        <w:r>
-          <w:rPr>
-            <w:lang w:val="sw_KE" w:bidi="sw_KE"/>
-          </w:rPr>
-          <w:rPr>
-            <w:color w:val="0000EE"/>
-            <w:u w:val="single"/>
-          </w:rPr>
-          <w:t>13–17</w:t>
+          <w:i/>
+          <w:lang w:val="sw_KE" w:bidi="sw_KE"/>
+        </w:rPr>
+        <w:t>Tazama pia</w:t>
+      </w:r>
+      <w:r>
+        <w:rPr>
+          <w:lang w:val="sw_KE" w:bidi="sw_KE"/>
+        </w:rPr>
+        <w:t xml:space="preserve"> </w:t>
+      </w:r>
+      <w:r>
+        <w:rPr>
+          <w:lang w:val="sw_KE" w:bidi="sw_KE"/>
+        </w:rPr>
+        <w:t>Ufunuo wa Siku za Mwisho</w:t>
+      </w:r>
+      <w:r>
+        <w:rPr>
+          <w:lang w:val="sw_KE" w:bidi="sw_KE"/>
+        </w:rPr>
+        <w:t xml:space="preserve">; </w:t>
+      </w:r>
+      <w:r>
+        <w:rPr>
+          <w:lang w:val="sw_KE" w:bidi="sw_KE"/>
+        </w:rPr>
+        <w:t>Kitabu cha Danieli</w:t>
+      </w:r>
+      <w:r>
+        <w:rPr>
+          <w:lang w:val="sw_KE" w:bidi="sw_KE"/>
+        </w:rPr>
+        <w:t xml:space="preserve">; </w:t>
+      </w:r>
+      <w:r>
+        <w:rPr>
+          <w:lang w:val="sw_KE" w:bidi="sw_KE"/>
+        </w:rPr>
+        <w:t>Eskatolojia</w:t>
+      </w:r>
+      <w:r>
+        <w:rPr>
+          <w:lang w:val="sw_KE" w:bidi="sw_KE"/>
+        </w:rPr>
+        <w:t xml:space="preserve">; </w:t>
+      </w:r>
+      <w:r>
+        <w:rPr>
+          <w:lang w:val="sw_KE" w:bidi="sw_KE"/>
+        </w:rPr>
+        <w:t>Mtume Yohane</w:t>
+      </w:r>
+      <w:r>
+        <w:rPr>
+          <w:lang w:val="sw_KE" w:bidi="sw_KE"/>
+        </w:rPr>
+        <w:t>.</w:t>
+      </w:r>
+      <w:r>
+        <w:rPr>
+          <w:lang w:val="sw_KE" w:bidi="sw_KE"/>
+        </w:rPr>
+      </w:r>
+      <w:r>
+        <w:rPr>
+          <w:lang w:val="sw_KE" w:bidi="sw_KE"/>
+        </w:rPr>
+      </w:r>
+    </w:p>
+    <w:p>
+      <w:pPr/>
+      <w:r>
+        <w:rPr>
+          <w:lang w:val="sw_KE" w:bidi="sw_KE"/>
+        </w:rPr>
+      </w:r>
+    </w:p>
+    <w:p>
+      <w:pPr>
+        <w:pStyle w:val="Heading2"/>
+      </w:pPr>
+      <w:r>
+        <w:rPr>
+          <w:lang w:val="sw_KE" w:bidi="sw_KE"/>
+        </w:rPr>
+        <w:t>Kuzungumza kwa lugha</w:t>
+      </w:r>
+      <w:r>
+        <w:rPr>
+          <w:lang w:val="sw_KE" w:bidi="sw_KE"/>
+        </w:rPr>
+      </w:r>
+    </w:p>
+    <w:p>
+      <w:pPr/>
+      <w:r>
+        <w:rPr>
+          <w:lang w:val="sw_KE" w:bidi="sw_KE"/>
+        </w:rPr>
+      </w:r>
+      <w:r>
+        <w:rPr>
+          <w:lang w:val="sw_KE" w:bidi="sw_KE"/>
+        </w:rPr>
+        <w:t xml:space="preserve">Kuzungumza kwa lugha ni hali ambapo mtu anazungumza kwa lugha ambayo hajawahi kujifunza. Hii ni zawadi maalum kutoka kwa Mungu. Neno la Kigiriki kwa hili ni </w:t>
+      </w:r>
+      <w:r>
+        <w:rPr>
+          <w:i/>
+          <w:lang w:val="sw_KE" w:bidi="sw_KE"/>
+        </w:rPr>
+        <w:t>glossolalia,</w:t>
+      </w:r>
+      <w:r>
+        <w:rPr>
+          <w:lang w:val="sw_KE" w:bidi="sw_KE"/>
+        </w:rPr>
+        <w:t xml:space="preserve"> ambalo linamaanisha "kuzungumza kwa lugha." Ni mchanganyiko wa neno </w:t>
+      </w:r>
+      <w:r>
+        <w:rPr>
+          <w:i/>
+          <w:lang w:val="sw_KE" w:bidi="sw_KE"/>
+        </w:rPr>
+        <w:t>laleo</w:t>
+      </w:r>
+      <w:r>
+        <w:rPr>
+          <w:lang w:val="sw_KE" w:bidi="sw_KE"/>
+        </w:rPr>
+        <w:t xml:space="preserve"> ("kuongea") na </w:t>
+      </w:r>
+      <w:r>
+        <w:rPr>
+          <w:i/>
+          <w:lang w:val="sw_KE" w:bidi="sw_KE"/>
+        </w:rPr>
+        <w:t>glossa</w:t>
+      </w:r>
+      <w:r>
+        <w:rPr>
+          <w:lang w:val="sw_KE" w:bidi="sw_KE"/>
+        </w:rPr>
+        <w:t xml:space="preserve"> ("lugha").</w:t>
+      </w:r>
+    </w:p>
+    <w:p>
+      <w:pPr>
+        <w:pStyle w:val="Heading3"/>
+      </w:pPr>
+      <w:r>
+        <w:rPr>
+          <w:lang w:val="sw_KE" w:bidi="sw_KE"/>
+        </w:rPr>
+        <w:t>Muonekano wa Kwanza katika Kanisa la Awali</w:t>
+      </w:r>
+    </w:p>
+    <w:p>
+      <w:pPr/>
+      <w:r>
+        <w:rPr>
+          <w:lang w:val="sw_KE" w:bidi="sw_KE"/>
+        </w:rPr>
+      </w:r>
+      <w:r>
+        <w:rPr>
+          <w:lang w:val="sw_KE" w:bidi="sw_KE"/>
+        </w:rPr>
+        <w:t>Mara ya kwanza watu walipozungumza kwa lugha mbalimbali ilikuwa kwenye Siku ya Pentekoste. Katika siku hii, Roho Mtakatifu aliwajaza Wakristo 120 waliokuwa wakikutana pamoja. Walianza kumsifu Mungu kwa lugha nyingi tofauti ambazo hawakuwahi kujifunza. Watu kutoka mataifa takriban 16 waliokuwa Yerusalemu waliweza kuelewa kile Wakristo walikuwa wakisema kwa sababu kila mtu alisikia ujumbe (Habari Njema kuhusu Yesu) katika lugha yao wenyewe (</w:t>
+      </w:r>
+      <w:hyperlink r:id="rId167">
+        <w:r>
+          <w:rPr>
+            <w:lang w:val="sw_KE" w:bidi="sw_KE"/>
+          </w:rPr>
+          <w:rPr>
+            <w:color w:val="0000EE"/>
+            <w:u w:val="single"/>
+          </w:rPr>
+          <w:t>Matendo 2:8–11</w:t>
         </w:r>
       </w:hyperlink>
       <w:r>
@@ -4171,60 +6329,39 @@
       </w:r>
     </w:p>
     <w:p>
-      <w:pPr/>
-      <w:r>
-        <w:rPr>
-          <w:lang w:val="sw_KE" w:bidi="sw_KE"/>
-        </w:rPr>
-      </w:r>
-      <w:r>
-        <w:rPr>
-          <w:lang w:val="sw_KE" w:bidi="sw_KE"/>
-        </w:rPr>
-        <w:t>Kwa kuwa muktadha unaoonyesha kwamba mwanamke anayeshambuliwa anawakilisha chombo endelevu kutoka kuzaliwa kwa Kristo hadi angalau siku za Yohana au baadaye, utambulisho wake katika mawazo ya mwandishi lazima uwe Jamii ya Wakristo.</w:t>
-      </w:r>
-    </w:p>
-    <w:p>
-      <w:pPr/>
-      <w:r>
-        <w:rPr>
-          <w:lang w:val="sw_KE" w:bidi="sw_KE"/>
-        </w:rPr>
-      </w:r>
-      <w:r>
-        <w:rPr>
-          <w:lang w:val="sw_KE" w:bidi="sw_KE"/>
-        </w:rPr>
-        <w:t xml:space="preserve">Mwanamke yuko katika uchungu wa kujifungua (mstari wa </w:t>
-      </w:r>
-      <w:hyperlink r:id="rId106">
-        <w:r>
-          <w:rPr>
-            <w:lang w:val="sw_KE" w:bidi="sw_KE"/>
-          </w:rPr>
-          <w:rPr>
-            <w:color w:val="0000EE"/>
-            <w:u w:val="single"/>
-          </w:rPr>
-          <w:t>2</w:t>
-        </w:r>
-      </w:hyperlink>
-      <w:r>
-        <w:rPr>
-          <w:lang w:val="sw_KE" w:bidi="sw_KE"/>
-        </w:rPr>
-        <w:t>). Mkazo ni juu ya maumivu na mateso yake, kimwili na kiroho. Maana ya mateso yake ni kwamba Jamii ya Wakristo waaminifu imekuwa ikiteseka kama utangulizi wa kuja kwa Masihi mwenyewe na ya enzi mpya (</w:t>
-      </w:r>
-      <w:hyperlink r:id="rId107">
-        <w:r>
-          <w:rPr>
-            <w:lang w:val="sw_KE" w:bidi="sw_KE"/>
-          </w:rPr>
-          <w:rPr>
-            <w:color w:val="0000EE"/>
-            <w:u w:val="single"/>
-          </w:rPr>
-          <w:t>Is 26:17</w:t>
+      <w:pPr>
+        <w:pStyle w:val="Heading3"/>
+      </w:pPr>
+      <w:r>
+        <w:rPr>
+          <w:lang w:val="sw_KE" w:bidi="sw_KE"/>
+        </w:rPr>
+        <w:t xml:space="preserve">Nyakati Nyingine Watu Walizungumza kwa Lugha </w:t>
+      </w:r>
+    </w:p>
+    <w:p>
+      <w:pPr/>
+      <w:r>
+        <w:rPr>
+          <w:lang w:val="sw_KE" w:bidi="sw_KE"/>
+        </w:rPr>
+      </w:r>
+      <w:r>
+        <w:rPr>
+          <w:lang w:val="sw_KE" w:bidi="sw_KE"/>
+        </w:rPr>
+        <w:t>Baadaye katika kitabu cha Matendo, makundi mengine ya watu pia walizungumza kwa lugha walipopokea Roho Mtakatifu (</w:t>
+      </w:r>
+      <w:hyperlink r:id="rId168">
+        <w:r>
+          <w:rPr>
+            <w:lang w:val="sw_KE" w:bidi="sw_KE"/>
+          </w:rPr>
+          <w:rPr>
+            <w:color w:val="0000EE"/>
+            <w:u w:val="single"/>
+          </w:rPr>
+          <w:t>10:46</w:t>
         </w:r>
       </w:hyperlink>
       <w:r>
@@ -4233,1869 +6370,36 @@
         </w:rPr>
         <w:t xml:space="preserve">; </w:t>
       </w:r>
-      <w:hyperlink r:id="rId108">
-        <w:r>
-          <w:rPr>
-            <w:lang w:val="sw_KE" w:bidi="sw_KE"/>
-          </w:rPr>
-          <w:rPr>
-            <w:color w:val="0000EE"/>
-            <w:u w:val="single"/>
-          </w:rPr>
-          <w:t>66:7–8</w:t>
-        </w:r>
-      </w:hyperlink>
-      <w:r>
-        <w:rPr>
-          <w:lang w:val="sw_KE" w:bidi="sw_KE"/>
-        </w:rPr>
-        <w:t xml:space="preserve">; </w:t>
-      </w:r>
-      <w:hyperlink r:id="rId109">
-        <w:r>
-          <w:rPr>
-            <w:lang w:val="sw_KE" w:bidi="sw_KE"/>
-          </w:rPr>
-          <w:rPr>
-            <w:color w:val="0000EE"/>
-            <w:u w:val="single"/>
-          </w:rPr>
-          <w:t>Mi 4:10</w:t>
-        </w:r>
-      </w:hyperlink>
-      <w:r>
-        <w:rPr>
-          <w:lang w:val="sw_KE" w:bidi="sw_KE"/>
-        </w:rPr>
-        <w:t xml:space="preserve">; </w:t>
-      </w:r>
-      <w:hyperlink r:id="rId110">
-        <w:r>
-          <w:rPr>
-            <w:lang w:val="sw_KE" w:bidi="sw_KE"/>
-          </w:rPr>
-          <w:rPr>
-            <w:color w:val="0000EE"/>
-            <w:u w:val="single"/>
-          </w:rPr>
-          <w:t>5:3</w:t>
-        </w:r>
-      </w:hyperlink>
-      <w:r>
-        <w:rPr>
-          <w:lang w:val="sw_KE" w:bidi="sw_KE"/>
-        </w:rPr>
-        <w:t>).</w:t>
-      </w:r>
-    </w:p>
-    <w:p>
-      <w:pPr/>
-      <w:r>
-        <w:rPr>
-          <w:lang w:val="sw_KE" w:bidi="sw_KE"/>
-        </w:rPr>
-      </w:r>
-      <w:r>
-        <w:rPr>
-          <w:lang w:val="sw_KE" w:bidi="sw_KE"/>
-        </w:rPr>
-        <w:t>Wanyama Wawili (</w:t>
-      </w:r>
-      <w:hyperlink r:id="rId18">
-        <w:r>
-          <w:rPr>
-            <w:lang w:val="sw_KE" w:bidi="sw_KE"/>
-          </w:rPr>
-          <w:rPr>
-            <w:color w:val="0000EE"/>
-            <w:u w:val="single"/>
-          </w:rPr>
-          <w:t>13:1–18</w:t>
-        </w:r>
-      </w:hyperlink>
-      <w:r>
-        <w:rPr>
-          <w:lang w:val="sw_KE" w:bidi="sw_KE"/>
-        </w:rPr>
-        <w:t>)</w:t>
-      </w:r>
-    </w:p>
-    <w:p>
-      <w:pPr/>
-      <w:r>
-        <w:rPr>
-          <w:lang w:val="sw_KE" w:bidi="sw_KE"/>
-        </w:rPr>
-      </w:r>
-      <w:r>
-        <w:rPr>
-          <w:lang w:val="sw_KE" w:bidi="sw_KE"/>
-        </w:rPr>
-        <w:t xml:space="preserve">Kutoka kwa mienendo ya ndani ya mapambano (sura ya </w:t>
-      </w:r>
-      <w:hyperlink r:id="rId97">
-        <w:r>
-          <w:rPr>
-            <w:lang w:val="sw_KE" w:bidi="sw_KE"/>
-          </w:rPr>
-          <w:rPr>
-            <w:color w:val="0000EE"/>
-            <w:u w:val="single"/>
-          </w:rPr>
-          <w:t>12</w:t>
-        </w:r>
-      </w:hyperlink>
-      <w:r>
-        <w:rPr>
-          <w:lang w:val="sw_KE" w:bidi="sw_KE"/>
-        </w:rPr>
-        <w:t>), sura ya</w:t>
-      </w:r>
-      <w:hyperlink r:id="rId18">
-        <w:r>
-          <w:rPr>
-            <w:lang w:val="sw_KE" w:bidi="sw_KE"/>
-          </w:rPr>
-          <w:rPr>
-            <w:color w:val="0000EE"/>
-            <w:u w:val="single"/>
-          </w:rPr>
-          <w:t>13</w:t>
-        </w:r>
-      </w:hyperlink>
-      <w:r>
-        <w:rPr>
-          <w:lang w:val="sw_KE" w:bidi="sw_KE"/>
-        </w:rPr>
-        <w:t xml:space="preserve"> inaangazia vyombo halisi vya kidunia vya shambulio hili dhidi ya watu wa Mungu—yaani, wanyama wawili waliotiwa nguvu na joka. Shughuli za wanyama hawa wawili zinaunda njia ambayo joka hutekeleza majaribio yake ya mwisho ya kufanya vita dhidi ya uzao wa mwanamke (</w:t>
-      </w:r>
-      <w:hyperlink r:id="rId111">
-        <w:r>
-          <w:rPr>
-            <w:lang w:val="sw_KE" w:bidi="sw_KE"/>
-          </w:rPr>
-          <w:rPr>
-            <w:color w:val="0000EE"/>
-            <w:u w:val="single"/>
-          </w:rPr>
-          <w:t>12:17</w:t>
-        </w:r>
-      </w:hyperlink>
-      <w:r>
-        <w:rPr>
-          <w:lang w:val="sw_KE" w:bidi="sw_KE"/>
-        </w:rPr>
-        <w:t>).</w:t>
-      </w:r>
-    </w:p>
-    <w:p>
-      <w:pPr/>
-      <w:r>
-        <w:rPr>
-          <w:lang w:val="sw_KE" w:bidi="sw_KE"/>
-        </w:rPr>
-      </w:r>
-      <w:r>
-        <w:rPr>
-          <w:lang w:val="sw_KE" w:bidi="sw_KE"/>
-        </w:rPr>
-        <w:t xml:space="preserve">Joka na mnyama wa kwanza wanaingia katika njama ya kuushawishi ulimwengu wote kumwabudu mnyama. Wanapanga njama na kumwita kiumbe wa tatu kuwasaidia—mnyama kutoka duniani, ambaye lazima afanane vya kutosha na Mwanakondoo ili kuwavutia hata wafuasi wa Yesu. Kadiri vita vinavyoendelea, udanganyifu wa joka unazidi kuwa wa hila zaidi. Hivyo, wasomaji wanahimizwa kutambua vigezo vitakavyowawezesha kutofautisha mnyama anayefanana na mwanakondoo na Mwanakondoo mwenyewe (Linganisha. </w:t>
-      </w:r>
-      <w:hyperlink r:id="rId112">
-        <w:r>
-          <w:rPr>
-            <w:lang w:val="sw_KE" w:bidi="sw_KE"/>
-          </w:rPr>
-          <w:rPr>
-            <w:color w:val="0000EE"/>
-            <w:u w:val="single"/>
-          </w:rPr>
-          <w:t>13:11</w:t>
-        </w:r>
-      </w:hyperlink>
-      <w:r>
-        <w:rPr>
-          <w:lang w:val="sw_KE" w:bidi="sw_KE"/>
-        </w:rPr>
-        <w:t xml:space="preserve"> na </w:t>
-      </w:r>
-      <w:hyperlink r:id="rId113">
-        <w:r>
-          <w:rPr>
-            <w:lang w:val="sw_KE" w:bidi="sw_KE"/>
-          </w:rPr>
-          <w:rPr>
-            <w:color w:val="0000EE"/>
-            <w:u w:val="single"/>
-          </w:rPr>
-          <w:t>14:1</w:t>
-        </w:r>
-      </w:hyperlink>
-      <w:r>
-        <w:rPr>
-          <w:lang w:val="sw_KE" w:bidi="sw_KE"/>
-        </w:rPr>
-        <w:t>).</w:t>
-      </w:r>
-    </w:p>
-    <w:p>
-      <w:pPr/>
-      <w:r>
-        <w:rPr>
-          <w:lang w:val="sw_KE" w:bidi="sw_KE"/>
-        </w:rPr>
-      </w:r>
-      <w:r>
-        <w:rPr>
-          <w:lang w:val="sw_KE" w:bidi="sw_KE"/>
-        </w:rPr>
-        <w:t>Mavuno ya Dunia (</w:t>
-      </w:r>
-      <w:hyperlink r:id="rId114">
-        <w:r>
-          <w:rPr>
-            <w:lang w:val="sw_KE" w:bidi="sw_KE"/>
-          </w:rPr>
-          <w:rPr>
-            <w:color w:val="0000EE"/>
-            <w:u w:val="single"/>
-          </w:rPr>
-          <w:t>14:1–20</w:t>
-        </w:r>
-      </w:hyperlink>
-      <w:r>
-        <w:rPr>
-          <w:lang w:val="sw_KE" w:bidi="sw_KE"/>
-        </w:rPr>
-        <w:t>)</w:t>
-      </w:r>
-    </w:p>
-    <w:p>
-      <w:pPr/>
-      <w:r>
-        <w:rPr>
-          <w:lang w:val="sw_KE" w:bidi="sw_KE"/>
-        </w:rPr>
-      </w:r>
-      <w:r>
-        <w:rPr>
-          <w:lang w:val="sw_KE" w:bidi="sw_KE"/>
-        </w:rPr>
-        <w:t xml:space="preserve">Sura mbili zilizopita zimewaandaa Wakristo kwa ukweli kwamba, kadiri mwisho unavyokaribia, watasumbuliwa na kutolewa dhabihu kama kondoo. Sehemu hii inaonyesha kwamba dhabihu yao siyo bure. Katika sura ya </w:t>
-      </w:r>
-      <w:hyperlink r:id="rId77">
-        <w:r>
-          <w:rPr>
-            <w:lang w:val="sw_KE" w:bidi="sw_KE"/>
-          </w:rPr>
-          <w:rPr>
-            <w:color w:val="0000EE"/>
-            <w:u w:val="single"/>
-          </w:rPr>
-          <w:t>7</w:t>
-        </w:r>
-      </w:hyperlink>
-      <w:r>
-        <w:rPr>
-          <w:lang w:val="sw_KE" w:bidi="sw_KE"/>
-        </w:rPr>
-        <w:t>, wale 144,000 walitiwa muhuri tu; hapa, hata hivyo, wanaonekana kama tayari wamekombolewa. Wakati mafuriko yamepita, Mlima Sayuni unaonekana juu ya maji; Mwanakondoo yuko kwenye kiti cha enzi cha utukufu, akizungukwa na nyimbo za ushindi za watu wake; uwepo wa neema ya Mungu unajaza ulimwengu.</w:t>
-      </w:r>
-    </w:p>
-    <w:p>
-      <w:pPr/>
-      <w:r>
-        <w:rPr>
-          <w:lang w:val="sw_KE" w:bidi="sw_KE"/>
-        </w:rPr>
-      </w:r>
-      <w:r>
-        <w:rPr>
-          <w:lang w:val="sw_KE" w:bidi="sw_KE"/>
-        </w:rPr>
-        <w:t xml:space="preserve">Sura ya </w:t>
-      </w:r>
-      <w:hyperlink r:id="rId114">
-        <w:r>
-          <w:rPr>
-            <w:lang w:val="sw_KE" w:bidi="sw_KE"/>
-          </w:rPr>
-          <w:rPr>
-            <w:color w:val="0000EE"/>
-            <w:u w:val="single"/>
-          </w:rPr>
-          <w:t>14</w:t>
-        </w:r>
-      </w:hyperlink>
-      <w:r>
-        <w:rPr>
-          <w:lang w:val="sw_KE" w:bidi="sw_KE"/>
-        </w:rPr>
-        <w:t xml:space="preserve"> inatoa majibu mafupi kwa maswali mawili muhimu: Nini hutokea kwa wale wanaokataa kupokea alama ya mnyama na kuuawa (Mistari ya </w:t>
-      </w:r>
-      <w:hyperlink r:id="rId115">
-        <w:r>
-          <w:rPr>
-            <w:lang w:val="sw_KE" w:bidi="sw_KE"/>
-          </w:rPr>
-          <w:rPr>
-            <w:color w:val="0000EE"/>
-            <w:u w:val="single"/>
-          </w:rPr>
-          <w:t>1–5</w:t>
-        </w:r>
-      </w:hyperlink>
-      <w:r>
-        <w:rPr>
-          <w:lang w:val="sw_KE" w:bidi="sw_KE"/>
-        </w:rPr>
-        <w:t xml:space="preserve">)? Nini hutokea kwa mnyama na watumishi wake (mistari ya </w:t>
-      </w:r>
-      <w:hyperlink r:id="rId116">
-        <w:r>
-          <w:rPr>
-            <w:lang w:val="sw_KE" w:bidi="sw_KE"/>
-          </w:rPr>
-          <w:rPr>
-            <w:color w:val="0000EE"/>
-            <w:u w:val="single"/>
-          </w:rPr>
-          <w:t>6–20</w:t>
-        </w:r>
-      </w:hyperlink>
-      <w:r>
-        <w:rPr>
-          <w:lang w:val="sw_KE" w:bidi="sw_KE"/>
-        </w:rPr>
-        <w:t>)?</w:t>
-      </w:r>
-    </w:p>
-    <w:p>
-      <w:pPr>
-        <w:pStyle w:val="Heading4"/>
-      </w:pPr>
-      <w:r>
-        <w:rPr>
-          <w:lang w:val="sw_KE" w:bidi="sw_KE"/>
-        </w:rPr>
-        <w:t>Vitasa Saba (</w:t>
-      </w:r>
-      <w:hyperlink r:id="rId117">
-        <w:r>
-          <w:rPr>
-            <w:lang w:val="sw_KE" w:bidi="sw_KE"/>
-          </w:rPr>
-          <w:rPr>
-            <w:color w:val="0000EE"/>
-            <w:u w:val="single"/>
-          </w:rPr>
-          <w:t>15:1–19:10</w:t>
-        </w:r>
-      </w:hyperlink>
-      <w:r>
-        <w:rPr>
-          <w:lang w:val="sw_KE" w:bidi="sw_KE"/>
-        </w:rPr>
-        <w:t>)</w:t>
-      </w:r>
-    </w:p>
-    <w:p>
-      <w:pPr/>
-      <w:r>
-        <w:rPr>
-          <w:lang w:val="sw_KE" w:bidi="sw_KE"/>
-        </w:rPr>
-      </w:r>
-      <w:r>
-        <w:rPr>
-          <w:lang w:val="sw_KE" w:bidi="sw_KE"/>
-        </w:rPr>
-        <w:t xml:space="preserve">Mfululizo wa hukumu za vitasa unajumuisha "ole wa tatu," ulio tangazwa katika </w:t>
-      </w:r>
-      <w:hyperlink r:id="rId91">
-        <w:r>
-          <w:rPr>
-            <w:lang w:val="sw_KE" w:bidi="sw_KE"/>
-          </w:rPr>
-          <w:rPr>
-            <w:color w:val="0000EE"/>
-            <w:u w:val="single"/>
-          </w:rPr>
-          <w:t>11:14</w:t>
-        </w:r>
-      </w:hyperlink>
-      <w:r>
-        <w:rPr>
-          <w:lang w:val="sw_KE" w:bidi="sw_KE"/>
-        </w:rPr>
-        <w:t xml:space="preserve"> kama "unakuja hivi karibuni" (tazama maoni juu ya </w:t>
-      </w:r>
-      <w:hyperlink r:id="rId91">
-        <w:r>
-          <w:rPr>
-            <w:lang w:val="sw_KE" w:bidi="sw_KE"/>
-          </w:rPr>
-          <w:rPr>
-            <w:color w:val="0000EE"/>
-            <w:u w:val="single"/>
-          </w:rPr>
-          <w:t>11:14</w:t>
-        </w:r>
-      </w:hyperlink>
-      <w:r>
-        <w:rPr>
-          <w:lang w:val="sw_KE" w:bidi="sw_KE"/>
-        </w:rPr>
-        <w:t>). Mapigo haya ya mwisho yanatokea "mara baada ya dhiki za siku hizo" zilizotajwa na Yesu katika mahubiri ya Mlima wa Mizeituni na yanaweza kuwa utimilifu wa maneno yake ya kiapokaliptiko: "Jua litatiwa giza, na mwezi hautatoa mwanga wake; nyota zitaanguka kutoka angani, na miili ya mbinguni itatikisika" (</w:t>
-      </w:r>
-      <w:hyperlink r:id="rId118">
-        <w:r>
-          <w:rPr>
-            <w:lang w:val="sw_KE" w:bidi="sw_KE"/>
-          </w:rPr>
-          <w:rPr>
-            <w:color w:val="0000EE"/>
-            <w:u w:val="single"/>
-          </w:rPr>
-          <w:t>Mt 24:29</w:t>
-        </w:r>
-      </w:hyperlink>
-      <w:r>
-        <w:rPr>
-          <w:lang w:val="sw_KE" w:bidi="sw_KE"/>
-        </w:rPr>
-        <w:t>, Toleo Jipya La Kimataifa).</w:t>
-      </w:r>
-    </w:p>
-    <w:p>
-      <w:pPr/>
-      <w:r>
-        <w:rPr>
-          <w:lang w:val="sw_KE" w:bidi="sw_KE"/>
-        </w:rPr>
-      </w:r>
-      <w:r>
-        <w:rPr>
-          <w:lang w:val="sw_KE" w:bidi="sw_KE"/>
-        </w:rPr>
-        <w:t>Maandalizi: Malaika Saba wenye Mapigo Saba ya Mwisho (</w:t>
-      </w:r>
-      <w:hyperlink r:id="rId119">
-        <w:r>
-          <w:rPr>
-            <w:lang w:val="sw_KE" w:bidi="sw_KE"/>
-          </w:rPr>
-          <w:rPr>
-            <w:color w:val="0000EE"/>
-            <w:u w:val="single"/>
-          </w:rPr>
-          <w:t>15:1–8</w:t>
-        </w:r>
-      </w:hyperlink>
-      <w:r>
-        <w:rPr>
-          <w:lang w:val="sw_KE" w:bidi="sw_KE"/>
-        </w:rPr>
-        <w:t>)</w:t>
-      </w:r>
-    </w:p>
-    <w:p>
-      <w:pPr/>
-      <w:r>
-        <w:rPr>
-          <w:lang w:val="sw_KE" w:bidi="sw_KE"/>
-        </w:rPr>
-      </w:r>
-      <w:r>
-        <w:rPr>
-          <w:lang w:val="sw_KE" w:bidi="sw_KE"/>
-        </w:rPr>
-        <w:t xml:space="preserve">Sura ya </w:t>
-      </w:r>
-      <w:hyperlink r:id="rId119">
-        <w:r>
-          <w:rPr>
-            <w:lang w:val="sw_KE" w:bidi="sw_KE"/>
-          </w:rPr>
-          <w:rPr>
-            <w:color w:val="0000EE"/>
-            <w:u w:val="single"/>
-          </w:rPr>
-          <w:t>15</w:t>
-        </w:r>
-      </w:hyperlink>
-      <w:r>
-        <w:rPr>
-          <w:lang w:val="sw_KE" w:bidi="sw_KE"/>
-        </w:rPr>
-        <w:t xml:space="preserve"> inahusiana na simulizi ya Agano la Kale ya Kutoka na inaashiria sana desturi ya liturujia ya sinagogi la kale. Sura hii ina maono mawili makuu: la kwanza linaonyesha washindi ambao wameibuka wakiwa wameshinda kutoka kwenye jaribu kuu (mistari ya </w:t>
-      </w:r>
-      <w:hyperlink r:id="rId120">
-        <w:r>
-          <w:rPr>
-            <w:lang w:val="sw_KE" w:bidi="sw_KE"/>
-          </w:rPr>
-          <w:rPr>
-            <w:color w:val="0000EE"/>
-            <w:u w:val="single"/>
-          </w:rPr>
-          <w:t>2–4</w:t>
-        </w:r>
-      </w:hyperlink>
-      <w:r>
-        <w:rPr>
-          <w:lang w:val="sw_KE" w:bidi="sw_KE"/>
-        </w:rPr>
-        <w:t xml:space="preserve">); la pili linahusiana na kutoka kwa hekalu la mbinguni kwa malaika saba waliovaa mavazi meupe na ya dhahabu ambao wanashikilia vitasa saba ya mapigo ya mwisho (mistari ya </w:t>
-      </w:r>
-      <w:hyperlink r:id="rId121">
-        <w:r>
-          <w:rPr>
-            <w:lang w:val="sw_KE" w:bidi="sw_KE"/>
-          </w:rPr>
-          <w:rPr>
-            <w:color w:val="0000EE"/>
-            <w:u w:val="single"/>
-          </w:rPr>
-          <w:t>5–8</w:t>
-        </w:r>
-      </w:hyperlink>
-      <w:r>
-        <w:rPr>
-          <w:lang w:val="sw_KE" w:bidi="sw_KE"/>
-        </w:rPr>
-        <w:t>).</w:t>
-      </w:r>
-    </w:p>
-    <w:p>
-      <w:pPr/>
-      <w:r>
-        <w:rPr>
-          <w:lang w:val="sw_KE" w:bidi="sw_KE"/>
-        </w:rPr>
-      </w:r>
-      <w:r>
-        <w:rPr>
-          <w:lang w:val="sw_KE" w:bidi="sw_KE"/>
-        </w:rPr>
-        <w:t>Kumwagwa kwa Hukumu za Vitasa (</w:t>
-      </w:r>
-      <w:hyperlink r:id="rId88">
-        <w:r>
-          <w:rPr>
-            <w:lang w:val="sw_KE" w:bidi="sw_KE"/>
-          </w:rPr>
-          <w:rPr>
-            <w:color w:val="0000EE"/>
-            <w:u w:val="single"/>
-          </w:rPr>
-          <w:t>16:1–21</w:t>
-        </w:r>
-      </w:hyperlink>
-      <w:r>
-        <w:rPr>
-          <w:lang w:val="sw_KE" w:bidi="sw_KE"/>
-        </w:rPr>
-        <w:t>)</w:t>
-      </w:r>
-    </w:p>
-    <w:p>
-      <w:pPr/>
-      <w:r>
-        <w:rPr>
-          <w:lang w:val="sw_KE" w:bidi="sw_KE"/>
-        </w:rPr>
-      </w:r>
-      <w:r>
-        <w:rPr>
-          <w:lang w:val="sw_KE" w:bidi="sw_KE"/>
-        </w:rPr>
-        <w:t xml:space="preserve">Haya hutokea kwa haraka mfululizo na kutulia kwa muda mfupi tu kwa mazungumzo kati ya malaika wa tatu na madhabahu, yakisisitiza haki ya adhabu za Mungu (mistari ya </w:t>
-      </w:r>
-      <w:hyperlink r:id="rId122">
-        <w:r>
-          <w:rPr>
-            <w:lang w:val="sw_KE" w:bidi="sw_KE"/>
-          </w:rPr>
-          <w:rPr>
-            <w:color w:val="0000EE"/>
-            <w:u w:val="single"/>
-          </w:rPr>
-          <w:t>5–7</w:t>
-        </w:r>
-      </w:hyperlink>
-      <w:r>
-        <w:rPr>
-          <w:lang w:val="sw_KE" w:bidi="sw_KE"/>
-        </w:rPr>
-        <w:t>). Mfululizo huu wa haraka huenda unatokana na hamu ya Yohane ya kutoa mtazamo wa unabii wa vitasa sita za kwanza na kuharakisha hadi ya saba, ambapo hukumu ya kuvutia zaidi juu ya Babuloni inatokea, ambayo mwandishi atatoa maelezo ya kina. Mapigo matatu ya mwisho yana athari za kijamii na kiroho na yanabadilika kutoka kwa asili hadi kwa ubinadamu.</w:t>
-      </w:r>
-    </w:p>
-    <w:p>
-      <w:pPr/>
-      <w:r>
-        <w:rPr>
-          <w:lang w:val="sw_KE" w:bidi="sw_KE"/>
-        </w:rPr>
-      </w:r>
-      <w:r>
-        <w:rPr>
-          <w:lang w:val="sw_KE" w:bidi="sw_KE"/>
-        </w:rPr>
-        <w:t>Kahaba na Mnyama (</w:t>
-      </w:r>
-      <w:hyperlink r:id="rId29">
-        <w:r>
-          <w:rPr>
-            <w:lang w:val="sw_KE" w:bidi="sw_KE"/>
-          </w:rPr>
-          <w:rPr>
-            <w:color w:val="0000EE"/>
-            <w:u w:val="single"/>
-          </w:rPr>
-          <w:t>17:1–18</w:t>
-        </w:r>
-      </w:hyperlink>
-      <w:r>
-        <w:rPr>
-          <w:lang w:val="sw_KE" w:bidi="sw_KE"/>
-        </w:rPr>
-        <w:t>)</w:t>
-      </w:r>
-    </w:p>
-    <w:p>
-      <w:pPr/>
-      <w:r>
-        <w:rPr>
-          <w:lang w:val="sw_KE" w:bidi="sw_KE"/>
-        </w:rPr>
-      </w:r>
-      <w:r>
-        <w:rPr>
-          <w:lang w:val="sw_KE" w:bidi="sw_KE"/>
-        </w:rPr>
-        <w:t xml:space="preserve">Kwa wafasiri wengi wa kisasa, Babuloni inawakilisha mji wa Rumi. Mnyama anasimama kwa ajili ya Ufalme wa Kirumi kwa ujumla, ikijumuisha majimbo na watu wake. Hata hivyo, haitoshi tu kuhusisha Babuloni na Rumi. Kwa jambo hilo, Babuloni haiwezi kujikita tu katika udhihirisho wowote wa kihistoria, uliopita au ujao; ina usawa nyingi (rej. </w:t>
-      </w:r>
-      <w:hyperlink r:id="rId123">
-        <w:r>
-          <w:rPr>
-            <w:lang w:val="sw_KE" w:bidi="sw_KE"/>
-          </w:rPr>
-          <w:rPr>
-            <w:color w:val="0000EE"/>
-            <w:u w:val="single"/>
-          </w:rPr>
-          <w:t>11:8</w:t>
-        </w:r>
-      </w:hyperlink>
-      <w:r>
-        <w:rPr>
-          <w:lang w:val="sw_KE" w:bidi="sw_KE"/>
-        </w:rPr>
-        <w:t>). Babuloni inapatikana popote pale kuna udanganyifu wa kishetani. Babuloni inaeleweka vyema hapa kama kielelezo cha juu cha upinzani wa kidunia uliokita mizizi dhidi ya Mungu. Babuloni ni hali halisi ya kuzidi historia inayojumuisha falme za ibada ya sanamu tofauti kama vile Sodoma, Misri, Babuloni, Tiro, Ninawi, na Rumi. Babuloni ni ishara ya eskatolojia ya udanganyifu na nguvu za kishetani; ni fumbo la kiungu ambalo kamwe haliwezi kulinganishwa tu na taasisi za kidunia zenye mamlaka. Babuloni inawakilisha desturi zote za dunia mbali na Mungu, wakati mfumo wa kiungu unawakilishwa na Yerusalemu Mpya. Rumi ni dhihirisho moja tu la mfumo mzima.</w:t>
-      </w:r>
-    </w:p>
-    <w:p>
-      <w:pPr/>
-      <w:r>
-        <w:rPr>
-          <w:lang w:val="sw_KE" w:bidi="sw_KE"/>
-        </w:rPr>
-      </w:r>
-      <w:r>
-        <w:rPr>
-          <w:lang w:val="sw_KE" w:bidi="sw_KE"/>
-        </w:rPr>
-        <w:t>Anguko la Babuloni Mkuu (</w:t>
-      </w:r>
-      <w:hyperlink r:id="rId124">
-        <w:r>
-          <w:rPr>
-            <w:lang w:val="sw_KE" w:bidi="sw_KE"/>
-          </w:rPr>
-          <w:rPr>
-            <w:color w:val="0000EE"/>
-            <w:u w:val="single"/>
-          </w:rPr>
-          <w:t>18:1–24</w:t>
-        </w:r>
-      </w:hyperlink>
-      <w:r>
-        <w:rPr>
-          <w:lang w:val="sw_KE" w:bidi="sw_KE"/>
-        </w:rPr>
-        <w:t>)</w:t>
-      </w:r>
-    </w:p>
-    <w:p>
-      <w:pPr/>
-      <w:r>
-        <w:rPr>
-          <w:lang w:val="sw_KE" w:bidi="sw_KE"/>
-        </w:rPr>
-      </w:r>
-      <w:r>
-        <w:rPr>
-          <w:lang w:val="sw_KE" w:bidi="sw_KE"/>
-        </w:rPr>
-        <w:t xml:space="preserve">Sura ya </w:t>
-      </w:r>
-      <w:hyperlink r:id="rId124">
-        <w:r>
-          <w:rPr>
-            <w:lang w:val="sw_KE" w:bidi="sw_KE"/>
-          </w:rPr>
-          <w:rPr>
-            <w:color w:val="0000EE"/>
-            <w:u w:val="single"/>
-          </w:rPr>
-          <w:t>18</w:t>
-        </w:r>
-      </w:hyperlink>
-      <w:r>
-        <w:rPr>
-          <w:lang w:val="sw_KE" w:bidi="sw_KE"/>
-        </w:rPr>
-        <w:t xml:space="preserve"> ina maelezo ya hukumu iliyotangazwa hapo awali juu ya Kahaba (</w:t>
-      </w:r>
-      <w:hyperlink r:id="rId125">
-        <w:r>
-          <w:rPr>
-            <w:lang w:val="sw_KE" w:bidi="sw_KE"/>
-          </w:rPr>
-          <w:rPr>
-            <w:color w:val="0000EE"/>
-            <w:u w:val="single"/>
-          </w:rPr>
-          <w:t>17:1</w:t>
-        </w:r>
-      </w:hyperlink>
-      <w:r>
-        <w:rPr>
-          <w:lang w:val="sw_KE" w:bidi="sw_KE"/>
-        </w:rPr>
-        <w:t>). Kupitia taswira ya uharibifu wa jiji kubwa la kibiashara, Yohana anaelezea kuanguka kwa mwisho kwa Kahaba mkuu, Babuloni.</w:t>
-      </w:r>
-    </w:p>
-    <w:p>
-      <w:pPr/>
-      <w:r>
-        <w:rPr>
-          <w:lang w:val="sw_KE" w:bidi="sw_KE"/>
-        </w:rPr>
-      </w:r>
-      <w:r>
-        <w:rPr>
-          <w:lang w:val="sw_KE" w:bidi="sw_KE"/>
-        </w:rPr>
-        <w:t>Shukrani kwa ajili ya Uharibiwa kwa Babuloni (</w:t>
-      </w:r>
-      <w:hyperlink r:id="rId126">
-        <w:r>
-          <w:rPr>
-            <w:lang w:val="sw_KE" w:bidi="sw_KE"/>
-          </w:rPr>
-          <w:rPr>
-            <w:color w:val="0000EE"/>
-            <w:u w:val="single"/>
-          </w:rPr>
-          <w:t>19:1–5</w:t>
-        </w:r>
-      </w:hyperlink>
-      <w:r>
-        <w:rPr>
-          <w:lang w:val="sw_KE" w:bidi="sw_KE"/>
-        </w:rPr>
-        <w:t>)</w:t>
-      </w:r>
-    </w:p>
-    <w:p>
-      <w:pPr/>
-      <w:r>
-        <w:rPr>
-          <w:lang w:val="sw_KE" w:bidi="sw_KE"/>
-        </w:rPr>
-      </w:r>
-      <w:r>
-        <w:rPr>
-          <w:lang w:val="sw_KE" w:bidi="sw_KE"/>
-        </w:rPr>
-        <w:t>Tofauti kabisa na maombolezo ya washirika wa Babuloni, kwaya za mbinguni zilibubujika kwa liturujia kubwa ya sherehe kwa Mungu.</w:t>
-      </w:r>
-    </w:p>
-    <w:p>
-      <w:pPr/>
-      <w:r>
-        <w:rPr>
-          <w:lang w:val="sw_KE" w:bidi="sw_KE"/>
-        </w:rPr>
-      </w:r>
-      <w:r>
-        <w:rPr>
-          <w:lang w:val="sw_KE" w:bidi="sw_KE"/>
-        </w:rPr>
-        <w:t>Ndoa ya Mwanakondoo (</w:t>
-      </w:r>
-      <w:hyperlink r:id="rId127">
-        <w:r>
-          <w:rPr>
-            <w:lang w:val="sw_KE" w:bidi="sw_KE"/>
-          </w:rPr>
-          <w:rPr>
-            <w:color w:val="0000EE"/>
-            <w:u w:val="single"/>
-          </w:rPr>
-          <w:t>19:6–10</w:t>
-        </w:r>
-      </w:hyperlink>
-      <w:r>
-        <w:rPr>
-          <w:lang w:val="sw_KE" w:bidi="sw_KE"/>
-        </w:rPr>
-        <w:t>)</w:t>
-      </w:r>
-    </w:p>
-    <w:p>
-      <w:pPr/>
-      <w:r>
-        <w:rPr>
-          <w:lang w:val="sw_KE" w:bidi="sw_KE"/>
-        </w:rPr>
-      </w:r>
-      <w:r>
-        <w:rPr>
-          <w:lang w:val="sw_KE" w:bidi="sw_KE"/>
-        </w:rPr>
-        <w:t xml:space="preserve">Hatimaye, mzunguko wa sifa unakamilika na sauti zinazotetemesha za umati mwingine mkubwa (mistari wa </w:t>
-      </w:r>
-      <w:hyperlink r:id="rId128">
-        <w:r>
-          <w:rPr>
-            <w:lang w:val="sw_KE" w:bidi="sw_KE"/>
-          </w:rPr>
-          <w:rPr>
-            <w:color w:val="0000EE"/>
-            <w:u w:val="single"/>
-          </w:rPr>
-          <w:t>6</w:t>
-        </w:r>
-      </w:hyperlink>
-      <w:r>
-        <w:rPr>
-          <w:lang w:val="sw_KE" w:bidi="sw_KE"/>
-        </w:rPr>
-        <w:t xml:space="preserve">): umati uliokombolewa (rej. </w:t>
-      </w:r>
-      <w:hyperlink r:id="rId129">
-        <w:r>
-          <w:rPr>
-            <w:lang w:val="sw_KE" w:bidi="sw_KE"/>
-          </w:rPr>
-          <w:rPr>
-            <w:color w:val="0000EE"/>
-            <w:u w:val="single"/>
-          </w:rPr>
-          <w:t>7:9</w:t>
-        </w:r>
-      </w:hyperlink>
-      <w:r>
-        <w:rPr>
-          <w:lang w:val="sw_KE" w:bidi="sw_KE"/>
-        </w:rPr>
-        <w:t>). Wanatamka Hallel ya mwisho kwa maneno yanayokumbusha Zaburi kuu za kifalme (</w:t>
-      </w:r>
-      <w:hyperlink r:id="rId130">
-        <w:r>
-          <w:rPr>
-            <w:lang w:val="sw_KE" w:bidi="sw_KE"/>
-          </w:rPr>
-          <w:rPr>
-            <w:color w:val="0000EE"/>
-            <w:u w:val="single"/>
-          </w:rPr>
-          <w:t>Zab 93:1</w:t>
-        </w:r>
-      </w:hyperlink>
-      <w:r>
-        <w:rPr>
-          <w:lang w:val="sw_KE" w:bidi="sw_KE"/>
-        </w:rPr>
-        <w:t xml:space="preserve">; </w:t>
-      </w:r>
-      <w:hyperlink r:id="rId131">
-        <w:r>
-          <w:rPr>
-            <w:lang w:val="sw_KE" w:bidi="sw_KE"/>
-          </w:rPr>
-          <w:rPr>
-            <w:color w:val="0000EE"/>
-            <w:u w:val="single"/>
-          </w:rPr>
-          <w:t>97:1</w:t>
-        </w:r>
-      </w:hyperlink>
-      <w:r>
-        <w:rPr>
-          <w:lang w:val="sw_KE" w:bidi="sw_KE"/>
-        </w:rPr>
-        <w:t xml:space="preserve">; </w:t>
-      </w:r>
-      <w:hyperlink r:id="rId132">
-        <w:r>
-          <w:rPr>
-            <w:lang w:val="sw_KE" w:bidi="sw_KE"/>
-          </w:rPr>
-          <w:rPr>
-            <w:color w:val="0000EE"/>
-            <w:u w:val="single"/>
-          </w:rPr>
-          <w:t>99:1</w:t>
-        </w:r>
-      </w:hyperlink>
-      <w:r>
-        <w:rPr>
-          <w:lang w:val="sw_KE" w:bidi="sw_KE"/>
-        </w:rPr>
-        <w:t>).</w:t>
-      </w:r>
-    </w:p>
-    <w:p>
-      <w:pPr>
-        <w:pStyle w:val="Heading4"/>
-      </w:pPr>
-      <w:r>
-        <w:rPr>
-          <w:lang w:val="sw_KE" w:bidi="sw_KE"/>
-        </w:rPr>
-        <w:t>Maono ya Kurudi kwa Kristo na Utimilifu wa Enzi (</w:t>
-      </w:r>
-      <w:hyperlink r:id="rId39">
-        <w:r>
-          <w:rPr>
-            <w:lang w:val="sw_KE" w:bidi="sw_KE"/>
-          </w:rPr>
-          <w:rPr>
-            <w:color w:val="0000EE"/>
-            <w:u w:val="single"/>
-          </w:rPr>
-          <w:t>19:11–20:15</w:t>
-        </w:r>
-      </w:hyperlink>
-      <w:r>
-        <w:rPr>
-          <w:lang w:val="sw_KE" w:bidi="sw_KE"/>
-        </w:rPr>
-        <w:t>)</w:t>
-      </w:r>
-    </w:p>
-    <w:p>
-      <w:pPr/>
-      <w:r>
-        <w:rPr>
-          <w:lang w:val="sw_KE" w:bidi="sw_KE"/>
-        </w:rPr>
-      </w:r>
-      <w:r>
-        <w:rPr>
-          <w:lang w:val="sw_KE" w:bidi="sw_KE"/>
-        </w:rPr>
-        <w:t>Vitu vya Kwanza na vya Pili vya Mwisho: Mpanda Farasi Mweupe na Uharibifu wa Mnyama (</w:t>
-      </w:r>
-      <w:hyperlink r:id="rId101">
-        <w:r>
-          <w:rPr>
-            <w:lang w:val="sw_KE" w:bidi="sw_KE"/>
-          </w:rPr>
-          <w:rPr>
-            <w:color w:val="0000EE"/>
-            <w:u w:val="single"/>
-          </w:rPr>
-          <w:t>19:11–21</w:t>
-        </w:r>
-      </w:hyperlink>
-      <w:r>
-        <w:rPr>
-          <w:lang w:val="sw_KE" w:bidi="sw_KE"/>
-        </w:rPr>
-        <w:t>)</w:t>
-      </w:r>
-    </w:p>
-    <w:p>
-      <w:pPr/>
-      <w:r>
-        <w:rPr>
-          <w:lang w:val="sw_KE" w:bidi="sw_KE"/>
-        </w:rPr>
-      </w:r>
-      <w:r>
-        <w:rPr>
-          <w:lang w:val="sw_KE" w:bidi="sw_KE"/>
-        </w:rPr>
-        <w:t xml:space="preserve">Maono haya, yanayoonyesha kurudi kwa Kristo na kuangamizwa kwa mwisho kwa yule mnyama, yanaweza kuonekana kama kilele cha sehemu iliyotangulia (Mistari ya </w:t>
-      </w:r>
-      <w:hyperlink r:id="rId133">
-        <w:r>
-          <w:rPr>
-            <w:lang w:val="sw_KE" w:bidi="sw_KE"/>
-          </w:rPr>
-          <w:rPr>
-            <w:color w:val="0000EE"/>
-            <w:u w:val="single"/>
-          </w:rPr>
-          <w:t>1–10</w:t>
-        </w:r>
-      </w:hyperlink>
-      <w:r>
-        <w:rPr>
-          <w:lang w:val="sw_KE" w:bidi="sw_KE"/>
-        </w:rPr>
-        <w:t>) au kama ya kwanza katika mfululizo wa mambo saba ya mwisho—yaani, kurudi kwa Kristo; kushindwa kwa mnyama; kufungwa kwa Shetani; Millenia; kuachiliwa na mwisho wa Shetani; hukumu ya mwisho; na mbingu mpya, nchi mpya, na Yerusalemu mpya.</w:t>
-      </w:r>
-    </w:p>
-    <w:p>
-      <w:pPr/>
-      <w:r>
-        <w:rPr>
-          <w:lang w:val="sw_KE" w:bidi="sw_KE"/>
-        </w:rPr>
-      </w:r>
-      <w:r>
-        <w:rPr>
-          <w:lang w:val="sw_KE" w:bidi="sw_KE"/>
-        </w:rPr>
-        <w:t xml:space="preserve">Ingawa Shetani alipata pigo la kifo msalabani (rej. </w:t>
-      </w:r>
-      <w:hyperlink r:id="rId134">
-        <w:r>
-          <w:rPr>
-            <w:lang w:val="sw_KE" w:bidi="sw_KE"/>
-          </w:rPr>
-          <w:rPr>
-            <w:color w:val="0000EE"/>
-            <w:u w:val="single"/>
-          </w:rPr>
-          <w:t>Yoh 12:31</w:t>
-        </w:r>
-      </w:hyperlink>
-      <w:r>
-        <w:rPr>
-          <w:lang w:val="sw_KE" w:bidi="sw_KE"/>
-        </w:rPr>
-        <w:t xml:space="preserve">; </w:t>
-      </w:r>
-      <w:hyperlink r:id="rId135">
-        <w:r>
-          <w:rPr>
-            <w:lang w:val="sw_KE" w:bidi="sw_KE"/>
-          </w:rPr>
-          <w:rPr>
-            <w:color w:val="0000EE"/>
-            <w:u w:val="single"/>
-          </w:rPr>
-          <w:t>16:11</w:t>
-        </w:r>
-      </w:hyperlink>
-      <w:r>
-        <w:rPr>
-          <w:lang w:val="sw_KE" w:bidi="sw_KE"/>
-        </w:rPr>
-        <w:t xml:space="preserve">), bado anaendelea kueneza uovu na udanganyifu katika enzi hii ya sasa (rej. </w:t>
-      </w:r>
-      <w:hyperlink r:id="rId136">
-        <w:r>
-          <w:rPr>
-            <w:lang w:val="sw_KE" w:bidi="sw_KE"/>
-          </w:rPr>
-          <w:rPr>
-            <w:color w:val="0000EE"/>
-            <w:u w:val="single"/>
-          </w:rPr>
-          <w:t>Efe 2:2</w:t>
-        </w:r>
-      </w:hyperlink>
-      <w:r>
-        <w:rPr>
-          <w:lang w:val="sw_KE" w:bidi="sw_KE"/>
-        </w:rPr>
-        <w:t xml:space="preserve">; </w:t>
-      </w:r>
-      <w:hyperlink r:id="rId137">
-        <w:r>
-          <w:rPr>
-            <w:lang w:val="sw_KE" w:bidi="sw_KE"/>
-          </w:rPr>
-          <w:rPr>
-            <w:color w:val="0000EE"/>
-            <w:u w:val="single"/>
-          </w:rPr>
-          <w:t>1 Thes 3:5</w:t>
-        </w:r>
-      </w:hyperlink>
-      <w:r>
-        <w:rPr>
-          <w:lang w:val="sw_KE" w:bidi="sw_KE"/>
-        </w:rPr>
-        <w:t xml:space="preserve">; </w:t>
-      </w:r>
-      <w:hyperlink r:id="rId138">
-        <w:r>
-          <w:rPr>
-            <w:lang w:val="sw_KE" w:bidi="sw_KE"/>
-          </w:rPr>
-          <w:rPr>
-            <w:color w:val="0000EE"/>
-            <w:u w:val="single"/>
-          </w:rPr>
-          <w:t>1 Pet 5:8–9</w:t>
-        </w:r>
-      </w:hyperlink>
-      <w:r>
-        <w:rPr>
-          <w:lang w:val="sw_KE" w:bidi="sw_KE"/>
-        </w:rPr>
-        <w:t xml:space="preserve">; </w:t>
-      </w:r>
-      <w:hyperlink r:id="rId139">
-        <w:r>
-          <w:rPr>
-            <w:lang w:val="sw_KE" w:bidi="sw_KE"/>
-          </w:rPr>
-          <w:rPr>
-            <w:color w:val="0000EE"/>
-            <w:u w:val="single"/>
-          </w:rPr>
-          <w:t>Ufu 2:10</w:t>
-        </w:r>
-      </w:hyperlink>
-      <w:r>
-        <w:rPr>
-          <w:lang w:val="sw_KE" w:bidi="sw_KE"/>
-        </w:rPr>
-        <w:t>). Hata hivyo, yeye ni mtawala aliyeondolewa ambaye sasa yuko chini ya mamlaka kuu ya Kristo. Shetani ameruhusiwa kuendelea na uovu wake kwa muda mfupi hadi makusudi ya Mungu yatimie. Katika tukio hili la kuangushwa kwa mnyama, wafalme wake, na majeshi yao, Yohane anatufunulia maangamizi ya mwisho na ya haraka ya nguvu hizi za uovu na Mfalme wa wafalme na Bwana wa mabwana. Wamekutana na Bwana wao katika pambano hili la mwisho na la kweli kabisa (</w:t>
-      </w:r>
-      <w:hyperlink r:id="rId140">
-        <w:r>
-          <w:rPr>
-            <w:lang w:val="sw_KE" w:bidi="sw_KE"/>
-          </w:rPr>
-          <w:rPr>
-            <w:color w:val="0000EE"/>
-            <w:u w:val="single"/>
-          </w:rPr>
-          <w:t>Ufu 19:17–21</w:t>
-        </w:r>
-      </w:hyperlink>
-      <w:r>
-        <w:rPr>
-          <w:lang w:val="sw_KE" w:bidi="sw_KE"/>
-        </w:rPr>
-        <w:t>).</w:t>
-      </w:r>
-    </w:p>
-    <w:p>
-      <w:pPr/>
-      <w:r>
-        <w:rPr>
-          <w:lang w:val="sw_KE" w:bidi="sw_KE"/>
-        </w:rPr>
-      </w:r>
-      <w:r>
-        <w:rPr>
-          <w:lang w:val="sw_KE" w:bidi="sw_KE"/>
-        </w:rPr>
-        <w:t>Jambo la Tatu na la Nne la Mwisho: Kufungwa kwa Shetani na Kipindi cha Miaka Elfu (</w:t>
-      </w:r>
-      <w:hyperlink r:id="rId141">
-        <w:r>
-          <w:rPr>
-            <w:lang w:val="sw_KE" w:bidi="sw_KE"/>
-          </w:rPr>
-          <w:rPr>
-            <w:color w:val="0000EE"/>
-            <w:u w:val="single"/>
-          </w:rPr>
-          <w:t>20:1–6</w:t>
-        </w:r>
-      </w:hyperlink>
-      <w:r>
-        <w:rPr>
-          <w:lang w:val="sw_KE" w:bidi="sw_KE"/>
-        </w:rPr>
-        <w:t>)</w:t>
-      </w:r>
-    </w:p>
-    <w:p>
-      <w:pPr/>
-      <w:r>
-        <w:rPr>
-          <w:lang w:val="sw_KE" w:bidi="sw_KE"/>
-        </w:rPr>
-      </w:r>
-      <w:r>
-        <w:rPr>
-          <w:lang w:val="sw_KE" w:bidi="sw_KE"/>
-        </w:rPr>
-        <w:t>Millenia imeitwa moja ya maswali yenye utata na ya kuvutia zaidi katika eskatolojia. Tatizo kuu ni kama rejeleo la Millenia (miaka elfu moja) linaashiria utawala wa kihistoria wa amani duniani ambao utaonekana mwishoni mwa enzi hii ya sasa, au kama kifungu chote ni ishara ya uzoefu wa sasa wa Wakristo au ukweli fulani wa baadaye usio wa kihistoria. Mtazamo wa kwanza unaitwa premillenia (yaani, kuja kwa Pili kwa Kristo kunatangulia Millenia), na wa pili ni Uamillenia (yaani, hakuna Millenia halisi).</w:t>
-      </w:r>
-    </w:p>
-    <w:p>
-      <w:pPr/>
-      <w:r>
-        <w:rPr>
-          <w:lang w:val="sw_KE" w:bidi="sw_KE"/>
-        </w:rPr>
-      </w:r>
-      <w:r>
-        <w:rPr>
-          <w:lang w:val="sw_KE" w:bidi="sw_KE"/>
-        </w:rPr>
-        <w:t xml:space="preserve">Kufungwa kwa Shetani kunasitisha shughuli zake za udanganyifu duniani (mistari ya </w:t>
-      </w:r>
-      <w:hyperlink r:id="rId142">
-        <w:r>
-          <w:rPr>
-            <w:lang w:val="sw_KE" w:bidi="sw_KE"/>
-          </w:rPr>
-          <w:rPr>
-            <w:color w:val="0000EE"/>
-            <w:u w:val="single"/>
-          </w:rPr>
-          <w:t>1–3</w:t>
-        </w:r>
-      </w:hyperlink>
-      <w:r>
-        <w:rPr>
-          <w:lang w:val="sw_KE" w:bidi="sw_KE"/>
-        </w:rPr>
-        <w:t xml:space="preserve">), wakati ambapo watakatifu waliouawa wanafufuliwa na kutawala pamoja na Kristo (mistari ya </w:t>
-      </w:r>
-      <w:hyperlink r:id="rId143">
-        <w:r>
-          <w:rPr>
-            <w:lang w:val="sw_KE" w:bidi="sw_KE"/>
-          </w:rPr>
-          <w:rPr>
-            <w:color w:val="0000EE"/>
-            <w:u w:val="single"/>
-          </w:rPr>
-          <w:t>4–6</w:t>
-        </w:r>
-      </w:hyperlink>
-      <w:r>
-        <w:rPr>
-          <w:lang w:val="sw_KE" w:bidi="sw_KE"/>
-        </w:rPr>
-        <w:t>).</w:t>
-      </w:r>
-    </w:p>
-    <w:p>
-      <w:pPr/>
-      <w:r>
-        <w:rPr>
-          <w:lang w:val="sw_KE" w:bidi="sw_KE"/>
-        </w:rPr>
-      </w:r>
-      <w:r>
-        <w:rPr>
-          <w:lang w:val="sw_KE" w:bidi="sw_KE"/>
-        </w:rPr>
-        <w:t>Jambo la Tano la Mwisho: Kuachiliwa na Mwisho wa Shetani (</w:t>
-      </w:r>
-      <w:hyperlink r:id="rId144">
-        <w:r>
-          <w:rPr>
-            <w:lang w:val="sw_KE" w:bidi="sw_KE"/>
-          </w:rPr>
-          <w:rPr>
-            <w:color w:val="0000EE"/>
-            <w:u w:val="single"/>
-          </w:rPr>
-          <w:t>20:7–10</w:t>
-        </w:r>
-      </w:hyperlink>
-      <w:r>
-        <w:rPr>
-          <w:lang w:val="sw_KE" w:bidi="sw_KE"/>
-        </w:rPr>
-        <w:t>)</w:t>
-      </w:r>
-    </w:p>
-    <w:p>
-      <w:pPr/>
-      <w:r>
-        <w:rPr>
-          <w:lang w:val="sw_KE" w:bidi="sw_KE"/>
-        </w:rPr>
-      </w:r>
-      <w:r>
-        <w:rPr>
-          <w:lang w:val="sw_KE" w:bidi="sw_KE"/>
-        </w:rPr>
-        <w:t xml:space="preserve">Katika </w:t>
-      </w:r>
-      <w:hyperlink r:id="rId145">
-        <w:r>
-          <w:rPr>
-            <w:lang w:val="sw_KE" w:bidi="sw_KE"/>
-          </w:rPr>
-          <w:rPr>
-            <w:color w:val="0000EE"/>
-            <w:u w:val="single"/>
-          </w:rPr>
-          <w:t>Ezekieli 38–39</w:t>
-        </w:r>
-      </w:hyperlink>
-      <w:r>
-        <w:rPr>
-          <w:lang w:val="sw_KE" w:bidi="sw_KE"/>
-        </w:rPr>
-        <w:t>, "Gogu" inamrejelea kiongozi wa jeshi la wavamizi wa kipagani kutoka Kaskazini, hasa makundi ya Waskiti kutoka nchi ya mbali ya Magogu. Hata hivyo, katika Ufunuo, majina haya ni mfano wa maadui wa mwisho wa Kristo waliodanganywa na Shetani kushambulia jamii ya watakatifu.</w:t>
-      </w:r>
-    </w:p>
-    <w:p>
-      <w:pPr/>
-      <w:r>
-        <w:rPr>
-          <w:lang w:val="sw_KE" w:bidi="sw_KE"/>
-        </w:rPr>
-      </w:r>
-      <w:r>
-        <w:rPr>
-          <w:lang w:val="sw_KE" w:bidi="sw_KE"/>
-        </w:rPr>
-        <w:t>Jambo la Sita la Mwisho: Hukumu ya Kiti cha Enzi Cheupe Kikuu (</w:t>
-      </w:r>
-      <w:hyperlink r:id="rId146">
-        <w:r>
-          <w:rPr>
-            <w:lang w:val="sw_KE" w:bidi="sw_KE"/>
-          </w:rPr>
-          <w:rPr>
-            <w:color w:val="0000EE"/>
-            <w:u w:val="single"/>
-          </w:rPr>
-          <w:t>20:11–15</w:t>
-        </w:r>
-      </w:hyperlink>
-      <w:r>
-        <w:rPr>
-          <w:lang w:val="sw_KE" w:bidi="sw_KE"/>
-        </w:rPr>
-        <w:t>)</w:t>
-      </w:r>
-    </w:p>
-    <w:p>
-      <w:pPr/>
-      <w:r>
-        <w:rPr>
-          <w:lang w:val="sw_KE" w:bidi="sw_KE"/>
-        </w:rPr>
-      </w:r>
-      <w:r>
-        <w:rPr>
-          <w:lang w:val="sw_KE" w:bidi="sw_KE"/>
-        </w:rPr>
-        <w:t>Lugha ya taswira za kishairi inanasa hali inayofifia ya kila kitu ambacho ni cha dunia (</w:t>
-      </w:r>
-      <w:hyperlink r:id="rId147">
-        <w:r>
-          <w:rPr>
-            <w:lang w:val="sw_KE" w:bidi="sw_KE"/>
-          </w:rPr>
-          <w:rPr>
-            <w:color w:val="0000EE"/>
-            <w:u w:val="single"/>
-          </w:rPr>
-          <w:t>1 Yoh 2:15–17</w:t>
-        </w:r>
-      </w:hyperlink>
-      <w:r>
-        <w:rPr>
-          <w:lang w:val="sw_KE" w:bidi="sw_KE"/>
-        </w:rPr>
-        <w:t>). Ukweli pekee sasa ni kwamba Mungu ameketi kwenye kiti cha enzi cha hukumu, na mbele yake kila mmoja lazima aonekane (</w:t>
-      </w:r>
-      <w:hyperlink r:id="rId148">
-        <w:r>
-          <w:rPr>
-            <w:lang w:val="sw_KE" w:bidi="sw_KE"/>
-          </w:rPr>
-          <w:rPr>
-            <w:color w:val="0000EE"/>
-            <w:u w:val="single"/>
-          </w:rPr>
-          <w:t>Waeb 9:27</w:t>
-        </w:r>
-      </w:hyperlink>
-      <w:r>
-        <w:rPr>
-          <w:lang w:val="sw_KE" w:bidi="sw_KE"/>
-        </w:rPr>
-        <w:t>). Hukumu yake ni takatifu na yenye haki (inaonyeshwa kwa njia ya mfano na kiti cha enzi cheupe). Maono haya yanatangaza kwamba ingawa inaweza kuonekana kuwa mwelekeo wa historia ya dunia ulikwenda kinyume na mapenzi yake matakatifu, hakuna siku au saa moja katika vituko vya dunia ambavyo vimewahi kupunguza ukuu wa Mungu usio na mipaka.</w:t>
-      </w:r>
-    </w:p>
-    <w:p>
-      <w:pPr/>
-      <w:r>
-        <w:rPr>
-          <w:lang w:val="sw_KE" w:bidi="sw_KE"/>
-        </w:rPr>
-      </w:r>
-      <w:r>
-        <w:rPr>
-          <w:lang w:val="sw_KE" w:bidi="sw_KE"/>
-        </w:rPr>
-        <w:t>Kitu cha Saba cha Mwisho: Mbingu Mpya, Nchi Mpya, na Yerusalemu Mpya (</w:t>
-      </w:r>
-      <w:hyperlink r:id="rId149">
-        <w:r>
-          <w:rPr>
-            <w:lang w:val="sw_KE" w:bidi="sw_KE"/>
-          </w:rPr>
-          <w:rPr>
-            <w:color w:val="0000EE"/>
-            <w:u w:val="single"/>
-          </w:rPr>
-          <w:t>21:1–22:5</w:t>
-        </w:r>
-      </w:hyperlink>
-      <w:r>
-        <w:rPr>
-          <w:lang w:val="sw_KE" w:bidi="sw_KE"/>
-        </w:rPr>
-        <w:t>)</w:t>
-      </w:r>
-    </w:p>
-    <w:p>
-      <w:pPr/>
-      <w:r>
-        <w:rPr>
-          <w:lang w:val="sw_KE" w:bidi="sw_KE"/>
-        </w:rPr>
-      </w:r>
-      <w:r>
-        <w:rPr>
-          <w:lang w:val="sw_KE" w:bidi="sw_KE"/>
-        </w:rPr>
-        <w:t>Yohana hapa anafichua teolojia katika jiwe, dhahabu safi kama kioo, na rangi. Picha za kiasili zimejaa. Kanisa linaitwa bibi arusi (</w:t>
-      </w:r>
-      <w:hyperlink r:id="rId150">
-        <w:r>
-          <w:rPr>
-            <w:lang w:val="sw_KE" w:bidi="sw_KE"/>
-          </w:rPr>
-          <w:rPr>
-            <w:color w:val="0000EE"/>
-            <w:u w:val="single"/>
-          </w:rPr>
-          <w:t>21:2</w:t>
-        </w:r>
-      </w:hyperlink>
-      <w:r>
-        <w:rPr>
-          <w:lang w:val="sw_KE" w:bidi="sw_KE"/>
-        </w:rPr>
-        <w:t xml:space="preserve">). Mungu anawapa wenye kiu “chemchemi za maji ya uzima bila malipo!” (mstari wa </w:t>
-      </w:r>
-      <w:hyperlink r:id="rId151">
-        <w:r>
-          <w:rPr>
-            <w:lang w:val="sw_KE" w:bidi="sw_KE"/>
-          </w:rPr>
-          <w:rPr>
-            <w:color w:val="0000EE"/>
-            <w:u w:val="single"/>
-          </w:rPr>
-          <w:t>6</w:t>
-        </w:r>
-      </w:hyperlink>
-      <w:r>
-        <w:rPr>
-          <w:lang w:val="sw_KE" w:bidi="sw_KE"/>
-        </w:rPr>
-        <w:t xml:space="preserve">). Ukamilifu unaonyeshwa katika namba 12 na vizidisho vyake (mistari ya </w:t>
-      </w:r>
-      <w:hyperlink r:id="rId152">
-        <w:r>
-          <w:rPr>
-            <w:lang w:val="sw_KE" w:bidi="sw_KE"/>
-          </w:rPr>
-          <w:rPr>
-            <w:color w:val="0000EE"/>
-            <w:u w:val="single"/>
-          </w:rPr>
-          <w:t>12–14, 16–17, 21</w:t>
-        </w:r>
-      </w:hyperlink>
-      <w:r>
-        <w:rPr>
-          <w:lang w:val="sw_KE" w:bidi="sw_KE"/>
-        </w:rPr>
-        <w:t xml:space="preserve">), na ukamilifu katika umbo la mji lenye umbo la mchemraba (mistari wa </w:t>
-      </w:r>
-      <w:hyperlink r:id="rId153">
-        <w:r>
-          <w:rPr>
-            <w:lang w:val="sw_KE" w:bidi="sw_KE"/>
-          </w:rPr>
-          <w:rPr>
-            <w:color w:val="0000EE"/>
-            <w:u w:val="single"/>
-          </w:rPr>
-          <w:t>16</w:t>
-        </w:r>
-      </w:hyperlink>
-      <w:r>
-        <w:rPr>
-          <w:lang w:val="sw_KE" w:bidi="sw_KE"/>
-        </w:rPr>
-        <w:t>). Vito vya rangi vimejaa, pamoja na marejeleo ya mwanga na utukufu wa Mungu (</w:t>
-      </w:r>
-      <w:hyperlink r:id="rId154">
-        <w:r>
-          <w:rPr>
-            <w:lang w:val="sw_KE" w:bidi="sw_KE"/>
-          </w:rPr>
-          <w:rPr>
-            <w:color w:val="0000EE"/>
-            <w:u w:val="single"/>
-          </w:rPr>
-          <w:t>21:11, 18–21, 23–25</w:t>
-        </w:r>
-      </w:hyperlink>
-      <w:r>
-        <w:rPr>
-          <w:lang w:val="sw_KE" w:bidi="sw_KE"/>
-        </w:rPr>
-        <w:t xml:space="preserve">; </w:t>
-      </w:r>
-      <w:hyperlink r:id="rId155">
-        <w:r>
-          <w:rPr>
-            <w:lang w:val="sw_KE" w:bidi="sw_KE"/>
-          </w:rPr>
-          <w:rPr>
-            <w:color w:val="0000EE"/>
-            <w:u w:val="single"/>
-          </w:rPr>
-          <w:t>22:5</w:t>
-        </w:r>
-      </w:hyperlink>
-      <w:r>
-        <w:rPr>
-          <w:lang w:val="sw_KE" w:bidi="sw_KE"/>
-        </w:rPr>
-        <w:t>). Kuna “Mto wa maji ya uzima” (</w:t>
-      </w:r>
-      <w:hyperlink r:id="rId156">
-        <w:r>
-          <w:rPr>
-            <w:lang w:val="sw_KE" w:bidi="sw_KE"/>
-          </w:rPr>
-          <w:rPr>
-            <w:color w:val="0000EE"/>
-            <w:u w:val="single"/>
-          </w:rPr>
-          <w:t>22:1</w:t>
-        </w:r>
-      </w:hyperlink>
-      <w:r>
-        <w:rPr>
-          <w:lang w:val="sw_KE" w:bidi="sw_KE"/>
-        </w:rPr>
-        <w:t xml:space="preserve">) na “Mti wa Uzima” (mstari wa </w:t>
-      </w:r>
-      <w:hyperlink r:id="rId157">
-        <w:r>
-          <w:rPr>
-            <w:lang w:val="sw_KE" w:bidi="sw_KE"/>
-          </w:rPr>
-          <w:rPr>
-            <w:color w:val="0000EE"/>
-            <w:u w:val="single"/>
-          </w:rPr>
-          <w:t>2</w:t>
-        </w:r>
-      </w:hyperlink>
-      <w:r>
-        <w:rPr>
-          <w:lang w:val="sw_KE" w:bidi="sw_KE"/>
-        </w:rPr>
-        <w:t>). “Bahari” imeondolewa (</w:t>
-      </w:r>
-      <w:hyperlink r:id="rId158">
-        <w:r>
-          <w:rPr>
-            <w:lang w:val="sw_KE" w:bidi="sw_KE"/>
-          </w:rPr>
-          <w:rPr>
-            <w:color w:val="0000EE"/>
-            <w:u w:val="single"/>
-          </w:rPr>
-          <w:t>21:1</w:t>
-        </w:r>
-      </w:hyperlink>
-      <w:r>
-        <w:rPr>
-          <w:lang w:val="sw_KE" w:bidi="sw_KE"/>
-        </w:rPr>
-        <w:t>).</w:t>
-      </w:r>
-    </w:p>
-    <w:p>
-      <w:pPr/>
-      <w:r>
-        <w:rPr>
-          <w:lang w:val="sw_KE" w:bidi="sw_KE"/>
-        </w:rPr>
-      </w:r>
-      <w:r>
-        <w:rPr>
-          <w:lang w:val="sw_KE" w:bidi="sw_KE"/>
-        </w:rPr>
-        <w:t xml:space="preserve">Marejeleo ya Agano la Kale yanapatikana kwa wingi. Picha nyingi za Yohane katika sura hii zinaakisi </w:t>
-      </w:r>
-      <w:hyperlink r:id="rId159">
-        <w:r>
-          <w:rPr>
-            <w:lang w:val="sw_KE" w:bidi="sw_KE"/>
-          </w:rPr>
-          <w:rPr>
-            <w:color w:val="0000EE"/>
-            <w:u w:val="single"/>
-          </w:rPr>
-          <w:t>Isaya 60</w:t>
-        </w:r>
-      </w:hyperlink>
-      <w:r>
-        <w:rPr>
-          <w:lang w:val="sw_KE" w:bidi="sw_KE"/>
-        </w:rPr>
-        <w:t xml:space="preserve"> na </w:t>
-      </w:r>
-      <w:hyperlink r:id="rId160">
-        <w:r>
-          <w:rPr>
-            <w:lang w:val="sw_KE" w:bidi="sw_KE"/>
-          </w:rPr>
-          <w:rPr>
-            <w:color w:val="0000EE"/>
-            <w:u w:val="single"/>
-          </w:rPr>
-          <w:t>65</w:t>
-        </w:r>
-      </w:hyperlink>
-      <w:r>
-        <w:rPr>
-          <w:lang w:val="sw_KE" w:bidi="sw_KE"/>
-        </w:rPr>
-        <w:t xml:space="preserve"> na </w:t>
-      </w:r>
-      <w:hyperlink r:id="rId161">
-        <w:r>
-          <w:rPr>
-            <w:lang w:val="sw_KE" w:bidi="sw_KE"/>
-          </w:rPr>
-          <w:rPr>
-            <w:color w:val="0000EE"/>
-            <w:u w:val="single"/>
-          </w:rPr>
-          <w:t>Ezekieli 40–48</w:t>
-        </w:r>
-      </w:hyperlink>
-      <w:r>
-        <w:rPr>
-          <w:lang w:val="sw_KE" w:bidi="sw_KE"/>
-        </w:rPr>
-        <w:t xml:space="preserve">. Yohane anachanganya maono ya Isaya ya Yerusalemu mpya pamoja na maono ya Ezekieli ya hekalu jipya. Ahadi nyingi za Agano la Kale zinazoungana katika mawazo ya Yohane zinaonekana kuashiria kwamba aliona Yerusalemu mpya kama utimilifu wa nyuzi zote hizi za unabii. Pia kuna marejeleo ya </w:t>
-      </w:r>
-      <w:hyperlink r:id="rId162">
-        <w:r>
-          <w:rPr>
-            <w:lang w:val="sw_KE" w:bidi="sw_KE"/>
-          </w:rPr>
-          <w:rPr>
-            <w:color w:val="0000EE"/>
-            <w:u w:val="single"/>
-          </w:rPr>
-          <w:t>Mwanzo 1–3</w:t>
-        </w:r>
-      </w:hyperlink>
-      <w:r>
-        <w:rPr>
-          <w:lang w:val="sw_KE" w:bidi="sw_KE"/>
-        </w:rPr>
-        <w:t>: kutokuwepo kwa kifo na mateso, makao ya Mungu na watu wake kama ilivyokuwa Edeni, Mti wa Uzima, kuondolewa kwa laana. Uumbaji unarejeshwa kwenye hali yake ya awali.</w:t>
-      </w:r>
-    </w:p>
-    <w:p>
-      <w:pPr/>
-      <w:r>
-        <w:rPr>
-          <w:lang w:val="sw_KE" w:bidi="sw_KE"/>
-        </w:rPr>
-      </w:r>
-      <w:r>
-        <w:rPr>
-          <w:lang w:val="sw_KE" w:bidi="sw_KE"/>
-        </w:rPr>
-        <w:t>Uhusiano wa maono haya na ahadi kwa washindi katika barua kwa makanisa saba (</w:t>
-      </w:r>
-      <w:hyperlink r:id="rId33">
-        <w:r>
-          <w:rPr>
-            <w:lang w:val="sw_KE" w:bidi="sw_KE"/>
-          </w:rPr>
-          <w:rPr>
-            <w:color w:val="0000EE"/>
-            <w:u w:val="single"/>
-          </w:rPr>
-          <w:t>Ufu 2–3</w:t>
-        </w:r>
-      </w:hyperlink>
-      <w:r>
-        <w:rPr>
-          <w:lang w:val="sw_KE" w:bidi="sw_KE"/>
-        </w:rPr>
-        <w:t>) ni muhimu. Kwa mfano, washindi huko Efeso walipewa haki ya kula kutoka kwa Mti wa Uzima (</w:t>
-      </w:r>
-      <w:hyperlink r:id="rId163">
-        <w:r>
-          <w:rPr>
-            <w:lang w:val="sw_KE" w:bidi="sw_KE"/>
-          </w:rPr>
-          <w:rPr>
-            <w:color w:val="0000EE"/>
-            <w:u w:val="single"/>
-          </w:rPr>
-          <w:t>2:7</w:t>
-        </w:r>
-      </w:hyperlink>
-      <w:r>
-        <w:rPr>
-          <w:lang w:val="sw_KE" w:bidi="sw_KE"/>
-        </w:rPr>
-        <w:t xml:space="preserve">; ling. </w:t>
-      </w:r>
-      <w:hyperlink r:id="rId157">
-        <w:r>
-          <w:rPr>
-            <w:lang w:val="sw_KE" w:bidi="sw_KE"/>
-          </w:rPr>
-          <w:rPr>
-            <w:color w:val="0000EE"/>
-            <w:u w:val="single"/>
-          </w:rPr>
-          <w:t>22:2</w:t>
-        </w:r>
-      </w:hyperlink>
-      <w:r>
-        <w:rPr>
-          <w:lang w:val="sw_KE" w:bidi="sw_KE"/>
-        </w:rPr>
-        <w:t>); huko Thiatira, walipewa haki ya kutawala mataifa (</w:t>
-      </w:r>
-      <w:hyperlink r:id="rId164">
-        <w:r>
-          <w:rPr>
-            <w:lang w:val="sw_KE" w:bidi="sw_KE"/>
-          </w:rPr>
-          <w:rPr>
-            <w:color w:val="0000EE"/>
-            <w:u w:val="single"/>
-          </w:rPr>
-          <w:t>2:26</w:t>
-        </w:r>
-      </w:hyperlink>
-      <w:r>
-        <w:rPr>
-          <w:lang w:val="sw_KE" w:bidi="sw_KE"/>
-        </w:rPr>
-        <w:t xml:space="preserve">; ling. </w:t>
-      </w:r>
-      <w:hyperlink r:id="rId155">
-        <w:r>
-          <w:rPr>
-            <w:lang w:val="sw_KE" w:bidi="sw_KE"/>
-          </w:rPr>
-          <w:rPr>
-            <w:color w:val="0000EE"/>
-            <w:u w:val="single"/>
-          </w:rPr>
-          <w:t>22:5</w:t>
-        </w:r>
-      </w:hyperlink>
-      <w:r>
-        <w:rPr>
-          <w:lang w:val="sw_KE" w:bidi="sw_KE"/>
-        </w:rPr>
-        <w:t>); huko Filadelfia, walipewa jina la mji wa Mungu, Yerusalemu mpya (</w:t>
-      </w:r>
-      <w:hyperlink r:id="rId165">
-        <w:r>
-          <w:rPr>
-            <w:lang w:val="sw_KE" w:bidi="sw_KE"/>
-          </w:rPr>
-          <w:rPr>
-            <w:color w:val="0000EE"/>
-            <w:u w:val="single"/>
-          </w:rPr>
-          <w:t>3:12</w:t>
-        </w:r>
-      </w:hyperlink>
-      <w:r>
-        <w:rPr>
-          <w:lang w:val="sw_KE" w:bidi="sw_KE"/>
-        </w:rPr>
-        <w:t xml:space="preserve">; ling. </w:t>
-      </w:r>
-      <w:hyperlink r:id="rId166">
-        <w:r>
-          <w:rPr>
-            <w:lang w:val="sw_KE" w:bidi="sw_KE"/>
-          </w:rPr>
-          <w:rPr>
-            <w:color w:val="0000EE"/>
-            <w:u w:val="single"/>
-          </w:rPr>
-          <w:t>21:2, 9–27</w:t>
-        </w:r>
-      </w:hyperlink>
-      <w:r>
-        <w:rPr>
-          <w:lang w:val="sw_KE" w:bidi="sw_KE"/>
-        </w:rPr>
-        <w:t xml:space="preserve">). Kwa namna fulani, kipande kutoka kila sehemu kuu ya apolikapsi kinaonekana katika sura za </w:t>
-      </w:r>
-      <w:hyperlink r:id="rId40">
-        <w:r>
-          <w:rPr>
-            <w:lang w:val="sw_KE" w:bidi="sw_KE"/>
-          </w:rPr>
-          <w:rPr>
-            <w:color w:val="0000EE"/>
-            <w:u w:val="single"/>
-          </w:rPr>
-          <w:t>21–22</w:t>
-        </w:r>
-      </w:hyperlink>
-      <w:r>
-        <w:rPr>
-          <w:lang w:val="sw_KE" w:bidi="sw_KE"/>
-        </w:rPr>
-        <w:t>.</w:t>
-      </w:r>
-    </w:p>
-    <w:p>
-      <w:pPr>
-        <w:pStyle w:val="Heading4"/>
-      </w:pPr>
-      <w:r>
-        <w:rPr>
-          <w:lang w:val="sw_KE" w:bidi="sw_KE"/>
-        </w:rPr>
-        <w:t>Hitimisho la Yohane (</w:t>
-      </w:r>
+      <w:hyperlink r:id="rId169">
+        <w:r>
+          <w:rPr>
+            <w:lang w:val="sw_KE" w:bidi="sw_KE"/>
+          </w:rPr>
+          <w:rPr>
+            <w:color w:val="0000EE"/>
+            <w:u w:val="single"/>
+          </w:rPr>
+          <w:t>19:6</w:t>
+        </w:r>
+      </w:hyperlink>
+      <w:r>
+        <w:rPr>
+          <w:lang w:val="sw_KE" w:bidi="sw_KE"/>
+        </w:rPr>
+        <w:t xml:space="preserve">). Hata hivyo, si kila mtu alizungumza kwa lugha walipopokea Roho (tazama </w:t>
+      </w:r>
+      <w:hyperlink r:id="rId170">
+        <w:r>
+          <w:rPr>
+            <w:lang w:val="sw_KE" w:bidi="sw_KE"/>
+          </w:rPr>
+          <w:rPr>
+            <w:color w:val="0000EE"/>
+            <w:u w:val="single"/>
+          </w:rPr>
+          <w:t>8:15</w:t>
+        </w:r>
+      </w:hyperlink>
       <w:hyperlink r:id="rId167">
         <w:r>
           <w:rPr>
@@ -6105,289 +6409,9 @@
             <w:color w:val="0000EE"/>
             <w:u w:val="single"/>
           </w:rPr>
-          <w:t>22:6–21</w:t>
-        </w:r>
-      </w:hyperlink>
-      <w:r>
-        <w:rPr>
-          <w:lang w:val="sw_KE" w:bidi="sw_KE"/>
-        </w:rPr>
-        <w:t>)</w:t>
-      </w:r>
-    </w:p>
-    <w:p>
-      <w:pPr/>
-      <w:r>
-        <w:rPr>
-          <w:lang w:val="sw_KE" w:bidi="sw_KE"/>
-        </w:rPr>
-      </w:r>
-      <w:r>
-        <w:rPr>
-          <w:lang w:val="sw_KE" w:bidi="sw_KE"/>
-        </w:rPr>
-        <w:t>Kwa ustadi wa hali ya juu, maneno ya utangulizi (</w:t>
-      </w:r>
-      <w:hyperlink r:id="rId41">
-        <w:r>
-          <w:rPr>
-            <w:lang w:val="sw_KE" w:bidi="sw_KE"/>
-          </w:rPr>
-          <w:rPr>
-            <w:color w:val="0000EE"/>
-            <w:u w:val="single"/>
-          </w:rPr>
-          <w:t>1:1–8</w:t>
-        </w:r>
-      </w:hyperlink>
-      <w:r>
-        <w:rPr>
-          <w:lang w:val="sw_KE" w:bidi="sw_KE"/>
-        </w:rPr>
-        <w:t>) yanarudiwa katika hitimisho: kitabu kinahitimishwa na sauti za malaika, Yesu, Roho, bibi arusi, na hatimaye Yohana: “Amina. Njoo, Bwana Yesu” (</w:t>
-      </w:r>
-      <w:hyperlink r:id="rId168">
-        <w:r>
-          <w:rPr>
-            <w:lang w:val="sw_KE" w:bidi="sw_KE"/>
-          </w:rPr>
-          <w:rPr>
-            <w:color w:val="0000EE"/>
-            <w:u w:val="single"/>
-          </w:rPr>
-          <w:t>22:20</w:t>
-        </w:r>
-      </w:hyperlink>
-      <w:r>
-        <w:rPr>
-          <w:lang w:val="sw_KE" w:bidi="sw_KE"/>
-        </w:rPr>
-        <w:t>).</w:t>
-      </w:r>
-    </w:p>
-    <w:p>
-      <w:pPr/>
-      <w:r>
-        <w:rPr>
-          <w:lang w:val="sw_KE" w:bidi="sw_KE"/>
-        </w:rPr>
-      </w:r>
-      <w:r>
-        <w:rPr>
-          <w:i/>
-          <w:lang w:val="sw_KE" w:bidi="sw_KE"/>
-        </w:rPr>
-        <w:t>Tazama pia</w:t>
-      </w:r>
-      <w:r>
-        <w:rPr>
-          <w:lang w:val="sw_KE" w:bidi="sw_KE"/>
-        </w:rPr>
-        <w:t xml:space="preserve"> </w:t>
-      </w:r>
-      <w:r>
-        <w:rPr>
-          <w:lang w:val="sw_KE" w:bidi="sw_KE"/>
-        </w:rPr>
-        <w:t>Ufunuo wa Siku za Mwisho</w:t>
-      </w:r>
-      <w:r>
-        <w:rPr>
-          <w:lang w:val="sw_KE" w:bidi="sw_KE"/>
-        </w:rPr>
-        <w:t xml:space="preserve">; </w:t>
-      </w:r>
-      <w:r>
-        <w:rPr>
-          <w:lang w:val="sw_KE" w:bidi="sw_KE"/>
-        </w:rPr>
-        <w:t>Kitabu cha Danieli</w:t>
-      </w:r>
-      <w:r>
-        <w:rPr>
-          <w:lang w:val="sw_KE" w:bidi="sw_KE"/>
-        </w:rPr>
-        <w:t xml:space="preserve">; </w:t>
-      </w:r>
-      <w:r>
-        <w:rPr>
-          <w:lang w:val="sw_KE" w:bidi="sw_KE"/>
-        </w:rPr>
-        <w:t>Eskatolojia</w:t>
-      </w:r>
-      <w:r>
-        <w:rPr>
-          <w:lang w:val="sw_KE" w:bidi="sw_KE"/>
-        </w:rPr>
-        <w:t xml:space="preserve">; </w:t>
-      </w:r>
-      <w:r>
-        <w:rPr>
-          <w:lang w:val="sw_KE" w:bidi="sw_KE"/>
-        </w:rPr>
-        <w:t>Mtume Yohane</w:t>
-      </w:r>
-      <w:r>
-        <w:rPr>
-          <w:lang w:val="sw_KE" w:bidi="sw_KE"/>
-        </w:rPr>
-        <w:t>.</w:t>
-      </w:r>
-      <w:r>
-        <w:rPr>
-          <w:lang w:val="sw_KE" w:bidi="sw_KE"/>
-        </w:rPr>
-      </w:r>
-      <w:r>
-        <w:rPr>
-          <w:lang w:val="sw_KE" w:bidi="sw_KE"/>
-        </w:rPr>
-      </w:r>
-    </w:p>
-    <w:p>
-      <w:pPr/>
-      <w:r>
-        <w:rPr>
-          <w:lang w:val="sw_KE" w:bidi="sw_KE"/>
-        </w:rPr>
-      </w:r>
-    </w:p>
-    <w:p>
-      <w:pPr>
-        <w:pStyle w:val="Heading2"/>
-      </w:pPr>
-      <w:r>
-        <w:rPr>
-          <w:lang w:val="sw_KE" w:bidi="sw_KE"/>
-        </w:rPr>
-        <w:t>Kuzungumza kwa lugha</w:t>
-      </w:r>
-      <w:r>
-        <w:rPr>
-          <w:lang w:val="sw_KE" w:bidi="sw_KE"/>
-        </w:rPr>
-      </w:r>
-    </w:p>
-    <w:p>
-      <w:pPr/>
-      <w:r>
-        <w:rPr>
-          <w:lang w:val="sw_KE" w:bidi="sw_KE"/>
-        </w:rPr>
-      </w:r>
-      <w:r>
-        <w:rPr>
-          <w:lang w:val="sw_KE" w:bidi="sw_KE"/>
-        </w:rPr>
-        <w:t xml:space="preserve">Kuzungumza kwa lugha ni hali ambapo mtu anazungumza kwa lugha ambayo hajawahi kujifunza. Hii ni zawadi maalum kutoka kwa Mungu. Neno la Kigiriki kwa hili ni </w:t>
-      </w:r>
-      <w:r>
-        <w:rPr>
-          <w:i/>
-          <w:lang w:val="sw_KE" w:bidi="sw_KE"/>
-        </w:rPr>
-        <w:t>glossolalia,</w:t>
-      </w:r>
-      <w:r>
-        <w:rPr>
-          <w:lang w:val="sw_KE" w:bidi="sw_KE"/>
-        </w:rPr>
-        <w:t xml:space="preserve"> ambalo linamaanisha "kuzungumza kwa lugha." Ni mchanganyiko wa neno </w:t>
-      </w:r>
-      <w:r>
-        <w:rPr>
-          <w:i/>
-          <w:lang w:val="sw_KE" w:bidi="sw_KE"/>
-        </w:rPr>
-        <w:t>laleo</w:t>
-      </w:r>
-      <w:r>
-        <w:rPr>
-          <w:lang w:val="sw_KE" w:bidi="sw_KE"/>
-        </w:rPr>
-        <w:t xml:space="preserve"> ("kuongea") na </w:t>
-      </w:r>
-      <w:r>
-        <w:rPr>
-          <w:i/>
-          <w:lang w:val="sw_KE" w:bidi="sw_KE"/>
-        </w:rPr>
-        <w:t>glossa</w:t>
-      </w:r>
-      <w:r>
-        <w:rPr>
-          <w:lang w:val="sw_KE" w:bidi="sw_KE"/>
-        </w:rPr>
-        <w:t xml:space="preserve"> ("lugha").</w:t>
-      </w:r>
-    </w:p>
-    <w:p>
-      <w:pPr>
-        <w:pStyle w:val="Heading3"/>
-      </w:pPr>
-      <w:r>
-        <w:rPr>
-          <w:lang w:val="sw_KE" w:bidi="sw_KE"/>
-        </w:rPr>
-        <w:t>Muonekano wa Kwanza katika Kanisa la Awali</w:t>
-      </w:r>
-    </w:p>
-    <w:p>
-      <w:pPr/>
-      <w:r>
-        <w:rPr>
-          <w:lang w:val="sw_KE" w:bidi="sw_KE"/>
-        </w:rPr>
-      </w:r>
-      <w:r>
-        <w:rPr>
-          <w:lang w:val="sw_KE" w:bidi="sw_KE"/>
-        </w:rPr>
-        <w:t>Mara ya kwanza watu walipozungumza kwa lugha mbalimbali ilikuwa kwenye Siku ya Pentekoste. Katika siku hii, Roho Mtakatifu aliwajaza Wakristo 120 waliokuwa wakikutana pamoja. Walianza kumsifu Mungu kwa lugha nyingi tofauti ambazo hawakuwahi kujifunza. Watu kutoka mataifa takriban 16 waliokuwa Yerusalemu waliweza kuelewa kile Wakristo walikuwa wakisema kwa sababu kila mtu alisikia ujumbe (Habari Njema kuhusu Yesu) katika lugha yao wenyewe (</w:t>
-      </w:r>
-      <w:hyperlink r:id="rId169">
-        <w:r>
-          <w:rPr>
-            <w:lang w:val="sw_KE" w:bidi="sw_KE"/>
-          </w:rPr>
-          <w:rPr>
-            <w:color w:val="0000EE"/>
-            <w:u w:val="single"/>
-          </w:rPr>
-          <w:t>Matendo 2:8–11</w:t>
-        </w:r>
-      </w:hyperlink>
-      <w:r>
-        <w:rPr>
-          <w:lang w:val="sw_KE" w:bidi="sw_KE"/>
-        </w:rPr>
-        <w:t>).</w:t>
-      </w:r>
-    </w:p>
-    <w:p>
-      <w:pPr>
-        <w:pStyle w:val="Heading3"/>
-      </w:pPr>
-      <w:r>
-        <w:rPr>
-          <w:lang w:val="sw_KE" w:bidi="sw_KE"/>
-        </w:rPr>
-        <w:t xml:space="preserve">Nyakati Nyingine Watu Walizungumza kwa Lugha </w:t>
-      </w:r>
-    </w:p>
-    <w:p>
-      <w:pPr/>
-      <w:r>
-        <w:rPr>
-          <w:lang w:val="sw_KE" w:bidi="sw_KE"/>
-        </w:rPr>
-      </w:r>
-      <w:r>
-        <w:rPr>
-          <w:lang w:val="sw_KE" w:bidi="sw_KE"/>
-        </w:rPr>
-        <w:t>Baadaye katika kitabu cha Matendo, makundi mengine ya watu pia walizungumza kwa lugha walipopokea Roho Mtakatifu (</w:t>
-      </w:r>
+          <w:t>–</w:t>
+        </w:r>
+      </w:hyperlink>
       <w:hyperlink r:id="rId170">
         <w:r>
           <w:rPr>
@@ -6397,14 +6421,14 @@
             <w:color w:val="0000EE"/>
             <w:u w:val="single"/>
           </w:rPr>
-          <w:t>10:46</w:t>
-        </w:r>
-      </w:hyperlink>
-      <w:r>
-        <w:rPr>
-          <w:lang w:val="sw_KE" w:bidi="sw_KE"/>
-        </w:rPr>
-        <w:t xml:space="preserve">; </w:t>
+          <w:t>17</w:t>
+        </w:r>
+      </w:hyperlink>
+      <w:r>
+        <w:rPr>
+          <w:lang w:val="sw_KE" w:bidi="sw_KE"/>
+        </w:rPr>
+        <w:t>). Hii inaonyesha kwamba kuzungumza kwa lugha haikuwa ishara pekee kwamba mtu alikuwa amepokea Roho Mtakatifu. Biblia inafundisha kwamba waumini wote wanapokea Roho Mtakatifu wanapokuwa sehemu ya kanisa, ambalo linaitwa mwili wa Kristo (</w:t>
       </w:r>
       <w:hyperlink r:id="rId171">
         <w:r>
@@ -6415,14 +6439,14 @@
             <w:color w:val="0000EE"/>
             <w:u w:val="single"/>
           </w:rPr>
-          <w:t>19:6</w:t>
-        </w:r>
-      </w:hyperlink>
-      <w:r>
-        <w:rPr>
-          <w:lang w:val="sw_KE" w:bidi="sw_KE"/>
-        </w:rPr>
-        <w:t xml:space="preserve">). Hata hivyo, si kila mtu alizungumza kwa lugha walipopokea Roho (tazama </w:t>
+          <w:t>1 Wakorintho 12:13</w:t>
+        </w:r>
+      </w:hyperlink>
+      <w:r>
+        <w:rPr>
+          <w:lang w:val="sw_KE" w:bidi="sw_KE"/>
+        </w:rPr>
+        <w:t xml:space="preserve">). Ushahidi wa kweli kwamba Roho Mtakatifu anafanya kazi katika maisha ya mtu ni "tunda la Roho" kama ilivyoelezwa katika </w:t>
       </w:r>
       <w:hyperlink r:id="rId172">
         <w:r>
@@ -6433,10 +6457,10 @@
             <w:color w:val="0000EE"/>
             <w:u w:val="single"/>
           </w:rPr>
-          <w:t>8:15</w:t>
-        </w:r>
-      </w:hyperlink>
-      <w:hyperlink r:id="rId169">
+          <w:t>Wagalatia 5:22</w:t>
+        </w:r>
+      </w:hyperlink>
+      <w:hyperlink r:id="rId167">
         <w:r>
           <w:rPr>
             <w:lang w:val="sw_KE" w:bidi="sw_KE"/>
@@ -6449,66 +6473,6 @@
         </w:r>
       </w:hyperlink>
       <w:hyperlink r:id="rId172">
-        <w:r>
-          <w:rPr>
-            <w:lang w:val="sw_KE" w:bidi="sw_KE"/>
-          </w:rPr>
-          <w:rPr>
-            <w:color w:val="0000EE"/>
-            <w:u w:val="single"/>
-          </w:rPr>
-          <w:t>17</w:t>
-        </w:r>
-      </w:hyperlink>
-      <w:r>
-        <w:rPr>
-          <w:lang w:val="sw_KE" w:bidi="sw_KE"/>
-        </w:rPr>
-        <w:t>). Hii inaonyesha kwamba kuzungumza kwa lugha haikuwa ishara pekee kwamba mtu alikuwa amepokea Roho Mtakatifu. Biblia inafundisha kwamba waumini wote wanapokea Roho Mtakatifu wanapokuwa sehemu ya kanisa, ambalo linaitwa mwili wa Kristo (</w:t>
-      </w:r>
-      <w:hyperlink r:id="rId173">
-        <w:r>
-          <w:rPr>
-            <w:lang w:val="sw_KE" w:bidi="sw_KE"/>
-          </w:rPr>
-          <w:rPr>
-            <w:color w:val="0000EE"/>
-            <w:u w:val="single"/>
-          </w:rPr>
-          <w:t>1 Wakorintho 12:13</w:t>
-        </w:r>
-      </w:hyperlink>
-      <w:r>
-        <w:rPr>
-          <w:lang w:val="sw_KE" w:bidi="sw_KE"/>
-        </w:rPr>
-        <w:t xml:space="preserve">). Ushahidi wa kweli kwamba Roho Mtakatifu anafanya kazi katika maisha ya mtu ni "tunda la Roho" kama ilivyoelezwa katika </w:t>
-      </w:r>
-      <w:hyperlink r:id="rId174">
-        <w:r>
-          <w:rPr>
-            <w:lang w:val="sw_KE" w:bidi="sw_KE"/>
-          </w:rPr>
-          <w:rPr>
-            <w:color w:val="0000EE"/>
-            <w:u w:val="single"/>
-          </w:rPr>
-          <w:t>Wagalatia 5:22</w:t>
-        </w:r>
-      </w:hyperlink>
-      <w:hyperlink r:id="rId169">
-        <w:r>
-          <w:rPr>
-            <w:lang w:val="sw_KE" w:bidi="sw_KE"/>
-          </w:rPr>
-          <w:rPr>
-            <w:color w:val="0000EE"/>
-            <w:u w:val="single"/>
-          </w:rPr>
-          <w:t>–</w:t>
-        </w:r>
-      </w:hyperlink>
-      <w:hyperlink r:id="rId174">
         <w:r>
           <w:rPr>
             <w:lang w:val="sw_KE" w:bidi="sw_KE"/>
@@ -6713,7 +6677,7 @@
         </w:rPr>
         <w:t>Katika siku za kanisa la awali, baadhi ya Wakristo walizungumza kwa lugha na wengine hawakufanya hivyo. Paulo alifundisha kwamba mfasiri lazima awepo ikiwa kuzungumza kwa lugha kunafanywa hadharani katika kanisa. Ikiwa hakuna mtu anayeweza kufasiri, lugha inapaswa kutumiwa faraghani kama njia ya kuomba na kumwabudu Mungu. Katika hali hizi, mtu huyo anazungumza nfa nafsi yake na Mungu (</w:t>
       </w:r>
-      <w:hyperlink r:id="rId175">
+      <w:hyperlink r:id="rId173">
         <w:r>
           <w:rPr>
             <w:lang w:val="sw_KE" w:bidi="sw_KE"/>
@@ -6770,7 +6734,7 @@
         </w:rPr>
         <w:t>Mtume Paulo alitoa maagizo wazi kuhusu kuzungumza kwa lugha wakati wa mikutano ya kanisa. Maagizo haya yanalenga kuhakikisha kuwa kipawa cha kuzungumza kwa lugha kinahudumia kanisa na hakitumiki kama njia ya kutafuta utimilifu wa kibinafsi (</w:t>
       </w:r>
-      <w:hyperlink r:id="rId176">
+      <w:hyperlink r:id="rId174">
         <w:r>
           <w:rPr>
             <w:lang w:val="sw_KE" w:bidi="sw_KE"/>
@@ -6782,7 +6746,7 @@
           <w:t>1 Wakorintho 14:27</w:t>
         </w:r>
       </w:hyperlink>
-      <w:hyperlink r:id="rId169">
+      <w:hyperlink r:id="rId167">
         <w:r>
           <w:rPr>
             <w:lang w:val="sw_KE" w:bidi="sw_KE"/>
@@ -6794,7 +6758,7 @@
           <w:t>–</w:t>
         </w:r>
       </w:hyperlink>
-      <w:hyperlink r:id="rId176">
+      <w:hyperlink r:id="rId174">
         <w:r>
           <w:rPr>
             <w:lang w:val="sw_KE" w:bidi="sw_KE"/>
@@ -6888,7 +6852,7 @@
         </w:rPr>
         <w:t>Mtu anayezungumza kwa lugha hapaswi kuwa mtu yule yule anayefasiri ujumbe (</w:t>
       </w:r>
-      <w:hyperlink r:id="rId177">
+      <w:hyperlink r:id="rId175">
         <w:r>
           <w:rPr>
             <w:lang w:val="sw_KE" w:bidi="sw_KE"/>
@@ -6924,7 +6888,7 @@
         </w:rPr>
         <w:t>Iwapo kuna watu wengi wanaozungumza kwa lugha na hakuna wakalimani wa kutosha, watu wanapaswa kuomba uwezo wa kufasiri badala yake (</w:t>
       </w:r>
-      <w:hyperlink r:id="rId178">
+      <w:hyperlink r:id="rId176">
         <w:r>
           <w:rPr>
             <w:lang w:val="sw_KE" w:bidi="sw_KE"/>
@@ -6978,6 +6942,52 @@
         </w:rPr>
         <w:t>Watu wenye kipawa cha utambuzi (uwezo wa kutambua kama kitu kinatoka kwa Mungu kweli) wanapaswa kuchunguza kila kitu kinachosemwa (</w:t>
       </w:r>
+      <w:hyperlink r:id="rId175">
+        <w:r>
+          <w:rPr>
+            <w:lang w:val="sw_KE" w:bidi="sw_KE"/>
+          </w:rPr>
+          <w:rPr>
+            <w:color w:val="0000EE"/>
+            <w:u w:val="single"/>
+          </w:rPr>
+          <w:t>1 Wakorintho 12:10</w:t>
+        </w:r>
+      </w:hyperlink>
+      <w:r>
+        <w:rPr>
+          <w:lang w:val="sw_KE" w:bidi="sw_KE"/>
+        </w:rPr>
+        <w:t>).</w:t>
+      </w:r>
+    </w:p>
+    <w:p>
+      <w:pPr/>
+      <w:r>
+        <w:rPr>
+          <w:lang w:val="sw_KE" w:bidi="sw_KE"/>
+        </w:rPr>
+      </w:r>
+      <w:r>
+        <w:rPr>
+          <w:lang w:val="sw_KE" w:bidi="sw_KE"/>
+        </w:rPr>
+        <w:t>Watu wanapaswa kila wakati kuwa na udhibiti wa nafsi zao wakati wa ibada. Hawapaswi kulaumu tabia isiyo ya kawaida kwa kusema wamekuwa "wakichukuliwa na Roho." Mungu huleta amani na umoja, si machafuko na mkanganyiko.</w:t>
+      </w:r>
+    </w:p>
+    <w:p>
+      <w:pPr/>
+      <w:r>
+        <w:rPr>
+          <w:lang w:val="sw_KE" w:bidi="sw_KE"/>
+        </w:rPr>
+      </w:r>
+      <w:r>
+        <w:rPr>
+          <w:lang w:val="sw_KE" w:bidi="sw_KE"/>
+        </w:rPr>
+        <w:t>Paulo alifundisha kwamba Wakristo hawapaswi kutafuta kwa makusudi kipawa cha kuzungumza kwa lugha. Badala yake, wanapaswa kutamani vipawa vinavyosaidia kila mtu kuelewa ujumbe wa Mungu kwa uwazi (</w:t>
+      </w:r>
       <w:hyperlink r:id="rId177">
         <w:r>
           <w:rPr>
@@ -6987,173 +6997,127 @@
             <w:color w:val="0000EE"/>
             <w:u w:val="single"/>
           </w:rPr>
-          <w:t>1 Wakorintho 12:10</w:t>
-        </w:r>
-      </w:hyperlink>
-      <w:r>
-        <w:rPr>
-          <w:lang w:val="sw_KE" w:bidi="sw_KE"/>
-        </w:rPr>
-        <w:t>).</w:t>
-      </w:r>
-    </w:p>
-    <w:p>
-      <w:pPr/>
-      <w:r>
-        <w:rPr>
-          <w:lang w:val="sw_KE" w:bidi="sw_KE"/>
-        </w:rPr>
-      </w:r>
-      <w:r>
-        <w:rPr>
-          <w:lang w:val="sw_KE" w:bidi="sw_KE"/>
-        </w:rPr>
-        <w:t>Watu wanapaswa kila wakati kuwa na udhibiti wa nafsi zao wakati wa ibada. Hawapaswi kulaumu tabia isiyo ya kawaida kwa kusema wamekuwa "wakichukuliwa na Roho." Mungu huleta amani na umoja, si machafuko na mkanganyiko.</w:t>
-      </w:r>
-    </w:p>
-    <w:p>
-      <w:pPr/>
-      <w:r>
-        <w:rPr>
-          <w:lang w:val="sw_KE" w:bidi="sw_KE"/>
-        </w:rPr>
-      </w:r>
-      <w:r>
-        <w:rPr>
-          <w:lang w:val="sw_KE" w:bidi="sw_KE"/>
-        </w:rPr>
-        <w:t>Paulo alifundisha kwamba Wakristo hawapaswi kutafuta kwa makusudi kipawa cha kuzungumza kwa lugha. Badala yake, wanapaswa kutamani vipawa vinavyosaidia kila mtu kuelewa ujumbe wa Mungu kwa uwazi (</w:t>
+          <w:t>1 Wakorintho 12:31</w:t>
+        </w:r>
+      </w:hyperlink>
+      <w:r>
+        <w:rPr>
+          <w:lang w:val="sw_KE" w:bidi="sw_KE"/>
+        </w:rPr>
+        <w:t xml:space="preserve">; </w:t>
+      </w:r>
+      <w:hyperlink r:id="rId178">
+        <w:r>
+          <w:rPr>
+            <w:lang w:val="sw_KE" w:bidi="sw_KE"/>
+          </w:rPr>
+          <w:rPr>
+            <w:color w:val="0000EE"/>
+            <w:u w:val="single"/>
+          </w:rPr>
+          <w:t>14:1, 5</w:t>
+        </w:r>
+      </w:hyperlink>
+      <w:r>
+        <w:rPr>
+          <w:lang w:val="sw_KE" w:bidi="sw_KE"/>
+        </w:rPr>
+        <w:t>). Hata hivyo, ikiwa mtu ana kipawa cha lugha, hawapaswi kuzuiwa kukitumia, mradi tu wanafuata sheria hizi na kukitumia kusaidia wengine.</w:t>
+      </w:r>
+    </w:p>
+    <w:p>
+      <w:pPr/>
+      <w:r>
+        <w:rPr>
+          <w:lang w:val="sw_KE" w:bidi="sw_KE"/>
+        </w:rPr>
+      </w:r>
+      <w:r>
+        <w:rPr>
+          <w:i/>
+          <w:lang w:val="sw_KE" w:bidi="sw_KE"/>
+        </w:rPr>
+        <w:t xml:space="preserve">Tazama </w:t>
+      </w:r>
+      <w:r>
+        <w:rPr>
+          <w:lang w:val="sw_KE" w:bidi="sw_KE"/>
+        </w:rPr>
+        <w:t xml:space="preserve"> </w:t>
+      </w:r>
+      <w:r>
+        <w:rPr>
+          <w:lang w:val="sw_KE" w:bidi="sw_KE"/>
+        </w:rPr>
+        <w:t>Ubatizo wa Roho</w:t>
+      </w:r>
+      <w:r>
+        <w:rPr>
+          <w:lang w:val="sw_KE" w:bidi="sw_KE"/>
+        </w:rPr>
+        <w:t xml:space="preserve">; </w:t>
+      </w:r>
+      <w:r>
+        <w:rPr>
+          <w:lang w:val="sw_KE" w:bidi="sw_KE"/>
+        </w:rPr>
+        <w:t>Karama za Kiroho</w:t>
+      </w:r>
+      <w:r>
+        <w:rPr>
+          <w:lang w:val="sw_KE" w:bidi="sw_KE"/>
+        </w:rPr>
+        <w:t>.</w:t>
+      </w:r>
+      <w:r>
+        <w:rPr>
+          <w:lang w:val="sw_KE" w:bidi="sw_KE"/>
+        </w:rPr>
+      </w:r>
+      <w:r>
+        <w:rPr>
+          <w:lang w:val="sw_KE" w:bidi="sw_KE"/>
+        </w:rPr>
+      </w:r>
+    </w:p>
+    <w:p>
+      <w:pPr/>
+      <w:r>
+        <w:rPr>
+          <w:lang w:val="sw_KE" w:bidi="sw_KE"/>
+        </w:rPr>
+      </w:r>
+    </w:p>
+    <w:p>
+      <w:pPr>
+        <w:pStyle w:val="Heading2"/>
+      </w:pPr>
+      <w:r>
+        <w:rPr>
+          <w:lang w:val="sw_KE" w:bidi="sw_KE"/>
+        </w:rPr>
+        <w:t>Mwanafunzi Mpendwa</w:t>
+      </w:r>
+      <w:r>
+        <w:rPr>
+          <w:lang w:val="sw_KE" w:bidi="sw_KE"/>
+        </w:rPr>
+      </w:r>
+    </w:p>
+    <w:p>
+      <w:pPr/>
+      <w:r>
+        <w:rPr>
+          <w:lang w:val="sw_KE" w:bidi="sw_KE"/>
+        </w:rPr>
+      </w:r>
+      <w:r>
+        <w:rPr>
+          <w:lang w:val="sw_KE" w:bidi="sw_KE"/>
+        </w:rPr>
+        <w:t>Kichwa cha mwanafunzi mmoja ambaye kwa dhahiri alikuwa mwandishi wa Injili ya Yohana (</w:t>
       </w:r>
       <w:hyperlink r:id="rId179">
-        <w:r>
-          <w:rPr>
-            <w:lang w:val="sw_KE" w:bidi="sw_KE"/>
-          </w:rPr>
-          <w:rPr>
-            <w:color w:val="0000EE"/>
-            <w:u w:val="single"/>
-          </w:rPr>
-          <w:t>1 Wakorintho 12:31</w:t>
-        </w:r>
-      </w:hyperlink>
-      <w:r>
-        <w:rPr>
-          <w:lang w:val="sw_KE" w:bidi="sw_KE"/>
-        </w:rPr>
-        <w:t xml:space="preserve">; </w:t>
-      </w:r>
-      <w:hyperlink r:id="rId180">
-        <w:r>
-          <w:rPr>
-            <w:lang w:val="sw_KE" w:bidi="sw_KE"/>
-          </w:rPr>
-          <w:rPr>
-            <w:color w:val="0000EE"/>
-            <w:u w:val="single"/>
-          </w:rPr>
-          <w:t>14:1, 5</w:t>
-        </w:r>
-      </w:hyperlink>
-      <w:r>
-        <w:rPr>
-          <w:lang w:val="sw_KE" w:bidi="sw_KE"/>
-        </w:rPr>
-        <w:t>). Hata hivyo, ikiwa mtu ana kipawa cha lugha, hawapaswi kuzuiwa kukitumia, mradi tu wanafuata sheria hizi na kukitumia kusaidia wengine.</w:t>
-      </w:r>
-    </w:p>
-    <w:p>
-      <w:pPr/>
-      <w:r>
-        <w:rPr>
-          <w:lang w:val="sw_KE" w:bidi="sw_KE"/>
-        </w:rPr>
-      </w:r>
-      <w:r>
-        <w:rPr>
-          <w:i/>
-          <w:lang w:val="sw_KE" w:bidi="sw_KE"/>
-        </w:rPr>
-        <w:t xml:space="preserve">Tazama </w:t>
-      </w:r>
-      <w:r>
-        <w:rPr>
-          <w:lang w:val="sw_KE" w:bidi="sw_KE"/>
-        </w:rPr>
-        <w:t xml:space="preserve"> </w:t>
-      </w:r>
-      <w:r>
-        <w:rPr>
-          <w:lang w:val="sw_KE" w:bidi="sw_KE"/>
-        </w:rPr>
-        <w:t>Ubatizo wa Roho</w:t>
-      </w:r>
-      <w:r>
-        <w:rPr>
-          <w:lang w:val="sw_KE" w:bidi="sw_KE"/>
-        </w:rPr>
-        <w:t xml:space="preserve">; </w:t>
-      </w:r>
-      <w:r>
-        <w:rPr>
-          <w:lang w:val="sw_KE" w:bidi="sw_KE"/>
-        </w:rPr>
-        <w:t>Karama za Kiroho</w:t>
-      </w:r>
-      <w:r>
-        <w:rPr>
-          <w:lang w:val="sw_KE" w:bidi="sw_KE"/>
-        </w:rPr>
-        <w:t>.</w:t>
-      </w:r>
-      <w:r>
-        <w:rPr>
-          <w:lang w:val="sw_KE" w:bidi="sw_KE"/>
-        </w:rPr>
-      </w:r>
-      <w:r>
-        <w:rPr>
-          <w:lang w:val="sw_KE" w:bidi="sw_KE"/>
-        </w:rPr>
-      </w:r>
-    </w:p>
-    <w:p>
-      <w:pPr/>
-      <w:r>
-        <w:rPr>
-          <w:lang w:val="sw_KE" w:bidi="sw_KE"/>
-        </w:rPr>
-      </w:r>
-    </w:p>
-    <w:p>
-      <w:pPr>
-        <w:pStyle w:val="Heading2"/>
-      </w:pPr>
-      <w:r>
-        <w:rPr>
-          <w:lang w:val="sw_KE" w:bidi="sw_KE"/>
-        </w:rPr>
-        <w:t>Mwanafunzi Mpendwa</w:t>
-      </w:r>
-      <w:r>
-        <w:rPr>
-          <w:lang w:val="sw_KE" w:bidi="sw_KE"/>
-        </w:rPr>
-      </w:r>
-    </w:p>
-    <w:p>
-      <w:pPr/>
-      <w:r>
-        <w:rPr>
-          <w:lang w:val="sw_KE" w:bidi="sw_KE"/>
-        </w:rPr>
-      </w:r>
-      <w:r>
-        <w:rPr>
-          <w:lang w:val="sw_KE" w:bidi="sw_KE"/>
-        </w:rPr>
-        <w:t>Kichwa cha mwanafunzi mmoja ambaye kwa dhahiri alikuwa mwandishi wa Injili ya Yohana (</w:t>
-      </w:r>
-      <w:hyperlink r:id="rId181">
         <w:r>
           <w:rPr>
             <w:lang w:val="sw_KE" w:bidi="sw_KE"/>
@@ -7218,7 +7182,7 @@
         </w:rPr>
         <w:t>Mwanafunzi mpendwa alilala karibu na kifua cha Yesu wakati wa Karamu ya Mwisho, na Petro alimsihi amuulize Yesu ni nani atakayemsaliti (</w:t>
       </w:r>
-      <w:hyperlink r:id="rId182">
+      <w:hyperlink r:id="rId180">
         <w:r>
           <w:rPr>
             <w:lang w:val="sw_KE" w:bidi="sw_KE"/>
@@ -7254,7 +7218,7 @@
         </w:rPr>
         <w:t>Mwanafunzi mpendwa alisimama karibu na msalaba, na Maria, mama yake Yesu, alikabidhiwa kwake (</w:t>
       </w:r>
-      <w:hyperlink r:id="rId183">
+      <w:hyperlink r:id="rId181">
         <w:r>
           <w:rPr>
             <w:lang w:val="sw_KE" w:bidi="sw_KE"/>
@@ -7290,7 +7254,7 @@
         </w:rPr>
         <w:t>Maria Magdalene alimjia Petro na mwanafunzi mpendwa, akiripoti kwamba mwili wa Yesu ulikuwa umepotea kutoka kaburini (</w:t>
       </w:r>
-      <w:hyperlink r:id="rId184">
+      <w:hyperlink r:id="rId182">
         <w:r>
           <w:rPr>
             <w:lang w:val="sw_KE" w:bidi="sw_KE"/>
@@ -7326,7 +7290,7 @@
         </w:rPr>
         <w:t>Mwanafunzi mpendwa alikuwa kwenye mashua ya uvuvi pamoja na Petro na wanafunzi wengine, na alimtambua Yesu akiwa amesimama ufukoni (</w:t>
       </w:r>
-      <w:hyperlink r:id="rId185">
+      <w:hyperlink r:id="rId183">
         <w:r>
           <w:rPr>
             <w:lang w:val="sw_KE" w:bidi="sw_KE"/>
@@ -7362,7 +7326,7 @@
         </w:rPr>
         <w:t>Mwanafunzi mpendwa alikuwa akimfuata Yesu kando ya ziwa, na mwandishi aliwakumbusha wasomaji wake kwamba huyu ndiye mwanafunzi yule yule aliyekuwa kwenye Karamu ya Mwisho (</w:t>
       </w:r>
-      <w:hyperlink r:id="rId186">
+      <w:hyperlink r:id="rId184">
         <w:r>
           <w:rPr>
             <w:lang w:val="sw_KE" w:bidi="sw_KE"/>
@@ -7380,7 +7344,7 @@
         </w:rPr>
         <w:t xml:space="preserve">; linganisha </w:t>
       </w:r>
-      <w:hyperlink r:id="rId182">
+      <w:hyperlink r:id="rId180">
         <w:r>
           <w:rPr>
             <w:lang w:val="sw_KE" w:bidi="sw_KE"/>
@@ -7445,7 +7409,7 @@
         </w:rPr>
         <w:t xml:space="preserve">Orodha ya majina yaliyotolewa katika </w:t>
       </w:r>
-      <w:hyperlink r:id="rId187">
+      <w:hyperlink r:id="rId185">
         <w:r>
           <w:rPr>
             <w:lang w:val="sw_KE" w:bidi="sw_KE"/>
@@ -7481,43 +7445,43 @@
         </w:rPr>
         <w:t>Mwanafunzi mpendwa alikuwa mmoja wa wale Kumi na Wawili tangu alipokuwa kwenye Karamu ya Mwisho, na inaonekana, ni wanafunzi 12 pekee waliokuwepo na Yesu (</w:t>
       </w:r>
+      <w:hyperlink r:id="rId186">
+        <w:r>
+          <w:rPr>
+            <w:lang w:val="sw_KE" w:bidi="sw_KE"/>
+          </w:rPr>
+          <w:rPr>
+            <w:color w:val="0000EE"/>
+            <w:u w:val="single"/>
+          </w:rPr>
+          <w:t>Mathayo 26:20</w:t>
+        </w:r>
+      </w:hyperlink>
+      <w:r>
+        <w:rPr>
+          <w:lang w:val="sw_KE" w:bidi="sw_KE"/>
+        </w:rPr>
+        <w:t xml:space="preserve">; </w:t>
+      </w:r>
+      <w:hyperlink r:id="rId187">
+        <w:r>
+          <w:rPr>
+            <w:lang w:val="sw_KE" w:bidi="sw_KE"/>
+          </w:rPr>
+          <w:rPr>
+            <w:color w:val="0000EE"/>
+            <w:u w:val="single"/>
+          </w:rPr>
+          <w:t>Marko 14:17–20</w:t>
+        </w:r>
+      </w:hyperlink>
+      <w:r>
+        <w:rPr>
+          <w:lang w:val="sw_KE" w:bidi="sw_KE"/>
+        </w:rPr>
+        <w:t xml:space="preserve">; </w:t>
+      </w:r>
       <w:hyperlink r:id="rId188">
-        <w:r>
-          <w:rPr>
-            <w:lang w:val="sw_KE" w:bidi="sw_KE"/>
-          </w:rPr>
-          <w:rPr>
-            <w:color w:val="0000EE"/>
-            <w:u w:val="single"/>
-          </w:rPr>
-          <w:t>Mathayo 26:20</w:t>
-        </w:r>
-      </w:hyperlink>
-      <w:r>
-        <w:rPr>
-          <w:lang w:val="sw_KE" w:bidi="sw_KE"/>
-        </w:rPr>
-        <w:t xml:space="preserve">; </w:t>
-      </w:r>
-      <w:hyperlink r:id="rId189">
-        <w:r>
-          <w:rPr>
-            <w:lang w:val="sw_KE" w:bidi="sw_KE"/>
-          </w:rPr>
-          <w:rPr>
-            <w:color w:val="0000EE"/>
-            <w:u w:val="single"/>
-          </w:rPr>
-          <w:t>Marko 14:17–20</w:t>
-        </w:r>
-      </w:hyperlink>
-      <w:r>
-        <w:rPr>
-          <w:lang w:val="sw_KE" w:bidi="sw_KE"/>
-        </w:rPr>
-        <w:t xml:space="preserve">; </w:t>
-      </w:r>
-      <w:hyperlink r:id="rId190">
         <w:r>
           <w:rPr>
             <w:lang w:val="sw_KE" w:bidi="sw_KE"/>
@@ -7553,6 +7517,78 @@
         </w:rPr>
         <w:t>Mwanafunzi mpendwa alionekana kuwa karibu na Petro (</w:t>
       </w:r>
+      <w:hyperlink r:id="rId189">
+        <w:r>
+          <w:rPr>
+            <w:lang w:val="sw_KE" w:bidi="sw_KE"/>
+          </w:rPr>
+          <w:rPr>
+            <w:color w:val="0000EE"/>
+            <w:u w:val="single"/>
+          </w:rPr>
+          <w:t>Yohana 13:23–24</w:t>
+        </w:r>
+      </w:hyperlink>
+      <w:r>
+        <w:rPr>
+          <w:lang w:val="sw_KE" w:bidi="sw_KE"/>
+        </w:rPr>
+        <w:t xml:space="preserve">; </w:t>
+      </w:r>
+      <w:hyperlink r:id="rId182">
+        <w:r>
+          <w:rPr>
+            <w:lang w:val="sw_KE" w:bidi="sw_KE"/>
+          </w:rPr>
+          <w:rPr>
+            <w:color w:val="0000EE"/>
+            <w:u w:val="single"/>
+          </w:rPr>
+          <w:t>20:2</w:t>
+        </w:r>
+      </w:hyperlink>
+      <w:r>
+        <w:rPr>
+          <w:lang w:val="sw_KE" w:bidi="sw_KE"/>
+        </w:rPr>
+        <w:t xml:space="preserve">; </w:t>
+      </w:r>
+      <w:hyperlink r:id="rId183">
+        <w:r>
+          <w:rPr>
+            <w:lang w:val="sw_KE" w:bidi="sw_KE"/>
+          </w:rPr>
+          <w:rPr>
+            <w:color w:val="0000EE"/>
+            <w:u w:val="single"/>
+          </w:rPr>
+          <w:t>21:7</w:t>
+        </w:r>
+      </w:hyperlink>
+      <w:r>
+        <w:rPr>
+          <w:lang w:val="sw_KE" w:bidi="sw_KE"/>
+        </w:rPr>
+        <w:t xml:space="preserve">; tazama pia </w:t>
+      </w:r>
+      <w:hyperlink r:id="rId190">
+        <w:r>
+          <w:rPr>
+            <w:lang w:val="sw_KE" w:bidi="sw_KE"/>
+          </w:rPr>
+          <w:rPr>
+            <w:color w:val="0000EE"/>
+            <w:u w:val="single"/>
+          </w:rPr>
+          <w:t>Matendo 3</w:t>
+        </w:r>
+      </w:hyperlink>
+      <w:r>
+        <w:rPr>
+          <w:lang w:val="sw_KE" w:bidi="sw_KE"/>
+        </w:rPr>
+        <w:t xml:space="preserve">; </w:t>
+      </w:r>
       <w:hyperlink r:id="rId191">
         <w:r>
           <w:rPr>
@@ -7562,7 +7598,7 @@
             <w:color w:val="0000EE"/>
             <w:u w:val="single"/>
           </w:rPr>
-          <w:t>Yohana 13:23–24</w:t>
+          <w:t>8:14</w:t>
         </w:r>
       </w:hyperlink>
       <w:r>
@@ -7571,42 +7607,6 @@
         </w:rPr>
         <w:t xml:space="preserve">; </w:t>
       </w:r>
-      <w:hyperlink r:id="rId184">
-        <w:r>
-          <w:rPr>
-            <w:lang w:val="sw_KE" w:bidi="sw_KE"/>
-          </w:rPr>
-          <w:rPr>
-            <w:color w:val="0000EE"/>
-            <w:u w:val="single"/>
-          </w:rPr>
-          <w:t>20:2</w:t>
-        </w:r>
-      </w:hyperlink>
-      <w:r>
-        <w:rPr>
-          <w:lang w:val="sw_KE" w:bidi="sw_KE"/>
-        </w:rPr>
-        <w:t xml:space="preserve">; </w:t>
-      </w:r>
-      <w:hyperlink r:id="rId185">
-        <w:r>
-          <w:rPr>
-            <w:lang w:val="sw_KE" w:bidi="sw_KE"/>
-          </w:rPr>
-          <w:rPr>
-            <w:color w:val="0000EE"/>
-            <w:u w:val="single"/>
-          </w:rPr>
-          <w:t>21:7</w:t>
-        </w:r>
-      </w:hyperlink>
-      <w:r>
-        <w:rPr>
-          <w:lang w:val="sw_KE" w:bidi="sw_KE"/>
-        </w:rPr>
-        <w:t xml:space="preserve">; tazama pia </w:t>
-      </w:r>
       <w:hyperlink r:id="rId192">
         <w:r>
           <w:rPr>
@@ -7616,14 +7616,14 @@
             <w:color w:val="0000EE"/>
             <w:u w:val="single"/>
           </w:rPr>
-          <w:t>Matendo 3</w:t>
-        </w:r>
-      </w:hyperlink>
-      <w:r>
-        <w:rPr>
-          <w:lang w:val="sw_KE" w:bidi="sw_KE"/>
-        </w:rPr>
-        <w:t xml:space="preserve">; </w:t>
+          <w:t>Wagalatia 2:9</w:t>
+        </w:r>
+      </w:hyperlink>
+      <w:r>
+        <w:rPr>
+          <w:lang w:val="sw_KE" w:bidi="sw_KE"/>
+        </w:rPr>
+        <w:t>). Mathayo, Marko, na Luka wanarekodi kwamba Yesu mara nyingi alichagua Petro, Yakobo, na Yohana kuwa pamoja naye. Kwa kuwa Petro alitajwa kuhusiana na mwanafunzi ambaye Yesu alimpenda, na kwa kuwa Yakobo aliuawa (kwa imani yake) mapema (</w:t>
       </w:r>
       <w:hyperlink r:id="rId193">
         <w:r>
@@ -7634,133 +7634,97 @@
             <w:color w:val="0000EE"/>
             <w:u w:val="single"/>
           </w:rPr>
-          <w:t>8:14</w:t>
-        </w:r>
-      </w:hyperlink>
-      <w:r>
-        <w:rPr>
-          <w:lang w:val="sw_KE" w:bidi="sw_KE"/>
-        </w:rPr>
-        <w:t xml:space="preserve">; </w:t>
+          <w:t>Matendo 12:2</w:t>
+        </w:r>
+      </w:hyperlink>
+      <w:r>
+        <w:rPr>
+          <w:lang w:val="sw_KE" w:bidi="sw_KE"/>
+        </w:rPr>
+        <w:t>), ni Yohana pekee anayebaki kama chaguo la busara ikiwa Injili ya Yohana iliandikwa muda mrefu baada ya kifo cha Yakobo.</w:t>
+      </w:r>
+    </w:p>
+    <w:p>
+      <w:pPr/>
+      <w:r>
+        <w:rPr>
+          <w:lang w:val="sw_KE" w:bidi="sw_KE"/>
+        </w:rPr>
+      </w:r>
+      <w:r>
+        <w:rPr>
+          <w:i/>
+          <w:lang w:val="sw_KE" w:bidi="sw_KE"/>
+        </w:rPr>
+        <w:t>Tazama pia</w:t>
+      </w:r>
+      <w:r>
+        <w:rPr>
+          <w:lang w:val="sw_KE" w:bidi="sw_KE"/>
+        </w:rPr>
+        <w:t xml:space="preserve"> </w:t>
+      </w:r>
+      <w:r>
+        <w:rPr>
+          <w:lang w:val="sw_KE" w:bidi="sw_KE"/>
+        </w:rPr>
+        <w:t>Yohana, Mtume</w:t>
+      </w:r>
+      <w:r>
+        <w:rPr>
+          <w:lang w:val="sw_KE" w:bidi="sw_KE"/>
+        </w:rPr>
+        <w:t>.</w:t>
+      </w:r>
+      <w:r>
+        <w:rPr>
+          <w:lang w:val="sw_KE" w:bidi="sw_KE"/>
+        </w:rPr>
+      </w:r>
+      <w:r>
+        <w:rPr>
+          <w:lang w:val="sw_KE" w:bidi="sw_KE"/>
+        </w:rPr>
+      </w:r>
+    </w:p>
+    <w:p>
+      <w:pPr/>
+      <w:r>
+        <w:rPr>
+          <w:lang w:val="sw_KE" w:bidi="sw_KE"/>
+        </w:rPr>
+      </w:r>
+    </w:p>
+    <w:p>
+      <w:pPr>
+        <w:pStyle w:val="Heading2"/>
+      </w:pPr>
+      <w:r>
+        <w:rPr>
+          <w:lang w:val="sw_KE" w:bidi="sw_KE"/>
+        </w:rPr>
+        <w:t>Pisoni</w:t>
+      </w:r>
+      <w:r>
+        <w:rPr>
+          <w:lang w:val="sw_KE" w:bidi="sw_KE"/>
+        </w:rPr>
+      </w:r>
+    </w:p>
+    <w:p>
+      <w:pPr/>
+      <w:r>
+        <w:rPr>
+          <w:lang w:val="sw_KE" w:bidi="sw_KE"/>
+        </w:rPr>
+      </w:r>
+      <w:r>
+        <w:rPr>
+          <w:lang w:val="sw_KE" w:bidi="sw_KE"/>
+        </w:rPr>
+        <w:t xml:space="preserve">Tafsiri ya Toleo la King James (KJV) kuhusu Mto Pishoni katika </w:t>
       </w:r>
       <w:hyperlink r:id="rId194">
-        <w:r>
-          <w:rPr>
-            <w:lang w:val="sw_KE" w:bidi="sw_KE"/>
-          </w:rPr>
-          <w:rPr>
-            <w:color w:val="0000EE"/>
-            <w:u w:val="single"/>
-          </w:rPr>
-          <w:t>Wagalatia 2:9</w:t>
-        </w:r>
-      </w:hyperlink>
-      <w:r>
-        <w:rPr>
-          <w:lang w:val="sw_KE" w:bidi="sw_KE"/>
-        </w:rPr>
-        <w:t>). Mathayo, Marko, na Luka wanarekodi kwamba Yesu mara nyingi alichagua Petro, Yakobo, na Yohana kuwa pamoja naye. Kwa kuwa Petro alitajwa kuhusiana na mwanafunzi ambaye Yesu alimpenda, na kwa kuwa Yakobo aliuawa (kwa imani yake) mapema (</w:t>
-      </w:r>
-      <w:hyperlink r:id="rId195">
-        <w:r>
-          <w:rPr>
-            <w:lang w:val="sw_KE" w:bidi="sw_KE"/>
-          </w:rPr>
-          <w:rPr>
-            <w:color w:val="0000EE"/>
-            <w:u w:val="single"/>
-          </w:rPr>
-          <w:t>Matendo 12:2</w:t>
-        </w:r>
-      </w:hyperlink>
-      <w:r>
-        <w:rPr>
-          <w:lang w:val="sw_KE" w:bidi="sw_KE"/>
-        </w:rPr>
-        <w:t>), ni Yohana pekee anayebaki kama chaguo la busara ikiwa Injili ya Yohana iliandikwa muda mrefu baada ya kifo cha Yakobo.</w:t>
-      </w:r>
-    </w:p>
-    <w:p>
-      <w:pPr/>
-      <w:r>
-        <w:rPr>
-          <w:lang w:val="sw_KE" w:bidi="sw_KE"/>
-        </w:rPr>
-      </w:r>
-      <w:r>
-        <w:rPr>
-          <w:i/>
-          <w:lang w:val="sw_KE" w:bidi="sw_KE"/>
-        </w:rPr>
-        <w:t>Tazama pia</w:t>
-      </w:r>
-      <w:r>
-        <w:rPr>
-          <w:lang w:val="sw_KE" w:bidi="sw_KE"/>
-        </w:rPr>
-        <w:t xml:space="preserve"> </w:t>
-      </w:r>
-      <w:r>
-        <w:rPr>
-          <w:lang w:val="sw_KE" w:bidi="sw_KE"/>
-        </w:rPr>
-        <w:t>Yohana, Mtume</w:t>
-      </w:r>
-      <w:r>
-        <w:rPr>
-          <w:lang w:val="sw_KE" w:bidi="sw_KE"/>
-        </w:rPr>
-        <w:t>.</w:t>
-      </w:r>
-      <w:r>
-        <w:rPr>
-          <w:lang w:val="sw_KE" w:bidi="sw_KE"/>
-        </w:rPr>
-      </w:r>
-      <w:r>
-        <w:rPr>
-          <w:lang w:val="sw_KE" w:bidi="sw_KE"/>
-        </w:rPr>
-      </w:r>
-    </w:p>
-    <w:p>
-      <w:pPr/>
-      <w:r>
-        <w:rPr>
-          <w:lang w:val="sw_KE" w:bidi="sw_KE"/>
-        </w:rPr>
-      </w:r>
-    </w:p>
-    <w:p>
-      <w:pPr>
-        <w:pStyle w:val="Heading2"/>
-      </w:pPr>
-      <w:r>
-        <w:rPr>
-          <w:lang w:val="sw_KE" w:bidi="sw_KE"/>
-        </w:rPr>
-        <w:t>Pisoni</w:t>
-      </w:r>
-      <w:r>
-        <w:rPr>
-          <w:lang w:val="sw_KE" w:bidi="sw_KE"/>
-        </w:rPr>
-      </w:r>
-    </w:p>
-    <w:p>
-      <w:pPr/>
-      <w:r>
-        <w:rPr>
-          <w:lang w:val="sw_KE" w:bidi="sw_KE"/>
-        </w:rPr>
-      </w:r>
-      <w:r>
-        <w:rPr>
-          <w:lang w:val="sw_KE" w:bidi="sw_KE"/>
-        </w:rPr>
-        <w:t xml:space="preserve">Tafsiri ya Toleo la King James (KJV) kuhusu Mto Pishoni katika </w:t>
-      </w:r>
-      <w:hyperlink r:id="rId196">
         <w:r>
           <w:rPr>
             <w:lang w:val="sw_KE" w:bidi="sw_KE"/>

--- a/swh/docx/001.content.docx
+++ b/swh/docx/001.content.docx
@@ -19,7 +19,7 @@
         <w:rPr>
           <w:lang w:val="sw_KE" w:bidi="sw_KE"/>
         </w:rPr>
-        <w:t>Resource: Kamusi ya Biblia (Tyndale)</w:t>
+        <w:t>Resource: Tyndale Open Bible Dictionary</w:t>
       </w:r>
       <w:r>
         <w:rPr>
@@ -112,7 +112,7 @@
         <w:rPr>
           <w:lang w:val="sw_KE" w:bidi="sw_KE"/>
         </w:rPr>
-        <w:t>Kamusi ya Biblia (Tyndale)</w:t>
+        <w:t>Tyndale Open Bible Dictionary</w:t>
       </w:r>
     </w:p>
     <w:p>

--- a/swh/docx/001.content.docx
+++ b/swh/docx/001.content.docx
@@ -19,7 +19,7 @@
         <w:rPr>
           <w:lang w:val="sw_KE" w:bidi="sw_KE"/>
         </w:rPr>
-        <w:t>Resource: Tyndale Open Bible Dictionary</w:t>
+        <w:t>Resource: Aquifer Open Bible Dictionary</w:t>
       </w:r>
       <w:r>
         <w:rPr>
@@ -112,7 +112,7 @@
         <w:rPr>
           <w:lang w:val="sw_KE" w:bidi="sw_KE"/>
         </w:rPr>
-        <w:t>Tyndale Open Bible Dictionary</w:t>
+        <w:t>Aquifer Open Bible Dictionary</w:t>
       </w:r>
     </w:p>
     <w:p>

--- a/swh/docx/001.content.docx
+++ b/swh/docx/001.content.docx
@@ -233,18 +233,12 @@
         </w:rPr>
         <w:t xml:space="preserve">Jina lingine la Bonde la Mfalme karibu na Yerusalemu katika </w:t>
       </w:r>
-      <w:hyperlink r:id="rId13">
-        <w:r>
-          <w:rPr>
-            <w:lang w:val="sw_KE" w:bidi="sw_KE"/>
-          </w:rPr>
-          <w:rPr>
-            <w:color w:val="0000EE"/>
-            <w:u w:val="single"/>
-          </w:rPr>
-          <w:t>Mwanzo 14:17</w:t>
-        </w:r>
-      </w:hyperlink>
+      <w:r>
+        <w:rPr>
+          <w:lang w:val="sw_KE" w:bidi="sw_KE"/>
+        </w:rPr>
+        <w:t>Mwanzo 14:17</w:t>
+      </w:r>
       <w:r>
         <w:rPr>
           <w:lang w:val="sw_KE" w:bidi="sw_KE"/>
@@ -1116,90 +1110,60 @@
         </w:rPr>
         <w:t>Kutokana na ushahidi wa ndani, mambo yafuatayo yanaweza kusemwa kuhusu mwandishi kwa uhakika fulani. Anajiita Yohane (</w:t>
       </w:r>
-      <w:hyperlink r:id="rId14">
-        <w:r>
-          <w:rPr>
-            <w:lang w:val="sw_KE" w:bidi="sw_KE"/>
-          </w:rPr>
-          <w:rPr>
-            <w:color w:val="0000EE"/>
-            <w:u w:val="single"/>
-          </w:rPr>
-          <w:t>Ufu 1:4, 9</w:t>
-        </w:r>
-      </w:hyperlink>
+      <w:r>
+        <w:rPr>
+          <w:lang w:val="sw_KE" w:bidi="sw_KE"/>
+        </w:rPr>
+        <w:t>Ufu 1:4, 9</w:t>
+      </w:r>
       <w:r>
         <w:rPr>
           <w:lang w:val="sw_KE" w:bidi="sw_KE"/>
         </w:rPr>
         <w:t xml:space="preserve">; </w:t>
       </w:r>
-      <w:hyperlink r:id="rId15">
-        <w:r>
-          <w:rPr>
-            <w:lang w:val="sw_KE" w:bidi="sw_KE"/>
-          </w:rPr>
-          <w:rPr>
-            <w:color w:val="0000EE"/>
-            <w:u w:val="single"/>
-          </w:rPr>
-          <w:t>22:8</w:t>
-        </w:r>
-      </w:hyperlink>
+      <w:r>
+        <w:rPr>
+          <w:lang w:val="sw_KE" w:bidi="sw_KE"/>
+        </w:rPr>
+        <w:t>22:8</w:t>
+      </w:r>
       <w:r>
         <w:rPr>
           <w:lang w:val="sw_KE" w:bidi="sw_KE"/>
         </w:rPr>
         <w:t>). Hili linawezekana zaidi kuwa si jina bandia bali ni jina la mtu anayejulikana sana kati ya makanisa ya Asia. Yohane huyu anajitambulisha kama nabii (</w:t>
       </w:r>
-      <w:hyperlink r:id="rId16">
-        <w:r>
-          <w:rPr>
-            <w:lang w:val="sw_KE" w:bidi="sw_KE"/>
-          </w:rPr>
-          <w:rPr>
-            <w:color w:val="0000EE"/>
-            <w:u w:val="single"/>
-          </w:rPr>
-          <w:t>1:3</w:t>
-        </w:r>
-      </w:hyperlink>
+      <w:r>
+        <w:rPr>
+          <w:lang w:val="sw_KE" w:bidi="sw_KE"/>
+        </w:rPr>
+        <w:t>1:3</w:t>
+      </w:r>
       <w:r>
         <w:rPr>
           <w:lang w:val="sw_KE" w:bidi="sw_KE"/>
         </w:rPr>
         <w:t xml:space="preserve">; </w:t>
       </w:r>
-      <w:hyperlink r:id="rId17">
-        <w:r>
-          <w:rPr>
-            <w:lang w:val="sw_KE" w:bidi="sw_KE"/>
-          </w:rPr>
-          <w:rPr>
-            <w:color w:val="0000EE"/>
-            <w:u w:val="single"/>
-          </w:rPr>
-          <w:t>22:6–10, 18–19</w:t>
-        </w:r>
-      </w:hyperlink>
+      <w:r>
+        <w:rPr>
+          <w:lang w:val="sw_KE" w:bidi="sw_KE"/>
+        </w:rPr>
+        <w:t>22:6–10, 18–19</w:t>
+      </w:r>
       <w:r>
         <w:rPr>
           <w:lang w:val="sw_KE" w:bidi="sw_KE"/>
         </w:rPr>
         <w:t>) ambaye alikuwa uhamishoni kwa sababu ya ushuhuda wake wa kinabii (</w:t>
       </w:r>
-      <w:hyperlink r:id="rId18">
-        <w:r>
-          <w:rPr>
-            <w:lang w:val="sw_KE" w:bidi="sw_KE"/>
-          </w:rPr>
-          <w:rPr>
-            <w:color w:val="0000EE"/>
-            <w:u w:val="single"/>
-          </w:rPr>
-          <w:t>1:9</w:t>
-        </w:r>
-      </w:hyperlink>
+      <w:r>
+        <w:rPr>
+          <w:lang w:val="sw_KE" w:bidi="sw_KE"/>
+        </w:rPr>
+        <w:t>1:9</w:t>
+      </w:r>
       <w:r>
         <w:rPr>
           <w:lang w:val="sw_KE" w:bidi="sw_KE"/>
@@ -1257,36 +1221,24 @@
         </w:rPr>
         <w:t xml:space="preserve"> (Nero aliyefufuliwa angekuwa mwili mpya wa roho ya uovu katika milki nzima ya Kirumi), ibada ya kifalme (Sura ya </w:t>
       </w:r>
-      <w:hyperlink r:id="rId19">
-        <w:r>
-          <w:rPr>
-            <w:lang w:val="sw_KE" w:bidi="sw_KE"/>
-          </w:rPr>
-          <w:rPr>
-            <w:color w:val="0000EE"/>
-            <w:u w:val="single"/>
-          </w:rPr>
-          <w:t>13</w:t>
-        </w:r>
-      </w:hyperlink>
+      <w:r>
+        <w:rPr>
+          <w:lang w:val="sw_KE" w:bidi="sw_KE"/>
+        </w:rPr>
+        <w:t>13</w:t>
+      </w:r>
       <w:r>
         <w:rPr>
           <w:lang w:val="sw_KE" w:bidi="sw_KE"/>
         </w:rPr>
         <w:t xml:space="preserve">), na hekalu (Sura ya </w:t>
       </w:r>
-      <w:hyperlink r:id="rId20">
-        <w:r>
-          <w:rPr>
-            <w:lang w:val="sw_KE" w:bidi="sw_KE"/>
-          </w:rPr>
-          <w:rPr>
-            <w:color w:val="0000EE"/>
-            <w:u w:val="single"/>
-          </w:rPr>
-          <w:t>11</w:t>
-        </w:r>
-      </w:hyperlink>
+      <w:r>
+        <w:rPr>
+          <w:lang w:val="sw_KE" w:bidi="sw_KE"/>
+        </w:rPr>
+        <w:t>11</w:t>
+      </w:r>
       <w:r>
         <w:rPr>
           <w:lang w:val="sw_KE" w:bidi="sw_KE"/>
@@ -1307,36 +1259,24 @@
         </w:rPr>
         <w:t>Asili ya kitabu hiki inajulikana wazi kuwa ni Patmo, moja ya Visiwa vya Sporades, vilivyoko takriban maili 37 (kilomita 59.5) kusini magharibi mwa Mileto, katika Bahari ya Icarian (</w:t>
       </w:r>
-      <w:hyperlink r:id="rId18">
-        <w:r>
-          <w:rPr>
-            <w:lang w:val="sw_KE" w:bidi="sw_KE"/>
-          </w:rPr>
-          <w:rPr>
-            <w:color w:val="0000EE"/>
-            <w:u w:val="single"/>
-          </w:rPr>
-          <w:t>Ufu 1:9</w:t>
-        </w:r>
-      </w:hyperlink>
+      <w:r>
+        <w:rPr>
+          <w:lang w:val="sw_KE" w:bidi="sw_KE"/>
+        </w:rPr>
+        <w:t>Ufu 1:9</w:t>
+      </w:r>
       <w:r>
         <w:rPr>
           <w:lang w:val="sw_KE" w:bidi="sw_KE"/>
         </w:rPr>
         <w:t>). Yohane alionekana kuhamishwa kwenye kisiwa hicho kutokana na mateso ya kidini na/au serikali yaliyosababishwa na ushuhuda wake kwa Yesu (</w:t>
       </w:r>
-      <w:hyperlink r:id="rId18">
-        <w:r>
-          <w:rPr>
-            <w:lang w:val="sw_KE" w:bidi="sw_KE"/>
-          </w:rPr>
-          <w:rPr>
-            <w:color w:val="0000EE"/>
-            <w:u w:val="single"/>
-          </w:rPr>
-          <w:t>1:9</w:t>
-        </w:r>
-      </w:hyperlink>
+      <w:r>
+        <w:rPr>
+          <w:lang w:val="sw_KE" w:bidi="sw_KE"/>
+        </w:rPr>
+        <w:t>1:9</w:t>
+      </w:r>
       <w:r>
         <w:rPr>
           <w:lang w:val="sw_KE" w:bidi="sw_KE"/>
@@ -1357,54 +1297,36 @@
         </w:rPr>
         <w:t>Vivyo hivyo, wapokeaji ni makanisa saba ya kihistoria katika jimbo la Kirumi ya Asia (magharibi mwa Uturuki ya kisasa): Efeso, Smirna, Pergamo, Thiatira, Sardi, Filadelfia, na Laodikia (</w:t>
       </w:r>
-      <w:hyperlink r:id="rId21">
-        <w:r>
-          <w:rPr>
-            <w:lang w:val="sw_KE" w:bidi="sw_KE"/>
-          </w:rPr>
-          <w:rPr>
-            <w:color w:val="0000EE"/>
-            <w:u w:val="single"/>
-          </w:rPr>
-          <w:t>1:4, 11</w:t>
-        </w:r>
-      </w:hyperlink>
+      <w:r>
+        <w:rPr>
+          <w:lang w:val="sw_KE" w:bidi="sw_KE"/>
+        </w:rPr>
+        <w:t>1:4, 11</w:t>
+      </w:r>
       <w:r>
         <w:rPr>
           <w:lang w:val="sw_KE" w:bidi="sw_KE"/>
         </w:rPr>
         <w:t xml:space="preserve">; </w:t>
       </w:r>
-      <w:hyperlink r:id="rId22">
-        <w:r>
-          <w:rPr>
-            <w:lang w:val="sw_KE" w:bidi="sw_KE"/>
-          </w:rPr>
-          <w:rPr>
-            <w:color w:val="0000EE"/>
-            <w:u w:val="single"/>
-          </w:rPr>
-          <w:t>2:1, 8, 12, 18</w:t>
-        </w:r>
-      </w:hyperlink>
+      <w:r>
+        <w:rPr>
+          <w:lang w:val="sw_KE" w:bidi="sw_KE"/>
+        </w:rPr>
+        <w:t>2:1, 8, 12, 18</w:t>
+      </w:r>
       <w:r>
         <w:rPr>
           <w:lang w:val="sw_KE" w:bidi="sw_KE"/>
         </w:rPr>
         <w:t xml:space="preserve">; </w:t>
       </w:r>
-      <w:hyperlink r:id="rId23">
-        <w:r>
-          <w:rPr>
-            <w:lang w:val="sw_KE" w:bidi="sw_KE"/>
-          </w:rPr>
-          <w:rPr>
-            <w:color w:val="0000EE"/>
-            <w:u w:val="single"/>
-          </w:rPr>
-          <w:t>3:1 , 7, 14</w:t>
-        </w:r>
-      </w:hyperlink>
+      <w:r>
+        <w:rPr>
+          <w:lang w:val="sw_KE" w:bidi="sw_KE"/>
+        </w:rPr>
+        <w:t>3:1 , 7, 14</w:t>
+      </w:r>
       <w:r>
         <w:rPr>
           <w:lang w:val="sw_KE" w:bidi="sw_KE"/>
@@ -1436,36 +1358,24 @@
         </w:rPr>
         <w:t>Kitabu cha Ufunuo kinatofautiana na maandishi mengine ya Agano Jipya, si katika mafundisho bali katika aina ya fasihi na mada. Ni kitabu cha unabii (</w:t>
       </w:r>
-      <w:hyperlink r:id="rId16">
-        <w:r>
-          <w:rPr>
-            <w:lang w:val="sw_KE" w:bidi="sw_KE"/>
-          </w:rPr>
-          <w:rPr>
-            <w:color w:val="0000EE"/>
-            <w:u w:val="single"/>
-          </w:rPr>
-          <w:t>1:3</w:t>
-        </w:r>
-      </w:hyperlink>
+      <w:r>
+        <w:rPr>
+          <w:lang w:val="sw_KE" w:bidi="sw_KE"/>
+        </w:rPr>
+        <w:t>1:3</w:t>
+      </w:r>
       <w:r>
         <w:rPr>
           <w:lang w:val="sw_KE" w:bidi="sw_KE"/>
         </w:rPr>
         <w:t xml:space="preserve">; </w:t>
       </w:r>
-      <w:hyperlink r:id="rId24">
-        <w:r>
-          <w:rPr>
-            <w:lang w:val="sw_KE" w:bidi="sw_KE"/>
-          </w:rPr>
-          <w:rPr>
-            <w:color w:val="0000EE"/>
-            <w:u w:val="single"/>
-          </w:rPr>
-          <w:t>22:7, 18–19</w:t>
-        </w:r>
-      </w:hyperlink>
+      <w:r>
+        <w:rPr>
+          <w:lang w:val="sw_KE" w:bidi="sw_KE"/>
+        </w:rPr>
+        <w:t>22:7, 18–19</w:t>
+      </w:r>
       <w:r>
         <w:rPr>
           <w:lang w:val="sw_KE" w:bidi="sw_KE"/>
@@ -1555,54 +1465,36 @@
         </w:rPr>
         <w:t>Muhimu zaidi kuliko vyanzo vya apokaliptiki vya Kiyahudi ni deni ambalo Yohane anadaiwa kwa mafundisho ya eskatolojia ya Yesu, kama vile hotuba ya Mizeituni (</w:t>
       </w:r>
-      <w:hyperlink r:id="rId25">
-        <w:r>
-          <w:rPr>
-            <w:lang w:val="sw_KE" w:bidi="sw_KE"/>
-          </w:rPr>
-          <w:rPr>
-            <w:color w:val="0000EE"/>
-            <w:u w:val="single"/>
-          </w:rPr>
-          <w:t>Mt 24–25</w:t>
-        </w:r>
-      </w:hyperlink>
+      <w:r>
+        <w:rPr>
+          <w:lang w:val="sw_KE" w:bidi="sw_KE"/>
+        </w:rPr>
+        <w:t>Mt 24–25</w:t>
+      </w:r>
       <w:r>
         <w:rPr>
           <w:lang w:val="sw_KE" w:bidi="sw_KE"/>
         </w:rPr>
         <w:t xml:space="preserve">; </w:t>
       </w:r>
-      <w:hyperlink r:id="rId26">
-        <w:r>
-          <w:rPr>
-            <w:lang w:val="sw_KE" w:bidi="sw_KE"/>
-          </w:rPr>
-          <w:rPr>
-            <w:color w:val="0000EE"/>
-            <w:u w:val="single"/>
-          </w:rPr>
-          <w:t>Marko 13</w:t>
-        </w:r>
-      </w:hyperlink>
+      <w:r>
+        <w:rPr>
+          <w:lang w:val="sw_KE" w:bidi="sw_KE"/>
+        </w:rPr>
+        <w:t>Marko 13</w:t>
+      </w:r>
       <w:r>
         <w:rPr>
           <w:lang w:val="sw_KE" w:bidi="sw_KE"/>
         </w:rPr>
         <w:t xml:space="preserve">; </w:t>
       </w:r>
-      <w:hyperlink r:id="rId27">
-        <w:r>
-          <w:rPr>
-            <w:lang w:val="sw_KE" w:bidi="sw_KE"/>
-          </w:rPr>
-          <w:rPr>
-            <w:color w:val="0000EE"/>
-            <w:u w:val="single"/>
-          </w:rPr>
-          <w:t>Luka 21</w:t>
-        </w:r>
-      </w:hyperlink>
+      <w:r>
+        <w:rPr>
+          <w:lang w:val="sw_KE" w:bidi="sw_KE"/>
+        </w:rPr>
+        <w:t>Luka 21</w:t>
+      </w:r>
       <w:r>
         <w:rPr>
           <w:lang w:val="sw_KE" w:bidi="sw_KE"/>
@@ -1634,18 +1526,12 @@
         </w:rPr>
         <w:t xml:space="preserve">Njia nne za jadi za kuelewa </w:t>
       </w:r>
-      <w:hyperlink r:id="rId28">
-        <w:r>
-          <w:rPr>
-            <w:lang w:val="sw_KE" w:bidi="sw_KE"/>
-          </w:rPr>
-          <w:rPr>
-            <w:color w:val="0000EE"/>
-            <w:u w:val="single"/>
-          </w:rPr>
-          <w:t>Ufunuo 4–22</w:t>
-        </w:r>
-      </w:hyperlink>
+      <w:r>
+        <w:rPr>
+          <w:lang w:val="sw_KE" w:bidi="sw_KE"/>
+        </w:rPr>
+        <w:t>Ufunuo 4–22</w:t>
+      </w:r>
       <w:r>
         <w:rPr>
           <w:lang w:val="sw_KE" w:bidi="sw_KE"/>
@@ -1677,54 +1563,36 @@
         </w:rPr>
         <w:t xml:space="preserve">Mtazamo huu unashikilia kwamba, isipokuwa sura ya </w:t>
       </w:r>
-      <w:hyperlink r:id="rId29">
-        <w:r>
-          <w:rPr>
-            <w:lang w:val="sw_KE" w:bidi="sw_KE"/>
-          </w:rPr>
-          <w:rPr>
-            <w:color w:val="0000EE"/>
-            <w:u w:val="single"/>
-          </w:rPr>
-          <w:t>1–3</w:t>
-        </w:r>
-      </w:hyperlink>
+      <w:r>
+        <w:rPr>
+          <w:lang w:val="sw_KE" w:bidi="sw_KE"/>
+        </w:rPr>
+        <w:t>1–3</w:t>
+      </w:r>
       <w:r>
         <w:rPr>
           <w:lang w:val="sw_KE" w:bidi="sw_KE"/>
         </w:rPr>
         <w:t xml:space="preserve">, maono yote katika Ufunuo yanahusiana na kipindi kinachotangulia na kufuata ujio wa Pili wa Kristo mwishoni mwa enzi. Wanyama (sura ya </w:t>
       </w:r>
-      <w:hyperlink r:id="rId19">
-        <w:r>
-          <w:rPr>
-            <w:lang w:val="sw_KE" w:bidi="sw_KE"/>
-          </w:rPr>
-          <w:rPr>
-            <w:color w:val="0000EE"/>
-            <w:u w:val="single"/>
-          </w:rPr>
-          <w:t>13</w:t>
-        </w:r>
-      </w:hyperlink>
+      <w:r>
+        <w:rPr>
+          <w:lang w:val="sw_KE" w:bidi="sw_KE"/>
+        </w:rPr>
+        <w:t>13</w:t>
+      </w:r>
       <w:r>
         <w:rPr>
           <w:lang w:val="sw_KE" w:bidi="sw_KE"/>
         </w:rPr>
         <w:t xml:space="preserve">, </w:t>
       </w:r>
-      <w:hyperlink r:id="rId30">
-        <w:r>
-          <w:rPr>
-            <w:lang w:val="sw_KE" w:bidi="sw_KE"/>
-          </w:rPr>
-          <w:rPr>
-            <w:color w:val="0000EE"/>
-            <w:u w:val="single"/>
-          </w:rPr>
-          <w:t>17</w:t>
-        </w:r>
-      </w:hyperlink>
+      <w:r>
+        <w:rPr>
+          <w:lang w:val="sw_KE" w:bidi="sw_KE"/>
+        </w:rPr>
+        <w:t>17</w:t>
+      </w:r>
       <w:r>
         <w:rPr>
           <w:lang w:val="sw_KE" w:bidi="sw_KE"/>
@@ -1795,18 +1663,12 @@
         </w:rPr>
         <w:t xml:space="preserve">Kulingana na mtazamo huu, Ufunuo unahusu wakati wa mwandishi wake; maudhui kuu ya sura hivyo basi yanaonekana kama yanayoelezea matukio yaliyolenga tu siku ya Yohana. Wanyama (sura ya </w:t>
       </w:r>
-      <w:hyperlink r:id="rId19">
-        <w:r>
-          <w:rPr>
-            <w:lang w:val="sw_KE" w:bidi="sw_KE"/>
-          </w:rPr>
-          <w:rPr>
-            <w:color w:val="0000EE"/>
-            <w:u w:val="single"/>
-          </w:rPr>
-          <w:t>13</w:t>
-        </w:r>
-      </w:hyperlink>
+      <w:r>
+        <w:rPr>
+          <w:lang w:val="sw_KE" w:bidi="sw_KE"/>
+        </w:rPr>
+        <w:t>13</w:t>
+      </w:r>
       <w:r>
         <w:rPr>
           <w:lang w:val="sw_KE" w:bidi="sw_KE"/>
@@ -1863,54 +1725,36 @@
         </w:rPr>
         <w:t xml:space="preserve">Msomi wa Agano Jipya H. B. Swete aliandika hivi kuhusu Ufunuo: “Ikiwa katika umbo ni barua, yenye unabii wa apokaliptiki; katika roho na kusudi la ndani, ni ya kichungajii." Kama nabii, Yohana aliitwa kutofautisha imani ya kweli na ya uongo—kufichua mapungufu ya makutaniko huko Asia. Alitamani kuhimiza ufuasi wa Kikristo halisi kwa kueleza mateso ya Kikristo na kifo cha kuuawa kwa ajili ya imani kwa mtazamo wa ushindi dhidi ya uovu uliopatikana kwa kifo na ufufuo wa Yesu. Yohane alikusudia kuonyesha kwamba wafia imani (kama vile Antipa, </w:t>
       </w:r>
-      <w:hyperlink r:id="rId31">
-        <w:r>
-          <w:rPr>
-            <w:lang w:val="sw_KE" w:bidi="sw_KE"/>
-          </w:rPr>
-          <w:rPr>
-            <w:color w:val="0000EE"/>
-            <w:u w:val="single"/>
-          </w:rPr>
-          <w:t>2:13</w:t>
-        </w:r>
-      </w:hyperlink>
+      <w:r>
+        <w:rPr>
+          <w:lang w:val="sw_KE" w:bidi="sw_KE"/>
+        </w:rPr>
+        <w:t>2:13</w:t>
+      </w:r>
       <w:r>
         <w:rPr>
           <w:lang w:val="sw_KE" w:bidi="sw_KE"/>
         </w:rPr>
         <w:t>) watathibitishwa. Alifichua mwisho wa uovu na wale wanaomfuata Mnyama (</w:t>
       </w:r>
-      <w:hyperlink r:id="rId32">
-        <w:r>
-          <w:rPr>
-            <w:lang w:val="sw_KE" w:bidi="sw_KE"/>
-          </w:rPr>
-          <w:rPr>
-            <w:color w:val="0000EE"/>
-            <w:u w:val="single"/>
-          </w:rPr>
-          <w:t>19:20–21</w:t>
-        </w:r>
-      </w:hyperlink>
+      <w:r>
+        <w:rPr>
+          <w:lang w:val="sw_KE" w:bidi="sw_KE"/>
+        </w:rPr>
+        <w:t>19:20–21</w:t>
+      </w:r>
       <w:r>
         <w:rPr>
           <w:lang w:val="sw_KE" w:bidi="sw_KE"/>
         </w:rPr>
         <w:t xml:space="preserve">; </w:t>
       </w:r>
-      <w:hyperlink r:id="rId33">
-        <w:r>
-          <w:rPr>
-            <w:lang w:val="sw_KE" w:bidi="sw_KE"/>
-          </w:rPr>
-          <w:rPr>
-            <w:color w:val="0000EE"/>
-            <w:u w:val="single"/>
-          </w:rPr>
-          <w:t>20:10, 15</w:t>
-        </w:r>
-      </w:hyperlink>
+      <w:r>
+        <w:rPr>
+          <w:lang w:val="sw_KE" w:bidi="sw_KE"/>
+        </w:rPr>
+        <w:t>20:10, 15</w:t>
+      </w:r>
       <w:r>
         <w:rPr>
           <w:lang w:val="sw_KE" w:bidi="sw_KE"/>
@@ -1942,162 +1786,108 @@
         </w:rPr>
         <w:t xml:space="preserve">Maudhui mkakuu ya Ufunuo yamepangwa katika mfululizo wa vitu saba, vingine vikiwa wazi na vingine vikiwa vimeashiriwa: makanisa saba (sura ya </w:t>
       </w:r>
-      <w:hyperlink r:id="rId34">
-        <w:r>
-          <w:rPr>
-            <w:lang w:val="sw_KE" w:bidi="sw_KE"/>
-          </w:rPr>
-          <w:rPr>
-            <w:color w:val="0000EE"/>
-            <w:u w:val="single"/>
-          </w:rPr>
-          <w:t>2–3</w:t>
-        </w:r>
-      </w:hyperlink>
+      <w:r>
+        <w:rPr>
+          <w:lang w:val="sw_KE" w:bidi="sw_KE"/>
+        </w:rPr>
+        <w:t>2–3</w:t>
+      </w:r>
       <w:r>
         <w:rPr>
           <w:lang w:val="sw_KE" w:bidi="sw_KE"/>
         </w:rPr>
         <w:t xml:space="preserve">), mihuri saba (sura ya </w:t>
       </w:r>
-      <w:hyperlink r:id="rId35">
-        <w:r>
-          <w:rPr>
-            <w:lang w:val="sw_KE" w:bidi="sw_KE"/>
-          </w:rPr>
-          <w:rPr>
-            <w:color w:val="0000EE"/>
-            <w:u w:val="single"/>
-          </w:rPr>
-          <w:t>6–7</w:t>
-        </w:r>
-      </w:hyperlink>
+      <w:r>
+        <w:rPr>
+          <w:lang w:val="sw_KE" w:bidi="sw_KE"/>
+        </w:rPr>
+        <w:t>6–7</w:t>
+      </w:r>
       <w:r>
         <w:rPr>
           <w:lang w:val="sw_KE" w:bidi="sw_KE"/>
         </w:rPr>
         <w:t xml:space="preserve">), tarumbeta saba (sura ya </w:t>
       </w:r>
-      <w:hyperlink r:id="rId36">
-        <w:r>
-          <w:rPr>
-            <w:lang w:val="sw_KE" w:bidi="sw_KE"/>
-          </w:rPr>
-          <w:rPr>
-            <w:color w:val="0000EE"/>
-            <w:u w:val="single"/>
-          </w:rPr>
-          <w:t>8–11</w:t>
-        </w:r>
-      </w:hyperlink>
+      <w:r>
+        <w:rPr>
+          <w:lang w:val="sw_KE" w:bidi="sw_KE"/>
+        </w:rPr>
+        <w:t>8–11</w:t>
+      </w:r>
       <w:r>
         <w:rPr>
           <w:lang w:val="sw_KE" w:bidi="sw_KE"/>
         </w:rPr>
         <w:t xml:space="preserve">), vitasa saba (sura ya </w:t>
       </w:r>
-      <w:hyperlink r:id="rId37">
-        <w:r>
-          <w:rPr>
-            <w:lang w:val="sw_KE" w:bidi="sw_KE"/>
-          </w:rPr>
-          <w:rPr>
-            <w:color w:val="0000EE"/>
-            <w:u w:val="single"/>
-          </w:rPr>
-          <w:t>16–18</w:t>
-        </w:r>
-      </w:hyperlink>
+      <w:r>
+        <w:rPr>
+          <w:lang w:val="sw_KE" w:bidi="sw_KE"/>
+        </w:rPr>
+        <w:t>16–18</w:t>
+      </w:r>
       <w:r>
         <w:rPr>
           <w:lang w:val="sw_KE" w:bidi="sw_KE"/>
         </w:rPr>
         <w:t xml:space="preserve">), na mambo saba ya mwisho (sura ya </w:t>
       </w:r>
-      <w:hyperlink r:id="rId38">
-        <w:r>
-          <w:rPr>
-            <w:lang w:val="sw_KE" w:bidi="sw_KE"/>
-          </w:rPr>
-          <w:rPr>
-            <w:color w:val="0000EE"/>
-            <w:u w:val="single"/>
-          </w:rPr>
-          <w:t>19–22</w:t>
-        </w:r>
-      </w:hyperlink>
+      <w:r>
+        <w:rPr>
+          <w:lang w:val="sw_KE" w:bidi="sw_KE"/>
+        </w:rPr>
+        <w:t>19–22</w:t>
+      </w:r>
       <w:r>
         <w:rPr>
           <w:lang w:val="sw_KE" w:bidi="sw_KE"/>
         </w:rPr>
         <w:t xml:space="preserve">). Pia inawezekana kugawanya maudhui juu ya maono manne muhimu: (1) maono ya Mwana wa Adamu kati ya makanisa saba (sura ya </w:t>
       </w:r>
-      <w:hyperlink r:id="rId29">
-        <w:r>
-          <w:rPr>
-            <w:lang w:val="sw_KE" w:bidi="sw_KE"/>
-          </w:rPr>
-          <w:rPr>
-            <w:color w:val="0000EE"/>
-            <w:u w:val="single"/>
-          </w:rPr>
-          <w:t>1–3</w:t>
-        </w:r>
-      </w:hyperlink>
+      <w:r>
+        <w:rPr>
+          <w:lang w:val="sw_KE" w:bidi="sw_KE"/>
+        </w:rPr>
+        <w:t>1–3</w:t>
+      </w:r>
       <w:r>
         <w:rPr>
           <w:lang w:val="sw_KE" w:bidi="sw_KE"/>
         </w:rPr>
         <w:t>); (2) maono ya gombo lilotiwa mihuri saba, tarumbeta saba, na vitasa saba (</w:t>
       </w:r>
-      <w:hyperlink r:id="rId39">
-        <w:r>
-          <w:rPr>
-            <w:lang w:val="sw_KE" w:bidi="sw_KE"/>
-          </w:rPr>
-          <w:rPr>
-            <w:color w:val="0000EE"/>
-            <w:u w:val="single"/>
-          </w:rPr>
-          <w:t>4:1–19:10</w:t>
-        </w:r>
-      </w:hyperlink>
+      <w:r>
+        <w:rPr>
+          <w:lang w:val="sw_KE" w:bidi="sw_KE"/>
+        </w:rPr>
+        <w:t>4:1–19:10</w:t>
+      </w:r>
       <w:r>
         <w:rPr>
           <w:lang w:val="sw_KE" w:bidi="sw_KE"/>
         </w:rPr>
         <w:t>); (3) maono ya kurudi kwa Kristo na utimilivu wa enzi hii (</w:t>
       </w:r>
-      <w:hyperlink r:id="rId40">
-        <w:r>
-          <w:rPr>
-            <w:lang w:val="sw_KE" w:bidi="sw_KE"/>
-          </w:rPr>
-          <w:rPr>
-            <w:color w:val="0000EE"/>
-            <w:u w:val="single"/>
-          </w:rPr>
-          <w:t>19:11–20:15</w:t>
-        </w:r>
-      </w:hyperlink>
+      <w:r>
+        <w:rPr>
+          <w:lang w:val="sw_KE" w:bidi="sw_KE"/>
+        </w:rPr>
+        <w:t>19:11–20:15</w:t>
+      </w:r>
       <w:r>
         <w:rPr>
           <w:lang w:val="sw_KE" w:bidi="sw_KE"/>
         </w:rPr>
         <w:t xml:space="preserve">); na (4) maono ya mbingu mpya na nchi mpya (sura ya </w:t>
       </w:r>
-      <w:hyperlink r:id="rId41">
-        <w:r>
-          <w:rPr>
-            <w:lang w:val="sw_KE" w:bidi="sw_KE"/>
-          </w:rPr>
-          <w:rPr>
-            <w:color w:val="0000EE"/>
-            <w:u w:val="single"/>
-          </w:rPr>
-          <w:t>21–22</w:t>
-        </w:r>
-      </w:hyperlink>
+      <w:r>
+        <w:rPr>
+          <w:lang w:val="sw_KE" w:bidi="sw_KE"/>
+        </w:rPr>
+        <w:t>21–22</w:t>
+      </w:r>
       <w:r>
         <w:rPr>
           <w:lang w:val="sw_KE" w:bidi="sw_KE"/>
@@ -2115,18 +1905,12 @@
         </w:rPr>
         <w:t>Utangulizi wa Yohane (</w:t>
       </w:r>
-      <w:hyperlink r:id="rId42">
-        <w:r>
-          <w:rPr>
-            <w:lang w:val="sw_KE" w:bidi="sw_KE"/>
-          </w:rPr>
-          <w:rPr>
-            <w:color w:val="0000EE"/>
-            <w:u w:val="single"/>
-          </w:rPr>
-          <w:t>1:1–8</w:t>
-        </w:r>
-      </w:hyperlink>
+      <w:r>
+        <w:rPr>
+          <w:lang w:val="sw_KE" w:bidi="sw_KE"/>
+        </w:rPr>
+        <w:t>1:1–8</w:t>
+      </w:r>
       <w:r>
         <w:rPr>
           <w:lang w:val="sw_KE" w:bidi="sw_KE"/>
@@ -2147,54 +1931,36 @@
         </w:rPr>
         <w:t>Sura tatu za kwanza za Ufunuo zinaunda kitengo na kwa ulinganisho ni rahisi kuelewa. Zinafahamika zaidi na zina utangulizi wa kitabu chote (</w:t>
       </w:r>
-      <w:hyperlink r:id="rId42">
-        <w:r>
-          <w:rPr>
-            <w:lang w:val="sw_KE" w:bidi="sw_KE"/>
-          </w:rPr>
-          <w:rPr>
-            <w:color w:val="0000EE"/>
-            <w:u w:val="single"/>
-          </w:rPr>
-          <w:t>1:1–8</w:t>
-        </w:r>
-      </w:hyperlink>
+      <w:r>
+        <w:rPr>
+          <w:lang w:val="sw_KE" w:bidi="sw_KE"/>
+        </w:rPr>
+        <w:t>1:1–8</w:t>
+      </w:r>
       <w:r>
         <w:rPr>
           <w:lang w:val="sw_KE" w:bidi="sw_KE"/>
         </w:rPr>
         <w:t>); maono ya kwanza, ya Mwana wa Adamu kati ya vinara saba vya taa (</w:t>
       </w:r>
-      <w:hyperlink r:id="rId43">
-        <w:r>
-          <w:rPr>
-            <w:lang w:val="sw_KE" w:bidi="sw_KE"/>
-          </w:rPr>
-          <w:rPr>
-            <w:color w:val="0000EE"/>
-            <w:u w:val="single"/>
-          </w:rPr>
-          <w:t>1:9–20</w:t>
-        </w:r>
-      </w:hyperlink>
+      <w:r>
+        <w:rPr>
+          <w:lang w:val="sw_KE" w:bidi="sw_KE"/>
+        </w:rPr>
+        <w:t>1:9–20</w:t>
+      </w:r>
       <w:r>
         <w:rPr>
           <w:lang w:val="sw_KE" w:bidi="sw_KE"/>
         </w:rPr>
         <w:t>); na barua au jumbe kwa makanisa saba ya Asia (</w:t>
       </w:r>
-      <w:hyperlink r:id="rId34">
-        <w:r>
-          <w:rPr>
-            <w:lang w:val="sw_KE" w:bidi="sw_KE"/>
-          </w:rPr>
-          <w:rPr>
-            <w:color w:val="0000EE"/>
-            <w:u w:val="single"/>
-          </w:rPr>
-          <w:t>2:1–3:22</w:t>
-        </w:r>
-      </w:hyperlink>
+      <w:r>
+        <w:rPr>
+          <w:lang w:val="sw_KE" w:bidi="sw_KE"/>
+        </w:rPr>
+        <w:t>2:1–3:22</w:t>
+      </w:r>
       <w:r>
         <w:rPr>
           <w:lang w:val="sw_KE" w:bidi="sw_KE"/>
@@ -2215,36 +1981,24 @@
         </w:rPr>
         <w:t>Mistari minane ya kwanza inatambulisha kitabu chote. Yamejaa maudhui na maelezo ya kiteolojia. Baada ya utangulizi mfupi (</w:t>
       </w:r>
-      <w:hyperlink r:id="rId44">
-        <w:r>
-          <w:rPr>
-            <w:lang w:val="sw_KE" w:bidi="sw_KE"/>
-          </w:rPr>
-          <w:rPr>
-            <w:color w:val="0000EE"/>
-            <w:u w:val="single"/>
-          </w:rPr>
-          <w:t>1:1–3</w:t>
-        </w:r>
-      </w:hyperlink>
+      <w:r>
+        <w:rPr>
+          <w:lang w:val="sw_KE" w:bidi="sw_KE"/>
+        </w:rPr>
+        <w:t>1:1–3</w:t>
+      </w:r>
       <w:r>
         <w:rPr>
           <w:lang w:val="sw_KE" w:bidi="sw_KE"/>
         </w:rPr>
         <w:t xml:space="preserve">), Yohane anaelekeza Kitabu kwa makanisa saba ya Asia katika mfumo wa barua ya kale iliyopanuliwa (mistari ya </w:t>
       </w:r>
-      <w:hyperlink r:id="rId45">
-        <w:r>
-          <w:rPr>
-            <w:lang w:val="sw_KE" w:bidi="sw_KE"/>
-          </w:rPr>
-          <w:rPr>
-            <w:color w:val="0000EE"/>
-            <w:u w:val="single"/>
-          </w:rPr>
-          <w:t>4–8</w:t>
-        </w:r>
-      </w:hyperlink>
+      <w:r>
+        <w:rPr>
+          <w:lang w:val="sw_KE" w:bidi="sw_KE"/>
+        </w:rPr>
+        <w:t>4–8</w:t>
+      </w:r>
       <w:r>
         <w:rPr>
           <w:lang w:val="sw_KE" w:bidi="sw_KE"/>
@@ -2262,18 +2016,12 @@
         </w:rPr>
         <w:t>Mwana wa Adamu Kati ya Vinara vya Taa (</w:t>
       </w:r>
-      <w:hyperlink r:id="rId43">
-        <w:r>
-          <w:rPr>
-            <w:lang w:val="sw_KE" w:bidi="sw_KE"/>
-          </w:rPr>
-          <w:rPr>
-            <w:color w:val="0000EE"/>
-            <w:u w:val="single"/>
-          </w:rPr>
-          <w:t>1:9–20</w:t>
-        </w:r>
-      </w:hyperlink>
+      <w:r>
+        <w:rPr>
+          <w:lang w:val="sw_KE" w:bidi="sw_KE"/>
+        </w:rPr>
+        <w:t>1:9–20</w:t>
+      </w:r>
       <w:r>
         <w:rPr>
           <w:lang w:val="sw_KE" w:bidi="sw_KE"/>
@@ -2294,90 +2042,60 @@
         </w:rPr>
         <w:t>Baada ya maelezo mafupi ya hali ya kihistoria iliyosababisha tukio hilo (</w:t>
       </w:r>
-      <w:hyperlink r:id="rId46">
-        <w:r>
-          <w:rPr>
-            <w:lang w:val="sw_KE" w:bidi="sw_KE"/>
-          </w:rPr>
-          <w:rPr>
-            <w:color w:val="0000EE"/>
-            <w:u w:val="single"/>
-          </w:rPr>
-          <w:t>1:9–11</w:t>
-        </w:r>
-      </w:hyperlink>
+      <w:r>
+        <w:rPr>
+          <w:lang w:val="sw_KE" w:bidi="sw_KE"/>
+        </w:rPr>
+        <w:t>1:9–11</w:t>
+      </w:r>
       <w:r>
         <w:rPr>
           <w:lang w:val="sw_KE" w:bidi="sw_KE"/>
         </w:rPr>
         <w:t xml:space="preserve">), Yohane anaelezea maono yake ya “mtu, kama Mwana wa Adamu,” akitembea kati ya vinara saba vya taa vya dhahabu (mistari ya </w:t>
       </w:r>
-      <w:hyperlink r:id="rId47">
-        <w:r>
-          <w:rPr>
-            <w:lang w:val="sw_KE" w:bidi="sw_KE"/>
-          </w:rPr>
-          <w:rPr>
-            <w:color w:val="0000EE"/>
-            <w:u w:val="single"/>
-          </w:rPr>
-          <w:t>12–16</w:t>
-        </w:r>
-      </w:hyperlink>
+      <w:r>
+        <w:rPr>
+          <w:lang w:val="sw_KE" w:bidi="sw_KE"/>
+        </w:rPr>
+        <w:t>12–16</w:t>
+      </w:r>
       <w:r>
         <w:rPr>
           <w:lang w:val="sw_KE" w:bidi="sw_KE"/>
         </w:rPr>
         <w:t xml:space="preserve">). Mtu huyo anajitambulisha kama Bwana aliyeinuliwa, Yesu Kristo (mistari ya </w:t>
       </w:r>
-      <w:hyperlink r:id="rId48">
-        <w:r>
-          <w:rPr>
-            <w:lang w:val="sw_KE" w:bidi="sw_KE"/>
-          </w:rPr>
-          <w:rPr>
-            <w:color w:val="0000EE"/>
-            <w:u w:val="single"/>
-          </w:rPr>
-          <w:t>17–18</w:t>
-        </w:r>
-      </w:hyperlink>
+      <w:r>
+        <w:rPr>
+          <w:lang w:val="sw_KE" w:bidi="sw_KE"/>
+        </w:rPr>
+        <w:t>17–18</w:t>
+      </w:r>
       <w:r>
         <w:rPr>
           <w:lang w:val="sw_KE" w:bidi="sw_KE"/>
         </w:rPr>
         <w:t xml:space="preserve">), kisha anaelezea maana ya maono ya mfano (mistari ya </w:t>
       </w:r>
-      <w:hyperlink r:id="rId49">
-        <w:r>
-          <w:rPr>
-            <w:lang w:val="sw_KE" w:bidi="sw_KE"/>
-          </w:rPr>
-          <w:rPr>
-            <w:color w:val="0000EE"/>
-            <w:u w:val="single"/>
-          </w:rPr>
-          <w:t>19–20</w:t>
-        </w:r>
-      </w:hyperlink>
+      <w:r>
+        <w:rPr>
+          <w:lang w:val="sw_KE" w:bidi="sw_KE"/>
+        </w:rPr>
+        <w:t>19–20</w:t>
+      </w:r>
       <w:r>
         <w:rPr>
           <w:lang w:val="sw_KE" w:bidi="sw_KE"/>
         </w:rPr>
         <w:t>). Hatimaye, Bwana anatoa ujumbe maalum na wa kina kwa kila moja ya makanisa saba huko Asia (</w:t>
       </w:r>
-      <w:hyperlink r:id="rId34">
-        <w:r>
-          <w:rPr>
-            <w:lang w:val="sw_KE" w:bidi="sw_KE"/>
-          </w:rPr>
-          <w:rPr>
-            <w:color w:val="0000EE"/>
-            <w:u w:val="single"/>
-          </w:rPr>
-          <w:t>2:1–3:22</w:t>
-        </w:r>
-      </w:hyperlink>
+      <w:r>
+        <w:rPr>
+          <w:lang w:val="sw_KE" w:bidi="sw_KE"/>
+        </w:rPr>
+        <w:t>2:1–3:22</w:t>
+      </w:r>
       <w:r>
         <w:rPr>
           <w:lang w:val="sw_KE" w:bidi="sw_KE"/>
@@ -2395,18 +2113,12 @@
         </w:rPr>
         <w:t>Barua kwa Makanisa Saba (</w:t>
       </w:r>
-      <w:hyperlink r:id="rId34">
-        <w:r>
-          <w:rPr>
-            <w:lang w:val="sw_KE" w:bidi="sw_KE"/>
-          </w:rPr>
-          <w:rPr>
-            <w:color w:val="0000EE"/>
-            <w:u w:val="single"/>
-          </w:rPr>
-          <w:t>2:1–3:22</w:t>
-        </w:r>
-      </w:hyperlink>
+      <w:r>
+        <w:rPr>
+          <w:lang w:val="sw_KE" w:bidi="sw_KE"/>
+        </w:rPr>
+        <w:t>2:1–3:22</w:t>
+      </w:r>
       <w:r>
         <w:rPr>
           <w:lang w:val="sw_KE" w:bidi="sw_KE"/>
@@ -2427,90 +2139,60 @@
         </w:rPr>
         <w:t xml:space="preserve">Makanisa haya saba yalikuwa na sifa za kawaida au za uwakilishi za utiifu na kutotii, ambazo ni ukumbusho wa mara kwa mara kwa makanisa yote katika kila enzi (linganisha. </w:t>
       </w:r>
-      <w:hyperlink r:id="rId50">
-        <w:r>
-          <w:rPr>
-            <w:lang w:val="sw_KE" w:bidi="sw_KE"/>
-          </w:rPr>
-          <w:rPr>
-            <w:color w:val="0000EE"/>
-            <w:u w:val="single"/>
-          </w:rPr>
-          <w:t>2:7, 11, 17, 29</w:t>
-        </w:r>
-      </w:hyperlink>
+      <w:r>
+        <w:rPr>
+          <w:lang w:val="sw_KE" w:bidi="sw_KE"/>
+        </w:rPr>
+        <w:t>2:7, 11, 17, 29</w:t>
+      </w:r>
       <w:r>
         <w:rPr>
           <w:lang w:val="sw_KE" w:bidi="sw_KE"/>
         </w:rPr>
         <w:t xml:space="preserve">; </w:t>
       </w:r>
-      <w:hyperlink r:id="rId51">
-        <w:r>
-          <w:rPr>
-            <w:lang w:val="sw_KE" w:bidi="sw_KE"/>
-          </w:rPr>
-          <w:rPr>
-            <w:color w:val="0000EE"/>
-            <w:u w:val="single"/>
-          </w:rPr>
-          <w:t>3:6, 13, 22</w:t>
-        </w:r>
-      </w:hyperlink>
+      <w:r>
+        <w:rPr>
+          <w:lang w:val="sw_KE" w:bidi="sw_KE"/>
+        </w:rPr>
+        <w:t>3:6, 13, 22</w:t>
+      </w:r>
       <w:r>
         <w:rPr>
           <w:lang w:val="sw_KE" w:bidi="sw_KE"/>
         </w:rPr>
         <w:t xml:space="preserve">; hasa </w:t>
       </w:r>
-      <w:hyperlink r:id="rId52">
-        <w:r>
-          <w:rPr>
-            <w:lang w:val="sw_KE" w:bidi="sw_KE"/>
-          </w:rPr>
-          <w:rPr>
-            <w:color w:val="0000EE"/>
-            <w:u w:val="single"/>
-          </w:rPr>
-          <w:t>2:23</w:t>
-        </w:r>
-      </w:hyperlink>
+      <w:r>
+        <w:rPr>
+          <w:lang w:val="sw_KE" w:bidi="sw_KE"/>
+        </w:rPr>
+        <w:t>2:23</w:t>
+      </w:r>
       <w:r>
         <w:rPr>
           <w:lang w:val="sw_KE" w:bidi="sw_KE"/>
         </w:rPr>
         <w:t>). Mpangilio wao (</w:t>
       </w:r>
-      <w:hyperlink r:id="rId53">
-        <w:r>
-          <w:rPr>
-            <w:lang w:val="sw_KE" w:bidi="sw_KE"/>
-          </w:rPr>
-          <w:rPr>
-            <w:color w:val="0000EE"/>
-            <w:u w:val="single"/>
-          </w:rPr>
-          <w:t>1:11</w:t>
-        </w:r>
-      </w:hyperlink>
+      <w:r>
+        <w:rPr>
+          <w:lang w:val="sw_KE" w:bidi="sw_KE"/>
+        </w:rPr>
+        <w:t>1:11</w:t>
+      </w:r>
       <w:r>
         <w:rPr>
           <w:lang w:val="sw_KE" w:bidi="sw_KE"/>
         </w:rPr>
         <w:t xml:space="preserve">; </w:t>
       </w:r>
-      <w:hyperlink r:id="rId34">
-        <w:r>
-          <w:rPr>
-            <w:lang w:val="sw_KE" w:bidi="sw_KE"/>
-          </w:rPr>
-          <w:rPr>
-            <w:color w:val="0000EE"/>
-            <w:u w:val="single"/>
-          </w:rPr>
-          <w:t>2:1–3:22</w:t>
-        </w:r>
-      </w:hyperlink>
+      <w:r>
+        <w:rPr>
+          <w:lang w:val="sw_KE" w:bidi="sw_KE"/>
+        </w:rPr>
+        <w:t>2:1–3:22</w:t>
+      </w:r>
       <w:r>
         <w:rPr>
           <w:lang w:val="sw_KE" w:bidi="sw_KE"/>
@@ -2559,54 +2241,36 @@
         </w:rPr>
         <w:t>2. Kisha mzungumzaji anatajwa. Katika kila kisa, sehemu fulani ya maono makuu ya Kristo na ya kujitambulisha kwake (</w:t>
       </w:r>
-      <w:hyperlink r:id="rId54">
-        <w:r>
-          <w:rPr>
-            <w:lang w:val="sw_KE" w:bidi="sw_KE"/>
-          </w:rPr>
-          <w:rPr>
-            <w:color w:val="0000EE"/>
-            <w:u w:val="single"/>
-          </w:rPr>
-          <w:t>1:12–20</w:t>
-        </w:r>
-      </w:hyperlink>
+      <w:r>
+        <w:rPr>
+          <w:lang w:val="sw_KE" w:bidi="sw_KE"/>
+        </w:rPr>
+        <w:t>1:12–20</w:t>
+      </w:r>
       <w:r>
         <w:rPr>
           <w:lang w:val="sw_KE" w:bidi="sw_KE"/>
         </w:rPr>
         <w:t>) inarudiwa wakati mzungumzaji anapojitambulisha; kwa mfano, “Huu ndio ujumbe kutoka kwa yule anayeshikilia nyota saba katika mkono wake wa kulia, yule anayezunguka kati ya vinara saba vya taa vya dhahabu” (</w:t>
       </w:r>
-      <w:hyperlink r:id="rId55">
-        <w:r>
-          <w:rPr>
-            <w:lang w:val="sw_KE" w:bidi="sw_KE"/>
-          </w:rPr>
-          <w:rPr>
-            <w:color w:val="0000EE"/>
-            <w:u w:val="single"/>
-          </w:rPr>
-          <w:t>2:1</w:t>
-        </w:r>
-      </w:hyperlink>
+      <w:r>
+        <w:rPr>
+          <w:lang w:val="sw_KE" w:bidi="sw_KE"/>
+        </w:rPr>
+        <w:t>2:1</w:t>
+      </w:r>
       <w:r>
         <w:rPr>
           <w:lang w:val="sw_KE" w:bidi="sw_KE"/>
         </w:rPr>
         <w:t xml:space="preserve">; linganisha </w:t>
       </w:r>
-      <w:hyperlink r:id="rId56">
-        <w:r>
-          <w:rPr>
-            <w:lang w:val="sw_KE" w:bidi="sw_KE"/>
-          </w:rPr>
-          <w:rPr>
-            <w:color w:val="0000EE"/>
-            <w:u w:val="single"/>
-          </w:rPr>
-          <w:t>1:13, 16</w:t>
-        </w:r>
-      </w:hyperlink>
+      <w:r>
+        <w:rPr>
+          <w:lang w:val="sw_KE" w:bidi="sw_KE"/>
+        </w:rPr>
+        <w:t>1:13, 16</w:t>
+      </w:r>
       <w:r>
         <w:rPr>
           <w:lang w:val="sw_KE" w:bidi="sw_KE"/>
@@ -2627,18 +2291,12 @@
         </w:rPr>
         <w:t>3. Kisha, maarifa ya mzungumzaji yanatolewa. Anajua kwa undani kazi za makanisa na ukweli wa uaminifu wao kwake, licha ya mwonekano wa nje. Katika visa viwili (Sardi na Laodikia), tathmini inaonekana kuwa hasi kabisa. Adui wa makanisa ya Kristo ni mdanganyifu, Shetani, ambaye anatafuta kudhoofisha uaminifu wa makanisa kwa Kristo (</w:t>
       </w:r>
-      <w:hyperlink r:id="rId57">
-        <w:r>
-          <w:rPr>
-            <w:lang w:val="sw_KE" w:bidi="sw_KE"/>
-          </w:rPr>
-          <w:rPr>
-            <w:color w:val="0000EE"/>
-            <w:u w:val="single"/>
-          </w:rPr>
-          <w:t>2:10, 24</w:t>
-        </w:r>
-      </w:hyperlink>
+      <w:r>
+        <w:rPr>
+          <w:lang w:val="sw_KE" w:bidi="sw_KE"/>
+        </w:rPr>
+        <w:t>2:10, 24</w:t>
+      </w:r>
       <w:r>
         <w:rPr>
           <w:lang w:val="sw_KE" w:bidi="sw_KE"/>
@@ -2659,36 +2317,24 @@
         </w:rPr>
         <w:t>4. Kufuatia tathmini yake ya mafanikio ya makanisa, mzungumzaji anatoa uamuzi wake juu ya hali yao kwa maneno kama "Hamnipendi kama mlivyonipenda awali" (</w:t>
       </w:r>
-      <w:hyperlink r:id="rId58">
-        <w:r>
-          <w:rPr>
-            <w:lang w:val="sw_KE" w:bidi="sw_KE"/>
-          </w:rPr>
-          <w:rPr>
-            <w:color w:val="0000EE"/>
-            <w:u w:val="single"/>
-          </w:rPr>
-          <w:t>2:4</w:t>
-        </w:r>
-      </w:hyperlink>
+      <w:r>
+        <w:rPr>
+          <w:lang w:val="sw_KE" w:bidi="sw_KE"/>
+        </w:rPr>
+        <w:t>2:4</w:t>
+      </w:r>
       <w:r>
         <w:rPr>
           <w:lang w:val="sw_KE" w:bidi="sw_KE"/>
         </w:rPr>
         <w:t>) au "Mmekufa" (</w:t>
       </w:r>
-      <w:hyperlink r:id="rId59">
-        <w:r>
-          <w:rPr>
-            <w:lang w:val="sw_KE" w:bidi="sw_KE"/>
-          </w:rPr>
-          <w:rPr>
-            <w:color w:val="0000EE"/>
-            <w:u w:val="single"/>
-          </w:rPr>
-          <w:t>3:1</w:t>
-        </w:r>
-      </w:hyperlink>
+      <w:r>
+        <w:rPr>
+          <w:lang w:val="sw_KE" w:bidi="sw_KE"/>
+        </w:rPr>
+        <w:t>3:1</w:t>
+      </w:r>
       <w:r>
         <w:rPr>
           <w:lang w:val="sw_KE" w:bidi="sw_KE"/>
@@ -2723,18 +2369,12 @@
         </w:rPr>
         <w:t xml:space="preserve">6. Kila barua ina himizo la jumla: "Yeyote aliye tayari kusikia anapaswa kusikiliza Roho na kuelewa kile Roho anachosema kwa makanisa." Maneno ya Roho ni maneno ya Kristo (rej. </w:t>
       </w:r>
-      <w:hyperlink r:id="rId60">
-        <w:r>
-          <w:rPr>
-            <w:lang w:val="sw_KE" w:bidi="sw_KE"/>
-          </w:rPr>
-          <w:rPr>
-            <w:color w:val="0000EE"/>
-            <w:u w:val="single"/>
-          </w:rPr>
-          <w:t>19:10</w:t>
-        </w:r>
-      </w:hyperlink>
+      <w:r>
+        <w:rPr>
+          <w:lang w:val="sw_KE" w:bidi="sw_KE"/>
+        </w:rPr>
+        <w:t>19:10</w:t>
+      </w:r>
       <w:r>
         <w:rPr>
           <w:lang w:val="sw_KE" w:bidi="sw_KE"/>
@@ -2755,18 +2395,12 @@
         </w:rPr>
         <w:t xml:space="preserve">7. Hatimaye, kila barua ina ahadi ya tuzo kwa mshindi. Kila moja ni ya eskatolojia na inahusiana na sura mbili za mwisho za kitabu. Zaidi ya hayo, ahadi hizo ni mwangwi wa </w:t>
       </w:r>
-      <w:hyperlink r:id="rId61">
-        <w:r>
-          <w:rPr>
-            <w:lang w:val="sw_KE" w:bidi="sw_KE"/>
-          </w:rPr>
-          <w:rPr>
-            <w:color w:val="0000EE"/>
-            <w:u w:val="single"/>
-          </w:rPr>
-          <w:t>Mwanzo 2–3</w:t>
-        </w:r>
-      </w:hyperlink>
+      <w:r>
+        <w:rPr>
+          <w:lang w:val="sw_KE" w:bidi="sw_KE"/>
+        </w:rPr>
+        <w:t>Mwanzo 2–3</w:t>
+      </w:r>
       <w:r>
         <w:rPr>
           <w:lang w:val="sw_KE" w:bidi="sw_KE"/>
@@ -2784,18 +2418,12 @@
         </w:rPr>
         <w:t>Gombo la Mihuri Saba (</w:t>
       </w:r>
-      <w:hyperlink r:id="rId62">
-        <w:r>
-          <w:rPr>
-            <w:lang w:val="sw_KE" w:bidi="sw_KE"/>
-          </w:rPr>
-          <w:rPr>
-            <w:color w:val="0000EE"/>
-            <w:u w:val="single"/>
-          </w:rPr>
-          <w:t>4:1–8:1</w:t>
-        </w:r>
-      </w:hyperlink>
+      <w:r>
+        <w:rPr>
+          <w:lang w:val="sw_KE" w:bidi="sw_KE"/>
+        </w:rPr>
+        <w:t>4:1–8:1</w:t>
+      </w:r>
       <w:r>
         <w:rPr>
           <w:lang w:val="sw_KE" w:bidi="sw_KE"/>
@@ -2816,36 +2444,24 @@
         </w:rPr>
         <w:t xml:space="preserve">Kutokana na matumizi makubwa ya taswira na maono kutoka </w:t>
       </w:r>
-      <w:hyperlink r:id="rId63">
-        <w:r>
-          <w:rPr>
-            <w:lang w:val="sw_KE" w:bidi="sw_KE"/>
-          </w:rPr>
-          <w:rPr>
-            <w:color w:val="0000EE"/>
-            <w:u w:val="single"/>
-          </w:rPr>
-          <w:t>4:1</w:t>
-        </w:r>
-      </w:hyperlink>
+      <w:r>
+        <w:rPr>
+          <w:lang w:val="sw_KE" w:bidi="sw_KE"/>
+        </w:rPr>
+        <w:t>4:1</w:t>
+      </w:r>
       <w:r>
         <w:rPr>
           <w:lang w:val="sw_KE" w:bidi="sw_KE"/>
         </w:rPr>
         <w:t xml:space="preserve"> hadi mwisho wa Ufunuo, na kutokana na swali la jinsi nyenzo hii inavyohusiana na sura za </w:t>
       </w:r>
-      <w:hyperlink r:id="rId64">
-        <w:r>
-          <w:rPr>
-            <w:lang w:val="sw_KE" w:bidi="sw_KE"/>
-          </w:rPr>
-          <w:rPr>
-            <w:color w:val="0000EE"/>
-            <w:u w:val="single"/>
-          </w:rPr>
-          <w:t>1–3</w:t>
-        </w:r>
-      </w:hyperlink>
+      <w:r>
+        <w:rPr>
+          <w:lang w:val="sw_KE" w:bidi="sw_KE"/>
+        </w:rPr>
+        <w:t>1–3</w:t>
+      </w:r>
       <w:r>
         <w:rPr>
           <w:lang w:val="sw_KE" w:bidi="sw_KE"/>
@@ -2866,18 +2482,12 @@
         </w:rPr>
         <w:t>Kiti cha Enzi, Gombo, na Mwanakondoo (</w:t>
       </w:r>
-      <w:hyperlink r:id="rId65">
-        <w:r>
-          <w:rPr>
-            <w:lang w:val="sw_KE" w:bidi="sw_KE"/>
-          </w:rPr>
-          <w:rPr>
-            <w:color w:val="0000EE"/>
-            <w:u w:val="single"/>
-          </w:rPr>
-          <w:t>4:1–5:14</w:t>
-        </w:r>
-      </w:hyperlink>
+      <w:r>
+        <w:rPr>
+          <w:lang w:val="sw_KE" w:bidi="sw_KE"/>
+        </w:rPr>
+        <w:t>4:1–5:14</w:t>
+      </w:r>
       <w:r>
         <w:rPr>
           <w:lang w:val="sw_KE" w:bidi="sw_KE"/>
@@ -2898,108 +2508,72 @@
         </w:rPr>
         <w:t xml:space="preserve">Sura za </w:t>
       </w:r>
-      <w:hyperlink r:id="rId66">
-        <w:r>
-          <w:rPr>
-            <w:lang w:val="sw_KE" w:bidi="sw_KE"/>
-          </w:rPr>
-          <w:rPr>
-            <w:color w:val="0000EE"/>
-            <w:u w:val="single"/>
-          </w:rPr>
-          <w:t>4–5</w:t>
-        </w:r>
-      </w:hyperlink>
+      <w:r>
+        <w:rPr>
+          <w:lang w:val="sw_KE" w:bidi="sw_KE"/>
+        </w:rPr>
+        <w:t>4–5</w:t>
+      </w:r>
       <w:r>
         <w:rPr>
           <w:lang w:val="sw_KE" w:bidi="sw_KE"/>
         </w:rPr>
         <w:t xml:space="preserve"> zinaunda maono moja yanayojumuisha sehemu mbili: kiti cha enzi (sura ya </w:t>
       </w:r>
-      <w:hyperlink r:id="rId67">
-        <w:r>
-          <w:rPr>
-            <w:lang w:val="sw_KE" w:bidi="sw_KE"/>
-          </w:rPr>
-          <w:rPr>
-            <w:color w:val="0000EE"/>
-            <w:u w:val="single"/>
-          </w:rPr>
-          <w:t>4</w:t>
-        </w:r>
-      </w:hyperlink>
+      <w:r>
+        <w:rPr>
+          <w:lang w:val="sw_KE" w:bidi="sw_KE"/>
+        </w:rPr>
+        <w:t>4</w:t>
+      </w:r>
       <w:r>
         <w:rPr>
           <w:lang w:val="sw_KE" w:bidi="sw_KE"/>
         </w:rPr>
         <w:t xml:space="preserve">) na Mwanakondoo na gombo (sura ya </w:t>
       </w:r>
-      <w:hyperlink r:id="rId68">
-        <w:r>
-          <w:rPr>
-            <w:lang w:val="sw_KE" w:bidi="sw_KE"/>
-          </w:rPr>
-          <w:rPr>
-            <w:color w:val="0000EE"/>
-            <w:u w:val="single"/>
-          </w:rPr>
-          <w:t>5</w:t>
-        </w:r>
-      </w:hyperlink>
+      <w:r>
+        <w:rPr>
+          <w:lang w:val="sw_KE" w:bidi="sw_KE"/>
+        </w:rPr>
+        <w:t>5</w:t>
+      </w:r>
       <w:r>
         <w:rPr>
           <w:lang w:val="sw_KE" w:bidi="sw_KE"/>
         </w:rPr>
         <w:t xml:space="preserve">). Kwa kweli, maono ya kiti cha enzi (sura za </w:t>
       </w:r>
-      <w:hyperlink r:id="rId66">
-        <w:r>
-          <w:rPr>
-            <w:lang w:val="sw_KE" w:bidi="sw_KE"/>
-          </w:rPr>
-          <w:rPr>
-            <w:color w:val="0000EE"/>
-            <w:u w:val="single"/>
-          </w:rPr>
-          <w:t>4–5</w:t>
-        </w:r>
-      </w:hyperlink>
+      <w:r>
+        <w:rPr>
+          <w:lang w:val="sw_KE" w:bidi="sw_KE"/>
+        </w:rPr>
+        <w:t>4–5</w:t>
+      </w:r>
       <w:r>
         <w:rPr>
           <w:lang w:val="sw_KE" w:bidi="sw_KE"/>
         </w:rPr>
         <w:t xml:space="preserve">) na kuvunjwa kwa mihuri yote saba (sura za </w:t>
       </w:r>
-      <w:hyperlink r:id="rId69">
-        <w:r>
-          <w:rPr>
-            <w:lang w:val="sw_KE" w:bidi="sw_KE"/>
-          </w:rPr>
-          <w:rPr>
-            <w:color w:val="0000EE"/>
-            <w:u w:val="single"/>
-          </w:rPr>
-          <w:t>6–8</w:t>
-        </w:r>
-      </w:hyperlink>
+      <w:r>
+        <w:rPr>
+          <w:lang w:val="sw_KE" w:bidi="sw_KE"/>
+        </w:rPr>
+        <w:t>6–8</w:t>
+      </w:r>
       <w:r>
         <w:rPr>
           <w:lang w:val="sw_KE" w:bidi="sw_KE"/>
         </w:rPr>
         <w:t xml:space="preserve">) yanaunda maono moja yanayoendelea na hayapaswi kutenganishwa; kwa hakika, maono ya kiti cha enzi yanapaswa kuonekana kama yanayotawala maono yote ya gombo lenye mihuri saba, na, kwa hilo jambo, sehemu iliyobaki ya kitabu (rej. </w:t>
       </w:r>
-      <w:hyperlink r:id="rId70">
-        <w:r>
-          <w:rPr>
-            <w:lang w:val="sw_KE" w:bidi="sw_KE"/>
-          </w:rPr>
-          <w:rPr>
-            <w:color w:val="0000EE"/>
-            <w:u w:val="single"/>
-          </w:rPr>
-          <w:t>22:3</w:t>
-        </w:r>
-      </w:hyperlink>
+      <w:r>
+        <w:rPr>
+          <w:lang w:val="sw_KE" w:bidi="sw_KE"/>
+        </w:rPr>
+        <w:t>22:3</w:t>
+      </w:r>
       <w:r>
         <w:rPr>
           <w:lang w:val="sw_KE" w:bidi="sw_KE"/>
@@ -3020,36 +2594,24 @@
         </w:rPr>
         <w:t>Mtazamo mpya wa ukuu na nguvu za Mungu unafunuliwa kwa Yohane ili aweze kuelewa matukio duniani yanayohusiana na maono yaliyotiwa mihuri saba (</w:t>
       </w:r>
-      <w:hyperlink r:id="rId67">
-        <w:r>
-          <w:rPr>
-            <w:lang w:val="sw_KE" w:bidi="sw_KE"/>
-          </w:rPr>
-          <w:rPr>
-            <w:color w:val="0000EE"/>
-            <w:u w:val="single"/>
-          </w:rPr>
-          <w:t>4:1–11</w:t>
-        </w:r>
-      </w:hyperlink>
+      <w:r>
+        <w:rPr>
+          <w:lang w:val="sw_KE" w:bidi="sw_KE"/>
+        </w:rPr>
+        <w:t>4:1–11</w:t>
+      </w:r>
       <w:r>
         <w:rPr>
           <w:lang w:val="sw_KE" w:bidi="sw_KE"/>
         </w:rPr>
         <w:t xml:space="preserve">; linganisha. </w:t>
       </w:r>
-      <w:hyperlink r:id="rId71">
-        <w:r>
-          <w:rPr>
-            <w:lang w:val="sw_KE" w:bidi="sw_KE"/>
-          </w:rPr>
-          <w:rPr>
-            <w:color w:val="0000EE"/>
-            <w:u w:val="single"/>
-          </w:rPr>
-          <w:t>1 Fal 22:19</w:t>
-        </w:r>
-      </w:hyperlink>
+      <w:r>
+        <w:rPr>
+          <w:lang w:val="sw_KE" w:bidi="sw_KE"/>
+        </w:rPr>
+        <w:t>1 Fal 22:19</w:t>
+      </w:r>
       <w:r>
         <w:rPr>
           <w:lang w:val="sw_KE" w:bidi="sw_KE"/>
@@ -3070,72 +2632,48 @@
         </w:rPr>
         <w:t xml:space="preserve">Sura ya </w:t>
       </w:r>
-      <w:hyperlink r:id="rId68">
-        <w:r>
-          <w:rPr>
-            <w:lang w:val="sw_KE" w:bidi="sw_KE"/>
-          </w:rPr>
-          <w:rPr>
-            <w:color w:val="0000EE"/>
-            <w:u w:val="single"/>
-          </w:rPr>
-          <w:t>5</w:t>
-        </w:r>
-      </w:hyperlink>
+      <w:r>
+        <w:rPr>
+          <w:lang w:val="sw_KE" w:bidi="sw_KE"/>
+        </w:rPr>
+        <w:t>5</w:t>
+      </w:r>
       <w:r>
         <w:rPr>
           <w:lang w:val="sw_KE" w:bidi="sw_KE"/>
         </w:rPr>
         <w:t xml:space="preserve"> ni sehemu ya maono yanayoanza na sura ya </w:t>
       </w:r>
-      <w:hyperlink r:id="rId67">
-        <w:r>
-          <w:rPr>
-            <w:lang w:val="sw_KE" w:bidi="sw_KE"/>
-          </w:rPr>
-          <w:rPr>
-            <w:color w:val="0000EE"/>
-            <w:u w:val="single"/>
-          </w:rPr>
-          <w:t>4</w:t>
-        </w:r>
-      </w:hyperlink>
+      <w:r>
+        <w:rPr>
+          <w:lang w:val="sw_KE" w:bidi="sw_KE"/>
+        </w:rPr>
+        <w:t>4</w:t>
+      </w:r>
       <w:r>
         <w:rPr>
           <w:lang w:val="sw_KE" w:bidi="sw_KE"/>
         </w:rPr>
         <w:t xml:space="preserve"> na yanaendelea kupitia kufunguliwa kwa mihuri saba (</w:t>
       </w:r>
-      <w:hyperlink r:id="rId72">
-        <w:r>
-          <w:rPr>
-            <w:lang w:val="sw_KE" w:bidi="sw_KE"/>
-          </w:rPr>
-          <w:rPr>
-            <w:color w:val="0000EE"/>
-            <w:u w:val="single"/>
-          </w:rPr>
-          <w:t>Ufu 6:1–8:1</w:t>
-        </w:r>
-      </w:hyperlink>
+      <w:r>
+        <w:rPr>
+          <w:lang w:val="sw_KE" w:bidi="sw_KE"/>
+        </w:rPr>
+        <w:t>Ufu 6:1–8:1</w:t>
+      </w:r>
       <w:r>
         <w:rPr>
           <w:lang w:val="sw_KE" w:bidi="sw_KE"/>
         </w:rPr>
         <w:t xml:space="preserve">; tazama utangulizi wa sura ya </w:t>
       </w:r>
-      <w:hyperlink r:id="rId67">
-        <w:r>
-          <w:rPr>
-            <w:lang w:val="sw_KE" w:bidi="sw_KE"/>
-          </w:rPr>
-          <w:rPr>
-            <w:color w:val="0000EE"/>
-            <w:u w:val="single"/>
-          </w:rPr>
-          <w:t>4</w:t>
-        </w:r>
-      </w:hyperlink>
+      <w:r>
+        <w:rPr>
+          <w:lang w:val="sw_KE" w:bidi="sw_KE"/>
+        </w:rPr>
+        <w:t>4</w:t>
+      </w:r>
       <w:r>
         <w:rPr>
           <w:lang w:val="sw_KE" w:bidi="sw_KE"/>
@@ -3156,18 +2694,12 @@
         </w:rPr>
         <w:t>Kufunguliwa kwa Mihuri Sita ya Kwanza (</w:t>
       </w:r>
-      <w:hyperlink r:id="rId73">
-        <w:r>
-          <w:rPr>
-            <w:lang w:val="sw_KE" w:bidi="sw_KE"/>
-          </w:rPr>
-          <w:rPr>
-            <w:color w:val="0000EE"/>
-            <w:u w:val="single"/>
-          </w:rPr>
-          <w:t>6:1–17</w:t>
-        </w:r>
-      </w:hyperlink>
+      <w:r>
+        <w:rPr>
+          <w:lang w:val="sw_KE" w:bidi="sw_KE"/>
+        </w:rPr>
+        <w:t>6:1–17</w:t>
+      </w:r>
       <w:r>
         <w:rPr>
           <w:lang w:val="sw_KE" w:bidi="sw_KE"/>
@@ -3188,36 +2720,24 @@
         </w:rPr>
         <w:t xml:space="preserve">Ufunguzi wa mihuri unaendeleza maono yaliyoanza katika sura ya </w:t>
       </w:r>
-      <w:hyperlink r:id="rId67">
-        <w:r>
-          <w:rPr>
-            <w:lang w:val="sw_KE" w:bidi="sw_KE"/>
-          </w:rPr>
-          <w:rPr>
-            <w:color w:val="0000EE"/>
-            <w:u w:val="single"/>
-          </w:rPr>
-          <w:t>4</w:t>
-        </w:r>
-      </w:hyperlink>
+      <w:r>
+        <w:rPr>
+          <w:lang w:val="sw_KE" w:bidi="sw_KE"/>
+        </w:rPr>
+        <w:t>4</w:t>
+      </w:r>
       <w:r>
         <w:rPr>
           <w:lang w:val="sw_KE" w:bidi="sw_KE"/>
         </w:rPr>
         <w:t xml:space="preserve"> na </w:t>
       </w:r>
-      <w:hyperlink r:id="rId68">
-        <w:r>
-          <w:rPr>
-            <w:lang w:val="sw_KE" w:bidi="sw_KE"/>
-          </w:rPr>
-          <w:rPr>
-            <w:color w:val="0000EE"/>
-            <w:u w:val="single"/>
-          </w:rPr>
-          <w:t>5</w:t>
-        </w:r>
-      </w:hyperlink>
+      <w:r>
+        <w:rPr>
+          <w:lang w:val="sw_KE" w:bidi="sw_KE"/>
+        </w:rPr>
+        <w:t>5</w:t>
+      </w:r>
       <w:r>
         <w:rPr>
           <w:lang w:val="sw_KE" w:bidi="sw_KE"/>
@@ -3238,90 +2758,60 @@
         </w:rPr>
         <w:t>Mihuri hiyo inalingana kwa karibu na ishara za nyakati za mwisho zinazokaribia, ambazo Yesu alizizungumzia katika mahubiri yake ya Mlima wa Mizeituni (</w:t>
       </w:r>
-      <w:hyperlink r:id="rId74">
-        <w:r>
-          <w:rPr>
-            <w:lang w:val="sw_KE" w:bidi="sw_KE"/>
-          </w:rPr>
-          <w:rPr>
-            <w:color w:val="0000EE"/>
-            <w:u w:val="single"/>
-          </w:rPr>
-          <w:t>Mt 24:1–35</w:t>
-        </w:r>
-      </w:hyperlink>
+      <w:r>
+        <w:rPr>
+          <w:lang w:val="sw_KE" w:bidi="sw_KE"/>
+        </w:rPr>
+        <w:t>Mt 24:1–35</w:t>
+      </w:r>
       <w:r>
         <w:rPr>
           <w:lang w:val="sw_KE" w:bidi="sw_KE"/>
         </w:rPr>
         <w:t xml:space="preserve">; </w:t>
       </w:r>
-      <w:hyperlink r:id="rId26">
-        <w:r>
-          <w:rPr>
-            <w:lang w:val="sw_KE" w:bidi="sw_KE"/>
-          </w:rPr>
-          <w:rPr>
-            <w:color w:val="0000EE"/>
-            <w:u w:val="single"/>
-          </w:rPr>
-          <w:t>Marko 13:1–37</w:t>
-        </w:r>
-      </w:hyperlink>
+      <w:r>
+        <w:rPr>
+          <w:lang w:val="sw_KE" w:bidi="sw_KE"/>
+        </w:rPr>
+        <w:t>Marko 13:1–37</w:t>
+      </w:r>
       <w:r>
         <w:rPr>
           <w:lang w:val="sw_KE" w:bidi="sw_KE"/>
         </w:rPr>
         <w:t xml:space="preserve">; </w:t>
       </w:r>
-      <w:hyperlink r:id="rId75">
-        <w:r>
-          <w:rPr>
-            <w:lang w:val="sw_KE" w:bidi="sw_KE"/>
-          </w:rPr>
-          <w:rPr>
-            <w:color w:val="0000EE"/>
-            <w:u w:val="single"/>
-          </w:rPr>
-          <w:t>Luka 21:5–33</w:t>
-        </w:r>
-      </w:hyperlink>
+      <w:r>
+        <w:rPr>
+          <w:lang w:val="sw_KE" w:bidi="sw_KE"/>
+        </w:rPr>
+        <w:t>Luka 21:5–33</w:t>
+      </w:r>
       <w:r>
         <w:rPr>
           <w:lang w:val="sw_KE" w:bidi="sw_KE"/>
         </w:rPr>
         <w:t>). Uwiano huu na sehemu kuu za Ufunuo ni wa kushangaza sana haupaswi kupuuzwa. Hivyo mihuri ingelingana na “mwanzo wa utungu wa kuzaa” katika mahubiri ya Mizeituni. Matukio haya yanafanana na yale yanayotokea chini ya tarumbeta (</w:t>
       </w:r>
-      <w:hyperlink r:id="rId76">
-        <w:r>
-          <w:rPr>
-            <w:lang w:val="sw_KE" w:bidi="sw_KE"/>
-          </w:rPr>
-          <w:rPr>
-            <w:color w:val="0000EE"/>
-            <w:u w:val="single"/>
-          </w:rPr>
-          <w:t>Ufu 8:2–11:19</w:t>
-        </w:r>
-      </w:hyperlink>
+      <w:r>
+        <w:rPr>
+          <w:lang w:val="sw_KE" w:bidi="sw_KE"/>
+        </w:rPr>
+        <w:t>Ufu 8:2–11:19</w:t>
+      </w:r>
       <w:r>
         <w:rPr>
           <w:lang w:val="sw_KE" w:bidi="sw_KE"/>
         </w:rPr>
         <w:t>) na vitasa (</w:t>
       </w:r>
-      <w:hyperlink r:id="rId77">
-        <w:r>
-          <w:rPr>
-            <w:lang w:val="sw_KE" w:bidi="sw_KE"/>
-          </w:rPr>
-          <w:rPr>
-            <w:color w:val="0000EE"/>
-            <w:u w:val="single"/>
-          </w:rPr>
-          <w:t>15:1–16:21</w:t>
-        </w:r>
-      </w:hyperlink>
+      <w:r>
+        <w:rPr>
+          <w:lang w:val="sw_KE" w:bidi="sw_KE"/>
+        </w:rPr>
+        <w:t>15:1–16:21</w:t>
+      </w:r>
       <w:r>
         <w:rPr>
           <w:lang w:val="sw_KE" w:bidi="sw_KE"/>
@@ -3342,18 +2832,12 @@
         </w:rPr>
         <w:t>Mapumziko ya Kwanza: Waisraeli 144,000 na Umati Ulio Vaa Mavazi Meupe (</w:t>
       </w:r>
-      <w:hyperlink r:id="rId78">
-        <w:r>
-          <w:rPr>
-            <w:lang w:val="sw_KE" w:bidi="sw_KE"/>
-          </w:rPr>
-          <w:rPr>
-            <w:color w:val="0000EE"/>
-            <w:u w:val="single"/>
-          </w:rPr>
-          <w:t>7:1–17</w:t>
-        </w:r>
-      </w:hyperlink>
+      <w:r>
+        <w:rPr>
+          <w:lang w:val="sw_KE" w:bidi="sw_KE"/>
+        </w:rPr>
+        <w:t>7:1–17</w:t>
+      </w:r>
       <w:r>
         <w:rPr>
           <w:lang w:val="sw_KE" w:bidi="sw_KE"/>
@@ -3374,72 +2858,48 @@
         </w:rPr>
         <w:t xml:space="preserve">Mabadiliko ya sauti kutoka kwa mada katika muhuri wa sita, pamoja na kucheleweshwa hadi </w:t>
       </w:r>
-      <w:hyperlink r:id="rId79">
-        <w:r>
-          <w:rPr>
-            <w:lang w:val="sw_KE" w:bidi="sw_KE"/>
-          </w:rPr>
-          <w:rPr>
-            <w:color w:val="0000EE"/>
-            <w:u w:val="single"/>
-          </w:rPr>
-          <w:t>8:1</w:t>
-        </w:r>
-      </w:hyperlink>
+      <w:r>
+        <w:rPr>
+          <w:lang w:val="sw_KE" w:bidi="sw_KE"/>
+        </w:rPr>
+        <w:t>8:1</w:t>
+      </w:r>
       <w:r>
         <w:rPr>
           <w:lang w:val="sw_KE" w:bidi="sw_KE"/>
         </w:rPr>
         <w:t xml:space="preserve"> katika kufungua muhuri wa saba, yanaonyesha kwamba sura ya </w:t>
       </w:r>
-      <w:hyperlink r:id="rId78">
-        <w:r>
-          <w:rPr>
-            <w:lang w:val="sw_KE" w:bidi="sw_KE"/>
-          </w:rPr>
-          <w:rPr>
-            <w:color w:val="0000EE"/>
-            <w:u w:val="single"/>
-          </w:rPr>
-          <w:t>7</w:t>
-        </w:r>
-      </w:hyperlink>
+      <w:r>
+        <w:rPr>
+          <w:lang w:val="sw_KE" w:bidi="sw_KE"/>
+        </w:rPr>
+        <w:t>7</w:t>
+      </w:r>
       <w:r>
         <w:rPr>
           <w:lang w:val="sw_KE" w:bidi="sw_KE"/>
         </w:rPr>
         <w:t xml:space="preserve"> ni kipindi halisi cha mapumziko. Yohane kwanza anaona malaika, ambao wataachilia uharibifu duniani, wakizuiliwa hadi watumishi 144,000 wa Mungu kutoka kila kabila la Israeli wamewekwa muhuri (mistari ya </w:t>
       </w:r>
-      <w:hyperlink r:id="rId80">
-        <w:r>
-          <w:rPr>
-            <w:lang w:val="sw_KE" w:bidi="sw_KE"/>
-          </w:rPr>
-          <w:rPr>
-            <w:color w:val="0000EE"/>
-            <w:u w:val="single"/>
-          </w:rPr>
-          <w:t>1–8</w:t>
-        </w:r>
-      </w:hyperlink>
+      <w:r>
+        <w:rPr>
+          <w:lang w:val="sw_KE" w:bidi="sw_KE"/>
+        </w:rPr>
+        <w:t>1–8</w:t>
+      </w:r>
       <w:r>
         <w:rPr>
           <w:lang w:val="sw_KE" w:bidi="sw_KE"/>
         </w:rPr>
         <w:t xml:space="preserve">). Kisha anaona umati usioweza kuhesabika waliovaa mavazi meupe wakiwa wamesimama mbele ya kiti cha enzi cha Mungu; hawa wanatambulika kama wale waliotoka katika dhiki kuu (mistari ya </w:t>
       </w:r>
-      <w:hyperlink r:id="rId81">
-        <w:r>
-          <w:rPr>
-            <w:lang w:val="sw_KE" w:bidi="sw_KE"/>
-          </w:rPr>
-          <w:rPr>
-            <w:color w:val="0000EE"/>
-            <w:u w:val="single"/>
-          </w:rPr>
-          <w:t>9–17</w:t>
-        </w:r>
-      </w:hyperlink>
+      <w:r>
+        <w:rPr>
+          <w:lang w:val="sw_KE" w:bidi="sw_KE"/>
+        </w:rPr>
+        <w:t>9–17</w:t>
+      </w:r>
       <w:r>
         <w:rPr>
           <w:lang w:val="sw_KE" w:bidi="sw_KE"/>
@@ -3474,18 +2934,12 @@
         </w:rPr>
         <w:t>Ufunguzi wa Muhuri wa Saba (</w:t>
       </w:r>
-      <w:hyperlink r:id="rId79">
-        <w:r>
-          <w:rPr>
-            <w:lang w:val="sw_KE" w:bidi="sw_KE"/>
-          </w:rPr>
-          <w:rPr>
-            <w:color w:val="0000EE"/>
-            <w:u w:val="single"/>
-          </w:rPr>
-          <w:t>8:1</w:t>
-        </w:r>
-      </w:hyperlink>
+      <w:r>
+        <w:rPr>
+          <w:lang w:val="sw_KE" w:bidi="sw_KE"/>
+        </w:rPr>
+        <w:t>8:1</w:t>
+      </w:r>
       <w:r>
         <w:rPr>
           <w:lang w:val="sw_KE" w:bidi="sw_KE"/>
@@ -3506,36 +2960,24 @@
         </w:rPr>
         <w:t xml:space="preserve">Baada ya kipindi cha kati (sura ya </w:t>
       </w:r>
-      <w:hyperlink r:id="rId78">
-        <w:r>
-          <w:rPr>
-            <w:lang w:val="sw_KE" w:bidi="sw_KE"/>
-          </w:rPr>
-          <w:rPr>
-            <w:color w:val="0000EE"/>
-            <w:u w:val="single"/>
-          </w:rPr>
-          <w:t>7</w:t>
-        </w:r>
-      </w:hyperlink>
+      <w:r>
+        <w:rPr>
+          <w:lang w:val="sw_KE" w:bidi="sw_KE"/>
+        </w:rPr>
+        <w:t>7</w:t>
+      </w:r>
       <w:r>
         <w:rPr>
           <w:lang w:val="sw_KE" w:bidi="sw_KE"/>
         </w:rPr>
         <w:t xml:space="preserve">), muhuri wa mwisho unafunguliwa na kimya cha nusu saa kinatokea mbinguni ili kujiandaa kwa hukumu duniani au kusikiliza vilio vya waliofia imani duniani (rej. </w:t>
       </w:r>
-      <w:hyperlink r:id="rId82">
-        <w:r>
-          <w:rPr>
-            <w:lang w:val="sw_KE" w:bidi="sw_KE"/>
-          </w:rPr>
-          <w:rPr>
-            <w:color w:val="0000EE"/>
-            <w:u w:val="single"/>
-          </w:rPr>
-          <w:t>6:10</w:t>
-        </w:r>
-      </w:hyperlink>
+      <w:r>
+        <w:rPr>
+          <w:lang w:val="sw_KE" w:bidi="sw_KE"/>
+        </w:rPr>
+        <w:t>6:10</w:t>
+      </w:r>
       <w:r>
         <w:rPr>
           <w:lang w:val="sw_KE" w:bidi="sw_KE"/>
@@ -3553,18 +2995,12 @@
         </w:rPr>
         <w:t>Tarumbeta Sita za Kwanza (</w:t>
       </w:r>
-      <w:hyperlink r:id="rId83">
-        <w:r>
-          <w:rPr>
-            <w:lang w:val="sw_KE" w:bidi="sw_KE"/>
-          </w:rPr>
-          <w:rPr>
-            <w:color w:val="0000EE"/>
-            <w:u w:val="single"/>
-          </w:rPr>
-          <w:t>8:2–11:14</w:t>
-        </w:r>
-      </w:hyperlink>
+      <w:r>
+        <w:rPr>
+          <w:lang w:val="sw_KE" w:bidi="sw_KE"/>
+        </w:rPr>
+        <w:t>8:2–11:14</w:t>
+      </w:r>
       <w:r>
         <w:rPr>
           <w:lang w:val="sw_KE" w:bidi="sw_KE"/>
@@ -3585,54 +3021,36 @@
         </w:rPr>
         <w:t>Baada ya maandalizi mbinguni (</w:t>
       </w:r>
-      <w:hyperlink r:id="rId84">
-        <w:r>
-          <w:rPr>
-            <w:lang w:val="sw_KE" w:bidi="sw_KE"/>
-          </w:rPr>
-          <w:rPr>
-            <w:color w:val="0000EE"/>
-            <w:u w:val="single"/>
-          </w:rPr>
-          <w:t>8:2–5</w:t>
-        </w:r>
-      </w:hyperlink>
+      <w:r>
+        <w:rPr>
+          <w:lang w:val="sw_KE" w:bidi="sw_KE"/>
+        </w:rPr>
+        <w:t>8:2–5</w:t>
+      </w:r>
       <w:r>
         <w:rPr>
           <w:lang w:val="sw_KE" w:bidi="sw_KE"/>
         </w:rPr>
         <w:t>), tarumbeta sita zinapulizwa kwa mfululizo (</w:t>
       </w:r>
-      <w:hyperlink r:id="rId85">
-        <w:r>
-          <w:rPr>
-            <w:lang w:val="sw_KE" w:bidi="sw_KE"/>
-          </w:rPr>
-          <w:rPr>
-            <w:color w:val="0000EE"/>
-            <w:u w:val="single"/>
-          </w:rPr>
-          <w:t>8:6–9:19</w:t>
-        </w:r>
-      </w:hyperlink>
+      <w:r>
+        <w:rPr>
+          <w:lang w:val="sw_KE" w:bidi="sw_KE"/>
+        </w:rPr>
+        <w:t>8:6–9:19</w:t>
+      </w:r>
       <w:r>
         <w:rPr>
           <w:lang w:val="sw_KE" w:bidi="sw_KE"/>
         </w:rPr>
         <w:t>), kisha kipindi cha kati kinafuata tena (</w:t>
       </w:r>
-      <w:hyperlink r:id="rId86">
-        <w:r>
-          <w:rPr>
-            <w:lang w:val="sw_KE" w:bidi="sw_KE"/>
-          </w:rPr>
-          <w:rPr>
-            <w:color w:val="0000EE"/>
-            <w:u w:val="single"/>
-          </w:rPr>
-          <w:t>10:1–11:14</w:t>
-        </w:r>
-      </w:hyperlink>
+      <w:r>
+        <w:rPr>
+          <w:lang w:val="sw_KE" w:bidi="sw_KE"/>
+        </w:rPr>
+        <w:t>10:1–11:14</w:t>
+      </w:r>
       <w:r>
         <w:rPr>
           <w:lang w:val="sw_KE" w:bidi="sw_KE"/>
@@ -3653,18 +3071,12 @@
         </w:rPr>
         <w:t>Tarumbeta Sita za Kwanza (</w:t>
       </w:r>
-      <w:hyperlink r:id="rId87">
-        <w:r>
-          <w:rPr>
-            <w:lang w:val="sw_KE" w:bidi="sw_KE"/>
-          </w:rPr>
-          <w:rPr>
-            <w:color w:val="0000EE"/>
-            <w:u w:val="single"/>
-          </w:rPr>
-          <w:t>8:6–9:21</w:t>
-        </w:r>
-      </w:hyperlink>
+      <w:r>
+        <w:rPr>
+          <w:lang w:val="sw_KE" w:bidi="sw_KE"/>
+        </w:rPr>
+        <w:t>8:6–9:21</w:t>
+      </w:r>
       <w:r>
         <w:rPr>
           <w:lang w:val="sw_KE" w:bidi="sw_KE"/>
@@ -3685,36 +3097,24 @@
         </w:rPr>
         <w:t>Maoni yanatofautiana, lakini huenda ikawa bora kuona mihuri mitano ya kwanza kama inavyotangulia matukio ya tarumbeta na vitasa. Hata hivyo, muhuri wa sita unaingia katika kipindi cha kumwagwa kwa ghadhabu ya Mungu, ambayo inatekelezwa katika hukumu za tarumbeta na vitasa (</w:t>
       </w:r>
-      <w:hyperlink r:id="rId88">
-        <w:r>
-          <w:rPr>
-            <w:lang w:val="sw_KE" w:bidi="sw_KE"/>
-          </w:rPr>
-          <w:rPr>
-            <w:color w:val="0000EE"/>
-            <w:u w:val="single"/>
-          </w:rPr>
-          <w:t>6:12–17</w:t>
-        </w:r>
-      </w:hyperlink>
+      <w:r>
+        <w:rPr>
+          <w:lang w:val="sw_KE" w:bidi="sw_KE"/>
+        </w:rPr>
+        <w:t>6:12–17</w:t>
+      </w:r>
       <w:r>
         <w:rPr>
           <w:lang w:val="sw_KE" w:bidi="sw_KE"/>
         </w:rPr>
         <w:t>). Hukumu za tarumbeta hutokea wakati wa muhuri wa saba, na hukumu za vitasa (</w:t>
       </w:r>
-      <w:hyperlink r:id="rId89">
-        <w:r>
-          <w:rPr>
-            <w:lang w:val="sw_KE" w:bidi="sw_KE"/>
-          </w:rPr>
-          <w:rPr>
-            <w:color w:val="0000EE"/>
-            <w:u w:val="single"/>
-          </w:rPr>
-          <w:t>16:1–21</w:t>
-        </w:r>
-      </w:hyperlink>
+      <w:r>
+        <w:rPr>
+          <w:lang w:val="sw_KE" w:bidi="sw_KE"/>
+        </w:rPr>
+        <w:t>16:1–21</w:t>
+      </w:r>
       <w:r>
         <w:rPr>
           <w:lang w:val="sw_KE" w:bidi="sw_KE"/>
@@ -3735,54 +3135,36 @@
         </w:rPr>
         <w:t>Kama ilivyo kwa mihuri, kuna mtindo wa fasihi unaoonekana katika kufunguka kwa tarumbeta. Tarumbeta nne za kwanza zimetenganishwa na tatu za mwisho, ambazo zinaitwa "ole" (</w:t>
       </w:r>
-      <w:hyperlink r:id="rId90">
-        <w:r>
-          <w:rPr>
-            <w:lang w:val="sw_KE" w:bidi="sw_KE"/>
-          </w:rPr>
-          <w:rPr>
-            <w:color w:val="0000EE"/>
-            <w:u w:val="single"/>
-          </w:rPr>
-          <w:t>8:13</w:t>
-        </w:r>
-      </w:hyperlink>
+      <w:r>
+        <w:rPr>
+          <w:lang w:val="sw_KE" w:bidi="sw_KE"/>
+        </w:rPr>
+        <w:t>8:13</w:t>
+      </w:r>
       <w:r>
         <w:rPr>
           <w:lang w:val="sw_KE" w:bidi="sw_KE"/>
         </w:rPr>
         <w:t xml:space="preserve">; </w:t>
       </w:r>
-      <w:hyperlink r:id="rId91">
-        <w:r>
-          <w:rPr>
-            <w:lang w:val="sw_KE" w:bidi="sw_KE"/>
-          </w:rPr>
-          <w:rPr>
-            <w:color w:val="0000EE"/>
-            <w:u w:val="single"/>
-          </w:rPr>
-          <w:t>9:12</w:t>
-        </w:r>
-      </w:hyperlink>
+      <w:r>
+        <w:rPr>
+          <w:lang w:val="sw_KE" w:bidi="sw_KE"/>
+        </w:rPr>
+        <w:t>9:12</w:t>
+      </w:r>
       <w:r>
         <w:rPr>
           <w:lang w:val="sw_KE" w:bidi="sw_KE"/>
         </w:rPr>
         <w:t xml:space="preserve">; </w:t>
       </w:r>
-      <w:hyperlink r:id="rId92">
-        <w:r>
-          <w:rPr>
-            <w:lang w:val="sw_KE" w:bidi="sw_KE"/>
-          </w:rPr>
-          <w:rPr>
-            <w:color w:val="0000EE"/>
-            <w:u w:val="single"/>
-          </w:rPr>
-          <w:t>11:14</w:t>
-        </w:r>
-      </w:hyperlink>
+      <w:r>
+        <w:rPr>
+          <w:lang w:val="sw_KE" w:bidi="sw_KE"/>
+        </w:rPr>
+        <w:t>11:14</w:t>
+      </w:r>
       <w:r>
         <w:rPr>
           <w:lang w:val="sw_KE" w:bidi="sw_KE"/>
@@ -3803,36 +3185,24 @@
         </w:rPr>
         <w:t>Tarumbeta tatu za mwisho zimeangaziwa na pia zinaitwa "ole" (</w:t>
       </w:r>
-      <w:hyperlink r:id="rId90">
-        <w:r>
-          <w:rPr>
-            <w:lang w:val="sw_KE" w:bidi="sw_KE"/>
-          </w:rPr>
-          <w:rPr>
-            <w:color w:val="0000EE"/>
-            <w:u w:val="single"/>
-          </w:rPr>
-          <w:t>8:13</w:t>
-        </w:r>
-      </w:hyperlink>
+      <w:r>
+        <w:rPr>
+          <w:lang w:val="sw_KE" w:bidi="sw_KE"/>
+        </w:rPr>
+        <w:t>8:13</w:t>
+      </w:r>
       <w:r>
         <w:rPr>
           <w:lang w:val="sw_KE" w:bidi="sw_KE"/>
         </w:rPr>
         <w:t>) kwa sababu ni kali sana. Tarumbeta ya kwanza inaleta pigo la nzige wanaouma kama nge (9:1–11). Tarumbeta ya pili inaleta jeshi kubwa linalopanda farasi wenye vichwa kama vya simba na mikia kama ya nyoka (mistari 13–19). Mapigo hizi mbili zinaweza kuonekana vyema kama makundi ya kishetani (rej. mistari</w:t>
       </w:r>
-      <w:hyperlink r:id="rId93">
-        <w:r>
-          <w:rPr>
-            <w:lang w:val="sw_KE" w:bidi="sw_KE"/>
-          </w:rPr>
-          <w:rPr>
-            <w:color w:val="0000EE"/>
-            <w:u w:val="single"/>
-          </w:rPr>
-          <w:t>1, 11</w:t>
-        </w:r>
-      </w:hyperlink>
+      <w:r>
+        <w:rPr>
+          <w:lang w:val="sw_KE" w:bidi="sw_KE"/>
+        </w:rPr>
+        <w:t>1, 11</w:t>
+      </w:r>
       <w:r>
         <w:rPr>
           <w:lang w:val="sw_KE" w:bidi="sw_KE"/>
@@ -3853,18 +3223,12 @@
         </w:rPr>
         <w:t>Sehemu ya Pili: Kitabu Kidogo na Mashahidi Wawili (</w:t>
       </w:r>
-      <w:hyperlink r:id="rId86">
-        <w:r>
-          <w:rPr>
-            <w:lang w:val="sw_KE" w:bidi="sw_KE"/>
-          </w:rPr>
-          <w:rPr>
-            <w:color w:val="0000EE"/>
-            <w:u w:val="single"/>
-          </w:rPr>
-          <w:t>10:1–11:14</w:t>
-        </w:r>
-      </w:hyperlink>
+      <w:r>
+        <w:rPr>
+          <w:lang w:val="sw_KE" w:bidi="sw_KE"/>
+        </w:rPr>
+        <w:t>10:1–11:14</w:t>
+      </w:r>
       <w:r>
         <w:rPr>
           <w:lang w:val="sw_KE" w:bidi="sw_KE"/>
@@ -3885,90 +3249,60 @@
         </w:rPr>
         <w:t xml:space="preserve">Hoja kuu ya sura ya </w:t>
       </w:r>
-      <w:hyperlink r:id="rId94">
-        <w:r>
-          <w:rPr>
-            <w:lang w:val="sw_KE" w:bidi="sw_KE"/>
-          </w:rPr>
-          <w:rPr>
-            <w:color w:val="0000EE"/>
-            <w:u w:val="single"/>
-          </w:rPr>
-          <w:t>10</w:t>
-        </w:r>
-      </w:hyperlink>
+      <w:r>
+        <w:rPr>
+          <w:lang w:val="sw_KE" w:bidi="sw_KE"/>
+        </w:rPr>
+        <w:t>10</w:t>
+      </w:r>
       <w:r>
         <w:rPr>
           <w:lang w:val="sw_KE" w:bidi="sw_KE"/>
         </w:rPr>
         <w:t xml:space="preserve"> inaonekana kuwa ni uthibitisho wa wito wa kinabii wa Yohane, kama aya ya </w:t>
       </w:r>
-      <w:hyperlink r:id="rId95">
-        <w:r>
-          <w:rPr>
-            <w:lang w:val="sw_KE" w:bidi="sw_KE"/>
-          </w:rPr>
-          <w:rPr>
-            <w:color w:val="0000EE"/>
-            <w:u w:val="single"/>
-          </w:rPr>
-          <w:t>11</w:t>
-        </w:r>
-      </w:hyperlink>
+      <w:r>
+        <w:rPr>
+          <w:lang w:val="sw_KE" w:bidi="sw_KE"/>
+        </w:rPr>
+        <w:t>11</w:t>
+      </w:r>
       <w:r>
         <w:rPr>
           <w:lang w:val="sw_KE" w:bidi="sw_KE"/>
         </w:rPr>
         <w:t xml:space="preserve"> inavyoonyesha: “Lazima utoe unabii tena kuhusu watu wengi, mataifa, lugha na wafalme” (Toleo Jipya la Kimataifa ). Hasa zaidi, yaliyomo kwenye kitabu kidogo yanaweza kujumuisha sura za </w:t>
       </w:r>
-      <w:hyperlink r:id="rId20">
-        <w:r>
-          <w:rPr>
-            <w:lang w:val="sw_KE" w:bidi="sw_KE"/>
-          </w:rPr>
-          <w:rPr>
-            <w:color w:val="0000EE"/>
-            <w:u w:val="single"/>
-          </w:rPr>
-          <w:t>11</w:t>
-        </w:r>
-      </w:hyperlink>
+      <w:r>
+        <w:rPr>
+          <w:lang w:val="sw_KE" w:bidi="sw_KE"/>
+        </w:rPr>
+        <w:t>11</w:t>
+      </w:r>
       <w:r>
         <w:rPr>
           <w:lang w:val="sw_KE" w:bidi="sw_KE"/>
         </w:rPr>
         <w:t xml:space="preserve">, </w:t>
       </w:r>
-      <w:hyperlink r:id="rId96">
-        <w:r>
-          <w:rPr>
-            <w:lang w:val="sw_KE" w:bidi="sw_KE"/>
-          </w:rPr>
-          <w:rPr>
-            <w:color w:val="0000EE"/>
-            <w:u w:val="single"/>
-          </w:rPr>
-          <w:t>12</w:t>
-        </w:r>
-      </w:hyperlink>
+      <w:r>
+        <w:rPr>
+          <w:lang w:val="sw_KE" w:bidi="sw_KE"/>
+        </w:rPr>
+        <w:t>12</w:t>
+      </w:r>
       <w:r>
         <w:rPr>
           <w:lang w:val="sw_KE" w:bidi="sw_KE"/>
         </w:rPr>
         <w:t xml:space="preserve">, na </w:t>
       </w:r>
-      <w:hyperlink r:id="rId19">
-        <w:r>
-          <w:rPr>
-            <w:lang w:val="sw_KE" w:bidi="sw_KE"/>
-          </w:rPr>
-          <w:rPr>
-            <w:color w:val="0000EE"/>
-            <w:u w:val="single"/>
-          </w:rPr>
-          <w:t>13</w:t>
-        </w:r>
-      </w:hyperlink>
+      <w:r>
+        <w:rPr>
+          <w:lang w:val="sw_KE" w:bidi="sw_KE"/>
+        </w:rPr>
+        <w:t>13</w:t>
+      </w:r>
       <w:r>
         <w:rPr>
           <w:lang w:val="sw_KE" w:bidi="sw_KE"/>
@@ -3989,54 +3323,36 @@
         </w:rPr>
         <w:t>Sura ya</w:t>
       </w:r>
-      <w:hyperlink r:id="rId20">
-        <w:r>
-          <w:rPr>
-            <w:lang w:val="sw_KE" w:bidi="sw_KE"/>
-          </w:rPr>
-          <w:rPr>
-            <w:color w:val="0000EE"/>
-            <w:u w:val="single"/>
-          </w:rPr>
-          <w:t>11</w:t>
-        </w:r>
-      </w:hyperlink>
+      <w:r>
+        <w:rPr>
+          <w:lang w:val="sw_KE" w:bidi="sw_KE"/>
+        </w:rPr>
+        <w:t>11</w:t>
+      </w:r>
       <w:r>
         <w:rPr>
           <w:lang w:val="sw_KE" w:bidi="sw_KE"/>
         </w:rPr>
         <w:t xml:space="preserve"> ni ngumu sana. Inajumuisha rejeleo la kupima hekalu, madhabahu, na wanaoabudu, pamoja na kukanyagwa kwa Mji Mtakatifu kwa miezi 42 (</w:t>
       </w:r>
-      <w:hyperlink r:id="rId97">
-        <w:r>
-          <w:rPr>
-            <w:lang w:val="sw_KE" w:bidi="sw_KE"/>
-          </w:rPr>
-          <w:rPr>
-            <w:color w:val="0000EE"/>
-            <w:u w:val="single"/>
-          </w:rPr>
-          <w:t>11:1–2</w:t>
-        </w:r>
-      </w:hyperlink>
+      <w:r>
+        <w:rPr>
+          <w:lang w:val="sw_KE" w:bidi="sw_KE"/>
+        </w:rPr>
+        <w:t>11:1–2</w:t>
+      </w:r>
       <w:r>
         <w:rPr>
           <w:lang w:val="sw_KE" w:bidi="sw_KE"/>
         </w:rPr>
         <w:t xml:space="preserve">), pamoja na maelezo ya mashahidi-nabii wawili ambao wanauawa na kufufuliwa (mistari ya </w:t>
       </w:r>
-      <w:hyperlink r:id="rId98">
-        <w:r>
-          <w:rPr>
-            <w:lang w:val="sw_KE" w:bidi="sw_KE"/>
-          </w:rPr>
-          <w:rPr>
-            <w:color w:val="0000EE"/>
-            <w:u w:val="single"/>
-          </w:rPr>
-          <w:t>3–13</w:t>
-        </w:r>
-      </w:hyperlink>
+      <w:r>
+        <w:rPr>
+          <w:lang w:val="sw_KE" w:bidi="sw_KE"/>
+        </w:rPr>
+        <w:t>3–13</w:t>
+      </w:r>
       <w:r>
         <w:rPr>
           <w:lang w:val="sw_KE" w:bidi="sw_KE"/>
@@ -4054,18 +3370,12 @@
         </w:rPr>
         <w:t>Tarumbeta ya Saba (</w:t>
       </w:r>
-      <w:hyperlink r:id="rId99">
-        <w:r>
-          <w:rPr>
-            <w:lang w:val="sw_KE" w:bidi="sw_KE"/>
-          </w:rPr>
-          <w:rPr>
-            <w:color w:val="0000EE"/>
-            <w:u w:val="single"/>
-          </w:rPr>
-          <w:t>11:15–14:20</w:t>
-        </w:r>
-      </w:hyperlink>
+      <w:r>
+        <w:rPr>
+          <w:lang w:val="sw_KE" w:bidi="sw_KE"/>
+        </w:rPr>
+        <w:t>11:15–14:20</w:t>
+      </w:r>
       <w:r>
         <w:rPr>
           <w:lang w:val="sw_KE" w:bidi="sw_KE"/>
@@ -4086,18 +3396,12 @@
         </w:rPr>
         <w:t>Tarumbeta ya saba inalia, na mbinguni sauti kubwa zinatangaza ushindi wa mwisho wa Mungu na Kristo juu ya dunia. Mada ni ufalme wa Mungu na Kristo—ufalme wa pande mbili, wa milele katika muda wake. Taswira inaonyesha uhamisho wa ufalme wa dunia ambao hapo awali ulitawaliwa na mamlaka ya unyakuzi wa madaraka, sasa umechukuliwa na mkono wa Mmiliki na Mfalme wake wa kweli. Tangazo la utawala wa Mfalme linafanywa hapa, lakini kuvunjwa kwa mwisho kwa nguvu za maadui juu ya dunia hakutokei hadi kurudi kwa Kristo (</w:t>
       </w:r>
-      <w:hyperlink r:id="rId100">
-        <w:r>
-          <w:rPr>
-            <w:lang w:val="sw_KE" w:bidi="sw_KE"/>
-          </w:rPr>
-          <w:rPr>
-            <w:color w:val="0000EE"/>
-            <w:u w:val="single"/>
-          </w:rPr>
-          <w:t>19:11–21</w:t>
-        </w:r>
-      </w:hyperlink>
+      <w:r>
+        <w:rPr>
+          <w:lang w:val="sw_KE" w:bidi="sw_KE"/>
+        </w:rPr>
+        <w:t>19:11–21</w:t>
+      </w:r>
       <w:r>
         <w:rPr>
           <w:lang w:val="sw_KE" w:bidi="sw_KE"/>
@@ -4118,18 +3422,12 @@
         </w:rPr>
         <w:t>Mwanamke na Joka (</w:t>
       </w:r>
-      <w:hyperlink r:id="rId101">
-        <w:r>
-          <w:rPr>
-            <w:lang w:val="sw_KE" w:bidi="sw_KE"/>
-          </w:rPr>
-          <w:rPr>
-            <w:color w:val="0000EE"/>
-            <w:u w:val="single"/>
-          </w:rPr>
-          <w:t>12:1–17</w:t>
-        </w:r>
-      </w:hyperlink>
+      <w:r>
+        <w:rPr>
+          <w:lang w:val="sw_KE" w:bidi="sw_KE"/>
+        </w:rPr>
+        <w:t>12:1–17</w:t>
+      </w:r>
       <w:r>
         <w:rPr>
           <w:lang w:val="sw_KE" w:bidi="sw_KE"/>
@@ -4150,54 +3448,36 @@
         </w:rPr>
         <w:t xml:space="preserve">Kwenye sura hii, kuna wahusika wakuu watatu: mwanamke, mtoto, na joka. Pia kuna matukio matatu: kuzaliwa kwa mtoto (mistari ya </w:t>
       </w:r>
-      <w:hyperlink r:id="rId102">
-        <w:r>
-          <w:rPr>
-            <w:lang w:val="sw_KE" w:bidi="sw_KE"/>
-          </w:rPr>
-          <w:rPr>
-            <w:color w:val="0000EE"/>
-            <w:u w:val="single"/>
-          </w:rPr>
-          <w:t>1–6</w:t>
-        </w:r>
-      </w:hyperlink>
+      <w:r>
+        <w:rPr>
+          <w:lang w:val="sw_KE" w:bidi="sw_KE"/>
+        </w:rPr>
+        <w:t>1–6</w:t>
+      </w:r>
       <w:r>
         <w:rPr>
           <w:lang w:val="sw_KE" w:bidi="sw_KE"/>
         </w:rPr>
         <w:t xml:space="preserve">), kufukuzwa kwa joka (mistari ya </w:t>
       </w:r>
-      <w:hyperlink r:id="rId103">
-        <w:r>
-          <w:rPr>
-            <w:lang w:val="sw_KE" w:bidi="sw_KE"/>
-          </w:rPr>
-          <w:rPr>
-            <w:color w:val="0000EE"/>
-            <w:u w:val="single"/>
-          </w:rPr>
-          <w:t>7–12</w:t>
-        </w:r>
-      </w:hyperlink>
+      <w:r>
+        <w:rPr>
+          <w:lang w:val="sw_KE" w:bidi="sw_KE"/>
+        </w:rPr>
+        <w:t>7–12</w:t>
+      </w:r>
       <w:r>
         <w:rPr>
           <w:lang w:val="sw_KE" w:bidi="sw_KE"/>
         </w:rPr>
         <w:t>), na shambulio la joka dhidi ya mwanamke na watoto wake (mistari ya</w:t>
       </w:r>
-      <w:hyperlink r:id="rId104">
-        <w:r>
-          <w:rPr>
-            <w:lang w:val="sw_KE" w:bidi="sw_KE"/>
-          </w:rPr>
-          <w:rPr>
-            <w:color w:val="0000EE"/>
-            <w:u w:val="single"/>
-          </w:rPr>
-          <w:t>13–17</w:t>
-        </w:r>
-      </w:hyperlink>
+      <w:r>
+        <w:rPr>
+          <w:lang w:val="sw_KE" w:bidi="sw_KE"/>
+        </w:rPr>
+        <w:t>13–17</w:t>
+      </w:r>
       <w:r>
         <w:rPr>
           <w:lang w:val="sw_KE" w:bidi="sw_KE"/>
@@ -4232,90 +3512,60 @@
         </w:rPr>
         <w:t xml:space="preserve">Mwanamke yuko katika uchungu wa kujifungua (mstari wa </w:t>
       </w:r>
-      <w:hyperlink r:id="rId105">
-        <w:r>
-          <w:rPr>
-            <w:lang w:val="sw_KE" w:bidi="sw_KE"/>
-          </w:rPr>
-          <w:rPr>
-            <w:color w:val="0000EE"/>
-            <w:u w:val="single"/>
-          </w:rPr>
-          <w:t>2</w:t>
-        </w:r>
-      </w:hyperlink>
+      <w:r>
+        <w:rPr>
+          <w:lang w:val="sw_KE" w:bidi="sw_KE"/>
+        </w:rPr>
+        <w:t>2</w:t>
+      </w:r>
       <w:r>
         <w:rPr>
           <w:lang w:val="sw_KE" w:bidi="sw_KE"/>
         </w:rPr>
         <w:t>). Mkazo ni juu ya maumivu na mateso yake, kimwili na kiroho. Maana ya mateso yake ni kwamba Jamii ya Wakristo waaminifu imekuwa ikiteseka kama utangulizi wa kuja kwa Masihi mwenyewe na ya enzi mpya (</w:t>
       </w:r>
-      <w:hyperlink r:id="rId106">
-        <w:r>
-          <w:rPr>
-            <w:lang w:val="sw_KE" w:bidi="sw_KE"/>
-          </w:rPr>
-          <w:rPr>
-            <w:color w:val="0000EE"/>
-            <w:u w:val="single"/>
-          </w:rPr>
-          <w:t>Is 26:17</w:t>
-        </w:r>
-      </w:hyperlink>
+      <w:r>
+        <w:rPr>
+          <w:lang w:val="sw_KE" w:bidi="sw_KE"/>
+        </w:rPr>
+        <w:t>Is 26:17</w:t>
+      </w:r>
       <w:r>
         <w:rPr>
           <w:lang w:val="sw_KE" w:bidi="sw_KE"/>
         </w:rPr>
         <w:t xml:space="preserve">; </w:t>
       </w:r>
-      <w:hyperlink r:id="rId107">
-        <w:r>
-          <w:rPr>
-            <w:lang w:val="sw_KE" w:bidi="sw_KE"/>
-          </w:rPr>
-          <w:rPr>
-            <w:color w:val="0000EE"/>
-            <w:u w:val="single"/>
-          </w:rPr>
-          <w:t>66:7–8</w:t>
-        </w:r>
-      </w:hyperlink>
+      <w:r>
+        <w:rPr>
+          <w:lang w:val="sw_KE" w:bidi="sw_KE"/>
+        </w:rPr>
+        <w:t>66:7–8</w:t>
+      </w:r>
       <w:r>
         <w:rPr>
           <w:lang w:val="sw_KE" w:bidi="sw_KE"/>
         </w:rPr>
         <w:t xml:space="preserve">; </w:t>
       </w:r>
-      <w:hyperlink r:id="rId108">
-        <w:r>
-          <w:rPr>
-            <w:lang w:val="sw_KE" w:bidi="sw_KE"/>
-          </w:rPr>
-          <w:rPr>
-            <w:color w:val="0000EE"/>
-            <w:u w:val="single"/>
-          </w:rPr>
-          <w:t>Mi 4:10</w:t>
-        </w:r>
-      </w:hyperlink>
+      <w:r>
+        <w:rPr>
+          <w:lang w:val="sw_KE" w:bidi="sw_KE"/>
+        </w:rPr>
+        <w:t>Mi 4:10</w:t>
+      </w:r>
       <w:r>
         <w:rPr>
           <w:lang w:val="sw_KE" w:bidi="sw_KE"/>
         </w:rPr>
         <w:t xml:space="preserve">; </w:t>
       </w:r>
-      <w:hyperlink r:id="rId109">
-        <w:r>
-          <w:rPr>
-            <w:lang w:val="sw_KE" w:bidi="sw_KE"/>
-          </w:rPr>
-          <w:rPr>
-            <w:color w:val="0000EE"/>
-            <w:u w:val="single"/>
-          </w:rPr>
-          <w:t>5:3</w:t>
-        </w:r>
-      </w:hyperlink>
+      <w:r>
+        <w:rPr>
+          <w:lang w:val="sw_KE" w:bidi="sw_KE"/>
+        </w:rPr>
+        <w:t>5:3</w:t>
+      </w:r>
       <w:r>
         <w:rPr>
           <w:lang w:val="sw_KE" w:bidi="sw_KE"/>
@@ -4336,18 +3586,12 @@
         </w:rPr>
         <w:t>Wanyama Wawili (</w:t>
       </w:r>
-      <w:hyperlink r:id="rId19">
-        <w:r>
-          <w:rPr>
-            <w:lang w:val="sw_KE" w:bidi="sw_KE"/>
-          </w:rPr>
-          <w:rPr>
-            <w:color w:val="0000EE"/>
-            <w:u w:val="single"/>
-          </w:rPr>
-          <w:t>13:1–18</w:t>
-        </w:r>
-      </w:hyperlink>
+      <w:r>
+        <w:rPr>
+          <w:lang w:val="sw_KE" w:bidi="sw_KE"/>
+        </w:rPr>
+        <w:t>13:1–18</w:t>
+      </w:r>
       <w:r>
         <w:rPr>
           <w:lang w:val="sw_KE" w:bidi="sw_KE"/>
@@ -4368,54 +3612,36 @@
         </w:rPr>
         <w:t xml:space="preserve">Kutoka kwa mienendo ya ndani ya mapambano (sura ya </w:t>
       </w:r>
-      <w:hyperlink r:id="rId96">
-        <w:r>
-          <w:rPr>
-            <w:lang w:val="sw_KE" w:bidi="sw_KE"/>
-          </w:rPr>
-          <w:rPr>
-            <w:color w:val="0000EE"/>
-            <w:u w:val="single"/>
-          </w:rPr>
-          <w:t>12</w:t>
-        </w:r>
-      </w:hyperlink>
+      <w:r>
+        <w:rPr>
+          <w:lang w:val="sw_KE" w:bidi="sw_KE"/>
+        </w:rPr>
+        <w:t>12</w:t>
+      </w:r>
       <w:r>
         <w:rPr>
           <w:lang w:val="sw_KE" w:bidi="sw_KE"/>
         </w:rPr>
         <w:t>), sura ya</w:t>
       </w:r>
-      <w:hyperlink r:id="rId19">
-        <w:r>
-          <w:rPr>
-            <w:lang w:val="sw_KE" w:bidi="sw_KE"/>
-          </w:rPr>
-          <w:rPr>
-            <w:color w:val="0000EE"/>
-            <w:u w:val="single"/>
-          </w:rPr>
-          <w:t>13</w:t>
-        </w:r>
-      </w:hyperlink>
+      <w:r>
+        <w:rPr>
+          <w:lang w:val="sw_KE" w:bidi="sw_KE"/>
+        </w:rPr>
+        <w:t>13</w:t>
+      </w:r>
       <w:r>
         <w:rPr>
           <w:lang w:val="sw_KE" w:bidi="sw_KE"/>
         </w:rPr>
         <w:t xml:space="preserve"> inaangazia vyombo halisi vya kidunia vya shambulio hili dhidi ya watu wa Mungu—yaani, wanyama wawili waliotiwa nguvu na joka. Shughuli za wanyama hawa wawili zinaunda njia ambayo joka hutekeleza majaribio yake ya mwisho ya kufanya vita dhidi ya uzao wa mwanamke (</w:t>
       </w:r>
-      <w:hyperlink r:id="rId110">
-        <w:r>
-          <w:rPr>
-            <w:lang w:val="sw_KE" w:bidi="sw_KE"/>
-          </w:rPr>
-          <w:rPr>
-            <w:color w:val="0000EE"/>
-            <w:u w:val="single"/>
-          </w:rPr>
-          <w:t>12:17</w:t>
-        </w:r>
-      </w:hyperlink>
+      <w:r>
+        <w:rPr>
+          <w:lang w:val="sw_KE" w:bidi="sw_KE"/>
+        </w:rPr>
+        <w:t>12:17</w:t>
+      </w:r>
       <w:r>
         <w:rPr>
           <w:lang w:val="sw_KE" w:bidi="sw_KE"/>
@@ -4436,36 +3662,24 @@
         </w:rPr>
         <w:t xml:space="preserve">Joka na mnyama wa kwanza wanaingia katika njama ya kuushawishi ulimwengu wote kumwabudu mnyama. Wanapanga njama na kumwita kiumbe wa tatu kuwasaidia—mnyama kutoka duniani, ambaye lazima afanane vya kutosha na Mwanakondoo ili kuwavutia hata wafuasi wa Yesu. Kadiri vita vinavyoendelea, udanganyifu wa joka unazidi kuwa wa hila zaidi. Hivyo, wasomaji wanahimizwa kutambua vigezo vitakavyowawezesha kutofautisha mnyama anayefanana na mwanakondoo na Mwanakondoo mwenyewe (Linganisha. </w:t>
       </w:r>
-      <w:hyperlink r:id="rId111">
-        <w:r>
-          <w:rPr>
-            <w:lang w:val="sw_KE" w:bidi="sw_KE"/>
-          </w:rPr>
-          <w:rPr>
-            <w:color w:val="0000EE"/>
-            <w:u w:val="single"/>
-          </w:rPr>
-          <w:t>13:11</w:t>
-        </w:r>
-      </w:hyperlink>
+      <w:r>
+        <w:rPr>
+          <w:lang w:val="sw_KE" w:bidi="sw_KE"/>
+        </w:rPr>
+        <w:t>13:11</w:t>
+      </w:r>
       <w:r>
         <w:rPr>
           <w:lang w:val="sw_KE" w:bidi="sw_KE"/>
         </w:rPr>
         <w:t xml:space="preserve"> na </w:t>
       </w:r>
-      <w:hyperlink r:id="rId112">
-        <w:r>
-          <w:rPr>
-            <w:lang w:val="sw_KE" w:bidi="sw_KE"/>
-          </w:rPr>
-          <w:rPr>
-            <w:color w:val="0000EE"/>
-            <w:u w:val="single"/>
-          </w:rPr>
-          <w:t>14:1</w:t>
-        </w:r>
-      </w:hyperlink>
+      <w:r>
+        <w:rPr>
+          <w:lang w:val="sw_KE" w:bidi="sw_KE"/>
+        </w:rPr>
+        <w:t>14:1</w:t>
+      </w:r>
       <w:r>
         <w:rPr>
           <w:lang w:val="sw_KE" w:bidi="sw_KE"/>
@@ -4486,18 +3700,12 @@
         </w:rPr>
         <w:t>Mavuno ya Dunia (</w:t>
       </w:r>
-      <w:hyperlink r:id="rId113">
-        <w:r>
-          <w:rPr>
-            <w:lang w:val="sw_KE" w:bidi="sw_KE"/>
-          </w:rPr>
-          <w:rPr>
-            <w:color w:val="0000EE"/>
-            <w:u w:val="single"/>
-          </w:rPr>
-          <w:t>14:1–20</w:t>
-        </w:r>
-      </w:hyperlink>
+      <w:r>
+        <w:rPr>
+          <w:lang w:val="sw_KE" w:bidi="sw_KE"/>
+        </w:rPr>
+        <w:t>14:1–20</w:t>
+      </w:r>
       <w:r>
         <w:rPr>
           <w:lang w:val="sw_KE" w:bidi="sw_KE"/>
@@ -4518,18 +3726,12 @@
         </w:rPr>
         <w:t xml:space="preserve">Sura mbili zilizopita zimewaandaa Wakristo kwa ukweli kwamba, kadiri mwisho unavyokaribia, watasumbuliwa na kutolewa dhabihu kama kondoo. Sehemu hii inaonyesha kwamba dhabihu yao siyo bure. Katika sura ya </w:t>
       </w:r>
-      <w:hyperlink r:id="rId78">
-        <w:r>
-          <w:rPr>
-            <w:lang w:val="sw_KE" w:bidi="sw_KE"/>
-          </w:rPr>
-          <w:rPr>
-            <w:color w:val="0000EE"/>
-            <w:u w:val="single"/>
-          </w:rPr>
-          <w:t>7</w:t>
-        </w:r>
-      </w:hyperlink>
+      <w:r>
+        <w:rPr>
+          <w:lang w:val="sw_KE" w:bidi="sw_KE"/>
+        </w:rPr>
+        <w:t>7</w:t>
+      </w:r>
       <w:r>
         <w:rPr>
           <w:lang w:val="sw_KE" w:bidi="sw_KE"/>
@@ -4550,54 +3752,36 @@
         </w:rPr>
         <w:t xml:space="preserve">Sura ya </w:t>
       </w:r>
-      <w:hyperlink r:id="rId113">
-        <w:r>
-          <w:rPr>
-            <w:lang w:val="sw_KE" w:bidi="sw_KE"/>
-          </w:rPr>
-          <w:rPr>
-            <w:color w:val="0000EE"/>
-            <w:u w:val="single"/>
-          </w:rPr>
-          <w:t>14</w:t>
-        </w:r>
-      </w:hyperlink>
+      <w:r>
+        <w:rPr>
+          <w:lang w:val="sw_KE" w:bidi="sw_KE"/>
+        </w:rPr>
+        <w:t>14</w:t>
+      </w:r>
       <w:r>
         <w:rPr>
           <w:lang w:val="sw_KE" w:bidi="sw_KE"/>
         </w:rPr>
         <w:t xml:space="preserve"> inatoa majibu mafupi kwa maswali mawili muhimu: Nini hutokea kwa wale wanaokataa kupokea alama ya mnyama na kuuawa (Mistari ya </w:t>
       </w:r>
-      <w:hyperlink r:id="rId114">
-        <w:r>
-          <w:rPr>
-            <w:lang w:val="sw_KE" w:bidi="sw_KE"/>
-          </w:rPr>
-          <w:rPr>
-            <w:color w:val="0000EE"/>
-            <w:u w:val="single"/>
-          </w:rPr>
-          <w:t>1–5</w:t>
-        </w:r>
-      </w:hyperlink>
+      <w:r>
+        <w:rPr>
+          <w:lang w:val="sw_KE" w:bidi="sw_KE"/>
+        </w:rPr>
+        <w:t>1–5</w:t>
+      </w:r>
       <w:r>
         <w:rPr>
           <w:lang w:val="sw_KE" w:bidi="sw_KE"/>
         </w:rPr>
         <w:t xml:space="preserve">)? Nini hutokea kwa mnyama na watumishi wake (mistari ya </w:t>
       </w:r>
-      <w:hyperlink r:id="rId115">
-        <w:r>
-          <w:rPr>
-            <w:lang w:val="sw_KE" w:bidi="sw_KE"/>
-          </w:rPr>
-          <w:rPr>
-            <w:color w:val="0000EE"/>
-            <w:u w:val="single"/>
-          </w:rPr>
-          <w:t>6–20</w:t>
-        </w:r>
-      </w:hyperlink>
+      <w:r>
+        <w:rPr>
+          <w:lang w:val="sw_KE" w:bidi="sw_KE"/>
+        </w:rPr>
+        <w:t>6–20</w:t>
+      </w:r>
       <w:r>
         <w:rPr>
           <w:lang w:val="sw_KE" w:bidi="sw_KE"/>
@@ -4615,18 +3799,12 @@
         </w:rPr>
         <w:t>Vitasa Saba (</w:t>
       </w:r>
-      <w:hyperlink r:id="rId116">
-        <w:r>
-          <w:rPr>
-            <w:lang w:val="sw_KE" w:bidi="sw_KE"/>
-          </w:rPr>
-          <w:rPr>
-            <w:color w:val="0000EE"/>
-            <w:u w:val="single"/>
-          </w:rPr>
-          <w:t>15:1–19:10</w:t>
-        </w:r>
-      </w:hyperlink>
+      <w:r>
+        <w:rPr>
+          <w:lang w:val="sw_KE" w:bidi="sw_KE"/>
+        </w:rPr>
+        <w:t>15:1–19:10</w:t>
+      </w:r>
       <w:r>
         <w:rPr>
           <w:lang w:val="sw_KE" w:bidi="sw_KE"/>
@@ -4647,54 +3825,36 @@
         </w:rPr>
         <w:t xml:space="preserve">Mfululizo wa hukumu za vitasa unajumuisha "ole wa tatu," ulio tangazwa katika </w:t>
       </w:r>
-      <w:hyperlink r:id="rId92">
-        <w:r>
-          <w:rPr>
-            <w:lang w:val="sw_KE" w:bidi="sw_KE"/>
-          </w:rPr>
-          <w:rPr>
-            <w:color w:val="0000EE"/>
-            <w:u w:val="single"/>
-          </w:rPr>
-          <w:t>11:14</w:t>
-        </w:r>
-      </w:hyperlink>
+      <w:r>
+        <w:rPr>
+          <w:lang w:val="sw_KE" w:bidi="sw_KE"/>
+        </w:rPr>
+        <w:t>11:14</w:t>
+      </w:r>
       <w:r>
         <w:rPr>
           <w:lang w:val="sw_KE" w:bidi="sw_KE"/>
         </w:rPr>
         <w:t xml:space="preserve"> kama "unakuja hivi karibuni" (tazama maoni juu ya </w:t>
       </w:r>
-      <w:hyperlink r:id="rId92">
-        <w:r>
-          <w:rPr>
-            <w:lang w:val="sw_KE" w:bidi="sw_KE"/>
-          </w:rPr>
-          <w:rPr>
-            <w:color w:val="0000EE"/>
-            <w:u w:val="single"/>
-          </w:rPr>
-          <w:t>11:14</w:t>
-        </w:r>
-      </w:hyperlink>
+      <w:r>
+        <w:rPr>
+          <w:lang w:val="sw_KE" w:bidi="sw_KE"/>
+        </w:rPr>
+        <w:t>11:14</w:t>
+      </w:r>
       <w:r>
         <w:rPr>
           <w:lang w:val="sw_KE" w:bidi="sw_KE"/>
         </w:rPr>
         <w:t>). Mapigo haya ya mwisho yanatokea "mara baada ya dhiki za siku hizo" zilizotajwa na Yesu katika mahubiri ya Mlima wa Mizeituni na yanaweza kuwa utimilifu wa maneno yake ya kiapokaliptiko: "Jua litatiwa giza, na mwezi hautatoa mwanga wake; nyota zitaanguka kutoka angani, na miili ya mbinguni itatikisika" (</w:t>
       </w:r>
-      <w:hyperlink r:id="rId117">
-        <w:r>
-          <w:rPr>
-            <w:lang w:val="sw_KE" w:bidi="sw_KE"/>
-          </w:rPr>
-          <w:rPr>
-            <w:color w:val="0000EE"/>
-            <w:u w:val="single"/>
-          </w:rPr>
-          <w:t>Mt 24:29</w:t>
-        </w:r>
-      </w:hyperlink>
+      <w:r>
+        <w:rPr>
+          <w:lang w:val="sw_KE" w:bidi="sw_KE"/>
+        </w:rPr>
+        <w:t>Mt 24:29</w:t>
+      </w:r>
       <w:r>
         <w:rPr>
           <w:lang w:val="sw_KE" w:bidi="sw_KE"/>
@@ -4715,18 +3875,12 @@
         </w:rPr>
         <w:t>Maandalizi: Malaika Saba wenye Mapigo Saba ya Mwisho (</w:t>
       </w:r>
-      <w:hyperlink r:id="rId118">
-        <w:r>
-          <w:rPr>
-            <w:lang w:val="sw_KE" w:bidi="sw_KE"/>
-          </w:rPr>
-          <w:rPr>
-            <w:color w:val="0000EE"/>
-            <w:u w:val="single"/>
-          </w:rPr>
-          <w:t>15:1–8</w:t>
-        </w:r>
-      </w:hyperlink>
+      <w:r>
+        <w:rPr>
+          <w:lang w:val="sw_KE" w:bidi="sw_KE"/>
+        </w:rPr>
+        <w:t>15:1–8</w:t>
+      </w:r>
       <w:r>
         <w:rPr>
           <w:lang w:val="sw_KE" w:bidi="sw_KE"/>
@@ -4747,54 +3901,36 @@
         </w:rPr>
         <w:t xml:space="preserve">Sura ya </w:t>
       </w:r>
-      <w:hyperlink r:id="rId118">
-        <w:r>
-          <w:rPr>
-            <w:lang w:val="sw_KE" w:bidi="sw_KE"/>
-          </w:rPr>
-          <w:rPr>
-            <w:color w:val="0000EE"/>
-            <w:u w:val="single"/>
-          </w:rPr>
-          <w:t>15</w:t>
-        </w:r>
-      </w:hyperlink>
+      <w:r>
+        <w:rPr>
+          <w:lang w:val="sw_KE" w:bidi="sw_KE"/>
+        </w:rPr>
+        <w:t>15</w:t>
+      </w:r>
       <w:r>
         <w:rPr>
           <w:lang w:val="sw_KE" w:bidi="sw_KE"/>
         </w:rPr>
         <w:t xml:space="preserve"> inahusiana na simulizi ya Agano la Kale ya Kutoka na inaashiria sana desturi ya liturujia ya sinagogi la kale. Sura hii ina maono mawili makuu: la kwanza linaonyesha washindi ambao wameibuka wakiwa wameshinda kutoka kwenye jaribu kuu (mistari ya </w:t>
       </w:r>
-      <w:hyperlink r:id="rId119">
-        <w:r>
-          <w:rPr>
-            <w:lang w:val="sw_KE" w:bidi="sw_KE"/>
-          </w:rPr>
-          <w:rPr>
-            <w:color w:val="0000EE"/>
-            <w:u w:val="single"/>
-          </w:rPr>
-          <w:t>2–4</w:t>
-        </w:r>
-      </w:hyperlink>
+      <w:r>
+        <w:rPr>
+          <w:lang w:val="sw_KE" w:bidi="sw_KE"/>
+        </w:rPr>
+        <w:t>2–4</w:t>
+      </w:r>
       <w:r>
         <w:rPr>
           <w:lang w:val="sw_KE" w:bidi="sw_KE"/>
         </w:rPr>
         <w:t xml:space="preserve">); la pili linahusiana na kutoka kwa hekalu la mbinguni kwa malaika saba waliovaa mavazi meupe na ya dhahabu ambao wanashikilia vitasa saba ya mapigo ya mwisho (mistari ya </w:t>
       </w:r>
-      <w:hyperlink r:id="rId120">
-        <w:r>
-          <w:rPr>
-            <w:lang w:val="sw_KE" w:bidi="sw_KE"/>
-          </w:rPr>
-          <w:rPr>
-            <w:color w:val="0000EE"/>
-            <w:u w:val="single"/>
-          </w:rPr>
-          <w:t>5–8</w:t>
-        </w:r>
-      </w:hyperlink>
+      <w:r>
+        <w:rPr>
+          <w:lang w:val="sw_KE" w:bidi="sw_KE"/>
+        </w:rPr>
+        <w:t>5–8</w:t>
+      </w:r>
       <w:r>
         <w:rPr>
           <w:lang w:val="sw_KE" w:bidi="sw_KE"/>
@@ -4815,18 +3951,12 @@
         </w:rPr>
         <w:t>Kumwagwa kwa Hukumu za Vitasa (</w:t>
       </w:r>
-      <w:hyperlink r:id="rId89">
-        <w:r>
-          <w:rPr>
-            <w:lang w:val="sw_KE" w:bidi="sw_KE"/>
-          </w:rPr>
-          <w:rPr>
-            <w:color w:val="0000EE"/>
-            <w:u w:val="single"/>
-          </w:rPr>
-          <w:t>16:1–21</w:t>
-        </w:r>
-      </w:hyperlink>
+      <w:r>
+        <w:rPr>
+          <w:lang w:val="sw_KE" w:bidi="sw_KE"/>
+        </w:rPr>
+        <w:t>16:1–21</w:t>
+      </w:r>
       <w:r>
         <w:rPr>
           <w:lang w:val="sw_KE" w:bidi="sw_KE"/>
@@ -4847,18 +3977,12 @@
         </w:rPr>
         <w:t xml:space="preserve">Haya hutokea kwa haraka mfululizo na kutulia kwa muda mfupi tu kwa mazungumzo kati ya malaika wa tatu na madhabahu, yakisisitiza haki ya adhabu za Mungu (mistari ya </w:t>
       </w:r>
-      <w:hyperlink r:id="rId121">
-        <w:r>
-          <w:rPr>
-            <w:lang w:val="sw_KE" w:bidi="sw_KE"/>
-          </w:rPr>
-          <w:rPr>
-            <w:color w:val="0000EE"/>
-            <w:u w:val="single"/>
-          </w:rPr>
-          <w:t>5–7</w:t>
-        </w:r>
-      </w:hyperlink>
+      <w:r>
+        <w:rPr>
+          <w:lang w:val="sw_KE" w:bidi="sw_KE"/>
+        </w:rPr>
+        <w:t>5–7</w:t>
+      </w:r>
       <w:r>
         <w:rPr>
           <w:lang w:val="sw_KE" w:bidi="sw_KE"/>
@@ -4879,18 +4003,12 @@
         </w:rPr>
         <w:t>Kahaba na Mnyama (</w:t>
       </w:r>
-      <w:hyperlink r:id="rId30">
-        <w:r>
-          <w:rPr>
-            <w:lang w:val="sw_KE" w:bidi="sw_KE"/>
-          </w:rPr>
-          <w:rPr>
-            <w:color w:val="0000EE"/>
-            <w:u w:val="single"/>
-          </w:rPr>
-          <w:t>17:1–18</w:t>
-        </w:r>
-      </w:hyperlink>
+      <w:r>
+        <w:rPr>
+          <w:lang w:val="sw_KE" w:bidi="sw_KE"/>
+        </w:rPr>
+        <w:t>17:1–18</w:t>
+      </w:r>
       <w:r>
         <w:rPr>
           <w:lang w:val="sw_KE" w:bidi="sw_KE"/>
@@ -4911,18 +4029,12 @@
         </w:rPr>
         <w:t xml:space="preserve">Kwa wafasiri wengi wa kisasa, Babuloni inawakilisha mji wa Rumi. Mnyama anasimama kwa ajili ya Ufalme wa Kirumi kwa ujumla, ikijumuisha majimbo na watu wake. Hata hivyo, haitoshi tu kuhusisha Babuloni na Rumi. Kwa jambo hilo, Babuloni haiwezi kujikita tu katika udhihirisho wowote wa kihistoria, uliopita au ujao; ina usawa nyingi (rej. </w:t>
       </w:r>
-      <w:hyperlink r:id="rId122">
-        <w:r>
-          <w:rPr>
-            <w:lang w:val="sw_KE" w:bidi="sw_KE"/>
-          </w:rPr>
-          <w:rPr>
-            <w:color w:val="0000EE"/>
-            <w:u w:val="single"/>
-          </w:rPr>
-          <w:t>11:8</w:t>
-        </w:r>
-      </w:hyperlink>
+      <w:r>
+        <w:rPr>
+          <w:lang w:val="sw_KE" w:bidi="sw_KE"/>
+        </w:rPr>
+        <w:t>11:8</w:t>
+      </w:r>
       <w:r>
         <w:rPr>
           <w:lang w:val="sw_KE" w:bidi="sw_KE"/>
@@ -4943,18 +4055,12 @@
         </w:rPr>
         <w:t>Anguko la Babuloni Mkuu (</w:t>
       </w:r>
-      <w:hyperlink r:id="rId123">
-        <w:r>
-          <w:rPr>
-            <w:lang w:val="sw_KE" w:bidi="sw_KE"/>
-          </w:rPr>
-          <w:rPr>
-            <w:color w:val="0000EE"/>
-            <w:u w:val="single"/>
-          </w:rPr>
-          <w:t>18:1–24</w:t>
-        </w:r>
-      </w:hyperlink>
+      <w:r>
+        <w:rPr>
+          <w:lang w:val="sw_KE" w:bidi="sw_KE"/>
+        </w:rPr>
+        <w:t>18:1–24</w:t>
+      </w:r>
       <w:r>
         <w:rPr>
           <w:lang w:val="sw_KE" w:bidi="sw_KE"/>
@@ -4975,36 +4081,24 @@
         </w:rPr>
         <w:t xml:space="preserve">Sura ya </w:t>
       </w:r>
-      <w:hyperlink r:id="rId123">
-        <w:r>
-          <w:rPr>
-            <w:lang w:val="sw_KE" w:bidi="sw_KE"/>
-          </w:rPr>
-          <w:rPr>
-            <w:color w:val="0000EE"/>
-            <w:u w:val="single"/>
-          </w:rPr>
-          <w:t>18</w:t>
-        </w:r>
-      </w:hyperlink>
+      <w:r>
+        <w:rPr>
+          <w:lang w:val="sw_KE" w:bidi="sw_KE"/>
+        </w:rPr>
+        <w:t>18</w:t>
+      </w:r>
       <w:r>
         <w:rPr>
           <w:lang w:val="sw_KE" w:bidi="sw_KE"/>
         </w:rPr>
         <w:t xml:space="preserve"> ina maelezo ya hukumu iliyotangazwa hapo awali juu ya Kahaba (</w:t>
       </w:r>
-      <w:hyperlink r:id="rId124">
-        <w:r>
-          <w:rPr>
-            <w:lang w:val="sw_KE" w:bidi="sw_KE"/>
-          </w:rPr>
-          <w:rPr>
-            <w:color w:val="0000EE"/>
-            <w:u w:val="single"/>
-          </w:rPr>
-          <w:t>17:1</w:t>
-        </w:r>
-      </w:hyperlink>
+      <w:r>
+        <w:rPr>
+          <w:lang w:val="sw_KE" w:bidi="sw_KE"/>
+        </w:rPr>
+        <w:t>17:1</w:t>
+      </w:r>
       <w:r>
         <w:rPr>
           <w:lang w:val="sw_KE" w:bidi="sw_KE"/>
@@ -5025,18 +4119,12 @@
         </w:rPr>
         <w:t>Shukrani kwa ajili ya Uharibiwa kwa Babuloni (</w:t>
       </w:r>
-      <w:hyperlink r:id="rId125">
-        <w:r>
-          <w:rPr>
-            <w:lang w:val="sw_KE" w:bidi="sw_KE"/>
-          </w:rPr>
-          <w:rPr>
-            <w:color w:val="0000EE"/>
-            <w:u w:val="single"/>
-          </w:rPr>
-          <w:t>19:1–5</w:t>
-        </w:r>
-      </w:hyperlink>
+      <w:r>
+        <w:rPr>
+          <w:lang w:val="sw_KE" w:bidi="sw_KE"/>
+        </w:rPr>
+        <w:t>19:1–5</w:t>
+      </w:r>
       <w:r>
         <w:rPr>
           <w:lang w:val="sw_KE" w:bidi="sw_KE"/>
@@ -5071,18 +4159,12 @@
         </w:rPr>
         <w:t>Ndoa ya Mwanakondoo (</w:t>
       </w:r>
-      <w:hyperlink r:id="rId126">
-        <w:r>
-          <w:rPr>
-            <w:lang w:val="sw_KE" w:bidi="sw_KE"/>
-          </w:rPr>
-          <w:rPr>
-            <w:color w:val="0000EE"/>
-            <w:u w:val="single"/>
-          </w:rPr>
-          <w:t>19:6–10</w:t>
-        </w:r>
-      </w:hyperlink>
+      <w:r>
+        <w:rPr>
+          <w:lang w:val="sw_KE" w:bidi="sw_KE"/>
+        </w:rPr>
+        <w:t>19:6–10</w:t>
+      </w:r>
       <w:r>
         <w:rPr>
           <w:lang w:val="sw_KE" w:bidi="sw_KE"/>
@@ -5103,90 +4185,60 @@
         </w:rPr>
         <w:t xml:space="preserve">Hatimaye, mzunguko wa sifa unakamilika na sauti zinazotetemesha za umati mwingine mkubwa (mistari wa </w:t>
       </w:r>
-      <w:hyperlink r:id="rId127">
-        <w:r>
-          <w:rPr>
-            <w:lang w:val="sw_KE" w:bidi="sw_KE"/>
-          </w:rPr>
-          <w:rPr>
-            <w:color w:val="0000EE"/>
-            <w:u w:val="single"/>
-          </w:rPr>
-          <w:t>6</w:t>
-        </w:r>
-      </w:hyperlink>
+      <w:r>
+        <w:rPr>
+          <w:lang w:val="sw_KE" w:bidi="sw_KE"/>
+        </w:rPr>
+        <w:t>6</w:t>
+      </w:r>
       <w:r>
         <w:rPr>
           <w:lang w:val="sw_KE" w:bidi="sw_KE"/>
         </w:rPr>
         <w:t xml:space="preserve">): umati uliokombolewa (rej. </w:t>
       </w:r>
-      <w:hyperlink r:id="rId128">
-        <w:r>
-          <w:rPr>
-            <w:lang w:val="sw_KE" w:bidi="sw_KE"/>
-          </w:rPr>
-          <w:rPr>
-            <w:color w:val="0000EE"/>
-            <w:u w:val="single"/>
-          </w:rPr>
-          <w:t>7:9</w:t>
-        </w:r>
-      </w:hyperlink>
+      <w:r>
+        <w:rPr>
+          <w:lang w:val="sw_KE" w:bidi="sw_KE"/>
+        </w:rPr>
+        <w:t>7:9</w:t>
+      </w:r>
       <w:r>
         <w:rPr>
           <w:lang w:val="sw_KE" w:bidi="sw_KE"/>
         </w:rPr>
         <w:t>). Wanatamka Hallel ya mwisho kwa maneno yanayokumbusha Zaburi kuu za kifalme (</w:t>
       </w:r>
-      <w:hyperlink r:id="rId129">
-        <w:r>
-          <w:rPr>
-            <w:lang w:val="sw_KE" w:bidi="sw_KE"/>
-          </w:rPr>
-          <w:rPr>
-            <w:color w:val="0000EE"/>
-            <w:u w:val="single"/>
-          </w:rPr>
-          <w:t>Zab 93:1</w:t>
-        </w:r>
-      </w:hyperlink>
+      <w:r>
+        <w:rPr>
+          <w:lang w:val="sw_KE" w:bidi="sw_KE"/>
+        </w:rPr>
+        <w:t>Zab 93:1</w:t>
+      </w:r>
       <w:r>
         <w:rPr>
           <w:lang w:val="sw_KE" w:bidi="sw_KE"/>
         </w:rPr>
         <w:t xml:space="preserve">; </w:t>
       </w:r>
-      <w:hyperlink r:id="rId130">
-        <w:r>
-          <w:rPr>
-            <w:lang w:val="sw_KE" w:bidi="sw_KE"/>
-          </w:rPr>
-          <w:rPr>
-            <w:color w:val="0000EE"/>
-            <w:u w:val="single"/>
-          </w:rPr>
-          <w:t>97:1</w:t>
-        </w:r>
-      </w:hyperlink>
+      <w:r>
+        <w:rPr>
+          <w:lang w:val="sw_KE" w:bidi="sw_KE"/>
+        </w:rPr>
+        <w:t>97:1</w:t>
+      </w:r>
       <w:r>
         <w:rPr>
           <w:lang w:val="sw_KE" w:bidi="sw_KE"/>
         </w:rPr>
         <w:t xml:space="preserve">; </w:t>
       </w:r>
-      <w:hyperlink r:id="rId131">
-        <w:r>
-          <w:rPr>
-            <w:lang w:val="sw_KE" w:bidi="sw_KE"/>
-          </w:rPr>
-          <w:rPr>
-            <w:color w:val="0000EE"/>
-            <w:u w:val="single"/>
-          </w:rPr>
-          <w:t>99:1</w:t>
-        </w:r>
-      </w:hyperlink>
+      <w:r>
+        <w:rPr>
+          <w:lang w:val="sw_KE" w:bidi="sw_KE"/>
+        </w:rPr>
+        <w:t>99:1</w:t>
+      </w:r>
       <w:r>
         <w:rPr>
           <w:lang w:val="sw_KE" w:bidi="sw_KE"/>
@@ -5204,18 +4256,12 @@
         </w:rPr>
         <w:t>Maono ya Kurudi kwa Kristo na Utimilifu wa Enzi (</w:t>
       </w:r>
-      <w:hyperlink r:id="rId40">
-        <w:r>
-          <w:rPr>
-            <w:lang w:val="sw_KE" w:bidi="sw_KE"/>
-          </w:rPr>
-          <w:rPr>
-            <w:color w:val="0000EE"/>
-            <w:u w:val="single"/>
-          </w:rPr>
-          <w:t>19:11–20:15</w:t>
-        </w:r>
-      </w:hyperlink>
+      <w:r>
+        <w:rPr>
+          <w:lang w:val="sw_KE" w:bidi="sw_KE"/>
+        </w:rPr>
+        <w:t>19:11–20:15</w:t>
+      </w:r>
       <w:r>
         <w:rPr>
           <w:lang w:val="sw_KE" w:bidi="sw_KE"/>
@@ -5236,18 +4282,12 @@
         </w:rPr>
         <w:t>Vitu vya Kwanza na vya Pili vya Mwisho: Mpanda Farasi Mweupe na Uharibifu wa Mnyama (</w:t>
       </w:r>
-      <w:hyperlink r:id="rId100">
-        <w:r>
-          <w:rPr>
-            <w:lang w:val="sw_KE" w:bidi="sw_KE"/>
-          </w:rPr>
-          <w:rPr>
-            <w:color w:val="0000EE"/>
-            <w:u w:val="single"/>
-          </w:rPr>
-          <w:t>19:11–21</w:t>
-        </w:r>
-      </w:hyperlink>
+      <w:r>
+        <w:rPr>
+          <w:lang w:val="sw_KE" w:bidi="sw_KE"/>
+        </w:rPr>
+        <w:t>19:11–21</w:t>
+      </w:r>
       <w:r>
         <w:rPr>
           <w:lang w:val="sw_KE" w:bidi="sw_KE"/>
@@ -5268,18 +4308,12 @@
         </w:rPr>
         <w:t xml:space="preserve">Maono haya, yanayoonyesha kurudi kwa Kristo na kuangamizwa kwa mwisho kwa yule mnyama, yanaweza kuonekana kama kilele cha sehemu iliyotangulia (Mistari ya </w:t>
       </w:r>
-      <w:hyperlink r:id="rId132">
-        <w:r>
-          <w:rPr>
-            <w:lang w:val="sw_KE" w:bidi="sw_KE"/>
-          </w:rPr>
-          <w:rPr>
-            <w:color w:val="0000EE"/>
-            <w:u w:val="single"/>
-          </w:rPr>
-          <w:t>1–10</w:t>
-        </w:r>
-      </w:hyperlink>
+      <w:r>
+        <w:rPr>
+          <w:lang w:val="sw_KE" w:bidi="sw_KE"/>
+        </w:rPr>
+        <w:t>1–10</w:t>
+      </w:r>
       <w:r>
         <w:rPr>
           <w:lang w:val="sw_KE" w:bidi="sw_KE"/>
@@ -5300,126 +4334,84 @@
         </w:rPr>
         <w:t xml:space="preserve">Ingawa Shetani alipata pigo la kifo msalabani (rej. </w:t>
       </w:r>
-      <w:hyperlink r:id="rId133">
-        <w:r>
-          <w:rPr>
-            <w:lang w:val="sw_KE" w:bidi="sw_KE"/>
-          </w:rPr>
-          <w:rPr>
-            <w:color w:val="0000EE"/>
-            <w:u w:val="single"/>
-          </w:rPr>
-          <w:t>Yoh 12:31</w:t>
-        </w:r>
-      </w:hyperlink>
+      <w:r>
+        <w:rPr>
+          <w:lang w:val="sw_KE" w:bidi="sw_KE"/>
+        </w:rPr>
+        <w:t>Yoh 12:31</w:t>
+      </w:r>
       <w:r>
         <w:rPr>
           <w:lang w:val="sw_KE" w:bidi="sw_KE"/>
         </w:rPr>
         <w:t xml:space="preserve">; </w:t>
       </w:r>
-      <w:hyperlink r:id="rId134">
-        <w:r>
-          <w:rPr>
-            <w:lang w:val="sw_KE" w:bidi="sw_KE"/>
-          </w:rPr>
-          <w:rPr>
-            <w:color w:val="0000EE"/>
-            <w:u w:val="single"/>
-          </w:rPr>
-          <w:t>16:11</w:t>
-        </w:r>
-      </w:hyperlink>
+      <w:r>
+        <w:rPr>
+          <w:lang w:val="sw_KE" w:bidi="sw_KE"/>
+        </w:rPr>
+        <w:t>16:11</w:t>
+      </w:r>
       <w:r>
         <w:rPr>
           <w:lang w:val="sw_KE" w:bidi="sw_KE"/>
         </w:rPr>
         <w:t xml:space="preserve">), bado anaendelea kueneza uovu na udanganyifu katika enzi hii ya sasa (rej. </w:t>
       </w:r>
-      <w:hyperlink r:id="rId135">
-        <w:r>
-          <w:rPr>
-            <w:lang w:val="sw_KE" w:bidi="sw_KE"/>
-          </w:rPr>
-          <w:rPr>
-            <w:color w:val="0000EE"/>
-            <w:u w:val="single"/>
-          </w:rPr>
-          <w:t>Efe 2:2</w:t>
-        </w:r>
-      </w:hyperlink>
+      <w:r>
+        <w:rPr>
+          <w:lang w:val="sw_KE" w:bidi="sw_KE"/>
+        </w:rPr>
+        <w:t>Efe 2:2</w:t>
+      </w:r>
       <w:r>
         <w:rPr>
           <w:lang w:val="sw_KE" w:bidi="sw_KE"/>
         </w:rPr>
         <w:t xml:space="preserve">; </w:t>
       </w:r>
-      <w:hyperlink r:id="rId136">
-        <w:r>
-          <w:rPr>
-            <w:lang w:val="sw_KE" w:bidi="sw_KE"/>
-          </w:rPr>
-          <w:rPr>
-            <w:color w:val="0000EE"/>
-            <w:u w:val="single"/>
-          </w:rPr>
-          <w:t>1 Thes 3:5</w:t>
-        </w:r>
-      </w:hyperlink>
+      <w:r>
+        <w:rPr>
+          <w:lang w:val="sw_KE" w:bidi="sw_KE"/>
+        </w:rPr>
+        <w:t>1 Thes 3:5</w:t>
+      </w:r>
       <w:r>
         <w:rPr>
           <w:lang w:val="sw_KE" w:bidi="sw_KE"/>
         </w:rPr>
         <w:t xml:space="preserve">; </w:t>
       </w:r>
-      <w:hyperlink r:id="rId137">
-        <w:r>
-          <w:rPr>
-            <w:lang w:val="sw_KE" w:bidi="sw_KE"/>
-          </w:rPr>
-          <w:rPr>
-            <w:color w:val="0000EE"/>
-            <w:u w:val="single"/>
-          </w:rPr>
-          <w:t>1 Pet 5:8–9</w:t>
-        </w:r>
-      </w:hyperlink>
+      <w:r>
+        <w:rPr>
+          <w:lang w:val="sw_KE" w:bidi="sw_KE"/>
+        </w:rPr>
+        <w:t>1 Pet 5:8–9</w:t>
+      </w:r>
       <w:r>
         <w:rPr>
           <w:lang w:val="sw_KE" w:bidi="sw_KE"/>
         </w:rPr>
         <w:t xml:space="preserve">; </w:t>
       </w:r>
-      <w:hyperlink r:id="rId138">
-        <w:r>
-          <w:rPr>
-            <w:lang w:val="sw_KE" w:bidi="sw_KE"/>
-          </w:rPr>
-          <w:rPr>
-            <w:color w:val="0000EE"/>
-            <w:u w:val="single"/>
-          </w:rPr>
-          <w:t>Ufu 2:10</w:t>
-        </w:r>
-      </w:hyperlink>
+      <w:r>
+        <w:rPr>
+          <w:lang w:val="sw_KE" w:bidi="sw_KE"/>
+        </w:rPr>
+        <w:t>Ufu 2:10</w:t>
+      </w:r>
       <w:r>
         <w:rPr>
           <w:lang w:val="sw_KE" w:bidi="sw_KE"/>
         </w:rPr>
         <w:t>). Hata hivyo, yeye ni mtawala aliyeondolewa ambaye sasa yuko chini ya mamlaka kuu ya Kristo. Shetani ameruhusiwa kuendelea na uovu wake kwa muda mfupi hadi makusudi ya Mungu yatimie. Katika tukio hili la kuangushwa kwa mnyama, wafalme wake, na majeshi yao, Yohane anatufunulia maangamizi ya mwisho na ya haraka ya nguvu hizi za uovu na Mfalme wa wafalme na Bwana wa mabwana. Wamekutana na Bwana wao katika pambano hili la mwisho na la kweli kabisa (</w:t>
       </w:r>
-      <w:hyperlink r:id="rId139">
-        <w:r>
-          <w:rPr>
-            <w:lang w:val="sw_KE" w:bidi="sw_KE"/>
-          </w:rPr>
-          <w:rPr>
-            <w:color w:val="0000EE"/>
-            <w:u w:val="single"/>
-          </w:rPr>
-          <w:t>Ufu 19:17–21</w:t>
-        </w:r>
-      </w:hyperlink>
+      <w:r>
+        <w:rPr>
+          <w:lang w:val="sw_KE" w:bidi="sw_KE"/>
+        </w:rPr>
+        <w:t>Ufu 19:17–21</w:t>
+      </w:r>
       <w:r>
         <w:rPr>
           <w:lang w:val="sw_KE" w:bidi="sw_KE"/>
@@ -5440,18 +4432,12 @@
         </w:rPr>
         <w:t>Jambo la Tatu na la Nne la Mwisho: Kufungwa kwa Shetani na Kipindi cha Miaka Elfu (</w:t>
       </w:r>
-      <w:hyperlink r:id="rId140">
-        <w:r>
-          <w:rPr>
-            <w:lang w:val="sw_KE" w:bidi="sw_KE"/>
-          </w:rPr>
-          <w:rPr>
-            <w:color w:val="0000EE"/>
-            <w:u w:val="single"/>
-          </w:rPr>
-          <w:t>20:1–6</w:t>
-        </w:r>
-      </w:hyperlink>
+      <w:r>
+        <w:rPr>
+          <w:lang w:val="sw_KE" w:bidi="sw_KE"/>
+        </w:rPr>
+        <w:t>20:1–6</w:t>
+      </w:r>
       <w:r>
         <w:rPr>
           <w:lang w:val="sw_KE" w:bidi="sw_KE"/>
@@ -5486,36 +4472,24 @@
         </w:rPr>
         <w:t xml:space="preserve">Kufungwa kwa Shetani kunasitisha shughuli zake za udanganyifu duniani (mistari ya </w:t>
       </w:r>
-      <w:hyperlink r:id="rId141">
-        <w:r>
-          <w:rPr>
-            <w:lang w:val="sw_KE" w:bidi="sw_KE"/>
-          </w:rPr>
-          <w:rPr>
-            <w:color w:val="0000EE"/>
-            <w:u w:val="single"/>
-          </w:rPr>
-          <w:t>1–3</w:t>
-        </w:r>
-      </w:hyperlink>
+      <w:r>
+        <w:rPr>
+          <w:lang w:val="sw_KE" w:bidi="sw_KE"/>
+        </w:rPr>
+        <w:t>1–3</w:t>
+      </w:r>
       <w:r>
         <w:rPr>
           <w:lang w:val="sw_KE" w:bidi="sw_KE"/>
         </w:rPr>
         <w:t xml:space="preserve">), wakati ambapo watakatifu waliouawa wanafufuliwa na kutawala pamoja na Kristo (mistari ya </w:t>
       </w:r>
-      <w:hyperlink r:id="rId142">
-        <w:r>
-          <w:rPr>
-            <w:lang w:val="sw_KE" w:bidi="sw_KE"/>
-          </w:rPr>
-          <w:rPr>
-            <w:color w:val="0000EE"/>
-            <w:u w:val="single"/>
-          </w:rPr>
-          <w:t>4–6</w:t>
-        </w:r>
-      </w:hyperlink>
+      <w:r>
+        <w:rPr>
+          <w:lang w:val="sw_KE" w:bidi="sw_KE"/>
+        </w:rPr>
+        <w:t>4–6</w:t>
+      </w:r>
       <w:r>
         <w:rPr>
           <w:lang w:val="sw_KE" w:bidi="sw_KE"/>
@@ -5536,18 +4510,12 @@
         </w:rPr>
         <w:t>Jambo la Tano la Mwisho: Kuachiliwa na Mwisho wa Shetani (</w:t>
       </w:r>
-      <w:hyperlink r:id="rId143">
-        <w:r>
-          <w:rPr>
-            <w:lang w:val="sw_KE" w:bidi="sw_KE"/>
-          </w:rPr>
-          <w:rPr>
-            <w:color w:val="0000EE"/>
-            <w:u w:val="single"/>
-          </w:rPr>
-          <w:t>20:7–10</w:t>
-        </w:r>
-      </w:hyperlink>
+      <w:r>
+        <w:rPr>
+          <w:lang w:val="sw_KE" w:bidi="sw_KE"/>
+        </w:rPr>
+        <w:t>20:7–10</w:t>
+      </w:r>
       <w:r>
         <w:rPr>
           <w:lang w:val="sw_KE" w:bidi="sw_KE"/>
@@ -5568,18 +4536,12 @@
         </w:rPr>
         <w:t xml:space="preserve">Katika </w:t>
       </w:r>
-      <w:hyperlink r:id="rId144">
-        <w:r>
-          <w:rPr>
-            <w:lang w:val="sw_KE" w:bidi="sw_KE"/>
-          </w:rPr>
-          <w:rPr>
-            <w:color w:val="0000EE"/>
-            <w:u w:val="single"/>
-          </w:rPr>
-          <w:t>Ezekieli 38–39</w:t>
-        </w:r>
-      </w:hyperlink>
+      <w:r>
+        <w:rPr>
+          <w:lang w:val="sw_KE" w:bidi="sw_KE"/>
+        </w:rPr>
+        <w:t>Ezekieli 38–39</w:t>
+      </w:r>
       <w:r>
         <w:rPr>
           <w:lang w:val="sw_KE" w:bidi="sw_KE"/>
@@ -5600,18 +4562,12 @@
         </w:rPr>
         <w:t>Jambo la Sita la Mwisho: Hukumu ya Kiti cha Enzi Cheupe Kikuu (</w:t>
       </w:r>
-      <w:hyperlink r:id="rId145">
-        <w:r>
-          <w:rPr>
-            <w:lang w:val="sw_KE" w:bidi="sw_KE"/>
-          </w:rPr>
-          <w:rPr>
-            <w:color w:val="0000EE"/>
-            <w:u w:val="single"/>
-          </w:rPr>
-          <w:t>20:11–15</w:t>
-        </w:r>
-      </w:hyperlink>
+      <w:r>
+        <w:rPr>
+          <w:lang w:val="sw_KE" w:bidi="sw_KE"/>
+        </w:rPr>
+        <w:t>20:11–15</w:t>
+      </w:r>
       <w:r>
         <w:rPr>
           <w:lang w:val="sw_KE" w:bidi="sw_KE"/>
@@ -5632,36 +4588,24 @@
         </w:rPr>
         <w:t>Lugha ya taswira za kishairi inanasa hali inayofifia ya kila kitu ambacho ni cha dunia (</w:t>
       </w:r>
-      <w:hyperlink r:id="rId146">
-        <w:r>
-          <w:rPr>
-            <w:lang w:val="sw_KE" w:bidi="sw_KE"/>
-          </w:rPr>
-          <w:rPr>
-            <w:color w:val="0000EE"/>
-            <w:u w:val="single"/>
-          </w:rPr>
-          <w:t>1 Yoh 2:15–17</w:t>
-        </w:r>
-      </w:hyperlink>
+      <w:r>
+        <w:rPr>
+          <w:lang w:val="sw_KE" w:bidi="sw_KE"/>
+        </w:rPr>
+        <w:t>1 Yoh 2:15–17</w:t>
+      </w:r>
       <w:r>
         <w:rPr>
           <w:lang w:val="sw_KE" w:bidi="sw_KE"/>
         </w:rPr>
         <w:t>). Ukweli pekee sasa ni kwamba Mungu ameketi kwenye kiti cha enzi cha hukumu, na mbele yake kila mmoja lazima aonekane (</w:t>
       </w:r>
-      <w:hyperlink r:id="rId147">
-        <w:r>
-          <w:rPr>
-            <w:lang w:val="sw_KE" w:bidi="sw_KE"/>
-          </w:rPr>
-          <w:rPr>
-            <w:color w:val="0000EE"/>
-            <w:u w:val="single"/>
-          </w:rPr>
-          <w:t>Waeb 9:27</w:t>
-        </w:r>
-      </w:hyperlink>
+      <w:r>
+        <w:rPr>
+          <w:lang w:val="sw_KE" w:bidi="sw_KE"/>
+        </w:rPr>
+        <w:t>Waeb 9:27</w:t>
+      </w:r>
       <w:r>
         <w:rPr>
           <w:lang w:val="sw_KE" w:bidi="sw_KE"/>
@@ -5682,18 +4626,12 @@
         </w:rPr>
         <w:t>Kitu cha Saba cha Mwisho: Mbingu Mpya, Nchi Mpya, na Yerusalemu Mpya (</w:t>
       </w:r>
-      <w:hyperlink r:id="rId148">
-        <w:r>
-          <w:rPr>
-            <w:lang w:val="sw_KE" w:bidi="sw_KE"/>
-          </w:rPr>
-          <w:rPr>
-            <w:color w:val="0000EE"/>
-            <w:u w:val="single"/>
-          </w:rPr>
-          <w:t>21:1–22:5</w:t>
-        </w:r>
-      </w:hyperlink>
+      <w:r>
+        <w:rPr>
+          <w:lang w:val="sw_KE" w:bidi="sw_KE"/>
+        </w:rPr>
+        <w:t>21:1–22:5</w:t>
+      </w:r>
       <w:r>
         <w:rPr>
           <w:lang w:val="sw_KE" w:bidi="sw_KE"/>
@@ -5714,162 +4652,108 @@
         </w:rPr>
         <w:t>Yohana hapa anafichua teolojia katika jiwe, dhahabu safi kama kioo, na rangi. Picha za kiasili zimejaa. Kanisa linaitwa bibi arusi (</w:t>
       </w:r>
-      <w:hyperlink r:id="rId149">
-        <w:r>
-          <w:rPr>
-            <w:lang w:val="sw_KE" w:bidi="sw_KE"/>
-          </w:rPr>
-          <w:rPr>
-            <w:color w:val="0000EE"/>
-            <w:u w:val="single"/>
-          </w:rPr>
-          <w:t>21:2</w:t>
-        </w:r>
-      </w:hyperlink>
+      <w:r>
+        <w:rPr>
+          <w:lang w:val="sw_KE" w:bidi="sw_KE"/>
+        </w:rPr>
+        <w:t>21:2</w:t>
+      </w:r>
       <w:r>
         <w:rPr>
           <w:lang w:val="sw_KE" w:bidi="sw_KE"/>
         </w:rPr>
         <w:t xml:space="preserve">). Mungu anawapa wenye kiu “chemchemi za maji ya uzima bila malipo!” (mstari wa </w:t>
       </w:r>
-      <w:hyperlink r:id="rId150">
-        <w:r>
-          <w:rPr>
-            <w:lang w:val="sw_KE" w:bidi="sw_KE"/>
-          </w:rPr>
-          <w:rPr>
-            <w:color w:val="0000EE"/>
-            <w:u w:val="single"/>
-          </w:rPr>
-          <w:t>6</w:t>
-        </w:r>
-      </w:hyperlink>
+      <w:r>
+        <w:rPr>
+          <w:lang w:val="sw_KE" w:bidi="sw_KE"/>
+        </w:rPr>
+        <w:t>6</w:t>
+      </w:r>
       <w:r>
         <w:rPr>
           <w:lang w:val="sw_KE" w:bidi="sw_KE"/>
         </w:rPr>
         <w:t xml:space="preserve">). Ukamilifu unaonyeshwa katika namba 12 na vizidisho vyake (mistari ya </w:t>
       </w:r>
-      <w:hyperlink r:id="rId151">
-        <w:r>
-          <w:rPr>
-            <w:lang w:val="sw_KE" w:bidi="sw_KE"/>
-          </w:rPr>
-          <w:rPr>
-            <w:color w:val="0000EE"/>
-            <w:u w:val="single"/>
-          </w:rPr>
-          <w:t>12–14, 16–17, 21</w:t>
-        </w:r>
-      </w:hyperlink>
+      <w:r>
+        <w:rPr>
+          <w:lang w:val="sw_KE" w:bidi="sw_KE"/>
+        </w:rPr>
+        <w:t>12–14, 16–17, 21</w:t>
+      </w:r>
       <w:r>
         <w:rPr>
           <w:lang w:val="sw_KE" w:bidi="sw_KE"/>
         </w:rPr>
         <w:t xml:space="preserve">), na ukamilifu katika umbo la mji lenye umbo la mchemraba (mistari wa </w:t>
       </w:r>
-      <w:hyperlink r:id="rId152">
-        <w:r>
-          <w:rPr>
-            <w:lang w:val="sw_KE" w:bidi="sw_KE"/>
-          </w:rPr>
-          <w:rPr>
-            <w:color w:val="0000EE"/>
-            <w:u w:val="single"/>
-          </w:rPr>
-          <w:t>16</w:t>
-        </w:r>
-      </w:hyperlink>
+      <w:r>
+        <w:rPr>
+          <w:lang w:val="sw_KE" w:bidi="sw_KE"/>
+        </w:rPr>
+        <w:t>16</w:t>
+      </w:r>
       <w:r>
         <w:rPr>
           <w:lang w:val="sw_KE" w:bidi="sw_KE"/>
         </w:rPr>
         <w:t>). Vito vya rangi vimejaa, pamoja na marejeleo ya mwanga na utukufu wa Mungu (</w:t>
       </w:r>
-      <w:hyperlink r:id="rId153">
-        <w:r>
-          <w:rPr>
-            <w:lang w:val="sw_KE" w:bidi="sw_KE"/>
-          </w:rPr>
-          <w:rPr>
-            <w:color w:val="0000EE"/>
-            <w:u w:val="single"/>
-          </w:rPr>
-          <w:t>21:11, 18–21, 23–25</w:t>
-        </w:r>
-      </w:hyperlink>
+      <w:r>
+        <w:rPr>
+          <w:lang w:val="sw_KE" w:bidi="sw_KE"/>
+        </w:rPr>
+        <w:t>21:11, 18–21, 23–25</w:t>
+      </w:r>
       <w:r>
         <w:rPr>
           <w:lang w:val="sw_KE" w:bidi="sw_KE"/>
         </w:rPr>
         <w:t xml:space="preserve">; </w:t>
       </w:r>
-      <w:hyperlink r:id="rId154">
-        <w:r>
-          <w:rPr>
-            <w:lang w:val="sw_KE" w:bidi="sw_KE"/>
-          </w:rPr>
-          <w:rPr>
-            <w:color w:val="0000EE"/>
-            <w:u w:val="single"/>
-          </w:rPr>
-          <w:t>22:5</w:t>
-        </w:r>
-      </w:hyperlink>
+      <w:r>
+        <w:rPr>
+          <w:lang w:val="sw_KE" w:bidi="sw_KE"/>
+        </w:rPr>
+        <w:t>22:5</w:t>
+      </w:r>
       <w:r>
         <w:rPr>
           <w:lang w:val="sw_KE" w:bidi="sw_KE"/>
         </w:rPr>
         <w:t>). Kuna “Mto wa maji ya uzima” (</w:t>
       </w:r>
-      <w:hyperlink r:id="rId155">
-        <w:r>
-          <w:rPr>
-            <w:lang w:val="sw_KE" w:bidi="sw_KE"/>
-          </w:rPr>
-          <w:rPr>
-            <w:color w:val="0000EE"/>
-            <w:u w:val="single"/>
-          </w:rPr>
-          <w:t>22:1</w:t>
-        </w:r>
-      </w:hyperlink>
+      <w:r>
+        <w:rPr>
+          <w:lang w:val="sw_KE" w:bidi="sw_KE"/>
+        </w:rPr>
+        <w:t>22:1</w:t>
+      </w:r>
       <w:r>
         <w:rPr>
           <w:lang w:val="sw_KE" w:bidi="sw_KE"/>
         </w:rPr>
         <w:t xml:space="preserve">) na “Mti wa Uzima” (mstari wa </w:t>
       </w:r>
-      <w:hyperlink r:id="rId156">
-        <w:r>
-          <w:rPr>
-            <w:lang w:val="sw_KE" w:bidi="sw_KE"/>
-          </w:rPr>
-          <w:rPr>
-            <w:color w:val="0000EE"/>
-            <w:u w:val="single"/>
-          </w:rPr>
-          <w:t>2</w:t>
-        </w:r>
-      </w:hyperlink>
+      <w:r>
+        <w:rPr>
+          <w:lang w:val="sw_KE" w:bidi="sw_KE"/>
+        </w:rPr>
+        <w:t>2</w:t>
+      </w:r>
       <w:r>
         <w:rPr>
           <w:lang w:val="sw_KE" w:bidi="sw_KE"/>
         </w:rPr>
         <w:t>). “Bahari” imeondolewa (</w:t>
       </w:r>
-      <w:hyperlink r:id="rId157">
-        <w:r>
-          <w:rPr>
-            <w:lang w:val="sw_KE" w:bidi="sw_KE"/>
-          </w:rPr>
-          <w:rPr>
-            <w:color w:val="0000EE"/>
-            <w:u w:val="single"/>
-          </w:rPr>
-          <w:t>21:1</w:t>
-        </w:r>
-      </w:hyperlink>
+      <w:r>
+        <w:rPr>
+          <w:lang w:val="sw_KE" w:bidi="sw_KE"/>
+        </w:rPr>
+        <w:t>21:1</w:t>
+      </w:r>
       <w:r>
         <w:rPr>
           <w:lang w:val="sw_KE" w:bidi="sw_KE"/>
@@ -5890,72 +4774,48 @@
         </w:rPr>
         <w:t xml:space="preserve">Marejeleo ya Agano la Kale yanapatikana kwa wingi. Picha nyingi za Yohane katika sura hii zinaakisi </w:t>
       </w:r>
-      <w:hyperlink r:id="rId158">
-        <w:r>
-          <w:rPr>
-            <w:lang w:val="sw_KE" w:bidi="sw_KE"/>
-          </w:rPr>
-          <w:rPr>
-            <w:color w:val="0000EE"/>
-            <w:u w:val="single"/>
-          </w:rPr>
-          <w:t>Isaya 60</w:t>
-        </w:r>
-      </w:hyperlink>
+      <w:r>
+        <w:rPr>
+          <w:lang w:val="sw_KE" w:bidi="sw_KE"/>
+        </w:rPr>
+        <w:t>Isaya 60</w:t>
+      </w:r>
       <w:r>
         <w:rPr>
           <w:lang w:val="sw_KE" w:bidi="sw_KE"/>
         </w:rPr>
         <w:t xml:space="preserve"> na </w:t>
       </w:r>
-      <w:hyperlink r:id="rId159">
-        <w:r>
-          <w:rPr>
-            <w:lang w:val="sw_KE" w:bidi="sw_KE"/>
-          </w:rPr>
-          <w:rPr>
-            <w:color w:val="0000EE"/>
-            <w:u w:val="single"/>
-          </w:rPr>
-          <w:t>65</w:t>
-        </w:r>
-      </w:hyperlink>
+      <w:r>
+        <w:rPr>
+          <w:lang w:val="sw_KE" w:bidi="sw_KE"/>
+        </w:rPr>
+        <w:t>65</w:t>
+      </w:r>
       <w:r>
         <w:rPr>
           <w:lang w:val="sw_KE" w:bidi="sw_KE"/>
         </w:rPr>
         <w:t xml:space="preserve"> na </w:t>
       </w:r>
-      <w:hyperlink r:id="rId160">
-        <w:r>
-          <w:rPr>
-            <w:lang w:val="sw_KE" w:bidi="sw_KE"/>
-          </w:rPr>
-          <w:rPr>
-            <w:color w:val="0000EE"/>
-            <w:u w:val="single"/>
-          </w:rPr>
-          <w:t>Ezekieli 40–48</w:t>
-        </w:r>
-      </w:hyperlink>
+      <w:r>
+        <w:rPr>
+          <w:lang w:val="sw_KE" w:bidi="sw_KE"/>
+        </w:rPr>
+        <w:t>Ezekieli 40–48</w:t>
+      </w:r>
       <w:r>
         <w:rPr>
           <w:lang w:val="sw_KE" w:bidi="sw_KE"/>
         </w:rPr>
         <w:t xml:space="preserve">. Yohane anachanganya maono ya Isaya ya Yerusalemu mpya pamoja na maono ya Ezekieli ya hekalu jipya. Ahadi nyingi za Agano la Kale zinazoungana katika mawazo ya Yohane zinaonekana kuashiria kwamba aliona Yerusalemu mpya kama utimilifu wa nyuzi zote hizi za unabii. Pia kuna marejeleo ya </w:t>
       </w:r>
-      <w:hyperlink r:id="rId161">
-        <w:r>
-          <w:rPr>
-            <w:lang w:val="sw_KE" w:bidi="sw_KE"/>
-          </w:rPr>
-          <w:rPr>
-            <w:color w:val="0000EE"/>
-            <w:u w:val="single"/>
-          </w:rPr>
-          <w:t>Mwanzo 1–3</w:t>
-        </w:r>
-      </w:hyperlink>
+      <w:r>
+        <w:rPr>
+          <w:lang w:val="sw_KE" w:bidi="sw_KE"/>
+        </w:rPr>
+        <w:t>Mwanzo 1–3</w:t>
+      </w:r>
       <w:r>
         <w:rPr>
           <w:lang w:val="sw_KE" w:bidi="sw_KE"/>
@@ -5976,144 +4836,96 @@
         </w:rPr>
         <w:t>Uhusiano wa maono haya na ahadi kwa washindi katika barua kwa makanisa saba (</w:t>
       </w:r>
-      <w:hyperlink r:id="rId34">
-        <w:r>
-          <w:rPr>
-            <w:lang w:val="sw_KE" w:bidi="sw_KE"/>
-          </w:rPr>
-          <w:rPr>
-            <w:color w:val="0000EE"/>
-            <w:u w:val="single"/>
-          </w:rPr>
-          <w:t>Ufu 2–3</w:t>
-        </w:r>
-      </w:hyperlink>
+      <w:r>
+        <w:rPr>
+          <w:lang w:val="sw_KE" w:bidi="sw_KE"/>
+        </w:rPr>
+        <w:t>Ufu 2–3</w:t>
+      </w:r>
       <w:r>
         <w:rPr>
           <w:lang w:val="sw_KE" w:bidi="sw_KE"/>
         </w:rPr>
         <w:t>) ni muhimu. Kwa mfano, washindi huko Efeso walipewa haki ya kula kutoka kwa Mti wa Uzima (</w:t>
       </w:r>
-      <w:hyperlink r:id="rId162">
-        <w:r>
-          <w:rPr>
-            <w:lang w:val="sw_KE" w:bidi="sw_KE"/>
-          </w:rPr>
-          <w:rPr>
-            <w:color w:val="0000EE"/>
-            <w:u w:val="single"/>
-          </w:rPr>
-          <w:t>2:7</w:t>
-        </w:r>
-      </w:hyperlink>
+      <w:r>
+        <w:rPr>
+          <w:lang w:val="sw_KE" w:bidi="sw_KE"/>
+        </w:rPr>
+        <w:t>2:7</w:t>
+      </w:r>
       <w:r>
         <w:rPr>
           <w:lang w:val="sw_KE" w:bidi="sw_KE"/>
         </w:rPr>
         <w:t xml:space="preserve">; ling. </w:t>
       </w:r>
-      <w:hyperlink r:id="rId156">
-        <w:r>
-          <w:rPr>
-            <w:lang w:val="sw_KE" w:bidi="sw_KE"/>
-          </w:rPr>
-          <w:rPr>
-            <w:color w:val="0000EE"/>
-            <w:u w:val="single"/>
-          </w:rPr>
-          <w:t>22:2</w:t>
-        </w:r>
-      </w:hyperlink>
+      <w:r>
+        <w:rPr>
+          <w:lang w:val="sw_KE" w:bidi="sw_KE"/>
+        </w:rPr>
+        <w:t>22:2</w:t>
+      </w:r>
       <w:r>
         <w:rPr>
           <w:lang w:val="sw_KE" w:bidi="sw_KE"/>
         </w:rPr>
         <w:t>); huko Thiatira, walipewa haki ya kutawala mataifa (</w:t>
       </w:r>
-      <w:hyperlink r:id="rId163">
-        <w:r>
-          <w:rPr>
-            <w:lang w:val="sw_KE" w:bidi="sw_KE"/>
-          </w:rPr>
-          <w:rPr>
-            <w:color w:val="0000EE"/>
-            <w:u w:val="single"/>
-          </w:rPr>
-          <w:t>2:26</w:t>
-        </w:r>
-      </w:hyperlink>
+      <w:r>
+        <w:rPr>
+          <w:lang w:val="sw_KE" w:bidi="sw_KE"/>
+        </w:rPr>
+        <w:t>2:26</w:t>
+      </w:r>
       <w:r>
         <w:rPr>
           <w:lang w:val="sw_KE" w:bidi="sw_KE"/>
         </w:rPr>
         <w:t xml:space="preserve">; ling. </w:t>
       </w:r>
-      <w:hyperlink r:id="rId154">
-        <w:r>
-          <w:rPr>
-            <w:lang w:val="sw_KE" w:bidi="sw_KE"/>
-          </w:rPr>
-          <w:rPr>
-            <w:color w:val="0000EE"/>
-            <w:u w:val="single"/>
-          </w:rPr>
-          <w:t>22:5</w:t>
-        </w:r>
-      </w:hyperlink>
+      <w:r>
+        <w:rPr>
+          <w:lang w:val="sw_KE" w:bidi="sw_KE"/>
+        </w:rPr>
+        <w:t>22:5</w:t>
+      </w:r>
       <w:r>
         <w:rPr>
           <w:lang w:val="sw_KE" w:bidi="sw_KE"/>
         </w:rPr>
         <w:t>); huko Filadelfia, walipewa jina la mji wa Mungu, Yerusalemu mpya (</w:t>
       </w:r>
-      <w:hyperlink r:id="rId164">
-        <w:r>
-          <w:rPr>
-            <w:lang w:val="sw_KE" w:bidi="sw_KE"/>
-          </w:rPr>
-          <w:rPr>
-            <w:color w:val="0000EE"/>
-            <w:u w:val="single"/>
-          </w:rPr>
-          <w:t>3:12</w:t>
-        </w:r>
-      </w:hyperlink>
+      <w:r>
+        <w:rPr>
+          <w:lang w:val="sw_KE" w:bidi="sw_KE"/>
+        </w:rPr>
+        <w:t>3:12</w:t>
+      </w:r>
       <w:r>
         <w:rPr>
           <w:lang w:val="sw_KE" w:bidi="sw_KE"/>
         </w:rPr>
         <w:t xml:space="preserve">; ling. </w:t>
       </w:r>
-      <w:hyperlink r:id="rId165">
-        <w:r>
-          <w:rPr>
-            <w:lang w:val="sw_KE" w:bidi="sw_KE"/>
-          </w:rPr>
-          <w:rPr>
-            <w:color w:val="0000EE"/>
-            <w:u w:val="single"/>
-          </w:rPr>
-          <w:t>21:2, 9–27</w:t>
-        </w:r>
-      </w:hyperlink>
+      <w:r>
+        <w:rPr>
+          <w:lang w:val="sw_KE" w:bidi="sw_KE"/>
+        </w:rPr>
+        <w:t>21:2, 9–27</w:t>
+      </w:r>
       <w:r>
         <w:rPr>
           <w:lang w:val="sw_KE" w:bidi="sw_KE"/>
         </w:rPr>
         <w:t xml:space="preserve">). Kwa namna fulani, kipande kutoka kila sehemu kuu ya apolikapsi kinaonekana katika sura za </w:t>
       </w:r>
-      <w:hyperlink r:id="rId41">
-        <w:r>
-          <w:rPr>
-            <w:lang w:val="sw_KE" w:bidi="sw_KE"/>
-          </w:rPr>
-          <w:rPr>
-            <w:color w:val="0000EE"/>
-            <w:u w:val="single"/>
-          </w:rPr>
-          <w:t>21–22</w:t>
-        </w:r>
-      </w:hyperlink>
+      <w:r>
+        <w:rPr>
+          <w:lang w:val="sw_KE" w:bidi="sw_KE"/>
+        </w:rPr>
+        <w:t>21–22</w:t>
+      </w:r>
       <w:r>
         <w:rPr>
           <w:lang w:val="sw_KE" w:bidi="sw_KE"/>
@@ -6131,18 +4943,12 @@
         </w:rPr>
         <w:t>Hitimisho la Yohane (</w:t>
       </w:r>
-      <w:hyperlink r:id="rId166">
-        <w:r>
-          <w:rPr>
-            <w:lang w:val="sw_KE" w:bidi="sw_KE"/>
-          </w:rPr>
-          <w:rPr>
-            <w:color w:val="0000EE"/>
-            <w:u w:val="single"/>
-          </w:rPr>
-          <w:t>22:6–21</w:t>
-        </w:r>
-      </w:hyperlink>
+      <w:r>
+        <w:rPr>
+          <w:lang w:val="sw_KE" w:bidi="sw_KE"/>
+        </w:rPr>
+        <w:t>22:6–21</w:t>
+      </w:r>
       <w:r>
         <w:rPr>
           <w:lang w:val="sw_KE" w:bidi="sw_KE"/>
@@ -6163,36 +4969,24 @@
         </w:rPr>
         <w:t>Kwa ustadi wa hali ya juu, maneno ya utangulizi (</w:t>
       </w:r>
-      <w:hyperlink r:id="rId42">
-        <w:r>
-          <w:rPr>
-            <w:lang w:val="sw_KE" w:bidi="sw_KE"/>
-          </w:rPr>
-          <w:rPr>
-            <w:color w:val="0000EE"/>
-            <w:u w:val="single"/>
-          </w:rPr>
-          <w:t>1:1–8</w:t>
-        </w:r>
-      </w:hyperlink>
+      <w:r>
+        <w:rPr>
+          <w:lang w:val="sw_KE" w:bidi="sw_KE"/>
+        </w:rPr>
+        <w:t>1:1–8</w:t>
+      </w:r>
       <w:r>
         <w:rPr>
           <w:lang w:val="sw_KE" w:bidi="sw_KE"/>
         </w:rPr>
         <w:t>) yanarudiwa katika hitimisho: kitabu kinahitimishwa na sauti za malaika, Yesu, Roho, bibi arusi, na hatimaye Yohana: “Amina. Njoo, Bwana Yesu” (</w:t>
       </w:r>
-      <w:hyperlink r:id="rId167">
-        <w:r>
-          <w:rPr>
-            <w:lang w:val="sw_KE" w:bidi="sw_KE"/>
-          </w:rPr>
-          <w:rPr>
-            <w:color w:val="0000EE"/>
-            <w:u w:val="single"/>
-          </w:rPr>
-          <w:t>22:20</w:t>
-        </w:r>
-      </w:hyperlink>
+      <w:r>
+        <w:rPr>
+          <w:lang w:val="sw_KE" w:bidi="sw_KE"/>
+        </w:rPr>
+        <w:t>22:20</w:t>
+      </w:r>
       <w:r>
         <w:rPr>
           <w:lang w:val="sw_KE" w:bidi="sw_KE"/>
@@ -6380,18 +5174,12 @@
         </w:rPr>
         <w:t>Mara ya kwanza watu walipozungumza kwa lugha mbalimbali ilikuwa kwenye Siku ya Pentekoste. Katika siku hii, Roho Mtakatifu aliwajaza Wakristo 120 waliokuwa wakikutana pamoja. Walianza kumsifu Mungu kwa lugha nyingi tofauti ambazo hawakuwahi kujifunza. Watu kutoka mataifa takriban 16 waliokuwa Yerusalemu waliweza kuelewa kile Wakristo walikuwa wakisema kwa sababu kila mtu alisikia ujumbe (Habari Njema kuhusu Yesu) katika lugha yao wenyewe (</w:t>
       </w:r>
-      <w:hyperlink r:id="rId168">
-        <w:r>
-          <w:rPr>
-            <w:lang w:val="sw_KE" w:bidi="sw_KE"/>
-          </w:rPr>
-          <w:rPr>
-            <w:color w:val="0000EE"/>
-            <w:u w:val="single"/>
-          </w:rPr>
-          <w:t>Matendo 2:8–11</w:t>
-        </w:r>
-      </w:hyperlink>
+      <w:r>
+        <w:rPr>
+          <w:lang w:val="sw_KE" w:bidi="sw_KE"/>
+        </w:rPr>
+        <w:t>Matendo 2:8–11</w:t>
+      </w:r>
       <w:r>
         <w:rPr>
           <w:lang w:val="sw_KE" w:bidi="sw_KE"/>
@@ -6423,138 +5211,84 @@
         </w:rPr>
         <w:t>Baadaye katika kitabu cha Matendo, makundi mengine ya watu pia walizungumza kwa lugha walipopokea Roho Mtakatifu (</w:t>
       </w:r>
-      <w:hyperlink r:id="rId169">
-        <w:r>
-          <w:rPr>
-            <w:lang w:val="sw_KE" w:bidi="sw_KE"/>
-          </w:rPr>
-          <w:rPr>
-            <w:color w:val="0000EE"/>
-            <w:u w:val="single"/>
-          </w:rPr>
-          <w:t>10:46</w:t>
-        </w:r>
-      </w:hyperlink>
+      <w:r>
+        <w:rPr>
+          <w:lang w:val="sw_KE" w:bidi="sw_KE"/>
+        </w:rPr>
+        <w:t>10:46</w:t>
+      </w:r>
       <w:r>
         <w:rPr>
           <w:lang w:val="sw_KE" w:bidi="sw_KE"/>
         </w:rPr>
         <w:t xml:space="preserve">; </w:t>
       </w:r>
-      <w:hyperlink r:id="rId170">
-        <w:r>
-          <w:rPr>
-            <w:lang w:val="sw_KE" w:bidi="sw_KE"/>
-          </w:rPr>
-          <w:rPr>
-            <w:color w:val="0000EE"/>
-            <w:u w:val="single"/>
-          </w:rPr>
-          <w:t>19:6</w:t>
-        </w:r>
-      </w:hyperlink>
+      <w:r>
+        <w:rPr>
+          <w:lang w:val="sw_KE" w:bidi="sw_KE"/>
+        </w:rPr>
+        <w:t>19:6</w:t>
+      </w:r>
       <w:r>
         <w:rPr>
           <w:lang w:val="sw_KE" w:bidi="sw_KE"/>
         </w:rPr>
         <w:t xml:space="preserve">). Hata hivyo, si kila mtu alizungumza kwa lugha walipopokea Roho (tazama </w:t>
       </w:r>
-      <w:hyperlink r:id="rId171">
-        <w:r>
-          <w:rPr>
-            <w:lang w:val="sw_KE" w:bidi="sw_KE"/>
-          </w:rPr>
-          <w:rPr>
-            <w:color w:val="0000EE"/>
-            <w:u w:val="single"/>
-          </w:rPr>
-          <w:t>8:15</w:t>
-        </w:r>
-      </w:hyperlink>
-      <w:hyperlink r:id="rId168">
-        <w:r>
-          <w:rPr>
-            <w:lang w:val="sw_KE" w:bidi="sw_KE"/>
-          </w:rPr>
-          <w:rPr>
-            <w:color w:val="0000EE"/>
-            <w:u w:val="single"/>
-          </w:rPr>
-          <w:t>–</w:t>
-        </w:r>
-      </w:hyperlink>
-      <w:hyperlink r:id="rId171">
-        <w:r>
-          <w:rPr>
-            <w:lang w:val="sw_KE" w:bidi="sw_KE"/>
-          </w:rPr>
-          <w:rPr>
-            <w:color w:val="0000EE"/>
-            <w:u w:val="single"/>
-          </w:rPr>
-          <w:t>17</w:t>
-        </w:r>
-      </w:hyperlink>
+      <w:r>
+        <w:rPr>
+          <w:lang w:val="sw_KE" w:bidi="sw_KE"/>
+        </w:rPr>
+        <w:t>8:15</w:t>
+      </w:r>
+      <w:r>
+        <w:rPr>
+          <w:lang w:val="sw_KE" w:bidi="sw_KE"/>
+        </w:rPr>
+        <w:t>–</w:t>
+      </w:r>
+      <w:r>
+        <w:rPr>
+          <w:lang w:val="sw_KE" w:bidi="sw_KE"/>
+        </w:rPr>
+        <w:t>17</w:t>
+      </w:r>
       <w:r>
         <w:rPr>
           <w:lang w:val="sw_KE" w:bidi="sw_KE"/>
         </w:rPr>
         <w:t>). Hii inaonyesha kwamba kuzungumza kwa lugha haikuwa ishara pekee kwamba mtu alikuwa amepokea Roho Mtakatifu. Biblia inafundisha kwamba waumini wote wanapokea Roho Mtakatifu wanapokuwa sehemu ya kanisa, ambalo linaitwa mwili wa Kristo (</w:t>
       </w:r>
-      <w:hyperlink r:id="rId172">
-        <w:r>
-          <w:rPr>
-            <w:lang w:val="sw_KE" w:bidi="sw_KE"/>
-          </w:rPr>
-          <w:rPr>
-            <w:color w:val="0000EE"/>
-            <w:u w:val="single"/>
-          </w:rPr>
-          <w:t>1 Wakorintho 12:13</w:t>
-        </w:r>
-      </w:hyperlink>
+      <w:r>
+        <w:rPr>
+          <w:lang w:val="sw_KE" w:bidi="sw_KE"/>
+        </w:rPr>
+        <w:t>1 Wakorintho 12:13</w:t>
+      </w:r>
       <w:r>
         <w:rPr>
           <w:lang w:val="sw_KE" w:bidi="sw_KE"/>
         </w:rPr>
         <w:t xml:space="preserve">). Ushahidi wa kweli kwamba Roho Mtakatifu anafanya kazi katika maisha ya mtu ni "tunda la Roho" kama ilivyoelezwa katika </w:t>
       </w:r>
-      <w:hyperlink r:id="rId173">
-        <w:r>
-          <w:rPr>
-            <w:lang w:val="sw_KE" w:bidi="sw_KE"/>
-          </w:rPr>
-          <w:rPr>
-            <w:color w:val="0000EE"/>
-            <w:u w:val="single"/>
-          </w:rPr>
-          <w:t>Wagalatia 5:22</w:t>
-        </w:r>
-      </w:hyperlink>
-      <w:hyperlink r:id="rId168">
-        <w:r>
-          <w:rPr>
-            <w:lang w:val="sw_KE" w:bidi="sw_KE"/>
-          </w:rPr>
-          <w:rPr>
-            <w:color w:val="0000EE"/>
-            <w:u w:val="single"/>
-          </w:rPr>
-          <w:t>–</w:t>
-        </w:r>
-      </w:hyperlink>
-      <w:hyperlink r:id="rId173">
-        <w:r>
-          <w:rPr>
-            <w:lang w:val="sw_KE" w:bidi="sw_KE"/>
-          </w:rPr>
-          <w:rPr>
-            <w:color w:val="0000EE"/>
-            <w:u w:val="single"/>
-          </w:rPr>
-          <w:t>23</w:t>
-        </w:r>
-      </w:hyperlink>
+      <w:r>
+        <w:rPr>
+          <w:lang w:val="sw_KE" w:bidi="sw_KE"/>
+        </w:rPr>
+        <w:t>Wagalatia 5:22</w:t>
+      </w:r>
+      <w:r>
+        <w:rPr>
+          <w:lang w:val="sw_KE" w:bidi="sw_KE"/>
+        </w:rPr>
+        <w:t>–</w:t>
+      </w:r>
+      <w:r>
+        <w:rPr>
+          <w:lang w:val="sw_KE" w:bidi="sw_KE"/>
+        </w:rPr>
+        <w:t>23</w:t>
+      </w:r>
       <w:r>
         <w:rPr>
           <w:lang w:val="sw_KE" w:bidi="sw_KE"/>
@@ -6748,18 +5482,12 @@
         </w:rPr>
         <w:t>Katika siku za kanisa la awali, baadhi ya Wakristo walizungumza kwa lugha na wengine hawakufanya hivyo. Paulo alifundisha kwamba mfasiri lazima awepo ikiwa kuzungumza kwa lugha kunafanywa hadharani katika kanisa. Ikiwa hakuna mtu anayeweza kufasiri, lugha inapaswa kutumiwa faraghani kama njia ya kuomba na kumwabudu Mungu. Katika hali hizi, mtu huyo anazungumza nfa nafsi yake na Mungu (</w:t>
       </w:r>
-      <w:hyperlink r:id="rId174">
-        <w:r>
-          <w:rPr>
-            <w:lang w:val="sw_KE" w:bidi="sw_KE"/>
-          </w:rPr>
-          <w:rPr>
-            <w:color w:val="0000EE"/>
-            <w:u w:val="single"/>
-          </w:rPr>
-          <w:t>1 Wakorintho 14:28</w:t>
-        </w:r>
-      </w:hyperlink>
+      <w:r>
+        <w:rPr>
+          <w:lang w:val="sw_KE" w:bidi="sw_KE"/>
+        </w:rPr>
+        <w:t>1 Wakorintho 14:28</w:t>
+      </w:r>
       <w:r>
         <w:rPr>
           <w:lang w:val="sw_KE" w:bidi="sw_KE"/>
@@ -6805,42 +5533,24 @@
         </w:rPr>
         <w:t>Mtume Paulo alitoa maagizo wazi kuhusu kuzungumza kwa lugha wakati wa mikutano ya kanisa. Maagizo haya yanalenga kuhakikisha kuwa kipawa cha kuzungumza kwa lugha kinahudumia kanisa na hakitumiki kama njia ya kutafuta utimilifu wa kibinafsi (</w:t>
       </w:r>
-      <w:hyperlink r:id="rId175">
-        <w:r>
-          <w:rPr>
-            <w:lang w:val="sw_KE" w:bidi="sw_KE"/>
-          </w:rPr>
-          <w:rPr>
-            <w:color w:val="0000EE"/>
-            <w:u w:val="single"/>
-          </w:rPr>
-          <w:t>1 Wakorintho 14:27</w:t>
-        </w:r>
-      </w:hyperlink>
-      <w:hyperlink r:id="rId168">
-        <w:r>
-          <w:rPr>
-            <w:lang w:val="sw_KE" w:bidi="sw_KE"/>
-          </w:rPr>
-          <w:rPr>
-            <w:color w:val="0000EE"/>
-            <w:u w:val="single"/>
-          </w:rPr>
-          <w:t>–</w:t>
-        </w:r>
-      </w:hyperlink>
-      <w:hyperlink r:id="rId175">
-        <w:r>
-          <w:rPr>
-            <w:lang w:val="sw_KE" w:bidi="sw_KE"/>
-          </w:rPr>
-          <w:rPr>
-            <w:color w:val="0000EE"/>
-            <w:u w:val="single"/>
-          </w:rPr>
-          <w:t>33</w:t>
-        </w:r>
-      </w:hyperlink>
+      <w:r>
+        <w:rPr>
+          <w:lang w:val="sw_KE" w:bidi="sw_KE"/>
+        </w:rPr>
+        <w:t>1 Wakorintho 14:27</w:t>
+      </w:r>
+      <w:r>
+        <w:rPr>
+          <w:lang w:val="sw_KE" w:bidi="sw_KE"/>
+        </w:rPr>
+        <w:t>–</w:t>
+      </w:r>
+      <w:r>
+        <w:rPr>
+          <w:lang w:val="sw_KE" w:bidi="sw_KE"/>
+        </w:rPr>
+        <w:t>33</w:t>
+      </w:r>
       <w:r>
         <w:rPr>
           <w:lang w:val="sw_KE" w:bidi="sw_KE"/>
@@ -6923,18 +5633,12 @@
         </w:rPr>
         <w:t>Mtu anayezungumza kwa lugha hapaswi kuwa mtu yule yule anayefasiri ujumbe (</w:t>
       </w:r>
-      <w:hyperlink r:id="rId176">
-        <w:r>
-          <w:rPr>
-            <w:lang w:val="sw_KE" w:bidi="sw_KE"/>
-          </w:rPr>
-          <w:rPr>
-            <w:color w:val="0000EE"/>
-            <w:u w:val="single"/>
-          </w:rPr>
-          <w:t>1 Wakorintho 12:10</w:t>
-        </w:r>
-      </w:hyperlink>
+      <w:r>
+        <w:rPr>
+          <w:lang w:val="sw_KE" w:bidi="sw_KE"/>
+        </w:rPr>
+        <w:t>1 Wakorintho 12:10</w:t>
+      </w:r>
       <w:r>
         <w:rPr>
           <w:lang w:val="sw_KE" w:bidi="sw_KE"/>
@@ -6959,18 +5663,12 @@
         </w:rPr>
         <w:t>Iwapo kuna watu wengi wanaozungumza kwa lugha na hakuna wakalimani wa kutosha, watu wanapaswa kuomba uwezo wa kufasiri badala yake (</w:t>
       </w:r>
-      <w:hyperlink r:id="rId177">
-        <w:r>
-          <w:rPr>
-            <w:lang w:val="sw_KE" w:bidi="sw_KE"/>
-          </w:rPr>
-          <w:rPr>
-            <w:color w:val="0000EE"/>
-            <w:u w:val="single"/>
-          </w:rPr>
-          <w:t>1 Wakorintho 14:13</w:t>
-        </w:r>
-      </w:hyperlink>
+      <w:r>
+        <w:rPr>
+          <w:lang w:val="sw_KE" w:bidi="sw_KE"/>
+        </w:rPr>
+        <w:t>1 Wakorintho 14:13</w:t>
+      </w:r>
       <w:r>
         <w:rPr>
           <w:lang w:val="sw_KE" w:bidi="sw_KE"/>
@@ -7013,18 +5711,12 @@
         </w:rPr>
         <w:t>Watu wenye kipawa cha utambuzi (uwezo wa kutambua kama kitu kinatoka kwa Mungu kweli) wanapaswa kuchunguza kila kitu kinachosemwa (</w:t>
       </w:r>
-      <w:hyperlink r:id="rId176">
-        <w:r>
-          <w:rPr>
-            <w:lang w:val="sw_KE" w:bidi="sw_KE"/>
-          </w:rPr>
-          <w:rPr>
-            <w:color w:val="0000EE"/>
-            <w:u w:val="single"/>
-          </w:rPr>
-          <w:t>1 Wakorintho 12:10</w:t>
-        </w:r>
-      </w:hyperlink>
+      <w:r>
+        <w:rPr>
+          <w:lang w:val="sw_KE" w:bidi="sw_KE"/>
+        </w:rPr>
+        <w:t>1 Wakorintho 12:10</w:t>
+      </w:r>
       <w:r>
         <w:rPr>
           <w:lang w:val="sw_KE" w:bidi="sw_KE"/>
@@ -7059,36 +5751,24 @@
         </w:rPr>
         <w:t>Paulo alifundisha kwamba Wakristo hawapaswi kutafuta kwa makusudi kipawa cha kuzungumza kwa lugha. Badala yake, wanapaswa kutamani vipawa vinavyosaidia kila mtu kuelewa ujumbe wa Mungu kwa uwazi (</w:t>
       </w:r>
-      <w:hyperlink r:id="rId178">
-        <w:r>
-          <w:rPr>
-            <w:lang w:val="sw_KE" w:bidi="sw_KE"/>
-          </w:rPr>
-          <w:rPr>
-            <w:color w:val="0000EE"/>
-            <w:u w:val="single"/>
-          </w:rPr>
-          <w:t>1 Wakorintho 12:31</w:t>
-        </w:r>
-      </w:hyperlink>
+      <w:r>
+        <w:rPr>
+          <w:lang w:val="sw_KE" w:bidi="sw_KE"/>
+        </w:rPr>
+        <w:t>1 Wakorintho 12:31</w:t>
+      </w:r>
       <w:r>
         <w:rPr>
           <w:lang w:val="sw_KE" w:bidi="sw_KE"/>
         </w:rPr>
         <w:t xml:space="preserve">; </w:t>
       </w:r>
-      <w:hyperlink r:id="rId179">
-        <w:r>
-          <w:rPr>
-            <w:lang w:val="sw_KE" w:bidi="sw_KE"/>
-          </w:rPr>
-          <w:rPr>
-            <w:color w:val="0000EE"/>
-            <w:u w:val="single"/>
-          </w:rPr>
-          <w:t>14:1, 5</w:t>
-        </w:r>
-      </w:hyperlink>
+      <w:r>
+        <w:rPr>
+          <w:lang w:val="sw_KE" w:bidi="sw_KE"/>
+        </w:rPr>
+        <w:t>14:1, 5</w:t>
+      </w:r>
       <w:r>
         <w:rPr>
           <w:lang w:val="sw_KE" w:bidi="sw_KE"/>
@@ -7188,18 +5868,12 @@
         </w:rPr>
         <w:t>Kichwa cha mwanafunzi mmoja ambaye kwa dhahiri alikuwa mwandishi wa Injili ya Yohana (</w:t>
       </w:r>
-      <w:hyperlink r:id="rId180">
-        <w:r>
-          <w:rPr>
-            <w:lang w:val="sw_KE" w:bidi="sw_KE"/>
-          </w:rPr>
-          <w:rPr>
-            <w:color w:val="0000EE"/>
-            <w:u w:val="single"/>
-          </w:rPr>
-          <w:t>Yohana 21:20–24</w:t>
-        </w:r>
-      </w:hyperlink>
+      <w:r>
+        <w:rPr>
+          <w:lang w:val="sw_KE" w:bidi="sw_KE"/>
+        </w:rPr>
+        <w:t>Yohana 21:20–24</w:t>
+      </w:r>
       <w:r>
         <w:rPr>
           <w:lang w:val="sw_KE" w:bidi="sw_KE"/>
@@ -7253,18 +5927,12 @@
         </w:rPr>
         <w:t>Mwanafunzi mpendwa alilala karibu na kifua cha Yesu wakati wa Karamu ya Mwisho, na Petro alimsihi amuulize Yesu ni nani atakayemsaliti (</w:t>
       </w:r>
-      <w:hyperlink r:id="rId181">
-        <w:r>
-          <w:rPr>
-            <w:lang w:val="sw_KE" w:bidi="sw_KE"/>
-          </w:rPr>
-          <w:rPr>
-            <w:color w:val="0000EE"/>
-            <w:u w:val="single"/>
-          </w:rPr>
-          <w:t>Yohana 13:21–26</w:t>
-        </w:r>
-      </w:hyperlink>
+      <w:r>
+        <w:rPr>
+          <w:lang w:val="sw_KE" w:bidi="sw_KE"/>
+        </w:rPr>
+        <w:t>Yohana 13:21–26</w:t>
+      </w:r>
       <w:r>
         <w:rPr>
           <w:lang w:val="sw_KE" w:bidi="sw_KE"/>
@@ -7289,18 +5957,12 @@
         </w:rPr>
         <w:t>Mwanafunzi mpendwa alisimama karibu na msalaba, na Maria, mama yake Yesu, alikabidhiwa kwake (</w:t>
       </w:r>
-      <w:hyperlink r:id="rId182">
-        <w:r>
-          <w:rPr>
-            <w:lang w:val="sw_KE" w:bidi="sw_KE"/>
-          </w:rPr>
-          <w:rPr>
-            <w:color w:val="0000EE"/>
-            <w:u w:val="single"/>
-          </w:rPr>
-          <w:t>Yohana 19:25–27</w:t>
-        </w:r>
-      </w:hyperlink>
+      <w:r>
+        <w:rPr>
+          <w:lang w:val="sw_KE" w:bidi="sw_KE"/>
+        </w:rPr>
+        <w:t>Yohana 19:25–27</w:t>
+      </w:r>
       <w:r>
         <w:rPr>
           <w:lang w:val="sw_KE" w:bidi="sw_KE"/>
@@ -7325,18 +5987,12 @@
         </w:rPr>
         <w:t>Maria Magdalene alimjia Petro na mwanafunzi mpendwa, akiripoti kwamba mwili wa Yesu ulikuwa umepotea kutoka kaburini (</w:t>
       </w:r>
-      <w:hyperlink r:id="rId183">
-        <w:r>
-          <w:rPr>
-            <w:lang w:val="sw_KE" w:bidi="sw_KE"/>
-          </w:rPr>
-          <w:rPr>
-            <w:color w:val="0000EE"/>
-            <w:u w:val="single"/>
-          </w:rPr>
-          <w:t>Yohana 20:2</w:t>
-        </w:r>
-      </w:hyperlink>
+      <w:r>
+        <w:rPr>
+          <w:lang w:val="sw_KE" w:bidi="sw_KE"/>
+        </w:rPr>
+        <w:t>Yohana 20:2</w:t>
+      </w:r>
       <w:r>
         <w:rPr>
           <w:lang w:val="sw_KE" w:bidi="sw_KE"/>
@@ -7361,18 +6017,12 @@
         </w:rPr>
         <w:t>Mwanafunzi mpendwa alikuwa kwenye mashua ya uvuvi pamoja na Petro na wanafunzi wengine, na alimtambua Yesu akiwa amesimama ufukoni (</w:t>
       </w:r>
-      <w:hyperlink r:id="rId184">
-        <w:r>
-          <w:rPr>
-            <w:lang w:val="sw_KE" w:bidi="sw_KE"/>
-          </w:rPr>
-          <w:rPr>
-            <w:color w:val="0000EE"/>
-            <w:u w:val="single"/>
-          </w:rPr>
-          <w:t>Yohana 21:7</w:t>
-        </w:r>
-      </w:hyperlink>
+      <w:r>
+        <w:rPr>
+          <w:lang w:val="sw_KE" w:bidi="sw_KE"/>
+        </w:rPr>
+        <w:t>Yohana 21:7</w:t>
+      </w:r>
       <w:r>
         <w:rPr>
           <w:lang w:val="sw_KE" w:bidi="sw_KE"/>
@@ -7397,36 +6047,24 @@
         </w:rPr>
         <w:t>Mwanafunzi mpendwa alikuwa akimfuata Yesu kando ya ziwa, na mwandishi aliwakumbusha wasomaji wake kwamba huyu ndiye mwanafunzi yule yule aliyekuwa kwenye Karamu ya Mwisho (</w:t>
       </w:r>
-      <w:hyperlink r:id="rId185">
-        <w:r>
-          <w:rPr>
-            <w:lang w:val="sw_KE" w:bidi="sw_KE"/>
-          </w:rPr>
-          <w:rPr>
-            <w:color w:val="0000EE"/>
-            <w:u w:val="single"/>
-          </w:rPr>
-          <w:t>Yohana 21:20–23</w:t>
-        </w:r>
-      </w:hyperlink>
+      <w:r>
+        <w:rPr>
+          <w:lang w:val="sw_KE" w:bidi="sw_KE"/>
+        </w:rPr>
+        <w:t>Yohana 21:20–23</w:t>
+      </w:r>
       <w:r>
         <w:rPr>
           <w:lang w:val="sw_KE" w:bidi="sw_KE"/>
         </w:rPr>
         <w:t xml:space="preserve">; linganisha </w:t>
       </w:r>
-      <w:hyperlink r:id="rId181">
-        <w:r>
-          <w:rPr>
-            <w:lang w:val="sw_KE" w:bidi="sw_KE"/>
-          </w:rPr>
-          <w:rPr>
-            <w:color w:val="0000EE"/>
-            <w:u w:val="single"/>
-          </w:rPr>
-          <w:t>13:21–26</w:t>
-        </w:r>
-      </w:hyperlink>
+      <w:r>
+        <w:rPr>
+          <w:lang w:val="sw_KE" w:bidi="sw_KE"/>
+        </w:rPr>
+        <w:t>13:21–26</w:t>
+      </w:r>
       <w:r>
         <w:rPr>
           <w:lang w:val="sw_KE" w:bidi="sw_KE"/>
@@ -7480,18 +6118,12 @@
         </w:rPr>
         <w:t xml:space="preserve">Orodha ya majina yaliyotolewa katika </w:t>
       </w:r>
-      <w:hyperlink r:id="rId186">
-        <w:r>
-          <w:rPr>
-            <w:lang w:val="sw_KE" w:bidi="sw_KE"/>
-          </w:rPr>
-          <w:rPr>
-            <w:color w:val="0000EE"/>
-            <w:u w:val="single"/>
-          </w:rPr>
-          <w:t>Yohana 21:2</w:t>
-        </w:r>
-      </w:hyperlink>
+      <w:r>
+        <w:rPr>
+          <w:lang w:val="sw_KE" w:bidi="sw_KE"/>
+        </w:rPr>
+        <w:t>Yohana 21:2</w:t>
+      </w:r>
       <w:r>
         <w:rPr>
           <w:lang w:val="sw_KE" w:bidi="sw_KE"/>
@@ -7516,54 +6148,36 @@
         </w:rPr>
         <w:t>Mwanafunzi mpendwa alikuwa mmoja wa wale Kumi na Wawili tangu alipokuwa kwenye Karamu ya Mwisho, na inaonekana, ni wanafunzi 12 pekee waliokuwepo na Yesu (</w:t>
       </w:r>
-      <w:hyperlink r:id="rId187">
-        <w:r>
-          <w:rPr>
-            <w:lang w:val="sw_KE" w:bidi="sw_KE"/>
-          </w:rPr>
-          <w:rPr>
-            <w:color w:val="0000EE"/>
-            <w:u w:val="single"/>
-          </w:rPr>
-          <w:t>Mathayo 26:20</w:t>
-        </w:r>
-      </w:hyperlink>
+      <w:r>
+        <w:rPr>
+          <w:lang w:val="sw_KE" w:bidi="sw_KE"/>
+        </w:rPr>
+        <w:t>Mathayo 26:20</w:t>
+      </w:r>
       <w:r>
         <w:rPr>
           <w:lang w:val="sw_KE" w:bidi="sw_KE"/>
         </w:rPr>
         <w:t xml:space="preserve">; </w:t>
       </w:r>
-      <w:hyperlink r:id="rId188">
-        <w:r>
-          <w:rPr>
-            <w:lang w:val="sw_KE" w:bidi="sw_KE"/>
-          </w:rPr>
-          <w:rPr>
-            <w:color w:val="0000EE"/>
-            <w:u w:val="single"/>
-          </w:rPr>
-          <w:t>Marko 14:17–20</w:t>
-        </w:r>
-      </w:hyperlink>
+      <w:r>
+        <w:rPr>
+          <w:lang w:val="sw_KE" w:bidi="sw_KE"/>
+        </w:rPr>
+        <w:t>Marko 14:17–20</w:t>
+      </w:r>
       <w:r>
         <w:rPr>
           <w:lang w:val="sw_KE" w:bidi="sw_KE"/>
         </w:rPr>
         <w:t xml:space="preserve">; </w:t>
       </w:r>
-      <w:hyperlink r:id="rId189">
-        <w:r>
-          <w:rPr>
-            <w:lang w:val="sw_KE" w:bidi="sw_KE"/>
-          </w:rPr>
-          <w:rPr>
-            <w:color w:val="0000EE"/>
-            <w:u w:val="single"/>
-          </w:rPr>
-          <w:t>Luka 22:14, 30</w:t>
-        </w:r>
-      </w:hyperlink>
+      <w:r>
+        <w:rPr>
+          <w:lang w:val="sw_KE" w:bidi="sw_KE"/>
+        </w:rPr>
+        <w:t>Luka 22:14, 30</w:t>
+      </w:r>
       <w:r>
         <w:rPr>
           <w:lang w:val="sw_KE" w:bidi="sw_KE"/>
@@ -7588,126 +6202,84 @@
         </w:rPr>
         <w:t>Mwanafunzi mpendwa alionekana kuwa karibu na Petro (</w:t>
       </w:r>
-      <w:hyperlink r:id="rId190">
-        <w:r>
-          <w:rPr>
-            <w:lang w:val="sw_KE" w:bidi="sw_KE"/>
-          </w:rPr>
-          <w:rPr>
-            <w:color w:val="0000EE"/>
-            <w:u w:val="single"/>
-          </w:rPr>
-          <w:t>Yohana 13:23–24</w:t>
-        </w:r>
-      </w:hyperlink>
+      <w:r>
+        <w:rPr>
+          <w:lang w:val="sw_KE" w:bidi="sw_KE"/>
+        </w:rPr>
+        <w:t>Yohana 13:23–24</w:t>
+      </w:r>
       <w:r>
         <w:rPr>
           <w:lang w:val="sw_KE" w:bidi="sw_KE"/>
         </w:rPr>
         <w:t xml:space="preserve">; </w:t>
       </w:r>
-      <w:hyperlink r:id="rId183">
-        <w:r>
-          <w:rPr>
-            <w:lang w:val="sw_KE" w:bidi="sw_KE"/>
-          </w:rPr>
-          <w:rPr>
-            <w:color w:val="0000EE"/>
-            <w:u w:val="single"/>
-          </w:rPr>
-          <w:t>20:2</w:t>
-        </w:r>
-      </w:hyperlink>
+      <w:r>
+        <w:rPr>
+          <w:lang w:val="sw_KE" w:bidi="sw_KE"/>
+        </w:rPr>
+        <w:t>20:2</w:t>
+      </w:r>
       <w:r>
         <w:rPr>
           <w:lang w:val="sw_KE" w:bidi="sw_KE"/>
         </w:rPr>
         <w:t xml:space="preserve">; </w:t>
       </w:r>
-      <w:hyperlink r:id="rId184">
-        <w:r>
-          <w:rPr>
-            <w:lang w:val="sw_KE" w:bidi="sw_KE"/>
-          </w:rPr>
-          <w:rPr>
-            <w:color w:val="0000EE"/>
-            <w:u w:val="single"/>
-          </w:rPr>
-          <w:t>21:7</w:t>
-        </w:r>
-      </w:hyperlink>
+      <w:r>
+        <w:rPr>
+          <w:lang w:val="sw_KE" w:bidi="sw_KE"/>
+        </w:rPr>
+        <w:t>21:7</w:t>
+      </w:r>
       <w:r>
         <w:rPr>
           <w:lang w:val="sw_KE" w:bidi="sw_KE"/>
         </w:rPr>
         <w:t xml:space="preserve">; tazama pia </w:t>
       </w:r>
-      <w:hyperlink r:id="rId191">
-        <w:r>
-          <w:rPr>
-            <w:lang w:val="sw_KE" w:bidi="sw_KE"/>
-          </w:rPr>
-          <w:rPr>
-            <w:color w:val="0000EE"/>
-            <w:u w:val="single"/>
-          </w:rPr>
-          <w:t>Matendo 3</w:t>
-        </w:r>
-      </w:hyperlink>
+      <w:r>
+        <w:rPr>
+          <w:lang w:val="sw_KE" w:bidi="sw_KE"/>
+        </w:rPr>
+        <w:t>Matendo 3</w:t>
+      </w:r>
       <w:r>
         <w:rPr>
           <w:lang w:val="sw_KE" w:bidi="sw_KE"/>
         </w:rPr>
         <w:t xml:space="preserve">; </w:t>
       </w:r>
-      <w:hyperlink r:id="rId192">
-        <w:r>
-          <w:rPr>
-            <w:lang w:val="sw_KE" w:bidi="sw_KE"/>
-          </w:rPr>
-          <w:rPr>
-            <w:color w:val="0000EE"/>
-            <w:u w:val="single"/>
-          </w:rPr>
-          <w:t>8:14</w:t>
-        </w:r>
-      </w:hyperlink>
+      <w:r>
+        <w:rPr>
+          <w:lang w:val="sw_KE" w:bidi="sw_KE"/>
+        </w:rPr>
+        <w:t>8:14</w:t>
+      </w:r>
       <w:r>
         <w:rPr>
           <w:lang w:val="sw_KE" w:bidi="sw_KE"/>
         </w:rPr>
         <w:t xml:space="preserve">; </w:t>
       </w:r>
-      <w:hyperlink r:id="rId193">
-        <w:r>
-          <w:rPr>
-            <w:lang w:val="sw_KE" w:bidi="sw_KE"/>
-          </w:rPr>
-          <w:rPr>
-            <w:color w:val="0000EE"/>
-            <w:u w:val="single"/>
-          </w:rPr>
-          <w:t>Wagalatia 2:9</w:t>
-        </w:r>
-      </w:hyperlink>
+      <w:r>
+        <w:rPr>
+          <w:lang w:val="sw_KE" w:bidi="sw_KE"/>
+        </w:rPr>
+        <w:t>Wagalatia 2:9</w:t>
+      </w:r>
       <w:r>
         <w:rPr>
           <w:lang w:val="sw_KE" w:bidi="sw_KE"/>
         </w:rPr>
         <w:t>). Mathayo, Marko, na Luka wanarekodi kwamba Yesu mara nyingi alichagua Petro, Yakobo, na Yohana kuwa pamoja naye. Kwa kuwa Petro alitajwa kuhusiana na mwanafunzi ambaye Yesu alimpenda, na kwa kuwa Yakobo aliuawa (kwa imani yake) mapema (</w:t>
       </w:r>
-      <w:hyperlink r:id="rId194">
-        <w:r>
-          <w:rPr>
-            <w:lang w:val="sw_KE" w:bidi="sw_KE"/>
-          </w:rPr>
-          <w:rPr>
-            <w:color w:val="0000EE"/>
-            <w:u w:val="single"/>
-          </w:rPr>
-          <w:t>Matendo 12:2</w:t>
-        </w:r>
-      </w:hyperlink>
+      <w:r>
+        <w:rPr>
+          <w:lang w:val="sw_KE" w:bidi="sw_KE"/>
+        </w:rPr>
+        <w:t>Matendo 12:2</w:t>
+      </w:r>
       <w:r>
         <w:rPr>
           <w:lang w:val="sw_KE" w:bidi="sw_KE"/>
@@ -7795,18 +6367,12 @@
         </w:rPr>
         <w:t xml:space="preserve">Tafsiri ya Toleo la King James (KJV) kuhusu Mto Pishoni katika </w:t>
       </w:r>
-      <w:hyperlink r:id="rId195">
-        <w:r>
-          <w:rPr>
-            <w:lang w:val="sw_KE" w:bidi="sw_KE"/>
-          </w:rPr>
-          <w:rPr>
-            <w:color w:val="0000EE"/>
-            <w:u w:val="single"/>
-          </w:rPr>
-          <w:t>Mwanzo 2:11</w:t>
-        </w:r>
-      </w:hyperlink>
+      <w:r>
+        <w:rPr>
+          <w:lang w:val="sw_KE" w:bidi="sw_KE"/>
+        </w:rPr>
+        <w:t>Mwanzo 2:11</w:t>
+      </w:r>
       <w:r>
         <w:rPr>
           <w:lang w:val="sw_KE" w:bidi="sw_KE"/>
